--- a/AI-Assisted-Development-Project.docx
+++ b/AI-Assisted-Development-Project.docx
@@ -4510,17 +4510,12 @@
       <w:r>
         <w:t xml:space="preserve">Repository: </w:t>
       </w:r>
-      <w:hyperlink r:id="rId7" w:history="1">
-        <w:r>
-          <w:rPr>
-            <w:rStyle w:val="Hyperlink"/>
-          </w:rPr>
-          <w:t>[https://github.com/your-username/promptvault]</w:t>
-        </w:r>
-      </w:hyperlink>
+      <w:r>
+        <w:t>https://github.com/mrrusev/PromptVault</w:t>
+      </w:r>
     </w:p>
     <w:sectPr>
-      <w:footerReference w:type="default" r:id="rId8"/>
+      <w:footerReference w:type="default" r:id="rId7"/>
       <w:pgSz w:w="12240" w:h="15840"/>
       <w:pgMar w:top="1440" w:right="1440" w:bottom="1440" w:left="1440" w:header="708" w:footer="708" w:gutter="0"/>
       <w:cols w:space="720"/>

--- a/AI-Assisted-Development-Project.docx
+++ b/AI-Assisted-Development-Project.docx
@@ -948,6 +948,14 @@
     <w:p>
       <w:pPr>
         <w:pStyle w:val="Heading3"/>
+        <w:rPr>
+          <w:lang w:val="bg-BG"/>
+        </w:rPr>
+      </w:pPr>
+    </w:p>
+    <w:p>
+      <w:pPr>
+        <w:pStyle w:val="Heading3"/>
       </w:pPr>
       <w:r>
         <w:t>System requirements</w:t>
@@ -1017,6 +1025,14 @@
       <w:r>
         <w:t>A user can view a dashboard with aggregate counts (collections, prompts, versions, latest prompt).</w:t>
       </w:r>
+    </w:p>
+    <w:p>
+      <w:pPr>
+        <w:pStyle w:val="Heading3"/>
+        <w:rPr>
+          <w:lang w:val="bg-BG"/>
+        </w:rPr>
+      </w:pPr>
     </w:p>
     <w:p>
       <w:pPr>
@@ -1974,6 +1990,9 @@
     <w:p>
       <w:pPr>
         <w:spacing w:after="120"/>
+        <w:rPr>
+          <w:lang w:val="en-US"/>
+        </w:rPr>
       </w:pPr>
       <w:r>
         <w:t>Authentication was built first because every other module depends on an authenticated owner. I chose a stateless JWT scheme rather than server-side sessions, since WebFlux pairs naturally with stateless security and JWT keeps the API horizontally scalable. The plan was: a User entity with a hashed password, a registration endpoint that persists the user, a login endpoint that verifies credentials and issues a signed JWT, and a WebFlux security filter that validates the token on every protected request and exposes the current principal through GET /auth/me.</w:t>
@@ -1982,6 +2001,9 @@
     <w:p>
       <w:pPr>
         <w:pStyle w:val="Heading3"/>
+        <w:rPr>
+          <w:lang w:val="bg-BG"/>
+        </w:rPr>
       </w:pPr>
       <w:r>
         <w:t>Step-by-step workflow</w:t>
@@ -1997,7 +2019,22 @@
         <w:spacing w:after="60"/>
       </w:pPr>
       <w:r>
-        <w:t>Asked Claude Code to scaffold the auth package: User entity (R2DBC), UserRepository, and the DTOs for register/login.</w:t>
+        <w:t>In a new session I a</w:t>
+      </w:r>
+      <w:r>
+        <w:t xml:space="preserve">sked Claude Code </w:t>
+      </w:r>
+      <w:r>
+        <w:rPr>
+          <w:lang w:val="en-US"/>
+        </w:rPr>
+        <w:t>in a plan mode with model Opus (high level effort for better overall result) to plan the authentication layer of the application.</w:t>
+      </w:r>
+      <w:r>
+        <w:rPr>
+          <w:lang w:val="en-US"/>
+        </w:rPr>
+        <w:t xml:space="preserve"> Prompt is located below.</w:t>
       </w:r>
     </w:p>
     <w:p>
@@ -2010,7 +2047,25 @@
         <w:spacing w:after="60"/>
       </w:pPr>
       <w:r>
-        <w:t>Generated a JwtService for signing and validating tokens, with the secret read from configuration rather than hard-coded.</w:t>
+        <w:t>Architectural decisions was aligned</w:t>
+      </w:r>
+      <w:r>
+        <w:t xml:space="preserve"> during the planning</w:t>
+      </w:r>
+      <w:r>
+        <w:t xml:space="preserve"> session</w:t>
+      </w:r>
+      <w:r>
+        <w:t xml:space="preserve"> – 1) </w:t>
+      </w:r>
+      <w:r>
+        <w:t>Register persists the user AND returns a signed JWT immediately</w:t>
+      </w:r>
+      <w:r>
+        <w:t xml:space="preserve"> 2) Encode userId in the token 3)</w:t>
+      </w:r>
+      <w:r>
+        <w:t xml:space="preserve"> Body of auth response should contain token + minimal user</w:t>
       </w:r>
     </w:p>
     <w:p>
@@ -2023,7 +2078,28 @@
         <w:spacing w:after="60"/>
       </w:pPr>
       <w:r>
-        <w:t>Built the reactive security configuration: a SecurityWebFilterChain with a custom JWT authentication filter, BCrypt password encoding, and public access limited to /auth/register and /auth/login.</w:t>
+        <w:t>In another session, a prompt is given to start the implementation and to consider the task done if build and tests passed. Prompt for that as well is located below.</w:t>
+      </w:r>
+      <w:r>
+        <w:t xml:space="preserve"> Used model for the implementation Sonnet 4.6 with medium effort.</w:t>
+      </w:r>
+      <w:r>
+        <w:t xml:space="preserve"> Also </w:t>
+      </w:r>
+      <w:r>
+        <w:t xml:space="preserve">implementation </w:t>
+      </w:r>
+      <w:r>
+        <w:t xml:space="preserve">work was </w:t>
+      </w:r>
+      <w:r>
+        <w:t>automatically</w:t>
+      </w:r>
+      <w:r>
+        <w:t xml:space="preserve"> </w:t>
+      </w:r>
+      <w:r>
+        <w:t>delegeted to the created backend subagent.</w:t>
       </w:r>
     </w:p>
     <w:p>
@@ -2036,8 +2112,31 @@
         <w:spacing w:after="60"/>
       </w:pPr>
       <w:r>
-        <w:t>Wired the three endpoints in an AuthController returning Mono, and confirmed GET /auth/me resolves the principal from the token.</w:t>
-      </w:r>
+        <w:t>Another prompt in the above session to do small refactoring</w:t>
+      </w:r>
+      <w:r>
+        <w:rPr>
+          <w:lang w:val="bg-BG"/>
+        </w:rPr>
+        <w:t xml:space="preserve"> </w:t>
+      </w:r>
+      <w:r>
+        <w:rPr>
+          <w:lang w:val="en-US"/>
+        </w:rPr>
+        <w:t>as no major bugs were found as testing</w:t>
+      </w:r>
+      <w:r>
+        <w:t>. Prompt attached below.</w:t>
+      </w:r>
+    </w:p>
+    <w:p>
+      <w:pPr>
+        <w:pStyle w:val="Heading3"/>
+        <w:rPr>
+          <w:lang w:val="bg-BG"/>
+        </w:rPr>
+      </w:pPr>
     </w:p>
     <w:p>
       <w:pPr>
@@ -2070,7 +2169,10 @@
         <w:spacing w:after="60"/>
       </w:pPr>
       <w:r>
-        <w:t>Verified that passwords are stored only as BCrypt hashes by inspecting the H2 table contents.</w:t>
+        <w:rPr>
+          <w:lang w:val="en-US"/>
+        </w:rPr>
+        <w:t>Unit tests the service layer</w:t>
       </w:r>
     </w:p>
     <w:p>
@@ -2083,12 +2185,46 @@
         <w:spacing w:after="60"/>
       </w:pPr>
       <w:r>
-        <w:t>Manual verification in Postman: a full register → login → authorized request flow (captured as evidence).</w:t>
+        <w:t>Verified that passwords are stored only as BCrypt hashes by inspecting the H2 table contents.</w:t>
+      </w:r>
+    </w:p>
+    <w:p>
+      <w:pPr>
+        <w:pStyle w:val="ListParagraph"/>
+        <w:numPr>
+          <w:ilvl w:val="0"/>
+          <w:numId w:val="2"/>
+        </w:numPr>
+        <w:spacing w:after="60"/>
+      </w:pPr>
+      <w:r>
+        <w:t xml:space="preserve">Manual verification </w:t>
+      </w:r>
+      <w:r>
+        <w:t>using</w:t>
+      </w:r>
+      <w:r>
+        <w:t xml:space="preserve"> </w:t>
+      </w:r>
+      <w:r>
+        <w:t>Swagger UI</w:t>
+      </w:r>
+      <w:r>
+        <w:t>: a full register → login → authorized request flow (captured as evidence)</w:t>
+      </w:r>
+      <w:r>
+        <w:t xml:space="preserve"> also manually running all the automation integration/unit tests</w:t>
+      </w:r>
+      <w:r>
+        <w:t>.</w:t>
       </w:r>
     </w:p>
     <w:p>
       <w:pPr>
         <w:pStyle w:val="Heading3"/>
+        <w:rPr>
+          <w:lang w:val="bg-BG"/>
+        </w:rPr>
       </w:pPr>
       <w:r>
         <w:t>AI tool choice</w:t>
@@ -2099,12 +2235,47 @@
         <w:spacing w:after="120"/>
       </w:pPr>
       <w:r>
-        <w:t>Tool used: Claude Code. Reactive Spring Security is configuration-heavy and easy to get subtly wrong (the filter ordering and the difference between the servlet and reactive APIs in particular), so I wanted a tool that could read the whole package and keep the configuration internally consistent. Claude Code worked directly against the files and could correct the security chain after I described failing behaviour, which was faster than assembling it from scattered snippets.</w:t>
+        <w:t xml:space="preserve">Claude Code tool, used plan mode </w:t>
+      </w:r>
+      <w:r>
+        <w:t>via</w:t>
+      </w:r>
+      <w:r>
+        <w:t xml:space="preserve"> Opus model with high effort, implementation is done </w:t>
+      </w:r>
+      <w:r>
+        <w:t>via</w:t>
+      </w:r>
+      <w:r>
+        <w:t xml:space="preserve"> Sonnet model with high effort</w:t>
+      </w:r>
+      <w:r>
+        <w:t xml:space="preserve">. </w:t>
+      </w:r>
+    </w:p>
+    <w:p>
+      <w:pPr>
+        <w:spacing w:after="120"/>
+        <w:rPr>
+          <w:lang w:val="bg-BG"/>
+        </w:rPr>
+      </w:pPr>
+      <w:r>
+        <w:t>Also</w:t>
+      </w:r>
+      <w:r>
+        <w:t>,</w:t>
+      </w:r>
+      <w:r>
+        <w:t xml:space="preserve"> I am using Claude Code, because I have subscribiton plan for it.</w:t>
       </w:r>
     </w:p>
     <w:p>
       <w:pPr>
         <w:pStyle w:val="Heading3"/>
+        <w:rPr>
+          <w:lang w:val="bg-BG"/>
+        </w:rPr>
       </w:pPr>
       <w:r>
         <w:t>Key prompts / interactions</w:t>
@@ -2162,7 +2333,16 @@
                 <w:sz w:val="18"/>
                 <w:szCs w:val="18"/>
               </w:rPr>
-              <w:t>Prompt 1 — scaffolding the reactive security chain</w:t>
+              <w:t xml:space="preserve">Prompt 1 — </w:t>
+            </w:r>
+            <w:r>
+              <w:rPr>
+                <w:b/>
+                <w:bCs/>
+                <w:sz w:val="18"/>
+                <w:szCs w:val="18"/>
+              </w:rPr>
+              <w:t>plan</w:t>
             </w:r>
           </w:p>
         </w:tc>
@@ -2195,12 +2375,11 @@
               <w:spacing w:after="40"/>
             </w:pPr>
             <w:r>
-              <w:rPr>
-                <w:rFonts w:ascii="Consolas" w:eastAsia="Consolas" w:hAnsi="Consolas" w:cs="Consolas"/>
-                <w:sz w:val="18"/>
-                <w:szCs w:val="18"/>
-              </w:rPr>
-              <w:t>[Paste your actual prompt here. Example of the kind of prompt you used:]</w:t>
+              <w:t xml:space="preserve">Help me to plan the authentication module of this app, please refer in relation to this to the @AI-Assisted-Development-Project.docx (and in general - Module 1 — Authentication). Generally, my idea is to have User entity (R2DBC), UserRepository, and the DTOs for register/login. I expect JWT service for signing and validating tokens (stateless JWT auth), </w:t>
+            </w:r>
+            <w:r>
+              <w:lastRenderedPageBreak/>
+              <w:t xml:space="preserve">also to have reactive security configuration via SecurityWebFilterChain. Also I expect BCrypt password encoding, and public access limited to /auth/register and /auth/login. Wired the three endpoints in an AuthController returning Mono, and confirmed GET  </w:t>
             </w:r>
           </w:p>
           <w:p>
@@ -2208,51 +2387,7 @@
               <w:spacing w:after="40"/>
             </w:pPr>
             <w:r>
-              <w:rPr>
-                <w:rFonts w:ascii="Consolas" w:eastAsia="Consolas" w:hAnsi="Consolas" w:cs="Consolas"/>
-                <w:sz w:val="18"/>
-                <w:szCs w:val="18"/>
-              </w:rPr>
-              <w:t>"Set up Spring Security for WebFlux with stateless JWT auth. I need a</w:t>
-            </w:r>
-          </w:p>
-          <w:p>
-            <w:pPr>
-              <w:spacing w:after="40"/>
-            </w:pPr>
-            <w:r>
-              <w:rPr>
-                <w:rFonts w:ascii="Consolas" w:eastAsia="Consolas" w:hAnsi="Consolas" w:cs="Consolas"/>
-                <w:sz w:val="18"/>
-                <w:szCs w:val="18"/>
-              </w:rPr>
-              <w:t xml:space="preserve"> SecurityWebFilterChain that permits /auth/register and /auth/login and</w:t>
-            </w:r>
-          </w:p>
-          <w:p>
-            <w:pPr>
-              <w:spacing w:after="40"/>
-            </w:pPr>
-            <w:r>
-              <w:rPr>
-                <w:rFonts w:ascii="Consolas" w:eastAsia="Consolas" w:hAnsi="Consolas" w:cs="Consolas"/>
-                <w:sz w:val="18"/>
-                <w:szCs w:val="18"/>
-              </w:rPr>
-              <w:t xml:space="preserve"> requires a valid Bearer token everywhere else. Use BCrypt. Show me the</w:t>
-            </w:r>
-          </w:p>
-          <w:p>
-            <w:pPr>
-              <w:spacing w:after="40"/>
-            </w:pPr>
-            <w:r>
-              <w:rPr>
-                <w:rFonts w:ascii="Consolas" w:eastAsia="Consolas" w:hAnsi="Consolas" w:cs="Consolas"/>
-                <w:sz w:val="18"/>
-                <w:szCs w:val="18"/>
-              </w:rPr>
-              <w:t xml:space="preserve"> JWT filter and the config class."</w:t>
+              <w:t xml:space="preserve">  /auth/me resolves the principal from the token. If something is unclear, lets align with it.</w:t>
             </w:r>
           </w:p>
         </w:tc>
@@ -2282,6 +2417,21 @@
             </w:tcMar>
           </w:tcPr>
           <w:p>
+            <w:pPr>
+              <w:rPr>
+                <w:color w:val="000000" w:themeColor="text1"/>
+                <w14:shadow w14:blurRad="38100" w14:dist="19050" w14:dir="2700000" w14:sx="100000" w14:sy="100000" w14:kx="0" w14:ky="0" w14:algn="tl">
+                  <w14:schemeClr w14:val="dk1">
+                    <w14:alpha w14:val="60000"/>
+                  </w14:schemeClr>
+                </w14:shadow>
+                <w14:textOutline w14:w="0" w14:cap="flat" w14:cmpd="sng" w14:algn="ctr">
+                  <w14:noFill/>
+                  <w14:prstDash w14:val="solid"/>
+                  <w14:round/>
+                </w14:textOutline>
+              </w:rPr>
+            </w:pPr>
             <w:r>
               <w:rPr>
                 <w:b/>
@@ -2289,7 +2439,17 @@
                 <w:sz w:val="18"/>
                 <w:szCs w:val="18"/>
               </w:rPr>
-              <w:t>Prompt 2 — fixing a 401 on a valid token</w:t>
+              <w:lastRenderedPageBreak/>
+              <w:t xml:space="preserve">Prompt 2 — </w:t>
+            </w:r>
+            <w:r>
+              <w:rPr>
+                <w:b/>
+                <w:bCs/>
+                <w:sz w:val="18"/>
+                <w:szCs w:val="18"/>
+              </w:rPr>
+              <w:t>implement</w:t>
             </w:r>
           </w:p>
         </w:tc>
@@ -2322,12 +2482,141 @@
               <w:spacing w:after="40"/>
             </w:pPr>
             <w:r>
-              <w:rPr>
-                <w:rFonts w:ascii="Consolas" w:eastAsia="Consolas" w:hAnsi="Consolas" w:cs="Consolas"/>
+              <w:t>Start the implementation of the authentication module, use the created plan for that - [Pasted text #1 +133 lines] Make sure the mvn build and all the tests passed before considering the task done, fix any issues appear</w:t>
+            </w:r>
+            <w:r>
+              <w:t>.</w:t>
+            </w:r>
+          </w:p>
+        </w:tc>
+      </w:tr>
+      <w:tr>
+        <w:tblPrEx>
+          <w:tblCellMar>
+            <w:top w:w="0" w:type="dxa"/>
+            <w:bottom w:w="0" w:type="dxa"/>
+          </w:tblCellMar>
+        </w:tblPrEx>
+        <w:tc>
+          <w:tcPr>
+            <w:tcW w:w="9360" w:type="dxa"/>
+            <w:tcBorders>
+              <w:top w:val="single" w:sz="1" w:space="0" w:color="CCCCCC"/>
+              <w:left w:val="single" w:sz="1" w:space="0" w:color="CCCCCC"/>
+              <w:bottom w:val="single" w:sz="1" w:space="0" w:color="CCCCCC"/>
+              <w:right w:val="single" w:sz="1" w:space="0" w:color="CCCCCC"/>
+            </w:tcBorders>
+            <w:tcMar>
+              <w:top w:w="80" w:type="dxa"/>
+              <w:left w:w="120" w:type="dxa"/>
+              <w:bottom w:w="80" w:type="dxa"/>
+              <w:right w:w="120" w:type="dxa"/>
+            </w:tcMar>
+          </w:tcPr>
+          <w:p>
+            <w:pPr>
+              <w:spacing w:after="40"/>
+              <w:rPr>
+                <w:color w:val="000000" w:themeColor="text1"/>
+                <w:lang w:val="bg-BG"/>
+              </w:rPr>
+            </w:pPr>
+            <w:r>
+              <w:rPr>
+                <w:b/>
+                <w:bCs/>
+                <w:color w:val="000000" w:themeColor="text1"/>
                 <w:sz w:val="18"/>
                 <w:szCs w:val="18"/>
               </w:rPr>
-              <w:t>[Paste your actual prompt + the error you saw here.]</w:t>
+              <w:t xml:space="preserve">Prompt </w:t>
+            </w:r>
+            <w:r>
+              <w:rPr>
+                <w:b/>
+                <w:bCs/>
+                <w:color w:val="000000" w:themeColor="text1"/>
+                <w:sz w:val="18"/>
+                <w:szCs w:val="18"/>
+              </w:rPr>
+              <w:t>3</w:t>
+            </w:r>
+            <w:r>
+              <w:rPr>
+                <w:b/>
+                <w:bCs/>
+                <w:color w:val="000000" w:themeColor="text1"/>
+                <w:sz w:val="18"/>
+                <w:szCs w:val="18"/>
+              </w:rPr>
+              <w:t xml:space="preserve"> — </w:t>
+            </w:r>
+            <w:r>
+              <w:rPr>
+                <w:b/>
+                <w:bCs/>
+                <w:color w:val="000000" w:themeColor="text1"/>
+                <w:sz w:val="18"/>
+                <w:szCs w:val="18"/>
+              </w:rPr>
+              <w:t>Folder restructuring</w:t>
+            </w:r>
+          </w:p>
+        </w:tc>
+      </w:tr>
+      <w:tr>
+        <w:tblPrEx>
+          <w:tblCellMar>
+            <w:top w:w="0" w:type="dxa"/>
+            <w:bottom w:w="0" w:type="dxa"/>
+          </w:tblCellMar>
+        </w:tblPrEx>
+        <w:tc>
+          <w:tcPr>
+            <w:tcW w:w="9360" w:type="dxa"/>
+            <w:tcBorders>
+              <w:top w:val="single" w:sz="1" w:space="0" w:color="CCCCCC"/>
+              <w:left w:val="single" w:sz="1" w:space="0" w:color="CCCCCC"/>
+              <w:bottom w:val="single" w:sz="1" w:space="0" w:color="CCCCCC"/>
+              <w:right w:val="single" w:sz="1" w:space="0" w:color="CCCCCC"/>
+            </w:tcBorders>
+            <w:tcMar>
+              <w:top w:w="80" w:type="dxa"/>
+              <w:left w:w="120" w:type="dxa"/>
+              <w:bottom w:w="80" w:type="dxa"/>
+              <w:right w:w="120" w:type="dxa"/>
+            </w:tcMar>
+          </w:tcPr>
+          <w:p>
+            <w:pPr>
+              <w:spacing w:after="40"/>
+            </w:pPr>
+            <w:r>
+              <w:t>M</w:t>
+            </w:r>
+            <w:r>
+              <w:t xml:space="preserve">ove the dtos/entities and </w:t>
+            </w:r>
+            <w:r>
+              <w:t>U</w:t>
+            </w:r>
+            <w:r>
+              <w:t>ser</w:t>
+            </w:r>
+            <w:r>
+              <w:t xml:space="preserve"> </w:t>
+            </w:r>
+            <w:r>
+              <w:t>repository to a separate repository folder, all the repository logic will be there, this also for the other entities for the another modules, also all of the exceptions  should be in a different folder as well - exceptions, these folders will be on the same level - repository/auth/exceptions, also consolidate a</w:t>
+            </w:r>
+            <w:r>
+              <w:t>u</w:t>
+            </w:r>
+            <w:r>
+              <w:t>th and security folder into one auth folder</w:t>
+            </w:r>
+            <w:r>
+              <w:t>.</w:t>
             </w:r>
           </w:p>
         </w:tc>
@@ -2337,6 +2626,9 @@
       <w:pPr>
         <w:pStyle w:val="Heading2"/>
         <w:pageBreakBefore/>
+        <w:rPr>
+          <w:lang w:val="bg-BG"/>
+        </w:rPr>
       </w:pPr>
       <w:bookmarkStart w:id="5" w:name="_Toc232434962"/>
       <w:r>
@@ -4288,9 +4580,60 @@
     <w:p>
       <w:pPr>
         <w:spacing w:after="120"/>
+        <w:rPr>
+          <w:lang w:val="bg-BG"/>
+        </w:rPr>
       </w:pPr>
       <w:r>
         <w:t>The following screenshots demonstrate the functioning system. (At least two are required; six are listed here as suggested evidence.)</w:t>
+      </w:r>
+    </w:p>
+    <w:p>
+      <w:pPr>
+        <w:spacing w:after="120"/>
+        <w:rPr>
+          <w:lang w:val="bg-BG"/>
+        </w:rPr>
+      </w:pPr>
+      <w:r>
+        <w:rPr>
+          <w:lang w:val="bg-BG"/>
+        </w:rPr>
+        <w:drawing>
+          <wp:inline distT="0" distB="0" distL="0" distR="0" wp14:anchorId="39BC933C" wp14:editId="74D160B2">
+            <wp:extent cx="5943600" cy="2399071"/>
+            <wp:effectExtent l="0" t="0" r="0" b="1270"/>
+            <wp:docPr id="154887683" name="Picture 1"/>
+            <wp:cNvGraphicFramePr>
+              <a:graphicFrameLocks xmlns:a="http://schemas.openxmlformats.org/drawingml/2006/main" noChangeAspect="1"/>
+            </wp:cNvGraphicFramePr>
+            <a:graphic xmlns:a="http://schemas.openxmlformats.org/drawingml/2006/main">
+              <a:graphicData uri="http://schemas.openxmlformats.org/drawingml/2006/picture">
+                <pic:pic xmlns:pic="http://schemas.openxmlformats.org/drawingml/2006/picture">
+                  <pic:nvPicPr>
+                    <pic:cNvPr id="154887683" name=""/>
+                    <pic:cNvPicPr/>
+                  </pic:nvPicPr>
+                  <pic:blipFill>
+                    <a:blip r:embed="rId7"/>
+                    <a:stretch>
+                      <a:fillRect/>
+                    </a:stretch>
+                  </pic:blipFill>
+                  <pic:spPr>
+                    <a:xfrm>
+                      <a:off x="0" y="0"/>
+                      <a:ext cx="5949940" cy="2401630"/>
+                    </a:xfrm>
+                    <a:prstGeom prst="rect">
+                      <a:avLst/>
+                    </a:prstGeom>
+                  </pic:spPr>
+                </pic:pic>
+              </a:graphicData>
+            </a:graphic>
+          </wp:inline>
+        </w:drawing>
       </w:r>
     </w:p>
     <w:p>
@@ -4515,7 +4858,7 @@
       </w:r>
     </w:p>
     <w:sectPr>
-      <w:footerReference w:type="default" r:id="rId7"/>
+      <w:footerReference w:type="default" r:id="rId8"/>
       <w:pgSz w:w="12240" w:h="15840"/>
       <w:pgMar w:top="1440" w:right="1440" w:bottom="1440" w:left="1440" w:header="708" w:footer="708" w:gutter="0"/>
       <w:cols w:space="720"/>

--- a/AI-Assisted-Development-Project.docx
+++ b/AI-Assisted-Development-Project.docx
@@ -2112,7 +2112,19 @@
         <w:spacing w:after="60"/>
       </w:pPr>
       <w:r>
-        <w:t>Another prompt in the above session to do small refactoring</w:t>
+        <w:t>Another prompt in the above session</w:t>
+      </w:r>
+      <w:r>
+        <w:t xml:space="preserve"> was issued</w:t>
+      </w:r>
+      <w:r>
+        <w:t xml:space="preserve"> to do </w:t>
+      </w:r>
+      <w:r>
+        <w:t xml:space="preserve">a </w:t>
+      </w:r>
+      <w:r>
+        <w:t>small refactoring</w:t>
       </w:r>
       <w:r>
         <w:rPr>
@@ -2124,10 +2136,35 @@
         <w:rPr>
           <w:lang w:val="en-US"/>
         </w:rPr>
-        <w:t>as no major bugs were found as testing</w:t>
+        <w:t xml:space="preserve">as no bugs were found </w:t>
+      </w:r>
+      <w:r>
+        <w:rPr>
+          <w:lang w:val="en-US"/>
+        </w:rPr>
+        <w:t>during manual</w:t>
+      </w:r>
+      <w:r>
+        <w:rPr>
+          <w:lang w:val="en-US"/>
+        </w:rPr>
+        <w:t xml:space="preserve"> testing</w:t>
       </w:r>
       <w:r>
         <w:t>. Prompt attached below.</w:t>
+      </w:r>
+    </w:p>
+    <w:p>
+      <w:pPr>
+        <w:pStyle w:val="ListParagraph"/>
+        <w:numPr>
+          <w:ilvl w:val="0"/>
+          <w:numId w:val="2"/>
+        </w:numPr>
+        <w:spacing w:after="60"/>
+      </w:pPr>
+      <w:r>
+        <w:t>Commit everything</w:t>
       </w:r>
     </w:p>
     <w:p>
@@ -2375,11 +2412,11 @@
               <w:spacing w:after="40"/>
             </w:pPr>
             <w:r>
-              <w:t xml:space="preserve">Help me to plan the authentication module of this app, please refer in relation to this to the @AI-Assisted-Development-Project.docx (and in general - Module 1 — Authentication). Generally, my idea is to have User entity (R2DBC), UserRepository, and the DTOs for register/login. I expect JWT service for signing and validating tokens (stateless JWT auth), </w:t>
+              <w:t xml:space="preserve">Help me to plan the authentication module of this app, please refer in relation to this to the @AI-Assisted-Development-Project.docx (and in general - Module 1 — Authentication). Generally, my idea is to have User entity (R2DBC), UserRepository, and the DTOs for </w:t>
             </w:r>
             <w:r>
               <w:lastRenderedPageBreak/>
-              <w:t xml:space="preserve">also to have reactive security configuration via SecurityWebFilterChain. Also I expect BCrypt password encoding, and public access limited to /auth/register and /auth/login. Wired the three endpoints in an AuthController returning Mono, and confirmed GET  </w:t>
+              <w:t xml:space="preserve">register/login. I expect JWT service for signing and validating tokens (stateless JWT auth), also to have reactive security configuration via SecurityWebFilterChain. Also I expect BCrypt password encoding, and public access limited to /auth/register and /auth/login. Wired the three endpoints in an AuthController returning Mono, and confirmed GET  </w:t>
             </w:r>
           </w:p>
           <w:p>
@@ -2436,6 +2473,7 @@
               <w:rPr>
                 <w:b/>
                 <w:bCs/>
+                <w:color w:val="000000" w:themeColor="text1"/>
                 <w:sz w:val="18"/>
                 <w:szCs w:val="18"/>
               </w:rPr>
@@ -2446,6 +2484,7 @@
               <w:rPr>
                 <w:b/>
                 <w:bCs/>
+                <w:color w:val="000000" w:themeColor="text1"/>
                 <w:sz w:val="18"/>
                 <w:szCs w:val="18"/>
               </w:rPr>
@@ -2559,7 +2598,17 @@
                 <w:sz w:val="18"/>
                 <w:szCs w:val="18"/>
               </w:rPr>
-              <w:t>Folder restructuring</w:t>
+              <w:t xml:space="preserve">Folder </w:t>
+            </w:r>
+            <w:r>
+              <w:rPr>
+                <w:b/>
+                <w:bCs/>
+                <w:color w:val="000000" w:themeColor="text1"/>
+                <w:sz w:val="18"/>
+                <w:szCs w:val="18"/>
+              </w:rPr>
+              <w:t>structure</w:t>
             </w:r>
           </w:p>
         </w:tc>
@@ -2671,7 +2720,13 @@
         <w:spacing w:after="60"/>
       </w:pPr>
       <w:r>
-        <w:t>Generated the Collection entity, the R2DBC repository, and a service that always filters by ownerId taken from the security context.</w:t>
+        <w:t xml:space="preserve">In a new session I asked Claude Code </w:t>
+      </w:r>
+      <w:r>
+        <w:rPr>
+          <w:lang w:val="en-US"/>
+        </w:rPr>
+        <w:t>in a plan mode with model Opus (high level effort for better overall result) to plan the authentication layer of the application. Prompt is located below.</w:t>
       </w:r>
     </w:p>
     <w:p>
@@ -2684,7 +2739,16 @@
         <w:spacing w:after="60"/>
       </w:pPr>
       <w:r>
-        <w:t>Implemented GET /collections (list owner's collections), POST /collections (create), and DELETE /collections/{id} (owner-checked delete).</w:t>
+        <w:rPr>
+          <w:lang w:val="en-US"/>
+        </w:rPr>
+        <w:t xml:space="preserve">Decided to </w:t>
+      </w:r>
+      <w:r>
+        <w:rPr>
+          <w:lang w:val="en-US"/>
+        </w:rPr>
+        <w:t>implement cascade delete in relation to the prompts located in the deleted collection</w:t>
       </w:r>
     </w:p>
     <w:p>
@@ -2697,15 +2761,34 @@
         <w:spacing w:after="60"/>
       </w:pPr>
       <w:r>
-        <w:t>Decided and implemented the delete semantics for prompts belonging to a removed collection (cascade vs. block) and documented the choice.</w:t>
-      </w:r>
-    </w:p>
-    <w:p>
-      <w:pPr>
-        <w:pStyle w:val="Heading3"/>
-      </w:pPr>
-      <w:r>
-        <w:t>Testing strategy</w:t>
+        <w:rPr>
+          <w:lang w:val="en-US"/>
+        </w:rPr>
+        <w:t>Plan was changed</w:t>
+      </w:r>
+      <w:r>
+        <w:rPr>
+          <w:lang w:val="en-US"/>
+        </w:rPr>
+        <w:t xml:space="preserve"> from myside</w:t>
+      </w:r>
+      <w:r>
+        <w:rPr>
+          <w:lang w:val="en-US"/>
+        </w:rPr>
+        <w:t xml:space="preserve"> – 1) To use response entity as return type from the controller advice 2) To change the suggested folder structure 3)</w:t>
+      </w:r>
+      <w:r>
+        <w:rPr>
+          <w:lang w:val="en-US"/>
+        </w:rPr>
+        <w:t xml:space="preserve">To use </w:t>
+      </w:r>
+      <w:r>
+        <w:rPr>
+          <w:lang w:val="en-US"/>
+        </w:rPr>
+        <w:t>parameterized queries</w:t>
       </w:r>
     </w:p>
     <w:p>
@@ -2718,7 +2801,53 @@
         <w:spacing w:after="60"/>
       </w:pPr>
       <w:r>
-        <w:t>StepVerifier unit tests on the service to confirm the reactive streams emit the expected collections and complete.</w:t>
+        <w:t>Implementation was handled in a different session with the model Sonnet 4.6, medium effort level</w:t>
+      </w:r>
+      <w:r>
+        <w:t>. D</w:t>
+      </w:r>
+      <w:r>
+        <w:t>uring the implementation</w:t>
+      </w:r>
+      <w:r>
+        <w:t>,</w:t>
+      </w:r>
+      <w:r>
+        <w:t xml:space="preserve"> the delegate skill was s</w:t>
+      </w:r>
+      <w:r>
+        <w:t>uccessfully loaded</w:t>
+      </w:r>
+      <w:r>
+        <w:t xml:space="preserve"> and </w:t>
+      </w:r>
+      <w:r>
+        <w:t xml:space="preserve">two </w:t>
+      </w:r>
+      <w:r>
+        <w:t>backend expert</w:t>
+      </w:r>
+      <w:r>
+        <w:t>s</w:t>
+      </w:r>
+      <w:r>
+        <w:t xml:space="preserve"> was involved in the implementaion</w:t>
+      </w:r>
+      <w:r>
+        <w:t xml:space="preserve">: </w:t>
+      </w:r>
+      <w:r>
+        <w:t>the first restructures packages and writes all tests (red phase), the second implements the production code</w:t>
+      </w:r>
+    </w:p>
+    <w:p>
+      <w:pPr>
+        <w:pStyle w:val="ListParagraph"/>
+        <w:spacing w:after="60"/>
+        <w:ind w:left="720"/>
+      </w:pPr>
+      <w:r>
+        <w:t xml:space="preserve">to make them pass (green phase). </w:t>
       </w:r>
     </w:p>
     <w:p>
@@ -2731,7 +2860,25 @@
         <w:spacing w:after="60"/>
       </w:pPr>
       <w:r>
-        <w:t>WebTestClient tests that create a collection as user A and confirm user B receives 404/empty, proving ownership isolation.</w:t>
+        <w:t>Commit after verifying manually that all the functionality works as expected</w:t>
+      </w:r>
+    </w:p>
+    <w:p>
+      <w:pPr>
+        <w:pStyle w:val="ListParagraph"/>
+        <w:spacing w:after="60"/>
+        <w:ind w:left="720"/>
+      </w:pPr>
+      <w:r>
+        <w:t xml:space="preserve">                                                     </w:t>
+      </w:r>
+    </w:p>
+    <w:p>
+      <w:pPr>
+        <w:pStyle w:val="Heading3"/>
+      </w:pPr>
+      <w:r>
+        <w:t>Testing strategy</w:t>
       </w:r>
     </w:p>
     <w:p>
@@ -2744,7 +2891,59 @@
         <w:spacing w:after="60"/>
       </w:pPr>
       <w:r>
-        <w:t>Verified delete behaviour against the prompts table to confirm the chosen cascade/block rule holds.</w:t>
+        <w:t>Used Test Driven Development methodology</w:t>
+      </w:r>
+    </w:p>
+    <w:p>
+      <w:pPr>
+        <w:pStyle w:val="ListParagraph"/>
+        <w:numPr>
+          <w:ilvl w:val="0"/>
+          <w:numId w:val="2"/>
+        </w:numPr>
+        <w:spacing w:after="60"/>
+      </w:pPr>
+      <w:r>
+        <w:t>StepVerifier unit tests on the service to confirm the reactive streams emit the expected collections and complete.</w:t>
+      </w:r>
+    </w:p>
+    <w:p>
+      <w:pPr>
+        <w:pStyle w:val="ListParagraph"/>
+        <w:numPr>
+          <w:ilvl w:val="0"/>
+          <w:numId w:val="2"/>
+        </w:numPr>
+        <w:spacing w:after="60"/>
+      </w:pPr>
+      <w:r>
+        <w:t>WebTestClient tests that create a collection as user A and confirm user B receives 404/empty, proving ownership isolation.</w:t>
+      </w:r>
+    </w:p>
+    <w:p>
+      <w:pPr>
+        <w:pStyle w:val="ListParagraph"/>
+        <w:numPr>
+          <w:ilvl w:val="0"/>
+          <w:numId w:val="2"/>
+        </w:numPr>
+        <w:spacing w:after="60"/>
+      </w:pPr>
+      <w:r>
+        <w:t>Manual testing using SwaggerAPI – this includes creating collections, deleting a collection and also getting the collections of a specified user</w:t>
+      </w:r>
+    </w:p>
+    <w:p>
+      <w:pPr>
+        <w:pStyle w:val="ListParagraph"/>
+        <w:numPr>
+          <w:ilvl w:val="0"/>
+          <w:numId w:val="2"/>
+        </w:numPr>
+        <w:spacing w:after="60"/>
+      </w:pPr>
+      <w:r>
+        <w:t>Building the whole application manually (this includes running the all test suite)</w:t>
       </w:r>
     </w:p>
     <w:p>
@@ -2760,7 +2959,13 @@
         <w:spacing w:after="120"/>
       </w:pPr>
       <w:r>
-        <w:t>Tool used: Claude Code. This module is mostly repetitive CRUD, so the value of the tool was speed and consistency with the patterns already established in the auth module. Because Claude Code had the existing code in context, the generated repository and service matched the conventions from Module 1 without my having to restate them.</w:t>
+        <w:t xml:space="preserve">Claude Code tool, used plan mode via Opus model with high effort, implementation is done via Sonnet model with </w:t>
+      </w:r>
+      <w:r>
+        <w:t>medium</w:t>
+      </w:r>
+      <w:r>
+        <w:t xml:space="preserve"> effort. </w:t>
       </w:r>
     </w:p>
     <w:p>
@@ -2823,7 +3028,16 @@
                 <w:sz w:val="18"/>
                 <w:szCs w:val="18"/>
               </w:rPr>
-              <w:t>Prompt 1 — owner-scoped CRUD</w:t>
+              <w:t xml:space="preserve">Prompt 1 — </w:t>
+            </w:r>
+            <w:r>
+              <w:rPr>
+                <w:b/>
+                <w:bCs/>
+                <w:sz w:val="18"/>
+                <w:szCs w:val="18"/>
+              </w:rPr>
+              <w:t>Plan</w:t>
             </w:r>
           </w:p>
         </w:tc>
@@ -2854,14 +3068,47 @@
           <w:p>
             <w:pPr>
               <w:spacing w:after="40"/>
+              <w:rPr>
+                <w:sz w:val="20"/>
+                <w:szCs w:val="20"/>
+              </w:rPr>
             </w:pPr>
             <w:r>
               <w:rPr>
-                <w:rFonts w:ascii="Consolas" w:eastAsia="Consolas" w:hAnsi="Consolas" w:cs="Consolas"/>
-                <w:sz w:val="18"/>
-                <w:szCs w:val="18"/>
-              </w:rPr>
-              <w:t>[Paste your actual prompt here. Example:]</w:t>
+                <w:sz w:val="20"/>
+                <w:szCs w:val="20"/>
+              </w:rPr>
+              <w:t>Help me to plan the collection module, please refer to @AI-Assisted-Development-Project.docx for details.</w:t>
+            </w:r>
+            <w:r>
+              <w:rPr>
+                <w:sz w:val="20"/>
+                <w:szCs w:val="20"/>
+              </w:rPr>
+              <w:t xml:space="preserve"> </w:t>
+            </w:r>
+            <w:r>
+              <w:rPr>
+                <w:sz w:val="20"/>
+                <w:szCs w:val="20"/>
+              </w:rPr>
+              <w:t xml:space="preserve">Implementation should have collection entity, collection repostiory r2dbc and service which         </w:t>
+            </w:r>
+          </w:p>
+          <w:p>
+            <w:pPr>
+              <w:spacing w:after="40"/>
+              <w:rPr>
+                <w:sz w:val="20"/>
+                <w:szCs w:val="20"/>
+              </w:rPr>
+            </w:pPr>
+            <w:r>
+              <w:rPr>
+                <w:sz w:val="20"/>
+                <w:szCs w:val="20"/>
+              </w:rPr>
+              <w:t xml:space="preserve"> filters by ownerId. I intent to have 3 endpoints - GET /collections (list owner's collections), POST /collections (create), and DELETE /collections/{id} (owner-checked delete). It should have ownership    </w:t>
             </w:r>
           </w:p>
           <w:p>
@@ -2870,38 +3117,209 @@
             </w:pPr>
             <w:r>
               <w:rPr>
-                <w:rFonts w:ascii="Consolas" w:eastAsia="Consolas" w:hAnsi="Consolas" w:cs="Consolas"/>
+                <w:sz w:val="20"/>
+                <w:szCs w:val="20"/>
+              </w:rPr>
+              <w:t>isolation - one user can never see or delete another user's collection, also  if something is not clear ask question for me to clarify the overall concept.</w:t>
+            </w:r>
+          </w:p>
+        </w:tc>
+      </w:tr>
+    </w:tbl>
+    <w:p>
+      <w:pPr>
+        <w:pStyle w:val="Heading3"/>
+      </w:pPr>
+    </w:p>
+    <w:p>
+      <w:pPr>
+        <w:pStyle w:val="Heading3"/>
+      </w:pPr>
+    </w:p>
+    <w:p>
+      <w:pPr>
+        <w:pStyle w:val="Heading3"/>
+      </w:pPr>
+    </w:p>
+    <w:tbl>
+      <w:tblPr>
+        <w:tblW w:w="9483" w:type="dxa"/>
+        <w:tblBorders>
+          <w:top w:val="single" w:sz="4" w:space="0" w:color="auto"/>
+          <w:left w:val="single" w:sz="4" w:space="0" w:color="auto"/>
+          <w:bottom w:val="single" w:sz="4" w:space="0" w:color="auto"/>
+          <w:right w:val="single" w:sz="4" w:space="0" w:color="auto"/>
+          <w:insideH w:val="single" w:sz="4" w:space="0" w:color="auto"/>
+          <w:insideV w:val="single" w:sz="4" w:space="0" w:color="auto"/>
+        </w:tblBorders>
+        <w:tblCellMar>
+          <w:left w:w="10" w:type="dxa"/>
+          <w:right w:w="10" w:type="dxa"/>
+        </w:tblCellMar>
+        <w:tblLook w:val="04A0" w:firstRow="1" w:lastRow="0" w:firstColumn="1" w:lastColumn="0" w:noHBand="0" w:noVBand="1"/>
+      </w:tblPr>
+      <w:tblGrid>
+        <w:gridCol w:w="9483"/>
+      </w:tblGrid>
+      <w:tr>
+        <w:tblPrEx>
+          <w:tblCellMar>
+            <w:top w:w="0" w:type="dxa"/>
+            <w:bottom w:w="0" w:type="dxa"/>
+          </w:tblCellMar>
+        </w:tblPrEx>
+        <w:trPr>
+          <w:trHeight w:val="230"/>
+        </w:trPr>
+        <w:tc>
+          <w:tcPr>
+            <w:tcW w:w="9483" w:type="dxa"/>
+            <w:tcBorders>
+              <w:top w:val="single" w:sz="1" w:space="0" w:color="CCCCCC"/>
+              <w:left w:val="single" w:sz="1" w:space="0" w:color="CCCCCC"/>
+              <w:bottom w:val="single" w:sz="1" w:space="0" w:color="CCCCCC"/>
+              <w:right w:val="single" w:sz="1" w:space="0" w:color="CCCCCC"/>
+            </w:tcBorders>
+            <w:shd w:val="clear" w:color="auto" w:fill="D7E0F2"/>
+            <w:tcMar>
+              <w:top w:w="80" w:type="dxa"/>
+              <w:left w:w="120" w:type="dxa"/>
+              <w:bottom w:w="80" w:type="dxa"/>
+              <w:right w:w="120" w:type="dxa"/>
+            </w:tcMar>
+          </w:tcPr>
+          <w:p>
+            <w:r>
+              <w:rPr>
+                <w:b/>
+                <w:bCs/>
                 <w:sz w:val="18"/>
                 <w:szCs w:val="18"/>
               </w:rPr>
-              <w:t>"Create the Collection feature: R2DBC entity (id, name, ownerId),</w:t>
+              <w:t xml:space="preserve">Prompt </w:t>
+            </w:r>
+            <w:r>
+              <w:rPr>
+                <w:b/>
+                <w:bCs/>
+                <w:sz w:val="18"/>
+                <w:szCs w:val="18"/>
+              </w:rPr>
+              <w:t>2</w:t>
+            </w:r>
+            <w:r>
+              <w:rPr>
+                <w:b/>
+                <w:bCs/>
+                <w:sz w:val="18"/>
+                <w:szCs w:val="18"/>
+              </w:rPr>
+              <w:t xml:space="preserve"> — </w:t>
+            </w:r>
+            <w:r>
+              <w:rPr>
+                <w:b/>
+                <w:bCs/>
+                <w:sz w:val="18"/>
+                <w:szCs w:val="18"/>
+              </w:rPr>
+              <w:t>Implement</w:t>
+            </w:r>
+          </w:p>
+        </w:tc>
+      </w:tr>
+      <w:tr>
+        <w:tblPrEx>
+          <w:tblCellMar>
+            <w:top w:w="0" w:type="dxa"/>
+            <w:bottom w:w="0" w:type="dxa"/>
+          </w:tblCellMar>
+        </w:tblPrEx>
+        <w:trPr>
+          <w:trHeight w:val="1067"/>
+        </w:trPr>
+        <w:tc>
+          <w:tcPr>
+            <w:tcW w:w="9483" w:type="dxa"/>
+            <w:tcBorders>
+              <w:top w:val="single" w:sz="1" w:space="0" w:color="CCCCCC"/>
+              <w:left w:val="single" w:sz="1" w:space="0" w:color="CCCCCC"/>
+              <w:bottom w:val="single" w:sz="1" w:space="0" w:color="CCCCCC"/>
+              <w:right w:val="single" w:sz="1" w:space="0" w:color="CCCCCC"/>
+            </w:tcBorders>
+            <w:tcMar>
+              <w:top w:w="80" w:type="dxa"/>
+              <w:left w:w="120" w:type="dxa"/>
+              <w:bottom w:w="80" w:type="dxa"/>
+              <w:right w:w="120" w:type="dxa"/>
+            </w:tcMar>
+          </w:tcPr>
+          <w:p>
+            <w:pPr>
+              <w:spacing w:after="40"/>
+              <w:jc w:val="both"/>
+              <w:rPr>
+                <w:rFonts w:eastAsia="Consolas"/>
+                <w:sz w:val="20"/>
+                <w:szCs w:val="20"/>
+              </w:rPr>
+            </w:pPr>
+            <w:r>
+              <w:rPr>
+                <w:rFonts w:eastAsia="Consolas"/>
+                <w:sz w:val="20"/>
+                <w:szCs w:val="20"/>
+              </w:rPr>
+              <w:t xml:space="preserve">Start the implementation of the collections module, use for that the following plan [Pasted text #1 +290 lines], this time implement the tests first using strict Test-Driven Development (TDD) approach.    </w:t>
             </w:r>
           </w:p>
           <w:p>
             <w:pPr>
               <w:spacing w:after="40"/>
+              <w:jc w:val="both"/>
+              <w:rPr>
+                <w:rFonts w:eastAsia="Consolas"/>
+                <w:sz w:val="20"/>
+                <w:szCs w:val="20"/>
+              </w:rPr>
             </w:pPr>
             <w:r>
               <w:rPr>
-                <w:rFonts w:ascii="Consolas" w:eastAsia="Consolas" w:hAnsi="Consolas" w:cs="Consolas"/>
-                <w:sz w:val="18"/>
-                <w:szCs w:val="18"/>
-              </w:rPr>
-              <w:t xml:space="preserve"> repository, service and a reactive controller. Every operation must be</w:t>
+                <w:rFonts w:eastAsia="Consolas"/>
+                <w:sz w:val="20"/>
+                <w:szCs w:val="20"/>
+              </w:rPr>
+              <w:t xml:space="preserve">Include unit and integration tests. For the controller tests use test slices (spring boot). </w:t>
             </w:r>
           </w:p>
           <w:p>
             <w:pPr>
               <w:spacing w:after="40"/>
+              <w:jc w:val="both"/>
+              <w:rPr>
+                <w:rFonts w:eastAsia="Consolas"/>
+                <w:sz w:val="20"/>
+                <w:szCs w:val="20"/>
+              </w:rPr>
             </w:pPr>
             <w:r>
+              <w:rPr>
+                <w:rFonts w:eastAsia="Consolas"/>
+                <w:sz w:val="20"/>
+                <w:szCs w:val="20"/>
+              </w:rPr>
+              <w:t>Keep the implementation simple, consize and maintainable. Also document properly the public APIs and use a proper logging.</w:t>
+            </w:r>
+          </w:p>
+          <w:p>
+            <w:pPr>
+              <w:spacing w:after="40"/>
               <w:rPr>
                 <w:rFonts w:ascii="Consolas" w:eastAsia="Consolas" w:hAnsi="Consolas" w:cs="Consolas"/>
                 <w:sz w:val="18"/>
                 <w:szCs w:val="18"/>
               </w:rPr>
-              <w:t xml:space="preserve"> scoped to the current authenticated user from the security context."</w:t>
-            </w:r>
+            </w:pPr>
           </w:p>
         </w:tc>
       </w:tr>
@@ -4592,7 +5010,7 @@
       <w:pPr>
         <w:spacing w:after="120"/>
         <w:rPr>
-          <w:lang w:val="bg-BG"/>
+          <w:lang w:val="en-US"/>
         </w:rPr>
       </w:pPr>
       <w:r>
@@ -4639,6 +5057,62 @@
     <w:p>
       <w:pPr>
         <w:spacing w:after="120"/>
+        <w:rPr>
+          <w:lang w:val="en-US"/>
+        </w:rPr>
+      </w:pPr>
+    </w:p>
+    <w:p>
+      <w:pPr>
+        <w:spacing w:after="120"/>
+        <w:rPr>
+          <w:lang w:val="en-US"/>
+        </w:rPr>
+      </w:pPr>
+      <w:r>
+        <w:rPr>
+          <w:lang w:val="en-US"/>
+        </w:rPr>
+        <w:drawing>
+          <wp:inline distT="0" distB="0" distL="0" distR="0" wp14:anchorId="2DD0E66B" wp14:editId="4CAD0EE9">
+            <wp:extent cx="5943600" cy="2654710"/>
+            <wp:effectExtent l="0" t="0" r="0" b="0"/>
+            <wp:docPr id="1680369246" name="Picture 1"/>
+            <wp:cNvGraphicFramePr>
+              <a:graphicFrameLocks xmlns:a="http://schemas.openxmlformats.org/drawingml/2006/main" noChangeAspect="1"/>
+            </wp:cNvGraphicFramePr>
+            <a:graphic xmlns:a="http://schemas.openxmlformats.org/drawingml/2006/main">
+              <a:graphicData uri="http://schemas.openxmlformats.org/drawingml/2006/picture">
+                <pic:pic xmlns:pic="http://schemas.openxmlformats.org/drawingml/2006/picture">
+                  <pic:nvPicPr>
+                    <pic:cNvPr id="1680369246" name=""/>
+                    <pic:cNvPicPr/>
+                  </pic:nvPicPr>
+                  <pic:blipFill>
+                    <a:blip r:embed="rId8"/>
+                    <a:stretch>
+                      <a:fillRect/>
+                    </a:stretch>
+                  </pic:blipFill>
+                  <pic:spPr>
+                    <a:xfrm>
+                      <a:off x="0" y="0"/>
+                      <a:ext cx="5948195" cy="2656762"/>
+                    </a:xfrm>
+                    <a:prstGeom prst="rect">
+                      <a:avLst/>
+                    </a:prstGeom>
+                  </pic:spPr>
+                </pic:pic>
+              </a:graphicData>
+            </a:graphic>
+          </wp:inline>
+        </w:drawing>
+      </w:r>
+    </w:p>
+    <w:p>
+      <w:pPr>
+        <w:spacing w:after="120"/>
       </w:pPr>
       <w:r>
         <w:rPr>
@@ -4726,6 +5200,7 @@
           <w:iCs/>
           <w:color w:val="999999"/>
         </w:rPr>
+        <w:lastRenderedPageBreak/>
         <w:t>[ Paste screenshot here ]</w:t>
       </w:r>
     </w:p>
@@ -4858,7 +5333,7 @@
       </w:r>
     </w:p>
     <w:sectPr>
-      <w:footerReference w:type="default" r:id="rId8"/>
+      <w:footerReference w:type="default" r:id="rId9"/>
       <w:pgSz w:w="12240" w:h="15840"/>
       <w:pgMar w:top="1440" w:right="1440" w:bottom="1440" w:left="1440" w:header="708" w:footer="708" w:gutter="0"/>
       <w:cols w:space="720"/>

--- a/AI-Assisted-Development-Project.docx
+++ b/AI-Assisted-Development-Project.docx
@@ -2849,6 +2849,15 @@
       <w:r>
         <w:t xml:space="preserve">to make them pass (green phase). </w:t>
       </w:r>
+      <w:r>
+        <w:t>Straitforward implementation</w:t>
+      </w:r>
+      <w:r>
+        <w:t>,</w:t>
+      </w:r>
+      <w:r>
+        <w:t xml:space="preserve"> everything seems fine, not needed intervantion from myside.</w:t>
+      </w:r>
     </w:p>
     <w:p>
       <w:pPr>
@@ -3120,22 +3129,13 @@
                 <w:sz w:val="20"/>
                 <w:szCs w:val="20"/>
               </w:rPr>
+              <w:lastRenderedPageBreak/>
               <w:t>isolation - one user can never see or delete another user's collection, also  if something is not clear ask question for me to clarify the overall concept.</w:t>
             </w:r>
           </w:p>
         </w:tc>
       </w:tr>
     </w:tbl>
-    <w:p>
-      <w:pPr>
-        <w:pStyle w:val="Heading3"/>
-      </w:pPr>
-    </w:p>
-    <w:p>
-      <w:pPr>
-        <w:pStyle w:val="Heading3"/>
-      </w:pPr>
-    </w:p>
     <w:p>
       <w:pPr>
         <w:pStyle w:val="Heading3"/>
@@ -3368,9 +3368,34 @@
           <w:numId w:val="2"/>
         </w:numPr>
         <w:spacing w:after="60"/>
-      </w:pPr>
-      <w:r>
-        <w:t>Generated the Prompt entity, repository, service, and a reactive controller exposing GET/POST/PATCH/DELETE.</w:t>
+        <w:jc w:val="both"/>
+      </w:pPr>
+      <w:r>
+        <w:t xml:space="preserve">After opening a new session I have used </w:t>
+      </w:r>
+      <w:r>
+        <w:t>plan mode for planning the implementation of the module</w:t>
+      </w:r>
+      <w:r>
+        <w:t>. It was decided in this plan mode that we will implemement not only get list of prompts but also fetch of a sinlge prompt, because the frontend will neeed the last functionality.</w:t>
+      </w:r>
+      <w:r>
+        <w:t xml:space="preserve"> Also emitting 404 error code </w:t>
+      </w:r>
+      <w:r>
+        <w:t>(instead of 403)</w:t>
+      </w:r>
+      <w:r>
+        <w:t xml:space="preserve"> w</w:t>
+      </w:r>
+      <w:r>
+        <w:t>hen a user POSTs a prompt into (or PATCHes/reads) a collection/prompt they do NOT own</w:t>
+      </w:r>
+      <w:r>
+        <w:t xml:space="preserve">. </w:t>
+      </w:r>
+      <w:r>
+        <w:t>Prompt is attached below.</w:t>
       </w:r>
     </w:p>
     <w:p>
@@ -3381,9 +3406,25 @@
           <w:numId w:val="2"/>
         </w:numPr>
         <w:spacing w:after="60"/>
-      </w:pPr>
-      <w:r>
-        <w:t>Implemented PATCH semantics so that only provided fields are updated.</w:t>
+        <w:jc w:val="both"/>
+      </w:pPr>
+      <w:r>
+        <w:t>Finished p</w:t>
+      </w:r>
+      <w:r>
+        <w:t>lan looks fine</w:t>
+      </w:r>
+      <w:r>
+        <w:t>,</w:t>
+      </w:r>
+      <w:r>
+        <w:t xml:space="preserve"> proceeding</w:t>
+      </w:r>
+      <w:r>
+        <w:t xml:space="preserve"> with implementation</w:t>
+      </w:r>
+      <w:r>
+        <w:t>.</w:t>
       </w:r>
     </w:p>
     <w:p>
@@ -3394,17 +3435,22 @@
           <w:numId w:val="2"/>
         </w:numPr>
         <w:spacing w:after="60"/>
-      </w:pPr>
-      <w:r>
-        <w:t>Enforced that a prompt can only be created in, and read from, a collection the current user owns.</w:t>
-      </w:r>
-    </w:p>
-    <w:p>
-      <w:pPr>
-        <w:pStyle w:val="Heading3"/>
-      </w:pPr>
-      <w:r>
-        <w:t>Testing strategy</w:t>
+        <w:jc w:val="both"/>
+      </w:pPr>
+      <w:r>
+        <w:t xml:space="preserve">Starting implementation in another session using the weaker </w:t>
+      </w:r>
+      <w:r>
+        <w:t>Cursors’ Composer 2.5</w:t>
+      </w:r>
+      <w:r>
+        <w:t xml:space="preserve">. </w:t>
+      </w:r>
+      <w:r>
+        <w:t>The skill and backend expert agent were not invoked at all, so I used a new prompt in the same session for the diff to be reviewed by the backend expert agent</w:t>
+      </w:r>
+      <w:r>
+        <w:t>. After that, just a small refactoring was proposed and done by the agent.</w:t>
       </w:r>
     </w:p>
     <w:p>
@@ -3415,9 +3461,31 @@
           <w:numId w:val="2"/>
         </w:numPr>
         <w:spacing w:after="60"/>
-      </w:pPr>
-      <w:r>
-        <w:t>WebTestClient tests covering each verb: create returns 201 with a body, PATCH updates a single field, DELETE returns 204 and the prompt is then absent.</w:t>
+        <w:jc w:val="both"/>
+      </w:pPr>
+      <w:r>
+        <w:rPr>
+          <w:lang w:val="en-US"/>
+        </w:rPr>
+        <w:t>The result is again a straightforward implementation done in accordance with the good practices, not complains here as well</w:t>
+      </w:r>
+      <w:r>
+        <w:rPr>
+          <w:lang w:val="en-US"/>
+        </w:rPr>
+        <w:t>, done manual testing via Swagger API and build</w:t>
+      </w:r>
+      <w:r>
+        <w:rPr>
+          <w:lang w:val="en-US"/>
+        </w:rPr>
+        <w:t xml:space="preserve"> of the service</w:t>
+      </w:r>
+      <w:r>
+        <w:rPr>
+          <w:lang w:val="en-US"/>
+        </w:rPr>
+        <w:t>.</w:t>
       </w:r>
     </w:p>
     <w:p>
@@ -3428,9 +3496,27 @@
           <w:numId w:val="2"/>
         </w:numPr>
         <w:spacing w:after="60"/>
-      </w:pPr>
-      <w:r>
-        <w:t>StepVerifier tests on the service layer for the update logic (partial update leaves other fields unchanged).</w:t>
+        <w:jc w:val="both"/>
+      </w:pPr>
+      <w:r>
+        <w:rPr>
+          <w:lang w:val="en-US"/>
+        </w:rPr>
+        <w:t>Commit</w:t>
+      </w:r>
+      <w:r>
+        <w:rPr>
+          <w:lang w:val="en-US"/>
+        </w:rPr>
+        <w:t xml:space="preserve"> the changes</w:t>
+      </w:r>
+    </w:p>
+    <w:p>
+      <w:pPr>
+        <w:pStyle w:val="Heading3"/>
+      </w:pPr>
+      <w:r>
+        <w:t>Testing strategy</w:t>
       </w:r>
     </w:p>
     <w:p>
@@ -3441,9 +3527,74 @@
           <w:numId w:val="2"/>
         </w:numPr>
         <w:spacing w:after="60"/>
-      </w:pPr>
-      <w:r>
-        <w:t>Edge cases: PATCH on a non-existent id returns 404; creating a prompt in another user's collection is rejected.</w:t>
+        <w:jc w:val="both"/>
+      </w:pPr>
+      <w:r>
+        <w:t xml:space="preserve">Unit </w:t>
+      </w:r>
+      <w:r>
+        <w:t xml:space="preserve">tests - </w:t>
+      </w:r>
+      <w:r>
+        <w:t>service-laye</w:t>
+      </w:r>
+      <w:r>
+        <w:t>r-</w:t>
+      </w:r>
+      <w:r>
+        <w:t xml:space="preserve">— create stamps ownerId / rejects unowned collection, PATCH applies only non-null fields, missing-or-unowned id emits PromptNotFoundException, and findAll routes to the right repo method by collectionId.                                                                                                                                                                                                                                                                                                           </w:t>
+      </w:r>
+    </w:p>
+    <w:p>
+      <w:pPr>
+        <w:pStyle w:val="ListParagraph"/>
+        <w:numPr>
+          <w:ilvl w:val="0"/>
+          <w:numId w:val="2"/>
+        </w:numPr>
+        <w:spacing w:after="60"/>
+        <w:jc w:val="both"/>
+      </w:pPr>
+      <w:r>
+        <w:t xml:space="preserve"> Integration tests full HTTP CRUD with real JWT auth, 401 unauthenticated on all verbs, 404/400 error</w:t>
+      </w:r>
+      <w:r>
+        <w:t xml:space="preserve"> </w:t>
+      </w:r>
+      <w:r>
+        <w:t>paths, and ownership isolation (user B gets 404 on user A's prompt for GET/PATCH/DELETE, lists exclude others, POST into another's collection → 404).</w:t>
+      </w:r>
+    </w:p>
+    <w:p>
+      <w:pPr>
+        <w:pStyle w:val="ListParagraph"/>
+        <w:numPr>
+          <w:ilvl w:val="0"/>
+          <w:numId w:val="2"/>
+        </w:numPr>
+        <w:spacing w:after="60"/>
+        <w:jc w:val="both"/>
+      </w:pPr>
+      <w:r>
+        <w:t>Manual (Swagger UI register → login →</w:t>
+      </w:r>
+      <w:r>
+        <w:t xml:space="preserve"> </w:t>
+      </w:r>
+      <w:r>
+        <w:t>create a collection → POST a prompt into it → GET list (with and without `?collectionId`) →GET /{id} → PATCH title only (confirm content unchanged) → DELETE → confirm 404. Tr</w:t>
+      </w:r>
+      <w:r>
+        <w:t>ied</w:t>
+      </w:r>
+      <w:r>
+        <w:t xml:space="preserve"> a second</w:t>
+      </w:r>
+      <w:r>
+        <w:t xml:space="preserve"> </w:t>
+      </w:r>
+      <w:r>
+        <w:t>user to confirm 404 isolation on the first user's prompt.</w:t>
       </w:r>
     </w:p>
     <w:p>
@@ -3459,7 +3610,403 @@
         <w:spacing w:after="120"/>
       </w:pPr>
       <w:r>
-        <w:t>Tool used: Claude Code. Because this module touches the most files (entity, repo, service, controller, and the editor UI) I relied on Claude Code's ability to make a coherent change across the whole feature at once and to keep the React page in sync with the endpoint shapes.</w:t>
+        <w:t xml:space="preserve">Claude Code tool, used plan mode via Opus model with high effort, implementation is done </w:t>
+      </w:r>
+      <w:r>
+        <w:t>this time with Cursors’ Composer 2.5</w:t>
+      </w:r>
+      <w:r>
+        <w:t xml:space="preserve"> just to trying out its </w:t>
+      </w:r>
+      <w:r>
+        <w:t>effectiveness</w:t>
+      </w:r>
+      <w:r>
+        <w:t>.</w:t>
+      </w:r>
+    </w:p>
+    <w:p>
+      <w:pPr>
+        <w:pStyle w:val="Heading3"/>
+      </w:pPr>
+      <w:r>
+        <w:t>Key prompts / interactions</w:t>
+      </w:r>
+    </w:p>
+    <w:tbl>
+      <w:tblPr>
+        <w:tblW w:w="9298" w:type="dxa"/>
+        <w:tblBorders>
+          <w:top w:val="single" w:sz="4" w:space="0" w:color="auto"/>
+          <w:left w:val="single" w:sz="4" w:space="0" w:color="auto"/>
+          <w:bottom w:val="single" w:sz="4" w:space="0" w:color="auto"/>
+          <w:right w:val="single" w:sz="4" w:space="0" w:color="auto"/>
+          <w:insideH w:val="single" w:sz="4" w:space="0" w:color="auto"/>
+          <w:insideV w:val="single" w:sz="4" w:space="0" w:color="auto"/>
+        </w:tblBorders>
+        <w:tblCellMar>
+          <w:left w:w="10" w:type="dxa"/>
+          <w:right w:w="10" w:type="dxa"/>
+        </w:tblCellMar>
+        <w:tblLook w:val="04A0" w:firstRow="1" w:lastRow="0" w:firstColumn="1" w:lastColumn="0" w:noHBand="0" w:noVBand="1"/>
+      </w:tblPr>
+      <w:tblGrid>
+        <w:gridCol w:w="9298"/>
+      </w:tblGrid>
+      <w:tr>
+        <w:tblPrEx>
+          <w:tblCellMar>
+            <w:top w:w="0" w:type="dxa"/>
+            <w:bottom w:w="0" w:type="dxa"/>
+          </w:tblCellMar>
+        </w:tblPrEx>
+        <w:trPr>
+          <w:trHeight w:val="200"/>
+        </w:trPr>
+        <w:tc>
+          <w:tcPr>
+            <w:tcW w:w="9298" w:type="dxa"/>
+            <w:tcBorders>
+              <w:top w:val="single" w:sz="1" w:space="0" w:color="CCCCCC"/>
+              <w:left w:val="single" w:sz="1" w:space="0" w:color="CCCCCC"/>
+              <w:bottom w:val="single" w:sz="1" w:space="0" w:color="CCCCCC"/>
+              <w:right w:val="single" w:sz="1" w:space="0" w:color="CCCCCC"/>
+            </w:tcBorders>
+            <w:shd w:val="clear" w:color="auto" w:fill="D7E0F2"/>
+            <w:tcMar>
+              <w:top w:w="80" w:type="dxa"/>
+              <w:left w:w="120" w:type="dxa"/>
+              <w:bottom w:w="80" w:type="dxa"/>
+              <w:right w:w="120" w:type="dxa"/>
+            </w:tcMar>
+          </w:tcPr>
+          <w:p>
+            <w:r>
+              <w:rPr>
+                <w:b/>
+                <w:bCs/>
+                <w:sz w:val="18"/>
+                <w:szCs w:val="18"/>
+              </w:rPr>
+              <w:t xml:space="preserve">Prompt 1 — </w:t>
+            </w:r>
+            <w:r>
+              <w:rPr>
+                <w:b/>
+                <w:bCs/>
+                <w:sz w:val="18"/>
+                <w:szCs w:val="18"/>
+              </w:rPr>
+              <w:t>Plan</w:t>
+            </w:r>
+            <w:r>
+              <w:rPr>
+                <w:b/>
+                <w:bCs/>
+                <w:sz w:val="18"/>
+                <w:szCs w:val="18"/>
+              </w:rPr>
+              <w:t xml:space="preserve"> </w:t>
+            </w:r>
+          </w:p>
+        </w:tc>
+      </w:tr>
+      <w:tr>
+        <w:tblPrEx>
+          <w:tblCellMar>
+            <w:top w:w="0" w:type="dxa"/>
+            <w:bottom w:w="0" w:type="dxa"/>
+          </w:tblCellMar>
+        </w:tblPrEx>
+        <w:trPr>
+          <w:trHeight w:val="1530"/>
+        </w:trPr>
+        <w:tc>
+          <w:tcPr>
+            <w:tcW w:w="9298" w:type="dxa"/>
+            <w:tcBorders>
+              <w:top w:val="single" w:sz="1" w:space="0" w:color="CCCCCC"/>
+              <w:left w:val="single" w:sz="1" w:space="0" w:color="CCCCCC"/>
+              <w:bottom w:val="single" w:sz="1" w:space="0" w:color="CCCCCC"/>
+              <w:right w:val="single" w:sz="1" w:space="0" w:color="CCCCCC"/>
+            </w:tcBorders>
+            <w:tcMar>
+              <w:top w:w="80" w:type="dxa"/>
+              <w:left w:w="120" w:type="dxa"/>
+              <w:bottom w:w="80" w:type="dxa"/>
+              <w:right w:w="120" w:type="dxa"/>
+            </w:tcMar>
+          </w:tcPr>
+          <w:p>
+            <w:pPr>
+              <w:spacing w:after="40"/>
+              <w:rPr>
+                <w:sz w:val="20"/>
+                <w:szCs w:val="20"/>
+              </w:rPr>
+            </w:pPr>
+            <w:r>
+              <w:rPr>
+                <w:sz w:val="20"/>
+                <w:szCs w:val="20"/>
+              </w:rPr>
+              <w:t xml:space="preserve">Lets plan the implementation of the module 3 - prompt management. For that use as a reference @AI-Assisted-Development-Project.docx (module 3). The prompt entity should support full CRUD operations (this includes PATCH method for updating only title/content). Return 404 if the prompt doesn't exist or isn't owned by the current user. Create repository, service, and a reactive controller exposing  GET/POST/PATCH/DELETE. Enforce that a prompt can only be created in, and read from, </w:t>
+            </w:r>
+            <w:r>
+              <w:rPr>
+                <w:sz w:val="20"/>
+                <w:szCs w:val="20"/>
+              </w:rPr>
+              <w:lastRenderedPageBreak/>
+              <w:t>a collection the current user owns. Align with me everything which is not clear how it needs to be done or if you have a better idea regarding some logic.</w:t>
+            </w:r>
+          </w:p>
+        </w:tc>
+      </w:tr>
+      <w:tr>
+        <w:tblPrEx>
+          <w:tblCellMar>
+            <w:top w:w="0" w:type="dxa"/>
+            <w:bottom w:w="0" w:type="dxa"/>
+          </w:tblCellMar>
+        </w:tblPrEx>
+        <w:trPr>
+          <w:trHeight w:val="200"/>
+        </w:trPr>
+        <w:tc>
+          <w:tcPr>
+            <w:tcW w:w="9298" w:type="dxa"/>
+            <w:tcBorders>
+              <w:top w:val="single" w:sz="1" w:space="0" w:color="CCCCCC"/>
+              <w:left w:val="single" w:sz="1" w:space="0" w:color="CCCCCC"/>
+              <w:bottom w:val="single" w:sz="1" w:space="0" w:color="CCCCCC"/>
+              <w:right w:val="single" w:sz="1" w:space="0" w:color="CCCCCC"/>
+            </w:tcBorders>
+            <w:shd w:val="clear" w:color="auto" w:fill="D7E0F2"/>
+            <w:tcMar>
+              <w:top w:w="80" w:type="dxa"/>
+              <w:left w:w="120" w:type="dxa"/>
+              <w:bottom w:w="80" w:type="dxa"/>
+              <w:right w:w="120" w:type="dxa"/>
+            </w:tcMar>
+          </w:tcPr>
+          <w:p>
+            <w:r>
+              <w:rPr>
+                <w:b/>
+                <w:bCs/>
+                <w:sz w:val="18"/>
+                <w:szCs w:val="18"/>
+              </w:rPr>
+              <w:lastRenderedPageBreak/>
+              <w:t xml:space="preserve">Prompt 2 — </w:t>
+            </w:r>
+            <w:r>
+              <w:rPr>
+                <w:b/>
+                <w:bCs/>
+                <w:sz w:val="18"/>
+                <w:szCs w:val="18"/>
+              </w:rPr>
+              <w:t>Implement</w:t>
+            </w:r>
+          </w:p>
+        </w:tc>
+      </w:tr>
+      <w:tr>
+        <w:tblPrEx>
+          <w:tblCellMar>
+            <w:top w:w="0" w:type="dxa"/>
+            <w:bottom w:w="0" w:type="dxa"/>
+          </w:tblCellMar>
+        </w:tblPrEx>
+        <w:trPr>
+          <w:trHeight w:val="271"/>
+        </w:trPr>
+        <w:tc>
+          <w:tcPr>
+            <w:tcW w:w="9298" w:type="dxa"/>
+            <w:tcBorders>
+              <w:top w:val="single" w:sz="1" w:space="0" w:color="CCCCCC"/>
+              <w:left w:val="single" w:sz="1" w:space="0" w:color="CCCCCC"/>
+              <w:bottom w:val="single" w:sz="1" w:space="0" w:color="CCCCCC"/>
+              <w:right w:val="single" w:sz="1" w:space="0" w:color="CCCCCC"/>
+            </w:tcBorders>
+            <w:tcMar>
+              <w:top w:w="80" w:type="dxa"/>
+              <w:left w:w="120" w:type="dxa"/>
+              <w:bottom w:w="80" w:type="dxa"/>
+              <w:right w:w="120" w:type="dxa"/>
+            </w:tcMar>
+          </w:tcPr>
+          <w:p>
+            <w:pPr>
+              <w:spacing w:after="40"/>
+              <w:rPr>
+                <w:sz w:val="20"/>
+                <w:szCs w:val="20"/>
+              </w:rPr>
+            </w:pPr>
+            <w:r>
+              <w:rPr>
+                <w:sz w:val="20"/>
+                <w:szCs w:val="20"/>
+              </w:rPr>
+              <w:t>Let's implement the following plan [Pasted text #1 +160 lines] for module 3 - Prompt Management. Follow existing project conventions and make sure that the ownership isolation is in place -  user B gets  404 on user A's prompt (GET/{id}, PATCH, DELETE); user A's list excludes user B's prompts; POST into user A's collection by user B → 404. Also, create a database index on the owner_id field. Use  descriptive names for the variables (not like Prompt p = new Prompt()), fix other occurences of this pattern in the code. Delete any unused methods.</w:t>
+            </w:r>
+          </w:p>
+        </w:tc>
+      </w:tr>
+    </w:tbl>
+    <w:p>
+      <w:pPr>
+        <w:pStyle w:val="Heading2"/>
+        <w:pageBreakBefore/>
+      </w:pPr>
+      <w:bookmarkStart w:id="7" w:name="_Toc232434964"/>
+      <w:r>
+        <w:lastRenderedPageBreak/>
+        <w:t>Module 4 — Prompt Version History</w:t>
+      </w:r>
+      <w:bookmarkEnd w:id="7"/>
+    </w:p>
+    <w:p>
+      <w:pPr>
+        <w:pStyle w:val="Heading3"/>
+      </w:pPr>
+      <w:r>
+        <w:t>Approach &amp; reasoning</w:t>
+      </w:r>
+    </w:p>
+    <w:p>
+      <w:pPr>
+        <w:spacing w:after="120"/>
+      </w:pPr>
+      <w:r>
+        <w:t>This is the project's most interesting feature and the best one to discuss at the exam. The goal is to track how a prompt evolves over time. A PromptVersion (id, promptId, content, versionNumber, createdAt) is an immutable snapshot. Saving a version captures the current content and assigns the next sequential versionNumber; restoring a version copies an old snapshot's content back onto the live prompt. The hard part was assigning versionNumber correctly and atomically in a reactive, non-blocking flow without race conditions.</w:t>
+      </w:r>
+    </w:p>
+    <w:p>
+      <w:pPr>
+        <w:pStyle w:val="Heading3"/>
+      </w:pPr>
+      <w:r>
+        <w:t>Step-by-step workflow</w:t>
+      </w:r>
+    </w:p>
+    <w:p>
+      <w:pPr>
+        <w:pStyle w:val="ListParagraph"/>
+        <w:numPr>
+          <w:ilvl w:val="0"/>
+          <w:numId w:val="2"/>
+        </w:numPr>
+        <w:spacing w:after="60"/>
+      </w:pPr>
+      <w:r>
+        <w:t>Generated the PromptVersion entity and repository, including a query for the highest existing versionNumber for a prompt.</w:t>
+      </w:r>
+    </w:p>
+    <w:p>
+      <w:pPr>
+        <w:pStyle w:val="ListParagraph"/>
+        <w:numPr>
+          <w:ilvl w:val="0"/>
+          <w:numId w:val="2"/>
+        </w:numPr>
+        <w:spacing w:after="60"/>
+      </w:pPr>
+      <w:r>
+        <w:t>Implemented POST /prompts/{id}/versions: read the prompt's current content, compute next version number, persist the snapshot.</w:t>
+      </w:r>
+    </w:p>
+    <w:p>
+      <w:pPr>
+        <w:pStyle w:val="ListParagraph"/>
+        <w:numPr>
+          <w:ilvl w:val="0"/>
+          <w:numId w:val="2"/>
+        </w:numPr>
+        <w:spacing w:after="60"/>
+      </w:pPr>
+      <w:r>
+        <w:t>Implemented GET /prompts/{id}/versions returning the ordered history as a Flux.</w:t>
+      </w:r>
+    </w:p>
+    <w:p>
+      <w:pPr>
+        <w:pStyle w:val="ListParagraph"/>
+        <w:numPr>
+          <w:ilvl w:val="0"/>
+          <w:numId w:val="2"/>
+        </w:numPr>
+        <w:spacing w:after="60"/>
+      </w:pPr>
+      <w:r>
+        <w:t>Implemented restore: load a chosen version and write its content back to the live prompt (composed reactively with flatMap).</w:t>
+      </w:r>
+    </w:p>
+    <w:p>
+      <w:pPr>
+        <w:pStyle w:val="Heading3"/>
+      </w:pPr>
+      <w:r>
+        <w:t>Testing strategy</w:t>
+      </w:r>
+    </w:p>
+    <w:p>
+      <w:pPr>
+        <w:pStyle w:val="ListParagraph"/>
+        <w:numPr>
+          <w:ilvl w:val="0"/>
+          <w:numId w:val="2"/>
+        </w:numPr>
+        <w:spacing w:after="60"/>
+      </w:pPr>
+      <w:r>
+        <w:t>StepVerifier tests asserting that consecutive saves produce versionNumber 1, 2, 3 in order.</w:t>
+      </w:r>
+    </w:p>
+    <w:p>
+      <w:pPr>
+        <w:pStyle w:val="ListParagraph"/>
+        <w:numPr>
+          <w:ilvl w:val="0"/>
+          <w:numId w:val="2"/>
+        </w:numPr>
+        <w:spacing w:after="60"/>
+      </w:pPr>
+      <w:r>
+        <w:t>WebTestClient test: create prompt, save two versions, edit the prompt, restore v1, and assert the live content matches v1.</w:t>
+      </w:r>
+    </w:p>
+    <w:p>
+      <w:pPr>
+        <w:pStyle w:val="ListParagraph"/>
+        <w:numPr>
+          <w:ilvl w:val="0"/>
+          <w:numId w:val="2"/>
+        </w:numPr>
+        <w:spacing w:after="60"/>
+      </w:pPr>
+      <w:r>
+        <w:t>Checked ordering of the returned history and that restoring does not itself create gaps in the numbering unless intended.</w:t>
+      </w:r>
+    </w:p>
+    <w:p>
+      <w:pPr>
+        <w:pStyle w:val="Heading3"/>
+      </w:pPr>
+      <w:r>
+        <w:t>AI tool choice</w:t>
+      </w:r>
+    </w:p>
+    <w:p>
+      <w:pPr>
+        <w:spacing w:after="120"/>
+      </w:pPr>
+      <w:r>
+        <w:t>Tool used: Claude Code. The versioning logic is the place where reactive composition is genuinely tricky — chaining 'find latest version → increment → save' without blocking. Claude Code was useful for expressing this as a clean Mono/Flux pipeline and for talking through the concurrency caveat, which directly informs the 'what I'd improve' section.</w:t>
       </w:r>
     </w:p>
     <w:p>
@@ -3522,7 +4069,7 @@
                 <w:sz w:val="18"/>
                 <w:szCs w:val="18"/>
               </w:rPr>
-              <w:t>Prompt 1 — PATCH-based partial update</w:t>
+              <w:t>Prompt 1 — reactive next-version assignment</w:t>
             </w:r>
           </w:p>
         </w:tc>
@@ -3573,7 +4120,7 @@
                 <w:sz w:val="18"/>
                 <w:szCs w:val="18"/>
               </w:rPr>
-              <w:t>"Implement PATCH /prompts/{id} so only the fields present in the request</w:t>
+              <w:t>"Implement 'save version': find the current max versionNumber for a</w:t>
             </w:r>
           </w:p>
           <w:p>
@@ -3586,7 +4133,7 @@
                 <w:sz w:val="18"/>
                 <w:szCs w:val="18"/>
               </w:rPr>
-              <w:t xml:space="preserve"> body are updated; leave the rest unchanged. Return 404 if the prompt</w:t>
+              <w:t xml:space="preserve"> prompt, add one, and persist a PromptVersion snapshot of the current</w:t>
             </w:r>
           </w:p>
           <w:p>
@@ -3599,7 +4146,20 @@
                 <w:sz w:val="18"/>
                 <w:szCs w:val="18"/>
               </w:rPr>
-              <w:t xml:space="preserve"> doesn't exist or isn't owned by the current user."</w:t>
+              <w:t xml:space="preserve"> content. Express it as a non-blocking Mono pipeline and tell me where</w:t>
+            </w:r>
+          </w:p>
+          <w:p>
+            <w:pPr>
+              <w:spacing w:after="40"/>
+            </w:pPr>
+            <w:r>
+              <w:rPr>
+                <w:rFonts w:ascii="Consolas" w:eastAsia="Consolas" w:hAnsi="Consolas" w:cs="Consolas"/>
+                <w:sz w:val="18"/>
+                <w:szCs w:val="18"/>
+              </w:rPr>
+              <w:t xml:space="preserve"> a race condition could occur."</w:t>
             </w:r>
           </w:p>
         </w:tc>
@@ -3636,7 +4196,7 @@
                 <w:sz w:val="18"/>
                 <w:szCs w:val="18"/>
               </w:rPr>
-              <w:t>Prompt 2 — building the editor UI</w:t>
+              <w:t>Prompt 2 — restore logic</w:t>
             </w:r>
           </w:p>
         </w:tc>
@@ -3685,12 +4245,12 @@
         <w:pStyle w:val="Heading2"/>
         <w:pageBreakBefore/>
       </w:pPr>
-      <w:bookmarkStart w:id="7" w:name="_Toc232434964"/>
+      <w:bookmarkStart w:id="8" w:name="_Toc232434965"/>
       <w:r>
         <w:lastRenderedPageBreak/>
-        <w:t>Module 4 — Prompt Version History</w:t>
-      </w:r>
-      <w:bookmarkEnd w:id="7"/>
+        <w:t>Module 5 — Dashboard (simple analytics)</w:t>
+      </w:r>
+      <w:bookmarkEnd w:id="8"/>
     </w:p>
     <w:p>
       <w:pPr>
@@ -3705,7 +4265,7 @@
         <w:spacing w:after="120"/>
       </w:pPr>
       <w:r>
-        <w:t>This is the project's most interesting feature and the best one to discuss at the exam. The goal is to track how a prompt evolves over time. A PromptVersion (id, promptId, content, versionNumber, createdAt) is an immutable snapshot. Saving a version captures the current content and assigns the next sequential versionNumber; restoring a version copies an old snapshot's content back onto the live prompt. The hard part was assigning versionNumber correctly and atomically in a reactive, non-blocking flow without race conditions.</w:t>
+        <w:t>The dashboard exposes a single reactive endpoint, GET /dashboard, that returns aggregate counts for the current user: total collections, total prompts, total versions, and the latest prompt. I deliberately did NOT implement SSE or any real-time streaming — the requirement is just aggregation. The interesting reactive aspect is composing four independent count queries into one response without blocking, which I did with Mono.zip.</w:t>
       </w:r>
     </w:p>
     <w:p>
@@ -3726,7 +4286,7 @@
         <w:spacing w:after="60"/>
       </w:pPr>
       <w:r>
-        <w:t>Generated the PromptVersion entity and repository, including a query for the highest existing versionNumber for a prompt.</w:t>
+        <w:t>Added count queries (scoped by owner) to the existing repositories.</w:t>
       </w:r>
     </w:p>
     <w:p>
@@ -3739,7 +4299,7 @@
         <w:spacing w:after="60"/>
       </w:pPr>
       <w:r>
-        <w:t>Implemented POST /prompts/{id}/versions: read the prompt's current content, compute next version number, persist the snapshot.</w:t>
+        <w:t>Created a DashboardService that runs the four queries concurrently and combines them with Mono.zip into a single DashboardDto.</w:t>
       </w:r>
     </w:p>
     <w:p>
@@ -3752,7 +4312,15 @@
         <w:spacing w:after="60"/>
       </w:pPr>
       <w:r>
-        <w:t>Implemented GET /prompts/{id}/versions returning the ordered history as a Flux.</w:t>
+        <w:t>Exposed GET /dashboard returning that Mono.</w:t>
+      </w:r>
+    </w:p>
+    <w:p>
+      <w:pPr>
+        <w:pStyle w:val="Heading3"/>
+      </w:pPr>
+      <w:r>
+        <w:t>Testing strategy</w:t>
       </w:r>
     </w:p>
     <w:p>
@@ -3765,15 +4333,7 @@
         <w:spacing w:after="60"/>
       </w:pPr>
       <w:r>
-        <w:t>Implemented restore: load a chosen version and write its content back to the live prompt (composed reactively with flatMap).</w:t>
-      </w:r>
-    </w:p>
-    <w:p>
-      <w:pPr>
-        <w:pStyle w:val="Heading3"/>
-      </w:pPr>
-      <w:r>
-        <w:t>Testing strategy</w:t>
+        <w:t>WebTestClient test seeding a known workspace (e.g. 2 collections, 3 prompts, 5 versions) and asserting each count in the response body.</w:t>
       </w:r>
     </w:p>
     <w:p>
@@ -3786,33 +4346,7 @@
         <w:spacing w:after="60"/>
       </w:pPr>
       <w:r>
-        <w:t>StepVerifier tests asserting that consecutive saves produce versionNumber 1, 2, 3 in order.</w:t>
-      </w:r>
-    </w:p>
-    <w:p>
-      <w:pPr>
-        <w:pStyle w:val="ListParagraph"/>
-        <w:numPr>
-          <w:ilvl w:val="0"/>
-          <w:numId w:val="2"/>
-        </w:numPr>
-        <w:spacing w:after="60"/>
-      </w:pPr>
-      <w:r>
-        <w:t>WebTestClient test: create prompt, save two versions, edit the prompt, restore v1, and assert the live content matches v1.</w:t>
-      </w:r>
-    </w:p>
-    <w:p>
-      <w:pPr>
-        <w:pStyle w:val="ListParagraph"/>
-        <w:numPr>
-          <w:ilvl w:val="0"/>
-          <w:numId w:val="2"/>
-        </w:numPr>
-        <w:spacing w:after="60"/>
-      </w:pPr>
-      <w:r>
-        <w:t>Checked ordering of the returned history and that restoring does not itself create gaps in the numbering unless intended.</w:t>
+        <w:t>StepVerifier test confirming the combined Mono emits exactly one aggregated value and completes.</w:t>
       </w:r>
     </w:p>
     <w:p>
@@ -3828,7 +4362,7 @@
         <w:spacing w:after="120"/>
       </w:pPr>
       <w:r>
-        <w:t>Tool used: Claude Code. The versioning logic is the place where reactive composition is genuinely tricky — chaining 'find latest version → increment → save' without blocking. Claude Code was useful for expressing this as a clean Mono/Flux pipeline and for talking through the concurrency caveat, which directly informs the 'what I'd improve' section.</w:t>
+        <w:t>Tool used: Claude Code. The aggregation is small, so the tool's main contribution was suggesting Mono.zip as the idiomatic way to combine the independent queries concurrently rather than awaiting them one after another.</w:t>
       </w:r>
     </w:p>
     <w:p>
@@ -3891,7 +4425,7 @@
                 <w:sz w:val="18"/>
                 <w:szCs w:val="18"/>
               </w:rPr>
-              <w:t>Prompt 1 — reactive next-version assignment</w:t>
+              <w:t>Prompt 1 — concurrent aggregation</w:t>
             </w:r>
           </w:p>
         </w:tc>
@@ -3942,7 +4476,7 @@
                 <w:sz w:val="18"/>
                 <w:szCs w:val="18"/>
               </w:rPr>
-              <w:t>"Implement 'save version': find the current max versionNumber for a</w:t>
+              <w:t>"Create GET /dashboard returning total collections, prompts, versions and</w:t>
             </w:r>
           </w:p>
           <w:p>
@@ -3955,7 +4489,7 @@
                 <w:sz w:val="18"/>
                 <w:szCs w:val="18"/>
               </w:rPr>
-              <w:t xml:space="preserve"> prompt, add one, and persist a PromptVersion snapshot of the current</w:t>
+              <w:t xml:space="preserve"> the latest prompt for the current user. Run the count queries</w:t>
             </w:r>
           </w:p>
           <w:p>
@@ -3968,95 +4502,7 @@
                 <w:sz w:val="18"/>
                 <w:szCs w:val="18"/>
               </w:rPr>
-              <w:t xml:space="preserve"> content. Express it as a non-blocking Mono pipeline and tell me where</w:t>
-            </w:r>
-          </w:p>
-          <w:p>
-            <w:pPr>
-              <w:spacing w:after="40"/>
-            </w:pPr>
-            <w:r>
-              <w:rPr>
-                <w:rFonts w:ascii="Consolas" w:eastAsia="Consolas" w:hAnsi="Consolas" w:cs="Consolas"/>
-                <w:sz w:val="18"/>
-                <w:szCs w:val="18"/>
-              </w:rPr>
-              <w:t xml:space="preserve"> a race condition could occur."</w:t>
-            </w:r>
-          </w:p>
-        </w:tc>
-      </w:tr>
-      <w:tr>
-        <w:tblPrEx>
-          <w:tblCellMar>
-            <w:top w:w="0" w:type="dxa"/>
-            <w:bottom w:w="0" w:type="dxa"/>
-          </w:tblCellMar>
-        </w:tblPrEx>
-        <w:tc>
-          <w:tcPr>
-            <w:tcW w:w="9360" w:type="dxa"/>
-            <w:tcBorders>
-              <w:top w:val="single" w:sz="1" w:space="0" w:color="CCCCCC"/>
-              <w:left w:val="single" w:sz="1" w:space="0" w:color="CCCCCC"/>
-              <w:bottom w:val="single" w:sz="1" w:space="0" w:color="CCCCCC"/>
-              <w:right w:val="single" w:sz="1" w:space="0" w:color="CCCCCC"/>
-            </w:tcBorders>
-            <w:shd w:val="clear" w:color="auto" w:fill="D7E0F2"/>
-            <w:tcMar>
-              <w:top w:w="80" w:type="dxa"/>
-              <w:left w:w="120" w:type="dxa"/>
-              <w:bottom w:w="80" w:type="dxa"/>
-              <w:right w:w="120" w:type="dxa"/>
-            </w:tcMar>
-          </w:tcPr>
-          <w:p>
-            <w:r>
-              <w:rPr>
-                <w:b/>
-                <w:bCs/>
-                <w:sz w:val="18"/>
-                <w:szCs w:val="18"/>
-              </w:rPr>
-              <w:t>Prompt 2 — restore logic</w:t>
-            </w:r>
-          </w:p>
-        </w:tc>
-      </w:tr>
-      <w:tr>
-        <w:tblPrEx>
-          <w:tblCellMar>
-            <w:top w:w="0" w:type="dxa"/>
-            <w:bottom w:w="0" w:type="dxa"/>
-          </w:tblCellMar>
-        </w:tblPrEx>
-        <w:tc>
-          <w:tcPr>
-            <w:tcW w:w="9360" w:type="dxa"/>
-            <w:tcBorders>
-              <w:top w:val="single" w:sz="1" w:space="0" w:color="CCCCCC"/>
-              <w:left w:val="single" w:sz="1" w:space="0" w:color="CCCCCC"/>
-              <w:bottom w:val="single" w:sz="1" w:space="0" w:color="CCCCCC"/>
-              <w:right w:val="single" w:sz="1" w:space="0" w:color="CCCCCC"/>
-            </w:tcBorders>
-            <w:tcMar>
-              <w:top w:w="80" w:type="dxa"/>
-              <w:left w:w="120" w:type="dxa"/>
-              <w:bottom w:w="80" w:type="dxa"/>
-              <w:right w:w="120" w:type="dxa"/>
-            </w:tcMar>
-          </w:tcPr>
-          <w:p>
-            <w:pPr>
-              <w:spacing w:after="40"/>
-            </w:pPr>
-            <w:r>
-              <w:rPr>
-                <w:rFonts w:ascii="Consolas" w:eastAsia="Consolas" w:hAnsi="Consolas" w:cs="Consolas"/>
-                <w:sz w:val="18"/>
-                <w:szCs w:val="18"/>
-              </w:rPr>
-              <w:t>[Paste your actual prompt here.]</w:t>
+              <w:t xml:space="preserve"> concurrently with Mono.zip and return a single DTO. No SSE."</w:t>
             </w:r>
           </w:p>
         </w:tc>
@@ -4067,12 +4513,12 @@
         <w:pStyle w:val="Heading2"/>
         <w:pageBreakBefore/>
       </w:pPr>
-      <w:bookmarkStart w:id="8" w:name="_Toc232434965"/>
+      <w:bookmarkStart w:id="9" w:name="_Toc232434966"/>
       <w:r>
         <w:lastRenderedPageBreak/>
-        <w:t>Module 5 — Dashboard (simple analytics)</w:t>
-      </w:r>
-      <w:bookmarkEnd w:id="8"/>
+        <w:t>Module 6 — Frontend (React + Tailwind)</w:t>
+      </w:r>
+      <w:bookmarkEnd w:id="9"/>
     </w:p>
     <w:p>
       <w:pPr>
@@ -4087,7 +4533,13 @@
         <w:spacing w:after="120"/>
       </w:pPr>
       <w:r>
-        <w:t>The dashboard exposes a single reactive endpoint, GET /dashboard, that returns aggregate counts for the current user: total collections, total prompts, total versions, and the latest prompt. I deliberately did NOT implement SSE or any real-time streaming — the requirement is just aggregation. The interesting reactive aspect is composing four independent count queries into one response without blocking, which I did with Mono.zip.</w:t>
+        <w:t>The frontend was built as a separate phase after all five backend modules were complete and tested, so the UI could be developed against a finished, stable API. It is a single-page React application styled with Tailwind, covering four pages: Login, Dashboard, Collections, and the Prompt Editor (which also hosts the version-history panel). The central design decision was how to carry the JWT on the client: I kept the token in memory only (React state/context) rather than persisting it, which keeps the implementation simple and side-steps the security questions around localStorage. The accepted trade-off is that a page refresh or a new tab logs the user out and returns them to the login screen.</w:t>
+      </w:r>
+      <w:r>
+        <w:t xml:space="preserve"> </w:t>
+      </w:r>
+      <w:r>
+        <w:t>Rather than build a separate public landing page — which would add UI with no backend behind it — the Dashboard doubles as the home screen: after login the user lands directly on their workspace statistics, with the collections sidebar available from every protected page.</w:t>
       </w:r>
     </w:p>
     <w:p>
@@ -4108,7 +4560,90 @@
         <w:spacing w:after="60"/>
       </w:pPr>
       <w:r>
-        <w:t>Added count queries (scoped by owner) to the existing repositories.</w:t>
+        <w:t xml:space="preserve">Set up the React app with Tailwind and the routes: </w:t>
+      </w:r>
+      <w:r>
+        <w:rPr>
+          <w:rStyle w:val="HTMLCode"/>
+          <w:rFonts w:eastAsia="Arial"/>
+        </w:rPr>
+        <w:t>/</w:t>
+      </w:r>
+      <w:r>
+        <w:t xml:space="preserve"> (redirects to </w:t>
+      </w:r>
+      <w:r>
+        <w:rPr>
+          <w:rStyle w:val="HTMLCode"/>
+          <w:rFonts w:eastAsia="Arial"/>
+        </w:rPr>
+        <w:t>/dashboard</w:t>
+      </w:r>
+      <w:r>
+        <w:t xml:space="preserve"> when authenticated, else </w:t>
+      </w:r>
+      <w:r>
+        <w:rPr>
+          <w:rStyle w:val="HTMLCode"/>
+          <w:rFonts w:eastAsia="Arial"/>
+        </w:rPr>
+        <w:t>/login</w:t>
+      </w:r>
+      <w:r>
+        <w:t xml:space="preserve">), </w:t>
+      </w:r>
+      <w:r>
+        <w:rPr>
+          <w:rStyle w:val="HTMLCode"/>
+          <w:rFonts w:eastAsia="Arial"/>
+        </w:rPr>
+        <w:t>/login</w:t>
+      </w:r>
+      <w:r>
+        <w:t xml:space="preserve"> (public), </w:t>
+      </w:r>
+      <w:r>
+        <w:rPr>
+          <w:rStyle w:val="HTMLCode"/>
+          <w:rFonts w:eastAsia="Arial"/>
+        </w:rPr>
+        <w:t>/dashboard</w:t>
+      </w:r>
+      <w:r>
+        <w:t xml:space="preserve"> (the post-login home screen), </w:t>
+      </w:r>
+      <w:r>
+        <w:rPr>
+          <w:rStyle w:val="HTMLCode"/>
+          <w:rFonts w:eastAsia="Arial"/>
+        </w:rPr>
+        <w:t>/collections</w:t>
+      </w:r>
+      <w:r>
+        <w:t xml:space="preserve">, and </w:t>
+      </w:r>
+      <w:r>
+        <w:rPr>
+          <w:rStyle w:val="HTMLCode"/>
+          <w:rFonts w:eastAsia="Arial"/>
+        </w:rPr>
+        <w:t>/prompts/{id}</w:t>
+      </w:r>
+      <w:r>
+        <w:t xml:space="preserve"> — all except </w:t>
+      </w:r>
+      <w:r>
+        <w:rPr>
+          <w:rStyle w:val="HTMLCode"/>
+          <w:rFonts w:eastAsia="Arial"/>
+        </w:rPr>
+        <w:t>/login</w:t>
+      </w:r>
+      <w:r>
+        <w:t xml:space="preserve"> protected.</w:t>
+      </w:r>
+      <w:r>
+        <w:t>Implemented an auth context holding the in-memory token and a guard that redirects to /login when no valid token is present.</w:t>
       </w:r>
     </w:p>
     <w:p>
@@ -4121,7 +4656,7 @@
         <w:spacing w:after="60"/>
       </w:pPr>
       <w:r>
-        <w:t>Created a DashboardService that runs the four queries concurrently and combines them with Mono.zip into a single DashboardDto.</w:t>
+        <w:t>Built a thin API layer that attaches Authorization: Bearer &lt;token&gt; to every request and, on a 401, clears the token and redirects to /login.</w:t>
       </w:r>
     </w:p>
     <w:p>
@@ -4134,15 +4669,7 @@
         <w:spacing w:after="60"/>
       </w:pPr>
       <w:r>
-        <w:t>Exposed GET /dashboard returning that Mono.</w:t>
-      </w:r>
-    </w:p>
-    <w:p>
-      <w:pPr>
-        <w:pStyle w:val="Heading3"/>
-      </w:pPr>
-      <w:r>
-        <w:t>Testing strategy</w:t>
+        <w:t>Built the Login/Register page wired to /auth/login and /auth/register.</w:t>
       </w:r>
     </w:p>
     <w:p>
@@ -4155,7 +4682,7 @@
         <w:spacing w:after="60"/>
       </w:pPr>
       <w:r>
-        <w:t>WebTestClient test seeding a known workspace (e.g. 2 collections, 3 prompts, 5 versions) and asserting each count in the response body.</w:t>
+        <w:t>Built the Collections sidebar (list + 'New Collection') and the Prompt Editor (title, content, save/delete), including the version-history panel with a restore action.</w:t>
       </w:r>
     </w:p>
     <w:p>
@@ -4168,7 +4695,7 @@
         <w:spacing w:after="60"/>
       </w:pPr>
       <w:r>
-        <w:t>StepVerifier test confirming the combined Mono emits exactly one aggregated value and completes.</w:t>
+        <w:t>Built the Dashboard page rendering the four aggregate metric cards from GET /dashboard.</w:t>
       </w:r>
     </w:p>
     <w:p>
@@ -4176,6 +4703,66 @@
         <w:pStyle w:val="Heading3"/>
       </w:pPr>
       <w:r>
+        <w:t>Testing strategy</w:t>
+      </w:r>
+    </w:p>
+    <w:p>
+      <w:pPr>
+        <w:pStyle w:val="ListParagraph"/>
+        <w:numPr>
+          <w:ilvl w:val="0"/>
+          <w:numId w:val="2"/>
+        </w:numPr>
+        <w:spacing w:after="60"/>
+      </w:pPr>
+      <w:r>
+        <w:t>Manual end-to-end verification of each user flow against the running backend: register → login → create collection → create prompt → edit → save version → restore → view dashboard.</w:t>
+      </w:r>
+    </w:p>
+    <w:p>
+      <w:pPr>
+        <w:pStyle w:val="ListParagraph"/>
+        <w:numPr>
+          <w:ilvl w:val="0"/>
+          <w:numId w:val="2"/>
+        </w:numPr>
+        <w:spacing w:after="60"/>
+      </w:pPr>
+      <w:r>
+        <w:t>Verified the 401 handling by letting a request go out without a valid token and confirming the redirect to /login.</w:t>
+      </w:r>
+    </w:p>
+    <w:p>
+      <w:pPr>
+        <w:pStyle w:val="ListParagraph"/>
+        <w:numPr>
+          <w:ilvl w:val="0"/>
+          <w:numId w:val="2"/>
+        </w:numPr>
+        <w:spacing w:after="60"/>
+      </w:pPr>
+      <w:r>
+        <w:t>Confirmed each page renders the data returned by its endpoint and that protected routes are unreachable when logged out.</w:t>
+      </w:r>
+    </w:p>
+    <w:p>
+      <w:pPr>
+        <w:pStyle w:val="ListParagraph"/>
+        <w:numPr>
+          <w:ilvl w:val="0"/>
+          <w:numId w:val="2"/>
+        </w:numPr>
+        <w:spacing w:after="60"/>
+      </w:pPr>
+      <w:r>
+        <w:t>Automated UI testing (e.g. React Testing Library / end-to-end tooling) was intentionally left out of scope for this exam build; validation here is manual.</w:t>
+      </w:r>
+    </w:p>
+    <w:p>
+      <w:pPr>
+        <w:pStyle w:val="Heading3"/>
+      </w:pPr>
+      <w:r>
         <w:t>AI tool choice</w:t>
       </w:r>
     </w:p>
@@ -4184,7 +4771,7 @@
         <w:spacing w:after="120"/>
       </w:pPr>
       <w:r>
-        <w:t>Tool used: Claude Code. The aggregation is small, so the tool's main contribution was suggesting Mono.zip as the idiomatic way to combine the independent queries concurrently rather than awaiting them one after another.</w:t>
+        <w:t>Tool used: Claude Code. Because the backend API was already finished, the frontend work was mostly about wiring pages to known endpoint shapes consistently. Claude Code's whole-project context meant the generated API calls matched the actual request/response formats from the backend modules, and the auth context and route guard stayed consistent across all four pages.</w:t>
       </w:r>
     </w:p>
     <w:p>
@@ -4247,415 +4834,6 @@
                 <w:sz w:val="18"/>
                 <w:szCs w:val="18"/>
               </w:rPr>
-              <w:t>Prompt 1 — concurrent aggregation</w:t>
-            </w:r>
-          </w:p>
-        </w:tc>
-      </w:tr>
-      <w:tr>
-        <w:tblPrEx>
-          <w:tblCellMar>
-            <w:top w:w="0" w:type="dxa"/>
-            <w:bottom w:w="0" w:type="dxa"/>
-          </w:tblCellMar>
-        </w:tblPrEx>
-        <w:tc>
-          <w:tcPr>
-            <w:tcW w:w="9360" w:type="dxa"/>
-            <w:tcBorders>
-              <w:top w:val="single" w:sz="1" w:space="0" w:color="CCCCCC"/>
-              <w:left w:val="single" w:sz="1" w:space="0" w:color="CCCCCC"/>
-              <w:bottom w:val="single" w:sz="1" w:space="0" w:color="CCCCCC"/>
-              <w:right w:val="single" w:sz="1" w:space="0" w:color="CCCCCC"/>
-            </w:tcBorders>
-            <w:tcMar>
-              <w:top w:w="80" w:type="dxa"/>
-              <w:left w:w="120" w:type="dxa"/>
-              <w:bottom w:w="80" w:type="dxa"/>
-              <w:right w:w="120" w:type="dxa"/>
-            </w:tcMar>
-          </w:tcPr>
-          <w:p>
-            <w:pPr>
-              <w:spacing w:after="40"/>
-            </w:pPr>
-            <w:r>
-              <w:rPr>
-                <w:rFonts w:ascii="Consolas" w:eastAsia="Consolas" w:hAnsi="Consolas" w:cs="Consolas"/>
-                <w:sz w:val="18"/>
-                <w:szCs w:val="18"/>
-              </w:rPr>
-              <w:t>[Paste your actual prompt here. Example:]</w:t>
-            </w:r>
-          </w:p>
-          <w:p>
-            <w:pPr>
-              <w:spacing w:after="40"/>
-            </w:pPr>
-            <w:r>
-              <w:rPr>
-                <w:rFonts w:ascii="Consolas" w:eastAsia="Consolas" w:hAnsi="Consolas" w:cs="Consolas"/>
-                <w:sz w:val="18"/>
-                <w:szCs w:val="18"/>
-              </w:rPr>
-              <w:t>"Create GET /dashboard returning total collections, prompts, versions and</w:t>
-            </w:r>
-          </w:p>
-          <w:p>
-            <w:pPr>
-              <w:spacing w:after="40"/>
-            </w:pPr>
-            <w:r>
-              <w:rPr>
-                <w:rFonts w:ascii="Consolas" w:eastAsia="Consolas" w:hAnsi="Consolas" w:cs="Consolas"/>
-                <w:sz w:val="18"/>
-                <w:szCs w:val="18"/>
-              </w:rPr>
-              <w:t xml:space="preserve"> the latest prompt for the current user. Run the count queries</w:t>
-            </w:r>
-          </w:p>
-          <w:p>
-            <w:pPr>
-              <w:spacing w:after="40"/>
-            </w:pPr>
-            <w:r>
-              <w:rPr>
-                <w:rFonts w:ascii="Consolas" w:eastAsia="Consolas" w:hAnsi="Consolas" w:cs="Consolas"/>
-                <w:sz w:val="18"/>
-                <w:szCs w:val="18"/>
-              </w:rPr>
-              <w:t xml:space="preserve"> concurrently with Mono.zip and return a single DTO. No SSE."</w:t>
-            </w:r>
-          </w:p>
-        </w:tc>
-      </w:tr>
-    </w:tbl>
-    <w:p>
-      <w:pPr>
-        <w:pStyle w:val="Heading2"/>
-        <w:pageBreakBefore/>
-      </w:pPr>
-      <w:bookmarkStart w:id="9" w:name="_Toc232434966"/>
-      <w:r>
-        <w:lastRenderedPageBreak/>
-        <w:t>Module 6 — Frontend (React + Tailwind)</w:t>
-      </w:r>
-      <w:bookmarkEnd w:id="9"/>
-    </w:p>
-    <w:p>
-      <w:pPr>
-        <w:pStyle w:val="Heading3"/>
-      </w:pPr>
-      <w:r>
-        <w:t>Approach &amp; reasoning</w:t>
-      </w:r>
-    </w:p>
-    <w:p>
-      <w:pPr>
-        <w:spacing w:after="120"/>
-      </w:pPr>
-      <w:r>
-        <w:t>The frontend was built as a separate phase after all five backend modules were complete and tested, so the UI could be developed against a finished, stable API. It is a single-page React application styled with Tailwind, covering four pages: Login, Dashboard, Collections, and the Prompt Editor (which also hosts the version-history panel). The central design decision was how to carry the JWT on the client: I kept the token in memory only (React state/context) rather than persisting it, which keeps the implementation simple and side-steps the security questions around localStorage. The accepted trade-off is that a page refresh or a new tab logs the user out and returns them to the login screen.</w:t>
-      </w:r>
-      <w:r>
-        <w:t xml:space="preserve"> </w:t>
-      </w:r>
-      <w:r>
-        <w:t>Rather than build a separate public landing page — which would add UI with no backend behind it — the Dashboard doubles as the home screen: after login the user lands directly on their workspace statistics, with the collections sidebar available from every protected page.</w:t>
-      </w:r>
-    </w:p>
-    <w:p>
-      <w:pPr>
-        <w:pStyle w:val="Heading3"/>
-      </w:pPr>
-      <w:r>
-        <w:t>Step-by-step workflow</w:t>
-      </w:r>
-    </w:p>
-    <w:p>
-      <w:pPr>
-        <w:pStyle w:val="ListParagraph"/>
-        <w:numPr>
-          <w:ilvl w:val="0"/>
-          <w:numId w:val="2"/>
-        </w:numPr>
-        <w:spacing w:after="60"/>
-      </w:pPr>
-      <w:r>
-        <w:t xml:space="preserve">Set up the React app with Tailwind and the routes: </w:t>
-      </w:r>
-      <w:r>
-        <w:rPr>
-          <w:rStyle w:val="HTMLCode"/>
-          <w:rFonts w:eastAsia="Arial"/>
-        </w:rPr>
-        <w:t>/</w:t>
-      </w:r>
-      <w:r>
-        <w:t xml:space="preserve"> (redirects to </w:t>
-      </w:r>
-      <w:r>
-        <w:rPr>
-          <w:rStyle w:val="HTMLCode"/>
-          <w:rFonts w:eastAsia="Arial"/>
-        </w:rPr>
-        <w:t>/dashboard</w:t>
-      </w:r>
-      <w:r>
-        <w:t xml:space="preserve"> when authenticated, else </w:t>
-      </w:r>
-      <w:r>
-        <w:rPr>
-          <w:rStyle w:val="HTMLCode"/>
-          <w:rFonts w:eastAsia="Arial"/>
-        </w:rPr>
-        <w:t>/login</w:t>
-      </w:r>
-      <w:r>
-        <w:t xml:space="preserve">), </w:t>
-      </w:r>
-      <w:r>
-        <w:rPr>
-          <w:rStyle w:val="HTMLCode"/>
-          <w:rFonts w:eastAsia="Arial"/>
-        </w:rPr>
-        <w:t>/login</w:t>
-      </w:r>
-      <w:r>
-        <w:t xml:space="preserve"> (public), </w:t>
-      </w:r>
-      <w:r>
-        <w:rPr>
-          <w:rStyle w:val="HTMLCode"/>
-          <w:rFonts w:eastAsia="Arial"/>
-        </w:rPr>
-        <w:t>/dashboard</w:t>
-      </w:r>
-      <w:r>
-        <w:t xml:space="preserve"> (the post-login home screen), </w:t>
-      </w:r>
-      <w:r>
-        <w:rPr>
-          <w:rStyle w:val="HTMLCode"/>
-          <w:rFonts w:eastAsia="Arial"/>
-        </w:rPr>
-        <w:t>/collections</w:t>
-      </w:r>
-      <w:r>
-        <w:t xml:space="preserve">, and </w:t>
-      </w:r>
-      <w:r>
-        <w:rPr>
-          <w:rStyle w:val="HTMLCode"/>
-          <w:rFonts w:eastAsia="Arial"/>
-        </w:rPr>
-        <w:t>/prompts/{id}</w:t>
-      </w:r>
-      <w:r>
-        <w:t xml:space="preserve"> — all except </w:t>
-      </w:r>
-      <w:r>
-        <w:rPr>
-          <w:rStyle w:val="HTMLCode"/>
-          <w:rFonts w:eastAsia="Arial"/>
-        </w:rPr>
-        <w:t>/login</w:t>
-      </w:r>
-      <w:r>
-        <w:t xml:space="preserve"> protected.</w:t>
-      </w:r>
-      <w:r>
-        <w:t>Implemented an auth context holding the in-memory token and a guard that redirects to /login when no valid token is present.</w:t>
-      </w:r>
-    </w:p>
-    <w:p>
-      <w:pPr>
-        <w:pStyle w:val="ListParagraph"/>
-        <w:numPr>
-          <w:ilvl w:val="0"/>
-          <w:numId w:val="2"/>
-        </w:numPr>
-        <w:spacing w:after="60"/>
-      </w:pPr>
-      <w:r>
-        <w:t>Built a thin API layer that attaches Authorization: Bearer &lt;token&gt; to every request and, on a 401, clears the token and redirects to /login.</w:t>
-      </w:r>
-    </w:p>
-    <w:p>
-      <w:pPr>
-        <w:pStyle w:val="ListParagraph"/>
-        <w:numPr>
-          <w:ilvl w:val="0"/>
-          <w:numId w:val="2"/>
-        </w:numPr>
-        <w:spacing w:after="60"/>
-      </w:pPr>
-      <w:r>
-        <w:t>Built the Login/Register page wired to /auth/login and /auth/register.</w:t>
-      </w:r>
-    </w:p>
-    <w:p>
-      <w:pPr>
-        <w:pStyle w:val="ListParagraph"/>
-        <w:numPr>
-          <w:ilvl w:val="0"/>
-          <w:numId w:val="2"/>
-        </w:numPr>
-        <w:spacing w:after="60"/>
-      </w:pPr>
-      <w:r>
-        <w:t>Built the Collections sidebar (list + 'New Collection') and the Prompt Editor (title, content, save/delete), including the version-history panel with a restore action.</w:t>
-      </w:r>
-    </w:p>
-    <w:p>
-      <w:pPr>
-        <w:pStyle w:val="ListParagraph"/>
-        <w:numPr>
-          <w:ilvl w:val="0"/>
-          <w:numId w:val="2"/>
-        </w:numPr>
-        <w:spacing w:after="60"/>
-      </w:pPr>
-      <w:r>
-        <w:t>Built the Dashboard page rendering the four aggregate metric cards from GET /dashboard.</w:t>
-      </w:r>
-    </w:p>
-    <w:p>
-      <w:pPr>
-        <w:pStyle w:val="Heading3"/>
-      </w:pPr>
-      <w:r>
-        <w:t>Testing strategy</w:t>
-      </w:r>
-    </w:p>
-    <w:p>
-      <w:pPr>
-        <w:pStyle w:val="ListParagraph"/>
-        <w:numPr>
-          <w:ilvl w:val="0"/>
-          <w:numId w:val="2"/>
-        </w:numPr>
-        <w:spacing w:after="60"/>
-      </w:pPr>
-      <w:r>
-        <w:t>Manual end-to-end verification of each user flow against the running backend: register → login → create collection → create prompt → edit → save version → restore → view dashboard.</w:t>
-      </w:r>
-    </w:p>
-    <w:p>
-      <w:pPr>
-        <w:pStyle w:val="ListParagraph"/>
-        <w:numPr>
-          <w:ilvl w:val="0"/>
-          <w:numId w:val="2"/>
-        </w:numPr>
-        <w:spacing w:after="60"/>
-      </w:pPr>
-      <w:r>
-        <w:t>Verified the 401 handling by letting a request go out without a valid token and confirming the redirect to /login.</w:t>
-      </w:r>
-    </w:p>
-    <w:p>
-      <w:pPr>
-        <w:pStyle w:val="ListParagraph"/>
-        <w:numPr>
-          <w:ilvl w:val="0"/>
-          <w:numId w:val="2"/>
-        </w:numPr>
-        <w:spacing w:after="60"/>
-      </w:pPr>
-      <w:r>
-        <w:t>Confirmed each page renders the data returned by its endpoint and that protected routes are unreachable when logged out.</w:t>
-      </w:r>
-    </w:p>
-    <w:p>
-      <w:pPr>
-        <w:pStyle w:val="ListParagraph"/>
-        <w:numPr>
-          <w:ilvl w:val="0"/>
-          <w:numId w:val="2"/>
-        </w:numPr>
-        <w:spacing w:after="60"/>
-      </w:pPr>
-      <w:r>
-        <w:t>Automated UI testing (e.g. React Testing Library / end-to-end tooling) was intentionally left out of scope for this exam build; validation here is manual.</w:t>
-      </w:r>
-    </w:p>
-    <w:p>
-      <w:pPr>
-        <w:pStyle w:val="Heading3"/>
-      </w:pPr>
-      <w:r>
-        <w:t>AI tool choice</w:t>
-      </w:r>
-    </w:p>
-    <w:p>
-      <w:pPr>
-        <w:spacing w:after="120"/>
-      </w:pPr>
-      <w:r>
-        <w:t>Tool used: Claude Code. Because the backend API was already finished, the frontend work was mostly about wiring pages to known endpoint shapes consistently. Claude Code's whole-project context meant the generated API calls matched the actual request/response formats from the backend modules, and the auth context and route guard stayed consistent across all four pages.</w:t>
-      </w:r>
-    </w:p>
-    <w:p>
-      <w:pPr>
-        <w:pStyle w:val="Heading3"/>
-      </w:pPr>
-      <w:r>
-        <w:t>Key prompts / interactions</w:t>
-      </w:r>
-    </w:p>
-    <w:tbl>
-      <w:tblPr>
-        <w:tblW w:w="9360" w:type="dxa"/>
-        <w:tblBorders>
-          <w:top w:val="single" w:sz="4" w:space="0" w:color="auto"/>
-          <w:left w:val="single" w:sz="4" w:space="0" w:color="auto"/>
-          <w:bottom w:val="single" w:sz="4" w:space="0" w:color="auto"/>
-          <w:right w:val="single" w:sz="4" w:space="0" w:color="auto"/>
-          <w:insideH w:val="single" w:sz="4" w:space="0" w:color="auto"/>
-          <w:insideV w:val="single" w:sz="4" w:space="0" w:color="auto"/>
-        </w:tblBorders>
-        <w:tblCellMar>
-          <w:left w:w="10" w:type="dxa"/>
-          <w:right w:w="10" w:type="dxa"/>
-        </w:tblCellMar>
-        <w:tblLook w:val="04A0" w:firstRow="1" w:lastRow="0" w:firstColumn="1" w:lastColumn="0" w:noHBand="0" w:noVBand="1"/>
-      </w:tblPr>
-      <w:tblGrid>
-        <w:gridCol w:w="9360"/>
-      </w:tblGrid>
-      <w:tr>
-        <w:tblPrEx>
-          <w:tblCellMar>
-            <w:top w:w="0" w:type="dxa"/>
-            <w:bottom w:w="0" w:type="dxa"/>
-          </w:tblCellMar>
-        </w:tblPrEx>
-        <w:tc>
-          <w:tcPr>
-            <w:tcW w:w="9360" w:type="dxa"/>
-            <w:tcBorders>
-              <w:top w:val="single" w:sz="1" w:space="0" w:color="CCCCCC"/>
-              <w:left w:val="single" w:sz="1" w:space="0" w:color="CCCCCC"/>
-              <w:bottom w:val="single" w:sz="1" w:space="0" w:color="CCCCCC"/>
-              <w:right w:val="single" w:sz="1" w:space="0" w:color="CCCCCC"/>
-            </w:tcBorders>
-            <w:shd w:val="clear" w:color="auto" w:fill="D7E0F2"/>
-            <w:tcMar>
-              <w:top w:w="80" w:type="dxa"/>
-              <w:left w:w="120" w:type="dxa"/>
-              <w:bottom w:w="80" w:type="dxa"/>
-              <w:right w:w="120" w:type="dxa"/>
-            </w:tcMar>
-          </w:tcPr>
-          <w:p>
-            <w:r>
-              <w:rPr>
-                <w:b/>
-                <w:bCs/>
-                <w:sz w:val="18"/>
-                <w:szCs w:val="18"/>
-              </w:rPr>
               <w:t>Prompt 1 — auth context and route guard</w:t>
             </w:r>
           </w:p>
@@ -5113,6 +5291,119 @@
     <w:p>
       <w:pPr>
         <w:spacing w:after="120"/>
+        <w:rPr>
+          <w:lang w:val="en-US"/>
+        </w:rPr>
+      </w:pPr>
+    </w:p>
+    <w:p>
+      <w:pPr>
+        <w:spacing w:after="120"/>
+        <w:rPr>
+          <w:lang w:val="en-US"/>
+        </w:rPr>
+      </w:pPr>
+      <w:r>
+        <w:rPr>
+          <w:lang w:val="en-US"/>
+        </w:rPr>
+        <w:lastRenderedPageBreak/>
+        <w:drawing>
+          <wp:inline distT="0" distB="0" distL="0" distR="0" wp14:anchorId="0079A0A0" wp14:editId="489267EC">
+            <wp:extent cx="5942114" cy="2408903"/>
+            <wp:effectExtent l="0" t="0" r="1905" b="4445"/>
+            <wp:docPr id="860884511" name="Picture 1"/>
+            <wp:cNvGraphicFramePr>
+              <a:graphicFrameLocks xmlns:a="http://schemas.openxmlformats.org/drawingml/2006/main" noChangeAspect="1"/>
+            </wp:cNvGraphicFramePr>
+            <a:graphic xmlns:a="http://schemas.openxmlformats.org/drawingml/2006/main">
+              <a:graphicData uri="http://schemas.openxmlformats.org/drawingml/2006/picture">
+                <pic:pic xmlns:pic="http://schemas.openxmlformats.org/drawingml/2006/picture">
+                  <pic:nvPicPr>
+                    <pic:cNvPr id="860884511" name=""/>
+                    <pic:cNvPicPr/>
+                  </pic:nvPicPr>
+                  <pic:blipFill>
+                    <a:blip r:embed="rId9"/>
+                    <a:stretch>
+                      <a:fillRect/>
+                    </a:stretch>
+                  </pic:blipFill>
+                  <pic:spPr>
+                    <a:xfrm>
+                      <a:off x="0" y="0"/>
+                      <a:ext cx="5965783" cy="2418498"/>
+                    </a:xfrm>
+                    <a:prstGeom prst="rect">
+                      <a:avLst/>
+                    </a:prstGeom>
+                  </pic:spPr>
+                </pic:pic>
+              </a:graphicData>
+            </a:graphic>
+          </wp:inline>
+        </w:drawing>
+      </w:r>
+    </w:p>
+    <w:p>
+      <w:pPr>
+        <w:spacing w:after="120"/>
+        <w:rPr>
+          <w:lang w:val="en-US"/>
+        </w:rPr>
+      </w:pPr>
+    </w:p>
+    <w:p>
+      <w:pPr>
+        <w:spacing w:after="120"/>
+        <w:rPr>
+          <w:lang w:val="en-US"/>
+        </w:rPr>
+      </w:pPr>
+      <w:r>
+        <w:rPr>
+          <w:lang w:val="en-US"/>
+        </w:rPr>
+        <w:drawing>
+          <wp:inline distT="0" distB="0" distL="0" distR="0" wp14:anchorId="77F15614" wp14:editId="1CB210C0">
+            <wp:extent cx="5943600" cy="2821859"/>
+            <wp:effectExtent l="0" t="0" r="0" b="0"/>
+            <wp:docPr id="2145181307" name="Picture 1"/>
+            <wp:cNvGraphicFramePr>
+              <a:graphicFrameLocks xmlns:a="http://schemas.openxmlformats.org/drawingml/2006/main" noChangeAspect="1"/>
+            </wp:cNvGraphicFramePr>
+            <a:graphic xmlns:a="http://schemas.openxmlformats.org/drawingml/2006/main">
+              <a:graphicData uri="http://schemas.openxmlformats.org/drawingml/2006/picture">
+                <pic:pic xmlns:pic="http://schemas.openxmlformats.org/drawingml/2006/picture">
+                  <pic:nvPicPr>
+                    <pic:cNvPr id="2145181307" name=""/>
+                    <pic:cNvPicPr/>
+                  </pic:nvPicPr>
+                  <pic:blipFill>
+                    <a:blip r:embed="rId10"/>
+                    <a:stretch>
+                      <a:fillRect/>
+                    </a:stretch>
+                  </pic:blipFill>
+                  <pic:spPr>
+                    <a:xfrm>
+                      <a:off x="0" y="0"/>
+                      <a:ext cx="5953329" cy="2826478"/>
+                    </a:xfrm>
+                    <a:prstGeom prst="rect">
+                      <a:avLst/>
+                    </a:prstGeom>
+                  </pic:spPr>
+                </pic:pic>
+              </a:graphicData>
+            </a:graphic>
+          </wp:inline>
+        </w:drawing>
+      </w:r>
+    </w:p>
+    <w:p>
+      <w:pPr>
+        <w:spacing w:after="120"/>
       </w:pPr>
       <w:r>
         <w:rPr>
@@ -5200,7 +5491,6 @@
           <w:iCs/>
           <w:color w:val="999999"/>
         </w:rPr>
-        <w:lastRenderedPageBreak/>
         <w:t>[ Paste screenshot here ]</w:t>
       </w:r>
     </w:p>
@@ -5232,6 +5522,7 @@
           <w:iCs/>
           <w:color w:val="999999"/>
         </w:rPr>
+        <w:lastRenderedPageBreak/>
         <w:t>[ Paste screenshot here ]</w:t>
       </w:r>
     </w:p>
@@ -5333,7 +5624,7 @@
       </w:r>
     </w:p>
     <w:sectPr>
-      <w:footerReference w:type="default" r:id="rId9"/>
+      <w:footerReference w:type="default" r:id="rId11"/>
       <w:pgSz w:w="12240" w:h="15840"/>
       <w:pgMar w:top="1440" w:right="1440" w:bottom="1440" w:left="1440" w:header="708" w:footer="708" w:gutter="0"/>
       <w:cols w:space="720"/>

--- a/AI-Assisted-Development-Project.docx
+++ b/AI-Assisted-Development-Project.docx
@@ -1209,12 +1209,6 @@
         <w:gridCol w:w="3830"/>
       </w:tblGrid>
       <w:tr>
-        <w:tblPrEx>
-          <w:tblCellMar>
-            <w:top w:w="0" w:type="dxa"/>
-            <w:bottom w:w="0" w:type="dxa"/>
-          </w:tblCellMar>
-        </w:tblPrEx>
         <w:trPr>
           <w:tblHeader/>
         </w:trPr>
@@ -1304,12 +1298,6 @@
         </w:tc>
       </w:tr>
       <w:tr>
-        <w:tblPrEx>
-          <w:tblCellMar>
-            <w:top w:w="0" w:type="dxa"/>
-            <w:bottom w:w="0" w:type="dxa"/>
-          </w:tblCellMar>
-        </w:tblPrEx>
         <w:tc>
           <w:tcPr>
             <w:tcW w:w="1700" w:type="dxa"/>
@@ -1390,12 +1378,6 @@
         </w:tc>
       </w:tr>
       <w:tr>
-        <w:tblPrEx>
-          <w:tblCellMar>
-            <w:top w:w="0" w:type="dxa"/>
-            <w:bottom w:w="0" w:type="dxa"/>
-          </w:tblCellMar>
-        </w:tblPrEx>
         <w:tc>
           <w:tcPr>
             <w:tcW w:w="1700" w:type="dxa"/>
@@ -1476,12 +1458,6 @@
         </w:tc>
       </w:tr>
       <w:tr>
-        <w:tblPrEx>
-          <w:tblCellMar>
-            <w:top w:w="0" w:type="dxa"/>
-            <w:bottom w:w="0" w:type="dxa"/>
-          </w:tblCellMar>
-        </w:tblPrEx>
         <w:tc>
           <w:tcPr>
             <w:tcW w:w="1700" w:type="dxa"/>
@@ -1562,12 +1538,6 @@
         </w:tc>
       </w:tr>
       <w:tr>
-        <w:tblPrEx>
-          <w:tblCellMar>
-            <w:top w:w="0" w:type="dxa"/>
-            <w:bottom w:w="0" w:type="dxa"/>
-          </w:tblCellMar>
-        </w:tblPrEx>
         <w:tc>
           <w:tcPr>
             <w:tcW w:w="1700" w:type="dxa"/>
@@ -1648,12 +1618,6 @@
         </w:tc>
       </w:tr>
       <w:tr>
-        <w:tblPrEx>
-          <w:tblCellMar>
-            <w:top w:w="0" w:type="dxa"/>
-            <w:bottom w:w="0" w:type="dxa"/>
-          </w:tblCellMar>
-        </w:tblPrEx>
         <w:tc>
           <w:tcPr>
             <w:tcW w:w="1700" w:type="dxa"/>
@@ -1734,12 +1698,6 @@
         </w:tc>
       </w:tr>
       <w:tr>
-        <w:tblPrEx>
-          <w:tblCellMar>
-            <w:top w:w="0" w:type="dxa"/>
-            <w:bottom w:w="0" w:type="dxa"/>
-          </w:tblCellMar>
-        </w:tblPrEx>
         <w:tc>
           <w:tcPr>
             <w:tcW w:w="1700" w:type="dxa"/>
@@ -2019,10 +1977,7 @@
         <w:spacing w:after="60"/>
       </w:pPr>
       <w:r>
-        <w:t>In a new session I a</w:t>
-      </w:r>
-      <w:r>
-        <w:t xml:space="preserve">sked Claude Code </w:t>
+        <w:t xml:space="preserve">In a new session I asked Claude Code </w:t>
       </w:r>
       <w:r>
         <w:rPr>
@@ -2093,10 +2048,7 @@
         <w:t xml:space="preserve">work was </w:t>
       </w:r>
       <w:r>
-        <w:t>automatically</w:t>
-      </w:r>
-      <w:r>
-        <w:t xml:space="preserve"> </w:t>
+        <w:t xml:space="preserve">automatically </w:t>
       </w:r>
       <w:r>
         <w:t>delegeted to the created backend subagent.</w:t>
@@ -2339,12 +2291,6 @@
         <w:gridCol w:w="9360"/>
       </w:tblGrid>
       <w:tr>
-        <w:tblPrEx>
-          <w:tblCellMar>
-            <w:top w:w="0" w:type="dxa"/>
-            <w:bottom w:w="0" w:type="dxa"/>
-          </w:tblCellMar>
-        </w:tblPrEx>
         <w:tc>
           <w:tcPr>
             <w:tcW w:w="9360" w:type="dxa"/>
@@ -2385,12 +2331,6 @@
         </w:tc>
       </w:tr>
       <w:tr>
-        <w:tblPrEx>
-          <w:tblCellMar>
-            <w:top w:w="0" w:type="dxa"/>
-            <w:bottom w:w="0" w:type="dxa"/>
-          </w:tblCellMar>
-        </w:tblPrEx>
         <w:tc>
           <w:tcPr>
             <w:tcW w:w="9360" w:type="dxa"/>
@@ -2430,12 +2370,6 @@
         </w:tc>
       </w:tr>
       <w:tr>
-        <w:tblPrEx>
-          <w:tblCellMar>
-            <w:top w:w="0" w:type="dxa"/>
-            <w:bottom w:w="0" w:type="dxa"/>
-          </w:tblCellMar>
-        </w:tblPrEx>
         <w:tc>
           <w:tcPr>
             <w:tcW w:w="9360" w:type="dxa"/>
@@ -2494,12 +2428,6 @@
         </w:tc>
       </w:tr>
       <w:tr>
-        <w:tblPrEx>
-          <w:tblCellMar>
-            <w:top w:w="0" w:type="dxa"/>
-            <w:bottom w:w="0" w:type="dxa"/>
-          </w:tblCellMar>
-        </w:tblPrEx>
         <w:tc>
           <w:tcPr>
             <w:tcW w:w="9360" w:type="dxa"/>
@@ -2521,21 +2449,12 @@
               <w:spacing w:after="40"/>
             </w:pPr>
             <w:r>
-              <w:t>Start the implementation of the authentication module, use the created plan for that - [Pasted text #1 +133 lines] Make sure the mvn build and all the tests passed before considering the task done, fix any issues appear</w:t>
-            </w:r>
-            <w:r>
-              <w:t>.</w:t>
+              <w:t>Start the implementation of the authentication module, use the created plan for that - [Pasted text #1 +133 lines] Make sure the mvn build and all the tests passed before considering the task done, fix any issues appear.</w:t>
             </w:r>
           </w:p>
         </w:tc>
       </w:tr>
       <w:tr>
-        <w:tblPrEx>
-          <w:tblCellMar>
-            <w:top w:w="0" w:type="dxa"/>
-            <w:bottom w:w="0" w:type="dxa"/>
-          </w:tblCellMar>
-        </w:tblPrEx>
         <w:tc>
           <w:tcPr>
             <w:tcW w:w="9360" w:type="dxa"/>
@@ -2568,7 +2487,7 @@
                 <w:sz w:val="18"/>
                 <w:szCs w:val="18"/>
               </w:rPr>
-              <w:t xml:space="preserve">Prompt </w:t>
+              <w:t xml:space="preserve">Prompt 3 — </w:t>
             </w:r>
             <w:r>
               <w:rPr>
@@ -2578,7 +2497,7 @@
                 <w:sz w:val="18"/>
                 <w:szCs w:val="18"/>
               </w:rPr>
-              <w:t>3</w:t>
+              <w:t xml:space="preserve">Folder </w:t>
             </w:r>
             <w:r>
               <w:rPr>
@@ -2588,38 +2507,12 @@
                 <w:sz w:val="18"/>
                 <w:szCs w:val="18"/>
               </w:rPr>
-              <w:t xml:space="preserve"> — </w:t>
-            </w:r>
-            <w:r>
-              <w:rPr>
-                <w:b/>
-                <w:bCs/>
-                <w:color w:val="000000" w:themeColor="text1"/>
-                <w:sz w:val="18"/>
-                <w:szCs w:val="18"/>
-              </w:rPr>
-              <w:t xml:space="preserve">Folder </w:t>
-            </w:r>
-            <w:r>
-              <w:rPr>
-                <w:b/>
-                <w:bCs/>
-                <w:color w:val="000000" w:themeColor="text1"/>
-                <w:sz w:val="18"/>
-                <w:szCs w:val="18"/>
-              </w:rPr>
               <w:t>structure</w:t>
             </w:r>
           </w:p>
         </w:tc>
       </w:tr>
       <w:tr>
-        <w:tblPrEx>
-          <w:tblCellMar>
-            <w:top w:w="0" w:type="dxa"/>
-            <w:bottom w:w="0" w:type="dxa"/>
-          </w:tblCellMar>
-        </w:tblPrEx>
         <w:tc>
           <w:tcPr>
             <w:tcW w:w="9360" w:type="dxa"/>
@@ -2834,10 +2727,7 @@
         <w:t xml:space="preserve"> was involved in the implementaion</w:t>
       </w:r>
       <w:r>
-        <w:t xml:space="preserve">: </w:t>
-      </w:r>
-      <w:r>
-        <w:t>the first restructures packages and writes all tests (red phase), the second implements the production code</w:t>
+        <w:t>: the first restructures packages and writes all tests (red phase), the second implements the production code</w:t>
       </w:r>
     </w:p>
     <w:p>
@@ -3006,12 +2896,6 @@
         <w:gridCol w:w="9360"/>
       </w:tblGrid>
       <w:tr>
-        <w:tblPrEx>
-          <w:tblCellMar>
-            <w:top w:w="0" w:type="dxa"/>
-            <w:bottom w:w="0" w:type="dxa"/>
-          </w:tblCellMar>
-        </w:tblPrEx>
         <w:tc>
           <w:tcPr>
             <w:tcW w:w="9360" w:type="dxa"/>
@@ -3037,27 +2921,12 @@
                 <w:sz w:val="18"/>
                 <w:szCs w:val="18"/>
               </w:rPr>
-              <w:t xml:space="preserve">Prompt 1 — </w:t>
-            </w:r>
-            <w:r>
-              <w:rPr>
-                <w:b/>
-                <w:bCs/>
-                <w:sz w:val="18"/>
-                <w:szCs w:val="18"/>
-              </w:rPr>
-              <w:t>Plan</w:t>
+              <w:t>Prompt 1 — Plan</w:t>
             </w:r>
           </w:p>
         </w:tc>
       </w:tr>
       <w:tr>
-        <w:tblPrEx>
-          <w:tblCellMar>
-            <w:top w:w="0" w:type="dxa"/>
-            <w:bottom w:w="0" w:type="dxa"/>
-          </w:tblCellMar>
-        </w:tblPrEx>
         <w:tc>
           <w:tcPr>
             <w:tcW w:w="9360" w:type="dxa"/>
@@ -3162,12 +3031,6 @@
         <w:gridCol w:w="9483"/>
       </w:tblGrid>
       <w:tr>
-        <w:tblPrEx>
-          <w:tblCellMar>
-            <w:top w:w="0" w:type="dxa"/>
-            <w:bottom w:w="0" w:type="dxa"/>
-          </w:tblCellMar>
-        </w:tblPrEx>
         <w:trPr>
           <w:trHeight w:val="230"/>
         </w:trPr>
@@ -3229,12 +3092,6 @@
         </w:tc>
       </w:tr>
       <w:tr>
-        <w:tblPrEx>
-          <w:tblCellMar>
-            <w:top w:w="0" w:type="dxa"/>
-            <w:bottom w:w="0" w:type="dxa"/>
-          </w:tblCellMar>
-        </w:tblPrEx>
         <w:trPr>
           <w:trHeight w:val="1067"/>
         </w:trPr>
@@ -3438,13 +3295,7 @@
         <w:jc w:val="both"/>
       </w:pPr>
       <w:r>
-        <w:t xml:space="preserve">Starting implementation in another session using the weaker </w:t>
-      </w:r>
-      <w:r>
-        <w:t>Cursors’ Composer 2.5</w:t>
-      </w:r>
-      <w:r>
-        <w:t xml:space="preserve">. </w:t>
+        <w:t xml:space="preserve">Starting implementation in another session using the weaker Cursors’ Composer 2.5. </w:t>
       </w:r>
       <w:r>
         <w:t>The skill and backend expert agent were not invoked at all, so I used a new prompt in the same session for the diff to be reviewed by the backend expert agent</w:t>
@@ -3530,19 +3381,7 @@
         <w:jc w:val="both"/>
       </w:pPr>
       <w:r>
-        <w:t xml:space="preserve">Unit </w:t>
-      </w:r>
-      <w:r>
-        <w:t xml:space="preserve">tests - </w:t>
-      </w:r>
-      <w:r>
-        <w:t>service-laye</w:t>
-      </w:r>
-      <w:r>
-        <w:t>r-</w:t>
-      </w:r>
-      <w:r>
-        <w:t xml:space="preserve">— create stamps ownerId / rejects unowned collection, PATCH applies only non-null fields, missing-or-unowned id emits PromptNotFoundException, and findAll routes to the right repo method by collectionId.                                                                                                                                                                                                                                                                                                           </w:t>
+        <w:t xml:space="preserve">Unit tests - service-layer-— create stamps ownerId / rejects unowned collection, PATCH applies only non-null fields, missing-or-unowned id emits PromptNotFoundException, and findAll routes to the right repo method by collectionId.                                                                                                                                                                                                                                                                                                           </w:t>
       </w:r>
     </w:p>
     <w:p>
@@ -3576,25 +3415,13 @@
         <w:jc w:val="both"/>
       </w:pPr>
       <w:r>
-        <w:t>Manual (Swagger UI register → login →</w:t>
-      </w:r>
-      <w:r>
-        <w:t xml:space="preserve"> </w:t>
-      </w:r>
-      <w:r>
-        <w:t>create a collection → POST a prompt into it → GET list (with and without `?collectionId`) →GET /{id} → PATCH title only (confirm content unchanged) → DELETE → confirm 404. Tr</w:t>
+        <w:t>Manual (Swagger UI register → login → create a collection → POST a prompt into it → GET list (with and without `?collectionId`) →GET /{id} → PATCH title only (confirm content unchanged) → DELETE → confirm 404. Tr</w:t>
       </w:r>
       <w:r>
         <w:t>ied</w:t>
       </w:r>
       <w:r>
-        <w:t xml:space="preserve"> a second</w:t>
-      </w:r>
-      <w:r>
-        <w:t xml:space="preserve"> </w:t>
-      </w:r>
-      <w:r>
-        <w:t>user to confirm 404 isolation on the first user's prompt.</w:t>
+        <w:t xml:space="preserve"> a second user to confirm 404 isolation on the first user's prompt.</w:t>
       </w:r>
     </w:p>
     <w:p>
@@ -3610,10 +3437,7 @@
         <w:spacing w:after="120"/>
       </w:pPr>
       <w:r>
-        <w:t xml:space="preserve">Claude Code tool, used plan mode via Opus model with high effort, implementation is done </w:t>
-      </w:r>
-      <w:r>
-        <w:t>this time with Cursors’ Composer 2.5</w:t>
+        <w:t>Claude Code tool, used plan mode via Opus model with high effort, implementation is done this time with Cursors’ Composer 2.5</w:t>
       </w:r>
       <w:r>
         <w:t xml:space="preserve"> just to trying out its </w:t>
@@ -3654,12 +3478,6 @@
         <w:gridCol w:w="9298"/>
       </w:tblGrid>
       <w:tr>
-        <w:tblPrEx>
-          <w:tblCellMar>
-            <w:top w:w="0" w:type="dxa"/>
-            <w:bottom w:w="0" w:type="dxa"/>
-          </w:tblCellMar>
-        </w:tblPrEx>
         <w:trPr>
           <w:trHeight w:val="200"/>
         </w:trPr>
@@ -3712,12 +3530,6 @@
         </w:tc>
       </w:tr>
       <w:tr>
-        <w:tblPrEx>
-          <w:tblCellMar>
-            <w:top w:w="0" w:type="dxa"/>
-            <w:bottom w:w="0" w:type="dxa"/>
-          </w:tblCellMar>
-        </w:tblPrEx>
         <w:trPr>
           <w:trHeight w:val="1530"/>
         </w:trPr>
@@ -3750,7 +3562,21 @@
                 <w:sz w:val="20"/>
                 <w:szCs w:val="20"/>
               </w:rPr>
-              <w:t xml:space="preserve">Lets plan the implementation of the module 3 - prompt management. For that use as a reference @AI-Assisted-Development-Project.docx (module 3). The prompt entity should support full CRUD operations (this includes PATCH method for updating only title/content). Return 404 if the prompt doesn't exist or isn't owned by the current user. Create repository, service, and a reactive controller exposing  GET/POST/PATCH/DELETE. Enforce that a prompt can only be created in, and read from, </w:t>
+              <w:t>Let</w:t>
+            </w:r>
+            <w:r>
+              <w:rPr>
+                <w:sz w:val="20"/>
+                <w:szCs w:val="20"/>
+              </w:rPr>
+              <w:t>’</w:t>
+            </w:r>
+            <w:r>
+              <w:rPr>
+                <w:sz w:val="20"/>
+                <w:szCs w:val="20"/>
+              </w:rPr>
+              <w:t xml:space="preserve">s plan the implementation of the module 3 - prompt management. For that use as a reference @AI-Assisted-Development-Project.docx (module 3). The prompt entity should support full CRUD operations (this includes PATCH method for updating only title/content). Return 404 if the prompt doesn't exist or isn't owned by the current user. Create repository, service, and a reactive controller exposing  GET/POST/PATCH/DELETE. Enforce that a prompt can only be created in, and read from, </w:t>
             </w:r>
             <w:r>
               <w:rPr>
@@ -3764,12 +3590,6 @@
         </w:tc>
       </w:tr>
       <w:tr>
-        <w:tblPrEx>
-          <w:tblCellMar>
-            <w:top w:w="0" w:type="dxa"/>
-            <w:bottom w:w="0" w:type="dxa"/>
-          </w:tblCellMar>
-        </w:tblPrEx>
         <w:trPr>
           <w:trHeight w:val="200"/>
         </w:trPr>
@@ -3814,12 +3634,6 @@
         </w:tc>
       </w:tr>
       <w:tr>
-        <w:tblPrEx>
-          <w:tblCellMar>
-            <w:top w:w="0" w:type="dxa"/>
-            <w:bottom w:w="0" w:type="dxa"/>
-          </w:tblCellMar>
-        </w:tblPrEx>
         <w:trPr>
           <w:trHeight w:val="271"/>
         </w:trPr>
@@ -3881,9 +3695,28 @@
     <w:p>
       <w:pPr>
         <w:spacing w:after="120"/>
-      </w:pPr>
-      <w:r>
-        <w:t>This is the project's most interesting feature and the best one to discuss at the exam. The goal is to track how a prompt evolves over time. A PromptVersion (id, promptId, content, versionNumber, createdAt) is an immutable snapshot. Saving a version captures the current content and assigns the next sequential versionNumber; restoring a version copies an old snapshot's content back onto the live prompt. The hard part was assigning versionNumber correctly and atomically in a reactive, non-blocking flow without race conditions.</w:t>
+        <w:jc w:val="both"/>
+      </w:pPr>
+      <w:r>
+        <w:t>This is the project's most interesting feature.</w:t>
+      </w:r>
+      <w:r>
+        <w:t xml:space="preserve"> </w:t>
+      </w:r>
+      <w:r>
+        <w:t xml:space="preserve">The goal is to track how a prompt evolves over time. A PromptVersion (id, promptId, content, versionNumber, createdAt) is an immutable snapshot. Saving a version captures the current content and assigns the next sequential versionNumber; restoring a version copies an old snapshot's content back onto the live prompt. </w:t>
+      </w:r>
+      <w:r>
+        <w:t>Interesting</w:t>
+      </w:r>
+      <w:r>
+        <w:t xml:space="preserve"> part </w:t>
+      </w:r>
+      <w:r>
+        <w:t>is</w:t>
+      </w:r>
+      <w:r>
+        <w:t xml:space="preserve"> assigning versionNumber correctly and atomically in a reactive, non-blocking flow without race conditions.</w:t>
       </w:r>
     </w:p>
     <w:p>
@@ -3902,9 +3735,40 @@
           <w:numId w:val="2"/>
         </w:numPr>
         <w:spacing w:after="60"/>
-      </w:pPr>
-      <w:r>
-        <w:t>Generated the PromptVersion entity and repository, including a query for the highest existing versionNumber for a prompt.</w:t>
+        <w:jc w:val="both"/>
+      </w:pPr>
+      <w:r>
+        <w:t>In a new session pormpt was issued to plan the implementation with Opus 4.8, Claude Code</w:t>
+      </w:r>
+      <w:r>
+        <w:t xml:space="preserve">. </w:t>
+      </w:r>
+      <w:r>
+        <w:t xml:space="preserve">Prompt is attached below. </w:t>
+      </w:r>
+      <w:r>
+        <w:t xml:space="preserve">Decided during the plan session </w:t>
+      </w:r>
+      <w:r>
+        <w:t xml:space="preserve">that the sequential version number under concurency will be assign safely </w:t>
+      </w:r>
+      <w:r>
+        <w:rPr>
+          <w:lang w:val="en-US"/>
+        </w:rPr>
+        <w:t>when</w:t>
+      </w:r>
+      <w:r>
+        <w:t xml:space="preserve"> </w:t>
+      </w:r>
+      <w:r>
+        <w:t>the database enforces UNIQUE(prompt_id, version_number), so that when writing simultaneously only one succeeds, and the other gets a conflict and automatically retries (retryWhen) — reads the new</w:t>
+      </w:r>
+      <w:r>
+        <w:t xml:space="preserve"> </w:t>
+      </w:r>
+      <w:r>
+        <w:t>max and writes the next number, which guarantees unique consecutive versions without blocking code.</w:t>
       </w:r>
     </w:p>
     <w:p>
@@ -3915,9 +3779,37 @@
           <w:numId w:val="2"/>
         </w:numPr>
         <w:spacing w:after="60"/>
-      </w:pPr>
-      <w:r>
-        <w:t>Implemented POST /prompts/{id}/versions: read the prompt's current content, compute next version number, persist the snapshot.</w:t>
+        <w:jc w:val="both"/>
+      </w:pPr>
+      <w:r>
+        <w:t xml:space="preserve">Plan was </w:t>
+      </w:r>
+      <w:r>
+        <w:t>approved</w:t>
+      </w:r>
+      <w:r>
+        <w:t xml:space="preserve"> and in a new session the implementation was assigned to Sonnet 4.6 main agent, which </w:t>
+      </w:r>
+      <w:r>
+        <w:t>immediately</w:t>
+      </w:r>
+      <w:r>
+        <w:t xml:space="preserve"> </w:t>
+      </w:r>
+      <w:r>
+        <w:t>reassign</w:t>
+      </w:r>
+      <w:r>
+        <w:t>ed</w:t>
+      </w:r>
+      <w:r>
+        <w:t xml:space="preserve"> the task </w:t>
+      </w:r>
+      <w:r>
+        <w:t>to</w:t>
+      </w:r>
+      <w:r>
+        <w:t xml:space="preserve"> the backend subagent.</w:t>
       </w:r>
     </w:p>
     <w:p>
@@ -3928,9 +3820,24 @@
           <w:numId w:val="2"/>
         </w:numPr>
         <w:spacing w:after="60"/>
-      </w:pPr>
-      <w:r>
-        <w:t>Implemented GET /prompts/{id}/versions returning the ordered history as a Flux.</w:t>
+        <w:jc w:val="both"/>
+      </w:pPr>
+      <w:r>
+        <w:t>Small coding style fixes were applied, functionality was manually tested and commited afterwards.</w:t>
+      </w:r>
+    </w:p>
+    <w:p>
+      <w:pPr>
+        <w:spacing w:after="60"/>
+        <w:ind w:left="360"/>
+      </w:pPr>
+    </w:p>
+    <w:p>
+      <w:pPr>
+        <w:pStyle w:val="Heading3"/>
+      </w:pPr>
+      <w:r>
+        <w:t>Testing strategy</w:t>
       </w:r>
     </w:p>
     <w:p>
@@ -3941,17 +3848,13 @@
           <w:numId w:val="2"/>
         </w:numPr>
         <w:spacing w:after="60"/>
-      </w:pPr>
-      <w:r>
-        <w:t>Implemented restore: load a chosen version and write its content back to the live prompt (composed reactively with flatMap).</w:t>
-      </w:r>
-    </w:p>
-    <w:p>
-      <w:pPr>
-        <w:pStyle w:val="Heading3"/>
-      </w:pPr>
-      <w:r>
-        <w:t>Testing strategy</w:t>
+        <w:jc w:val="both"/>
+      </w:pPr>
+      <w:r>
+        <w:t>Usual unit and integrations tests</w:t>
+      </w:r>
+      <w:r>
+        <w:t>: create prompt, save two versions, edit the prompt, restore v1, and assert the live content matches v1.</w:t>
       </w:r>
     </w:p>
     <w:p>
@@ -3962,9 +3865,10 @@
           <w:numId w:val="2"/>
         </w:numPr>
         <w:spacing w:after="60"/>
-      </w:pPr>
-      <w:r>
-        <w:t>StepVerifier tests asserting that consecutive saves produce versionNumber 1, 2, 3 in order.</w:t>
+        <w:jc w:val="both"/>
+      </w:pPr>
+      <w:r>
+        <w:t>Fired 12 concurrent version POSTs at one prompt. Result: version numbers came out [1..8]</w:t>
       </w:r>
     </w:p>
     <w:p>
@@ -3975,22 +3879,43 @@
           <w:numId w:val="2"/>
         </w:numPr>
         <w:spacing w:after="60"/>
-      </w:pPr>
-      <w:r>
-        <w:t>WebTestClient test: create prompt, save two versions, edit the prompt, restore v1, and assert the live content matches v1.</w:t>
-      </w:r>
-    </w:p>
-    <w:p>
-      <w:pPr>
-        <w:pStyle w:val="ListParagraph"/>
-        <w:numPr>
-          <w:ilvl w:val="0"/>
-          <w:numId w:val="2"/>
-        </w:numPr>
+        <w:jc w:val="both"/>
+      </w:pPr>
+      <w:r>
+        <w:t>Manual via Swagger UI: register → login → create collection → create prompt → POST</w:t>
+      </w:r>
+    </w:p>
+    <w:p>
+      <w:pPr>
+        <w:pStyle w:val="ListParagraph"/>
         <w:spacing w:after="60"/>
-      </w:pPr>
-      <w:r>
-        <w:t>Checked ordering of the returned history and that restoring does not itself create gaps in the numbering unless intended.</w:t>
+        <w:ind w:left="720"/>
+        <w:jc w:val="both"/>
+      </w:pPr>
+      <w:r>
+        <w:t>`/prompts/{id}/versions` twice (see 1, 2) → PATCH the prompt → POST</w:t>
+      </w:r>
+    </w:p>
+    <w:p>
+      <w:pPr>
+        <w:pStyle w:val="ListParagraph"/>
+        <w:spacing w:after="60"/>
+        <w:ind w:left="720"/>
+        <w:jc w:val="both"/>
+      </w:pPr>
+      <w:r>
+        <w:t>`/prompts/{id}/versions/{n}/restore` → GET the prompt and confirm content reverted →</w:t>
+      </w:r>
+    </w:p>
+    <w:p>
+      <w:pPr>
+        <w:pStyle w:val="ListParagraph"/>
+        <w:spacing w:after="60"/>
+        <w:ind w:left="720"/>
+        <w:jc w:val="both"/>
+      </w:pPr>
+      <w:r>
+        <w:t>GET `/prompts/{id}/versions` shows the ordered history. Repeat as a second user to confirm 404 isolation.</w:t>
       </w:r>
     </w:p>
     <w:p>
@@ -4006,7 +3931,10 @@
         <w:spacing w:after="120"/>
       </w:pPr>
       <w:r>
-        <w:t>Tool used: Claude Code. The versioning logic is the place where reactive composition is genuinely tricky — chaining 'find latest version → increment → save' without blocking. Claude Code was useful for expressing this as a clean Mono/Flux pipeline and for talking through the concurrency caveat, which directly informs the 'what I'd improve' section.</w:t>
+        <w:t>Tool used: Claude Code</w:t>
+      </w:r>
+      <w:r>
+        <w:t xml:space="preserve"> Opus 4.8 for the planning phase and Sonnet 4.6 for the implementation.</w:t>
       </w:r>
     </w:p>
     <w:p>
@@ -4038,12 +3966,6 @@
         <w:gridCol w:w="9360"/>
       </w:tblGrid>
       <w:tr>
-        <w:tblPrEx>
-          <w:tblCellMar>
-            <w:top w:w="0" w:type="dxa"/>
-            <w:bottom w:w="0" w:type="dxa"/>
-          </w:tblCellMar>
-        </w:tblPrEx>
         <w:tc>
           <w:tcPr>
             <w:tcW w:w="9360" w:type="dxa"/>
@@ -4062,6 +3984,11 @@
             </w:tcMar>
           </w:tcPr>
           <w:p>
+            <w:pPr>
+              <w:rPr>
+                <w:lang w:val="en-US"/>
+              </w:rPr>
+            </w:pPr>
             <w:r>
               <w:rPr>
                 <w:b/>
@@ -4069,18 +3996,22 @@
                 <w:sz w:val="18"/>
                 <w:szCs w:val="18"/>
               </w:rPr>
-              <w:t>Prompt 1 — reactive next-version assignment</w:t>
+              <w:t xml:space="preserve">Prompt 1 — </w:t>
+            </w:r>
+            <w:r>
+              <w:rPr>
+                <w:b/>
+                <w:bCs/>
+                <w:sz w:val="18"/>
+                <w:szCs w:val="18"/>
+                <w:lang w:val="en-US"/>
+              </w:rPr>
+              <w:t>Plan</w:t>
             </w:r>
           </w:p>
         </w:tc>
       </w:tr>
       <w:tr>
-        <w:tblPrEx>
-          <w:tblCellMar>
-            <w:top w:w="0" w:type="dxa"/>
-            <w:bottom w:w="0" w:type="dxa"/>
-          </w:tblCellMar>
-        </w:tblPrEx>
         <w:tc>
           <w:tcPr>
             <w:tcW w:w="9360" w:type="dxa"/>
@@ -4100,77 +4031,56 @@
           <w:p>
             <w:pPr>
               <w:spacing w:after="40"/>
+              <w:jc w:val="both"/>
+              <w:rPr>
+                <w:sz w:val="20"/>
+                <w:szCs w:val="20"/>
+              </w:rPr>
             </w:pPr>
             <w:r>
               <w:rPr>
-                <w:rFonts w:ascii="Consolas" w:eastAsia="Consolas" w:hAnsi="Consolas" w:cs="Consolas"/>
-                <w:sz w:val="18"/>
-                <w:szCs w:val="18"/>
-              </w:rPr>
-              <w:t>[Paste your actual prompt here. Example:]</w:t>
+                <w:sz w:val="20"/>
+                <w:szCs w:val="20"/>
+              </w:rPr>
+              <w:t>Help me to plan the implementation of module 4 - prompt version history, use as a guideline the @AI-Assisted-Development-Project.docx file, my idea is to create PromptVersion entity as well as repository,implement POST endpoint /prompts/{id}/versions: which read the prompt's current content, compute next version number, persist the snapshot. Also my intention is to implement GET /prompts/{id}/versions</w:t>
+            </w:r>
+            <w:r>
+              <w:rPr>
+                <w:sz w:val="20"/>
+                <w:szCs w:val="20"/>
+              </w:rPr>
+              <w:t xml:space="preserve"> </w:t>
+            </w:r>
+            <w:r>
+              <w:rPr>
+                <w:sz w:val="20"/>
+                <w:szCs w:val="20"/>
+              </w:rPr>
+              <w:t>endpoint which return the ordered history as a Flux. Last, implement restore: load a chosen version and write its content back to the live prompt. Let's discuss the race conditions issue when assigning</w:t>
+            </w:r>
+            <w:r>
+              <w:rPr>
+                <w:sz w:val="20"/>
+                <w:szCs w:val="20"/>
+              </w:rPr>
+              <w:t xml:space="preserve"> </w:t>
+            </w:r>
+            <w:r>
+              <w:rPr>
+                <w:sz w:val="20"/>
+                <w:szCs w:val="20"/>
+              </w:rPr>
+              <w:t>versionNumber correctly and atomically. If you have another suggestions feel free to address them.</w:t>
             </w:r>
           </w:p>
           <w:p>
             <w:pPr>
               <w:spacing w:after="40"/>
             </w:pPr>
-            <w:r>
-              <w:rPr>
-                <w:rFonts w:ascii="Consolas" w:eastAsia="Consolas" w:hAnsi="Consolas" w:cs="Consolas"/>
-                <w:sz w:val="18"/>
-                <w:szCs w:val="18"/>
-              </w:rPr>
-              <w:t>"Implement 'save version': find the current max versionNumber for a</w:t>
-            </w:r>
-          </w:p>
-          <w:p>
-            <w:pPr>
-              <w:spacing w:after="40"/>
-            </w:pPr>
-            <w:r>
-              <w:rPr>
-                <w:rFonts w:ascii="Consolas" w:eastAsia="Consolas" w:hAnsi="Consolas" w:cs="Consolas"/>
-                <w:sz w:val="18"/>
-                <w:szCs w:val="18"/>
-              </w:rPr>
-              <w:t xml:space="preserve"> prompt, add one, and persist a PromptVersion snapshot of the current</w:t>
-            </w:r>
-          </w:p>
-          <w:p>
-            <w:pPr>
-              <w:spacing w:after="40"/>
-            </w:pPr>
-            <w:r>
-              <w:rPr>
-                <w:rFonts w:ascii="Consolas" w:eastAsia="Consolas" w:hAnsi="Consolas" w:cs="Consolas"/>
-                <w:sz w:val="18"/>
-                <w:szCs w:val="18"/>
-              </w:rPr>
-              <w:t xml:space="preserve"> content. Express it as a non-blocking Mono pipeline and tell me where</w:t>
-            </w:r>
-          </w:p>
-          <w:p>
-            <w:pPr>
-              <w:spacing w:after="40"/>
-            </w:pPr>
-            <w:r>
-              <w:rPr>
-                <w:rFonts w:ascii="Consolas" w:eastAsia="Consolas" w:hAnsi="Consolas" w:cs="Consolas"/>
-                <w:sz w:val="18"/>
-                <w:szCs w:val="18"/>
-              </w:rPr>
-              <w:t xml:space="preserve"> a race condition could occur."</w:t>
-            </w:r>
           </w:p>
         </w:tc>
       </w:tr>
       <w:tr>
-        <w:tblPrEx>
-          <w:tblCellMar>
-            <w:top w:w="0" w:type="dxa"/>
-            <w:bottom w:w="0" w:type="dxa"/>
-          </w:tblCellMar>
-        </w:tblPrEx>
         <w:tc>
           <w:tcPr>
             <w:tcW w:w="9360" w:type="dxa"/>
@@ -4196,18 +4106,22 @@
                 <w:sz w:val="18"/>
                 <w:szCs w:val="18"/>
               </w:rPr>
-              <w:t>Prompt 2 — restore logic</w:t>
+              <w:lastRenderedPageBreak/>
+              <w:t xml:space="preserve">Prompt 2 — </w:t>
+            </w:r>
+            <w:r>
+              <w:rPr>
+                <w:b/>
+                <w:bCs/>
+                <w:sz w:val="18"/>
+                <w:szCs w:val="18"/>
+              </w:rPr>
+              <w:t>Implementation</w:t>
             </w:r>
           </w:p>
         </w:tc>
       </w:tr>
       <w:tr>
-        <w:tblPrEx>
-          <w:tblCellMar>
-            <w:top w:w="0" w:type="dxa"/>
-            <w:bottom w:w="0" w:type="dxa"/>
-          </w:tblCellMar>
-        </w:tblPrEx>
         <w:tc>
           <w:tcPr>
             <w:tcW w:w="9360" w:type="dxa"/>
@@ -4227,14 +4141,29 @@
           <w:p>
             <w:pPr>
               <w:spacing w:after="40"/>
+              <w:rPr>
+                <w:sz w:val="20"/>
+                <w:szCs w:val="20"/>
+              </w:rPr>
             </w:pPr>
             <w:r>
               <w:rPr>
-                <w:rFonts w:ascii="Consolas" w:eastAsia="Consolas" w:hAnsi="Consolas" w:cs="Consolas"/>
-                <w:sz w:val="18"/>
-                <w:szCs w:val="18"/>
-              </w:rPr>
-              <w:t>[Paste your actual prompt here.]</w:t>
+                <w:sz w:val="20"/>
+                <w:szCs w:val="20"/>
+              </w:rPr>
+              <w:t xml:space="preserve">Implement the module 4 using the following plan - [Pasted text #1 +111 lines], create database indexes where appropriate, also be complaint  with the existing coding folder and code structure. Make sure   </w:t>
+            </w:r>
+          </w:p>
+          <w:p>
+            <w:pPr>
+              <w:spacing w:after="40"/>
+            </w:pPr>
+            <w:r>
+              <w:rPr>
+                <w:sz w:val="20"/>
+                <w:szCs w:val="20"/>
+              </w:rPr>
+              <w:t>to test accordingly the race conditions case. Additionaly, test manually with the SWAGGER UI the whole functionality. Happy coding :)</w:t>
             </w:r>
           </w:p>
         </w:tc>
@@ -4394,12 +4323,6 @@
         <w:gridCol w:w="9360"/>
       </w:tblGrid>
       <w:tr>
-        <w:tblPrEx>
-          <w:tblCellMar>
-            <w:top w:w="0" w:type="dxa"/>
-            <w:bottom w:w="0" w:type="dxa"/>
-          </w:tblCellMar>
-        </w:tblPrEx>
         <w:tc>
           <w:tcPr>
             <w:tcW w:w="9360" w:type="dxa"/>
@@ -4431,12 +4354,6 @@
         </w:tc>
       </w:tr>
       <w:tr>
-        <w:tblPrEx>
-          <w:tblCellMar>
-            <w:top w:w="0" w:type="dxa"/>
-            <w:bottom w:w="0" w:type="dxa"/>
-          </w:tblCellMar>
-        </w:tblPrEx>
         <w:tc>
           <w:tcPr>
             <w:tcW w:w="9360" w:type="dxa"/>
@@ -4536,10 +4453,7 @@
         <w:t>The frontend was built as a separate phase after all five backend modules were complete and tested, so the UI could be developed against a finished, stable API. It is a single-page React application styled with Tailwind, covering four pages: Login, Dashboard, Collections, and the Prompt Editor (which also hosts the version-history panel). The central design decision was how to carry the JWT on the client: I kept the token in memory only (React state/context) rather than persisting it, which keeps the implementation simple and side-steps the security questions around localStorage. The accepted trade-off is that a page refresh or a new tab logs the user out and returns them to the login screen.</w:t>
       </w:r>
       <w:r>
-        <w:t xml:space="preserve"> </w:t>
-      </w:r>
-      <w:r>
-        <w:t>Rather than build a separate public landing page — which would add UI with no backend behind it — the Dashboard doubles as the home screen: after login the user lands directly on their workspace statistics, with the collections sidebar available from every protected page.</w:t>
+        <w:t xml:space="preserve"> Rather than build a separate public landing page — which would add UI with no backend behind it — the Dashboard doubles as the home screen: after login the user lands directly on their workspace statistics, with the collections sidebar available from every protected page.</w:t>
       </w:r>
     </w:p>
     <w:p>
@@ -4640,10 +4554,7 @@
         <w:t>/login</w:t>
       </w:r>
       <w:r>
-        <w:t xml:space="preserve"> protected.</w:t>
-      </w:r>
-      <w:r>
-        <w:t>Implemented an auth context holding the in-memory token and a guard that redirects to /login when no valid token is present.</w:t>
+        <w:t xml:space="preserve"> protected.Implemented an auth context holding the in-memory token and a guard that redirects to /login when no valid token is present.</w:t>
       </w:r>
     </w:p>
     <w:p>
@@ -4803,12 +4714,6 @@
         <w:gridCol w:w="9360"/>
       </w:tblGrid>
       <w:tr>
-        <w:tblPrEx>
-          <w:tblCellMar>
-            <w:top w:w="0" w:type="dxa"/>
-            <w:bottom w:w="0" w:type="dxa"/>
-          </w:tblCellMar>
-        </w:tblPrEx>
         <w:tc>
           <w:tcPr>
             <w:tcW w:w="9360" w:type="dxa"/>
@@ -4840,12 +4745,6 @@
         </w:tc>
       </w:tr>
       <w:tr>
-        <w:tblPrEx>
-          <w:tblCellMar>
-            <w:top w:w="0" w:type="dxa"/>
-            <w:bottom w:w="0" w:type="dxa"/>
-          </w:tblCellMar>
-        </w:tblPrEx>
         <w:tc>
           <w:tcPr>
             <w:tcW w:w="9360" w:type="dxa"/>
@@ -4918,12 +4817,6 @@
         </w:tc>
       </w:tr>
       <w:tr>
-        <w:tblPrEx>
-          <w:tblCellMar>
-            <w:top w:w="0" w:type="dxa"/>
-            <w:bottom w:w="0" w:type="dxa"/>
-          </w:tblCellMar>
-        </w:tblPrEx>
         <w:tc>
           <w:tcPr>
             <w:tcW w:w="9360" w:type="dxa"/>
@@ -4955,12 +4848,6 @@
         </w:tc>
       </w:tr>
       <w:tr>
-        <w:tblPrEx>
-          <w:tblCellMar>
-            <w:top w:w="0" w:type="dxa"/>
-            <w:bottom w:w="0" w:type="dxa"/>
-          </w:tblCellMar>
-        </w:tblPrEx>
         <w:tc>
           <w:tcPr>
             <w:tcW w:w="9360" w:type="dxa"/>
@@ -5193,6 +5080,7 @@
       </w:pPr>
       <w:r>
         <w:rPr>
+          <w:noProof/>
           <w:lang w:val="bg-BG"/>
         </w:rPr>
         <w:drawing>
@@ -5249,6 +5137,7 @@
       </w:pPr>
       <w:r>
         <w:rPr>
+          <w:noProof/>
           <w:lang w:val="en-US"/>
         </w:rPr>
         <w:drawing>
@@ -5305,6 +5194,7 @@
       </w:pPr>
       <w:r>
         <w:rPr>
+          <w:noProof/>
           <w:lang w:val="en-US"/>
         </w:rPr>
         <w:lastRenderedPageBreak/>
@@ -5362,6 +5252,7 @@
       </w:pPr>
       <w:r>
         <w:rPr>
+          <w:noProof/>
           <w:lang w:val="en-US"/>
         </w:rPr>
         <w:drawing>
@@ -5404,6 +5295,118 @@
     <w:p>
       <w:pPr>
         <w:spacing w:after="120"/>
+        <w:rPr>
+          <w:lang w:val="en-US"/>
+        </w:rPr>
+      </w:pPr>
+    </w:p>
+    <w:p>
+      <w:pPr>
+        <w:spacing w:after="120"/>
+        <w:rPr>
+          <w:lang w:val="en-US"/>
+        </w:rPr>
+      </w:pPr>
+      <w:r>
+        <w:rPr>
+          <w:lang w:val="en-US"/>
+        </w:rPr>
+        <w:drawing>
+          <wp:inline distT="0" distB="0" distL="0" distR="0" wp14:anchorId="63C3FABC" wp14:editId="00DFCA40">
+            <wp:extent cx="5943600" cy="2310580"/>
+            <wp:effectExtent l="0" t="0" r="0" b="1270"/>
+            <wp:docPr id="240131792" name="Picture 1"/>
+            <wp:cNvGraphicFramePr>
+              <a:graphicFrameLocks xmlns:a="http://schemas.openxmlformats.org/drawingml/2006/main" noChangeAspect="1"/>
+            </wp:cNvGraphicFramePr>
+            <a:graphic xmlns:a="http://schemas.openxmlformats.org/drawingml/2006/main">
+              <a:graphicData uri="http://schemas.openxmlformats.org/drawingml/2006/picture">
+                <pic:pic xmlns:pic="http://schemas.openxmlformats.org/drawingml/2006/picture">
+                  <pic:nvPicPr>
+                    <pic:cNvPr id="240131792" name=""/>
+                    <pic:cNvPicPr/>
+                  </pic:nvPicPr>
+                  <pic:blipFill>
+                    <a:blip r:embed="rId11"/>
+                    <a:stretch>
+                      <a:fillRect/>
+                    </a:stretch>
+                  </pic:blipFill>
+                  <pic:spPr>
+                    <a:xfrm>
+                      <a:off x="0" y="0"/>
+                      <a:ext cx="5949569" cy="2312900"/>
+                    </a:xfrm>
+                    <a:prstGeom prst="rect">
+                      <a:avLst/>
+                    </a:prstGeom>
+                  </pic:spPr>
+                </pic:pic>
+              </a:graphicData>
+            </a:graphic>
+          </wp:inline>
+        </w:drawing>
+      </w:r>
+    </w:p>
+    <w:p>
+      <w:pPr>
+        <w:spacing w:after="120"/>
+        <w:rPr>
+          <w:lang w:val="en-US"/>
+        </w:rPr>
+      </w:pPr>
+    </w:p>
+    <w:p>
+      <w:pPr>
+        <w:spacing w:after="120"/>
+        <w:rPr>
+          <w:lang w:val="en-US"/>
+        </w:rPr>
+      </w:pPr>
+      <w:r>
+        <w:rPr>
+          <w:lang w:val="en-US"/>
+        </w:rPr>
+        <w:drawing>
+          <wp:inline distT="0" distB="0" distL="0" distR="0" wp14:anchorId="61B7AF07" wp14:editId="7328DAED">
+            <wp:extent cx="5943600" cy="2456180"/>
+            <wp:effectExtent l="0" t="0" r="0" b="0"/>
+            <wp:docPr id="1393115485" name="Picture 1"/>
+            <wp:cNvGraphicFramePr>
+              <a:graphicFrameLocks xmlns:a="http://schemas.openxmlformats.org/drawingml/2006/main" noChangeAspect="1"/>
+            </wp:cNvGraphicFramePr>
+            <a:graphic xmlns:a="http://schemas.openxmlformats.org/drawingml/2006/main">
+              <a:graphicData uri="http://schemas.openxmlformats.org/drawingml/2006/picture">
+                <pic:pic xmlns:pic="http://schemas.openxmlformats.org/drawingml/2006/picture">
+                  <pic:nvPicPr>
+                    <pic:cNvPr id="1393115485" name=""/>
+                    <pic:cNvPicPr/>
+                  </pic:nvPicPr>
+                  <pic:blipFill>
+                    <a:blip r:embed="rId12"/>
+                    <a:stretch>
+                      <a:fillRect/>
+                    </a:stretch>
+                  </pic:blipFill>
+                  <pic:spPr>
+                    <a:xfrm>
+                      <a:off x="0" y="0"/>
+                      <a:ext cx="5943600" cy="2456180"/>
+                    </a:xfrm>
+                    <a:prstGeom prst="rect">
+                      <a:avLst/>
+                    </a:prstGeom>
+                  </pic:spPr>
+                </pic:pic>
+              </a:graphicData>
+            </a:graphic>
+          </wp:inline>
+        </w:drawing>
+      </w:r>
+    </w:p>
+    <w:p>
+      <w:pPr>
+        <w:spacing w:after="120"/>
       </w:pPr>
       <w:r>
         <w:rPr>
@@ -5522,7 +5525,6 @@
           <w:iCs/>
           <w:color w:val="999999"/>
         </w:rPr>
-        <w:lastRenderedPageBreak/>
         <w:t>[ Paste screenshot here ]</w:t>
       </w:r>
     </w:p>
@@ -5623,8 +5625,138 @@
         <w:t>https://github.com/mrrusev/PromptVault</w:t>
       </w:r>
     </w:p>
+    <w:p>
+      <w:pPr>
+        <w:pStyle w:val="Heading1"/>
+      </w:pPr>
+    </w:p>
+    <w:p>
+      <w:pPr>
+        <w:pStyle w:val="Heading1"/>
+      </w:pPr>
+      <w:r>
+        <w:t xml:space="preserve">7. </w:t>
+      </w:r>
+      <w:r>
+        <w:t>Additional</w:t>
+      </w:r>
+    </w:p>
+    <w:p/>
+    <w:p>
+      <w:pPr>
+        <w:pStyle w:val="ListParagraph"/>
+        <w:numPr>
+          <w:ilvl w:val="0"/>
+          <w:numId w:val="4"/>
+        </w:numPr>
+        <w:jc w:val="both"/>
+      </w:pPr>
+      <w:r>
+        <w:t>Based on the project description a project-level CLAUDE.md file was created at the repository root before any code was written. It captures the full domain context — tech stack, non-negotiable rules, module order, endpoint contracts, testing strategy, and out-of-scope features — so every AI session starts with the same shared understanding without requiring repetition in individual prompts.</w:t>
+      </w:r>
+    </w:p>
+    <w:p>
+      <w:pPr>
+        <w:pStyle w:val="ListParagraph"/>
+        <w:ind w:left="720"/>
+        <w:jc w:val="both"/>
+      </w:pPr>
+    </w:p>
+    <w:p>
+      <w:pPr>
+        <w:pStyle w:val="ListParagraph"/>
+        <w:numPr>
+          <w:ilvl w:val="0"/>
+          <w:numId w:val="4"/>
+        </w:numPr>
+        <w:jc w:val="both"/>
+      </w:pPr>
+      <w:r>
+        <w:t xml:space="preserve">A global CLAUDE.md file is maintained in </w:t>
+      </w:r>
+      <w:r>
+        <w:t>my</w:t>
+      </w:r>
+      <w:r>
+        <w:t xml:space="preserve"> user home directory (~/.claude/CLAUDE.md) and contains cross-project instructions that apply to every project: decision priority order, architecture principles, working scope, testing strategy, security constraints, code style, git conventions, and logging guidelines. This ensures consistent AI behaviour across all codebases without repeating the rules in every project.</w:t>
+      </w:r>
+    </w:p>
+    <w:p>
+      <w:pPr>
+        <w:jc w:val="both"/>
+      </w:pPr>
+    </w:p>
+    <w:p>
+      <w:pPr>
+        <w:pStyle w:val="ListParagraph"/>
+        <w:numPr>
+          <w:ilvl w:val="0"/>
+          <w:numId w:val="4"/>
+        </w:numPr>
+        <w:jc w:val="both"/>
+      </w:pPr>
+      <w:r>
+        <w:t>git init was performed before writing any code, establishing version control from the very first commit. Each module was committed as a self-contained unit with a conventional commit message.</w:t>
+      </w:r>
+    </w:p>
+    <w:p>
+      <w:pPr>
+        <w:jc w:val="both"/>
+      </w:pPr>
+    </w:p>
+    <w:p>
+      <w:pPr>
+        <w:pStyle w:val="ListParagraph"/>
+        <w:numPr>
+          <w:ilvl w:val="0"/>
+          <w:numId w:val="4"/>
+        </w:numPr>
+        <w:jc w:val="both"/>
+      </w:pPr>
+      <w:r>
+        <w:t>Created a delegation skill (delegate-implementation) that decomposes an implementation request into focused sub-problems and routes each one to the appropriate subagent, keeping the orchestrator context clean.</w:t>
+      </w:r>
+    </w:p>
+    <w:p>
+      <w:pPr>
+        <w:jc w:val="both"/>
+      </w:pPr>
+    </w:p>
+    <w:p>
+      <w:pPr>
+        <w:pStyle w:val="ListParagraph"/>
+        <w:numPr>
+          <w:ilvl w:val="0"/>
+          <w:numId w:val="4"/>
+        </w:numPr>
+        <w:jc w:val="both"/>
+      </w:pPr>
+      <w:r>
+        <w:t>Created two specialized subagents — backend-expert (Java 21 / Spring WebFlux / R2DBC) and frontend-expert (React + Tailwind CSS) — so each agent operates with the right domain knowledge and tool access for its layer.</w:t>
+      </w:r>
+    </w:p>
+    <w:p>
+      <w:pPr>
+        <w:jc w:val="both"/>
+        <w:rPr>
+          <w:lang w:val="bg-BG"/>
+        </w:rPr>
+      </w:pPr>
+    </w:p>
+    <w:p>
+      <w:pPr>
+        <w:pStyle w:val="ListParagraph"/>
+        <w:numPr>
+          <w:ilvl w:val="0"/>
+          <w:numId w:val="4"/>
+        </w:numPr>
+      </w:pPr>
+      <w:r>
+        <w:t>A session-tracker hook is configured in the project-level .claude/settings.json. Two PostToolUse hooks log each Skill and Agent invocation (tagged with the session ID) to .claude/session-usage.log inside the repository. A Stop hook reads that file at the end of each session, displays a summary of which custom skills and agents were used (with invocation counts) filtered to the current session, and leaves the log intact so the full history across sessions is preserved.</w:t>
+      </w:r>
+    </w:p>
     <w:sectPr>
-      <w:footerReference w:type="default" r:id="rId11"/>
+      <w:footerReference w:type="default" r:id="rId13"/>
       <w:pgSz w:w="12240" w:h="15840"/>
       <w:pgMar w:top="1440" w:right="1440" w:bottom="1440" w:left="1440" w:header="708" w:footer="708" w:gutter="0"/>
       <w:cols w:space="720"/>
@@ -5792,6 +5924,67 @@
     </w:lvl>
   </w:abstractNum>
   <w:abstractNum w:abstractNumId="1" w15:restartNumberingAfterBreak="0">
+    <w:nsid w:val="2E2D30B7"/>
+    <w:multiLevelType w:val="hybridMultilevel"/>
+    <w:tmpl w:val="3440D08E"/>
+    <w:lvl w:ilvl="0" w:tplc="08090001">
+      <w:start w:val="1"/>
+      <w:numFmt w:val="bullet"/>
+      <w:lvlText w:val=""/>
+      <w:lvlJc w:val="left"/>
+      <w:pPr>
+        <w:ind w:left="720" w:hanging="360"/>
+      </w:pPr>
+      <w:rPr>
+        <w:rFonts w:ascii="Symbol" w:hAnsi="Symbol" w:hint="default"/>
+      </w:rPr>
+    </w:lvl>
+    <w:lvl w:ilvl="1" w:tplc="FFFFFFFF">
+      <w:start w:val="1"/>
+      <w:numFmt w:val="bullet"/>
+      <w:lvlText w:val="◦"/>
+      <w:lvlJc w:val="left"/>
+      <w:pPr>
+        <w:ind w:left="1440" w:hanging="360"/>
+      </w:pPr>
+    </w:lvl>
+    <w:lvl w:ilvl="2" w:tplc="FFFFFFFF">
+      <w:numFmt w:val="decimal"/>
+      <w:lvlText w:val=""/>
+      <w:lvlJc w:val="left"/>
+    </w:lvl>
+    <w:lvl w:ilvl="3" w:tplc="FFFFFFFF">
+      <w:numFmt w:val="decimal"/>
+      <w:lvlText w:val=""/>
+      <w:lvlJc w:val="left"/>
+    </w:lvl>
+    <w:lvl w:ilvl="4" w:tplc="FFFFFFFF">
+      <w:numFmt w:val="decimal"/>
+      <w:lvlText w:val=""/>
+      <w:lvlJc w:val="left"/>
+    </w:lvl>
+    <w:lvl w:ilvl="5" w:tplc="FFFFFFFF">
+      <w:numFmt w:val="decimal"/>
+      <w:lvlText w:val=""/>
+      <w:lvlJc w:val="left"/>
+    </w:lvl>
+    <w:lvl w:ilvl="6" w:tplc="FFFFFFFF">
+      <w:numFmt w:val="decimal"/>
+      <w:lvlText w:val=""/>
+      <w:lvlJc w:val="left"/>
+    </w:lvl>
+    <w:lvl w:ilvl="7" w:tplc="FFFFFFFF">
+      <w:numFmt w:val="decimal"/>
+      <w:lvlText w:val=""/>
+      <w:lvlJc w:val="left"/>
+    </w:lvl>
+    <w:lvl w:ilvl="8" w:tplc="FFFFFFFF">
+      <w:numFmt w:val="decimal"/>
+      <w:lvlText w:val=""/>
+      <w:lvlJc w:val="left"/>
+    </w:lvl>
+  </w:abstractNum>
+  <w:abstractNum w:abstractNumId="2" w15:restartNumberingAfterBreak="0">
     <w:nsid w:val="43502959"/>
     <w:multiLevelType w:val="hybridMultilevel"/>
     <w:tmpl w:val="E6329368"/>
@@ -5878,7 +6071,7 @@
     </w:lvl>
   </w:abstractNum>
   <w:num w:numId="1" w16cid:durableId="844369213">
-    <w:abstractNumId w:val="1"/>
+    <w:abstractNumId w:val="2"/>
     <w:lvlOverride w:ilvl="0">
       <w:startOverride w:val="1"/>
     </w:lvlOverride>
@@ -5888,6 +6081,12 @@
     <w:lvlOverride w:ilvl="0">
       <w:startOverride w:val="1"/>
     </w:lvlOverride>
+  </w:num>
+  <w:num w:numId="3" w16cid:durableId="536891499">
+    <w:abstractNumId w:val="0"/>
+  </w:num>
+  <w:num w:numId="4" w16cid:durableId="171258733">
+    <w:abstractNumId w:val="1"/>
   </w:num>
 </w:numbering>
 </file>

--- a/AI-Assisted-Development-Project.docx
+++ b/AI-Assisted-Development-Project.docx
@@ -4194,7 +4194,13 @@
         <w:spacing w:after="120"/>
       </w:pPr>
       <w:r>
-        <w:t>The dashboard exposes a single reactive endpoint, GET /dashboard, that returns aggregate counts for the current user: total collections, total prompts, total versions, and the latest prompt. I deliberately did NOT implement SSE or any real-time streaming — the requirement is just aggregation. The interesting reactive aspect is composing four independent count queries into one response without blocking, which I did with Mono.zip.</w:t>
+        <w:t xml:space="preserve">The dashboard exposes a single reactive endpoint, GET /dashboard, that returns aggregate counts for the current user: total collections, total prompts, total versions, and the latest prompt. The interesting reactive aspect is composing four independent count queries into one response without blocking, which </w:t>
+      </w:r>
+      <w:r>
+        <w:t>was done</w:t>
+      </w:r>
+      <w:r>
+        <w:t xml:space="preserve"> with Mono.zip.</w:t>
       </w:r>
     </w:p>
     <w:p>
@@ -4213,9 +4219,139 @@
           <w:numId w:val="2"/>
         </w:numPr>
         <w:spacing w:after="60"/>
-      </w:pPr>
-      <w:r>
-        <w:t>Added count queries (scoped by owner) to the existing repositories.</w:t>
+        <w:rPr>
+          <w:lang w:val="bg-BG"/>
+        </w:rPr>
+      </w:pPr>
+      <w:r>
+        <w:rPr>
+          <w:lang w:val="en-US"/>
+        </w:rPr>
+        <w:t xml:space="preserve">Planned the implementation in a new session, prompt for that is attached. </w:t>
+      </w:r>
+      <w:r>
+        <w:rPr>
+          <w:lang w:val="en-US"/>
+        </w:rPr>
+        <w:t xml:space="preserve">Aligned with the model that the </w:t>
+      </w:r>
+      <w:r>
+        <w:rPr>
+          <w:lang w:val="en-US"/>
+        </w:rPr>
+        <w:t>dashboard's "latest prompt" field</w:t>
+      </w:r>
+      <w:r>
+        <w:rPr>
+          <w:lang w:val="en-US"/>
+        </w:rPr>
+        <w:t xml:space="preserve"> will</w:t>
+      </w:r>
+      <w:r>
+        <w:rPr>
+          <w:lang w:val="en-US"/>
+        </w:rPr>
+        <w:t xml:space="preserve"> </w:t>
+      </w:r>
+      <w:r>
+        <w:rPr>
+          <w:lang w:val="en-US"/>
+        </w:rPr>
+        <w:t>f</w:t>
+      </w:r>
+      <w:r>
+        <w:rPr>
+          <w:lang w:val="en-US"/>
+        </w:rPr>
+        <w:t xml:space="preserve">ull </w:t>
+      </w:r>
+      <w:r>
+        <w:rPr>
+          <w:lang w:val="en-US"/>
+        </w:rPr>
+        <w:t>prompt response</w:t>
+      </w:r>
+      <w:r>
+        <w:rPr>
+          <w:lang w:val="en-US"/>
+        </w:rPr>
+        <w:t>.</w:t>
+      </w:r>
+      <w:r>
+        <w:rPr>
+          <w:lang w:val="en-US"/>
+        </w:rPr>
+        <w:t xml:space="preserve"> </w:t>
+      </w:r>
+      <w:r>
+        <w:rPr>
+          <w:lang w:val="en-US"/>
+        </w:rPr>
+        <w:t xml:space="preserve">The plan was corrected </w:t>
+      </w:r>
+      <w:r>
+        <w:rPr>
+          <w:lang w:val="en-US"/>
+        </w:rPr>
+        <w:t xml:space="preserve">afterwards </w:t>
+      </w:r>
+      <w:r>
+        <w:rPr>
+          <w:lang w:val="en-US"/>
+        </w:rPr>
+        <w:t>to use derived queries instead of @Query</w:t>
+      </w:r>
+      <w:r>
+        <w:rPr>
+          <w:lang w:val="en-US"/>
+        </w:rPr>
+        <w:t xml:space="preserve"> </w:t>
+      </w:r>
+      <w:r>
+        <w:rPr>
+          <w:lang w:val="en-US"/>
+        </w:rPr>
+        <w:t>and</w:t>
+      </w:r>
+      <w:r>
+        <w:rPr>
+          <w:lang w:val="en-US"/>
+        </w:rPr>
+        <w:t xml:space="preserve"> to use </w:t>
+      </w:r>
+      <w:proofErr w:type="spellStart"/>
+      <w:r>
+        <w:rPr>
+          <w:lang w:val="en-US"/>
+        </w:rPr>
+        <w:t>defaultIfEmpty</w:t>
+      </w:r>
+      <w:proofErr w:type="spellEnd"/>
+      <w:r>
+        <w:rPr>
+          <w:lang w:val="en-US"/>
+        </w:rPr>
+        <w:t>(</w:t>
+      </w:r>
+      <w:proofErr w:type="spellStart"/>
+      <w:r>
+        <w:rPr>
+          <w:lang w:val="en-US"/>
+        </w:rPr>
+        <w:t>Optional.empty</w:t>
+      </w:r>
+      <w:proofErr w:type="spellEnd"/>
+      <w:r>
+        <w:rPr>
+          <w:lang w:val="en-US"/>
+        </w:rPr>
+        <w:t>())</w:t>
+      </w:r>
+      <w:r>
+        <w:rPr>
+          <w:lang w:val="en-US"/>
+        </w:rPr>
+        <w:t xml:space="preserve"> – to not discard the whole tuple if source return empty</w:t>
       </w:r>
     </w:p>
     <w:p>
@@ -4226,9 +4362,75 @@
           <w:numId w:val="2"/>
         </w:numPr>
         <w:spacing w:after="60"/>
-      </w:pPr>
-      <w:r>
-        <w:t>Created a DashboardService that runs the four queries concurrently and combines them with Mono.zip into a single DashboardDto.</w:t>
+        <w:rPr>
+          <w:lang w:val="en-US"/>
+        </w:rPr>
+      </w:pPr>
+      <w:r>
+        <w:rPr>
+          <w:lang w:val="en-US"/>
+        </w:rPr>
+        <w:t>Started the implementation again in another session, prompt attached below.</w:t>
+      </w:r>
+      <w:r>
+        <w:rPr>
+          <w:lang w:val="en-US"/>
+        </w:rPr>
+        <w:t xml:space="preserve"> I asked that third party skill should be loaded to enhance main model</w:t>
+      </w:r>
+      <w:r>
+        <w:rPr>
+          <w:lang w:val="en-US"/>
+        </w:rPr>
+        <w:t xml:space="preserve"> (experimenting)</w:t>
+      </w:r>
+      <w:r>
+        <w:rPr>
+          <w:lang w:val="en-US"/>
+        </w:rPr>
+        <w:t xml:space="preserve">, but the model answered that </w:t>
+      </w:r>
+      <w:r>
+        <w:rPr>
+          <w:lang w:val="en-US"/>
+        </w:rPr>
+        <w:t>it</w:t>
+      </w:r>
+      <w:r>
+        <w:rPr>
+          <w:lang w:val="en-US"/>
+        </w:rPr>
+        <w:t xml:space="preserve"> can't</w:t>
+      </w:r>
+      <w:r>
+        <w:rPr>
+          <w:lang w:val="en-US"/>
+        </w:rPr>
+        <w:t xml:space="preserve"> </w:t>
+      </w:r>
+      <w:r>
+        <w:rPr>
+          <w:lang w:val="en-US"/>
+        </w:rPr>
+        <w:t>pull in an arbitrary third-party skill mid-run</w:t>
+      </w:r>
+      <w:r>
+        <w:rPr>
+          <w:lang w:val="en-US"/>
+        </w:rPr>
+        <w:t xml:space="preserve"> </w:t>
+      </w:r>
+      <w:r>
+        <w:rPr>
+          <w:lang w:val="en-US"/>
+        </w:rPr>
+        <w:sym w:font="Wingdings" w:char="F04A"/>
+      </w:r>
+      <w:r>
+        <w:rPr>
+          <w:lang w:val="en-US"/>
+        </w:rPr>
+        <w:t xml:space="preserve"> </w:t>
       </w:r>
     </w:p>
     <w:p>
@@ -4239,9 +4441,21 @@
           <w:numId w:val="2"/>
         </w:numPr>
         <w:spacing w:after="60"/>
-      </w:pPr>
-      <w:r>
-        <w:t>Exposed GET /dashboard returning that Mono.</w:t>
+        <w:rPr>
+          <w:lang w:val="en-US"/>
+        </w:rPr>
+      </w:pPr>
+      <w:r>
+        <w:rPr>
+          <w:lang w:val="en-US"/>
+        </w:rPr>
+        <w:t xml:space="preserve">Overall fine implementation, committing after </w:t>
+      </w:r>
+      <w:r>
+        <w:rPr>
+          <w:lang w:val="en-US"/>
+        </w:rPr>
+        <w:t>applied testing strategy below</w:t>
       </w:r>
     </w:p>
     <w:p>
@@ -4260,9 +4474,19 @@
           <w:numId w:val="2"/>
         </w:numPr>
         <w:spacing w:after="60"/>
-      </w:pPr>
-      <w:r>
-        <w:t>WebTestClient test seeding a known workspace (e.g. 2 collections, 3 prompts, 5 versions) and asserting each count in the response body.</w:t>
+        <w:jc w:val="both"/>
+      </w:pPr>
+      <w:r>
+        <w:t xml:space="preserve"> </w:t>
+      </w:r>
+      <w:r>
+        <w:t>A StepVerifier service unit test</w:t>
+      </w:r>
+      <w:r>
+        <w:t>s</w:t>
+      </w:r>
+      <w:r>
+        <w:t xml:space="preserve"> covers the happy path (counts 2/3/5 + a mapped latest prompt) and the zero-prompts regression guard (the Mono.zip empty-trap →  latestPrompt: null). </w:t>
       </w:r>
     </w:p>
     <w:p>
@@ -4273,9 +4497,77 @@
           <w:numId w:val="2"/>
         </w:numPr>
         <w:spacing w:after="60"/>
-      </w:pPr>
-      <w:r>
-        <w:t>StepVerifier test confirming the combined Mono emits exactly one aggregated value and completes.</w:t>
+        <w:jc w:val="both"/>
+      </w:pPr>
+      <w:r>
+        <w:t>A WebTestClient integration test</w:t>
+      </w:r>
+      <w:r>
+        <w:t>s</w:t>
+      </w:r>
+      <w:r>
+        <w:t xml:space="preserve"> covers a seeded workspace, the empty-data user, the missing-token 401, and cross-user ownership isolation</w:t>
+      </w:r>
+    </w:p>
+    <w:p>
+      <w:pPr>
+        <w:pStyle w:val="ListParagraph"/>
+        <w:numPr>
+          <w:ilvl w:val="0"/>
+          <w:numId w:val="2"/>
+        </w:numPr>
+        <w:spacing w:after="60"/>
+        <w:jc w:val="both"/>
+      </w:pPr>
+      <w:r>
+        <w:t xml:space="preserve">Manual via Swagger UI: register → login → create 2 collections → create 3 prompts → POST /prompts/{id}/versions to snapshot prompts (5 total) → GET /dashboard and confirm totalCollections: 2, totalPrompts: 3, totalVersions: 5, and latestPrompt is the most recently created prompt → GET /dashboard as a brand-new second user confirms 0/0/0 and latestPrompt: null, </w:t>
+      </w:r>
+      <w:r>
+        <w:t>AI tool choice</w:t>
+      </w:r>
+    </w:p>
+    <w:p>
+      <w:pPr>
+        <w:spacing w:after="120"/>
+      </w:pPr>
+      <w:r>
+        <w:t xml:space="preserve">Claude Code as usage limits hitted on Cursor and Github Copilot </w:t>
+      </w:r>
+      <w:r>
+        <w:sym w:font="Wingdings" w:char="F04A"/>
+      </w:r>
+      <w:r>
+        <w:t xml:space="preserve"> </w:t>
+      </w:r>
+      <w:r>
+        <w:t>Opus 4.8 was used for the planning and Haiku 4.5 for</w:t>
+      </w:r>
+      <w:r>
+        <w:t xml:space="preserve"> the implementation </w:t>
+      </w:r>
+      <w:r>
+        <w:t>(</w:t>
+      </w:r>
+      <w:r>
+        <w:t xml:space="preserve">this </w:t>
+      </w:r>
+      <w:r>
+        <w:t xml:space="preserve">is </w:t>
+      </w:r>
+      <w:r>
+        <w:t xml:space="preserve">kind of </w:t>
+      </w:r>
+      <w:r>
+        <w:t>not that complex</w:t>
+      </w:r>
+      <w:r>
+        <w:t xml:space="preserve"> task</w:t>
+      </w:r>
+      <w:r>
+        <w:t>, so I tried it)</w:t>
+      </w:r>
+      <w:r>
+        <w:t>.</w:t>
       </w:r>
     </w:p>
     <w:p>
@@ -4283,6 +4575,535 @@
         <w:pStyle w:val="Heading3"/>
       </w:pPr>
       <w:r>
+        <w:t>Key prompts / interactions</w:t>
+      </w:r>
+    </w:p>
+    <w:tbl>
+      <w:tblPr>
+        <w:tblW w:w="9421" w:type="dxa"/>
+        <w:tblBorders>
+          <w:top w:val="single" w:sz="4" w:space="0" w:color="auto"/>
+          <w:left w:val="single" w:sz="4" w:space="0" w:color="auto"/>
+          <w:bottom w:val="single" w:sz="4" w:space="0" w:color="auto"/>
+          <w:right w:val="single" w:sz="4" w:space="0" w:color="auto"/>
+          <w:insideH w:val="single" w:sz="4" w:space="0" w:color="auto"/>
+          <w:insideV w:val="single" w:sz="4" w:space="0" w:color="auto"/>
+        </w:tblBorders>
+        <w:tblCellMar>
+          <w:left w:w="10" w:type="dxa"/>
+          <w:right w:w="10" w:type="dxa"/>
+        </w:tblCellMar>
+        <w:tblLook w:val="04A0" w:firstRow="1" w:lastRow="0" w:firstColumn="1" w:lastColumn="0" w:noHBand="0" w:noVBand="1"/>
+      </w:tblPr>
+      <w:tblGrid>
+        <w:gridCol w:w="9421"/>
+      </w:tblGrid>
+      <w:tr>
+        <w:trPr>
+          <w:trHeight w:val="203"/>
+        </w:trPr>
+        <w:tc>
+          <w:tcPr>
+            <w:tcW w:w="9421" w:type="dxa"/>
+            <w:tcBorders>
+              <w:top w:val="single" w:sz="1" w:space="0" w:color="CCCCCC"/>
+              <w:left w:val="single" w:sz="1" w:space="0" w:color="CCCCCC"/>
+              <w:bottom w:val="single" w:sz="1" w:space="0" w:color="CCCCCC"/>
+              <w:right w:val="single" w:sz="1" w:space="0" w:color="CCCCCC"/>
+            </w:tcBorders>
+            <w:shd w:val="clear" w:color="auto" w:fill="D7E0F2"/>
+            <w:tcMar>
+              <w:top w:w="80" w:type="dxa"/>
+              <w:left w:w="120" w:type="dxa"/>
+              <w:bottom w:w="80" w:type="dxa"/>
+              <w:right w:w="120" w:type="dxa"/>
+            </w:tcMar>
+          </w:tcPr>
+          <w:p>
+            <w:r>
+              <w:rPr>
+                <w:b/>
+                <w:bCs/>
+                <w:sz w:val="18"/>
+                <w:szCs w:val="18"/>
+              </w:rPr>
+              <w:t xml:space="preserve">Prompt 1 — </w:t>
+            </w:r>
+            <w:r>
+              <w:rPr>
+                <w:b/>
+                <w:bCs/>
+                <w:sz w:val="18"/>
+                <w:szCs w:val="18"/>
+              </w:rPr>
+              <w:t>Plan</w:t>
+            </w:r>
+          </w:p>
+        </w:tc>
+      </w:tr>
+      <w:tr>
+        <w:trPr>
+          <w:trHeight w:val="1638"/>
+        </w:trPr>
+        <w:tc>
+          <w:tcPr>
+            <w:tcW w:w="9421" w:type="dxa"/>
+            <w:tcBorders>
+              <w:top w:val="single" w:sz="1" w:space="0" w:color="CCCCCC"/>
+              <w:left w:val="single" w:sz="1" w:space="0" w:color="CCCCCC"/>
+              <w:bottom w:val="single" w:sz="1" w:space="0" w:color="CCCCCC"/>
+              <w:right w:val="single" w:sz="1" w:space="0" w:color="CCCCCC"/>
+            </w:tcBorders>
+            <w:tcMar>
+              <w:top w:w="80" w:type="dxa"/>
+              <w:left w:w="120" w:type="dxa"/>
+              <w:bottom w:w="80" w:type="dxa"/>
+              <w:right w:w="120" w:type="dxa"/>
+            </w:tcMar>
+          </w:tcPr>
+          <w:p>
+            <w:pPr>
+              <w:spacing w:after="40"/>
+              <w:jc w:val="both"/>
+              <w:rPr>
+                <w:sz w:val="20"/>
+                <w:szCs w:val="20"/>
+              </w:rPr>
+            </w:pPr>
+            <w:r>
+              <w:rPr>
+                <w:sz w:val="20"/>
+                <w:szCs w:val="20"/>
+              </w:rPr>
+              <w:t xml:space="preserve">I want to plan the implementation for the module 5 - dashboard, for this refer to the @AI-Assisted-Development-Project.docx file, my intention is to have dashboard tht exposes a single reactive endpoint, GET /dashboard, that returns aggregate counts for the current user: total collections, total prompts, total versions, and the latest prompt. Add the needed queries for that, I want the dashboard service to run concurenlty the queries using Mono.zip, return Mono at the end. </w:t>
+            </w:r>
+          </w:p>
+          <w:p>
+            <w:pPr>
+              <w:spacing w:after="40"/>
+              <w:jc w:val="both"/>
+              <w:rPr>
+                <w:sz w:val="20"/>
+                <w:szCs w:val="20"/>
+              </w:rPr>
+            </w:pPr>
+            <w:r>
+              <w:rPr>
+                <w:sz w:val="20"/>
+                <w:szCs w:val="20"/>
+              </w:rPr>
+              <w:t>If something unclear, ping me to discuss it.</w:t>
+            </w:r>
+          </w:p>
+          <w:p>
+            <w:pPr>
+              <w:spacing w:after="40"/>
+            </w:pPr>
+          </w:p>
+        </w:tc>
+      </w:tr>
+      <w:tr>
+        <w:trPr>
+          <w:trHeight w:val="1362"/>
+        </w:trPr>
+        <w:tc>
+          <w:tcPr>
+            <w:tcW w:w="9421" w:type="dxa"/>
+            <w:tcBorders>
+              <w:top w:val="single" w:sz="1" w:space="0" w:color="CCCCCC"/>
+              <w:left w:val="single" w:sz="1" w:space="0" w:color="CCCCCC"/>
+              <w:bottom w:val="single" w:sz="1" w:space="0" w:color="CCCCCC"/>
+              <w:right w:val="single" w:sz="1" w:space="0" w:color="CCCCCC"/>
+            </w:tcBorders>
+            <w:tcMar>
+              <w:top w:w="80" w:type="dxa"/>
+              <w:left w:w="120" w:type="dxa"/>
+              <w:bottom w:w="80" w:type="dxa"/>
+              <w:right w:w="120" w:type="dxa"/>
+            </w:tcMar>
+          </w:tcPr>
+          <w:p>
+            <w:pPr>
+              <w:spacing w:after="40"/>
+              <w:jc w:val="both"/>
+              <w:rPr>
+                <w:b/>
+                <w:bCs/>
+                <w:sz w:val="18"/>
+                <w:szCs w:val="18"/>
+              </w:rPr>
+            </w:pPr>
+            <w:r>
+              <w:rPr>
+                <w:b/>
+                <w:bCs/>
+                <w:sz w:val="18"/>
+                <w:szCs w:val="18"/>
+              </w:rPr>
+              <w:t>Prompt 2 – Implementation:</w:t>
+            </w:r>
+          </w:p>
+          <w:p>
+            <w:pPr>
+              <w:spacing w:after="40"/>
+              <w:jc w:val="both"/>
+              <w:rPr>
+                <w:sz w:val="18"/>
+                <w:szCs w:val="18"/>
+              </w:rPr>
+            </w:pPr>
+            <w:r>
+              <w:rPr>
+                <w:sz w:val="18"/>
+                <w:szCs w:val="18"/>
+              </w:rPr>
+              <w:t>Let' implement module 5, use as a guide this plan</w:t>
+            </w:r>
+            <w:r>
+              <w:rPr>
+                <w:sz w:val="18"/>
+                <w:szCs w:val="18"/>
+              </w:rPr>
+              <w:t xml:space="preserve"> - </w:t>
+            </w:r>
+            <w:r>
+              <w:rPr>
+                <w:sz w:val="20"/>
+                <w:szCs w:val="20"/>
+              </w:rPr>
+              <w:t>[Pasted text #1 +1</w:t>
+            </w:r>
+            <w:r>
+              <w:rPr>
+                <w:sz w:val="20"/>
+                <w:szCs w:val="20"/>
+              </w:rPr>
+              <w:t>06</w:t>
+            </w:r>
+            <w:r>
+              <w:rPr>
+                <w:sz w:val="20"/>
+                <w:szCs w:val="20"/>
+              </w:rPr>
+              <w:t xml:space="preserve"> lines]</w:t>
+            </w:r>
+            <w:r>
+              <w:rPr>
+                <w:sz w:val="18"/>
+                <w:szCs w:val="18"/>
+              </w:rPr>
+              <w:t xml:space="preserve"> </w:t>
+            </w:r>
+            <w:r>
+              <w:rPr>
+                <w:sz w:val="18"/>
+                <w:szCs w:val="18"/>
+              </w:rPr>
+              <w:t xml:space="preserve">I </w:t>
+            </w:r>
+            <w:r>
+              <w:rPr>
+                <w:sz w:val="18"/>
+                <w:szCs w:val="18"/>
+              </w:rPr>
+              <w:t>want full unit and integration test covarage of the functionality, use this skill for enchancing your capabilites - https://github.com/jeffallan/claude-skills --skill spring-boot-engineer. Consider</w:t>
+            </w:r>
+            <w:r>
+              <w:rPr>
+                <w:sz w:val="18"/>
+                <w:szCs w:val="18"/>
+              </w:rPr>
+              <w:t xml:space="preserve"> </w:t>
+            </w:r>
+            <w:r>
+              <w:rPr>
+                <w:sz w:val="18"/>
+                <w:szCs w:val="18"/>
+              </w:rPr>
+              <w:t>task is done after verifying the build and tests passed and corectness is achieved.</w:t>
+            </w:r>
+          </w:p>
+          <w:p>
+            <w:pPr>
+              <w:spacing w:after="40"/>
+              <w:jc w:val="both"/>
+              <w:rPr>
+                <w:b/>
+                <w:bCs/>
+              </w:rPr>
+            </w:pPr>
+          </w:p>
+        </w:tc>
+      </w:tr>
+    </w:tbl>
+    <w:p>
+      <w:pPr>
+        <w:pStyle w:val="Heading2"/>
+        <w:pageBreakBefore/>
+      </w:pPr>
+      <w:bookmarkStart w:id="9" w:name="_Toc232434966"/>
+      <w:r>
+        <w:lastRenderedPageBreak/>
+        <w:t>Module 6 — Frontend (React + Tailwind)</w:t>
+      </w:r>
+      <w:bookmarkEnd w:id="9"/>
+    </w:p>
+    <w:p>
+      <w:pPr>
+        <w:pStyle w:val="Heading3"/>
+      </w:pPr>
+      <w:r>
+        <w:t>Approach &amp; reasoning</w:t>
+      </w:r>
+    </w:p>
+    <w:p>
+      <w:pPr>
+        <w:spacing w:after="120"/>
+        <w:jc w:val="both"/>
+      </w:pPr>
+      <w:r>
+        <w:t>The frontend was built as a separate phase after all five backend modules were complete and tested, so the UI could be developed against a finished, stable API. It is a single-page React application styled with Tailwind, covering four pages: Login, Dashboard, Collections, and the Prompt Editor</w:t>
+      </w:r>
+      <w:r>
+        <w:rPr>
+          <w:lang w:val="bg-BG"/>
+        </w:rPr>
+        <w:t xml:space="preserve">. </w:t>
+      </w:r>
+      <w:r>
+        <w:t>The central design decision was how to carry the JWT on the client: I kept the token in memory only (React state/context) rather than persisting it, which keeps the implementation simple and side-steps the security questions around localStorage. The accepted trade-off is that a page refresh or a new tab logs the user out and returns them to the login screen.</w:t>
+      </w:r>
+      <w:r>
+        <w:t xml:space="preserve"> Rather than build a separate public landing page</w:t>
+      </w:r>
+      <w:r>
+        <w:rPr>
+          <w:lang w:val="bg-BG"/>
+        </w:rPr>
+        <w:t xml:space="preserve"> - </w:t>
+      </w:r>
+      <w:r>
+        <w:t xml:space="preserve"> the Dashboard doubles as the home screen: after login the user lands directly on their workspace statistics, with the collections sidebar available from every protected page.</w:t>
+      </w:r>
+    </w:p>
+    <w:p>
+      <w:pPr>
+        <w:pStyle w:val="Heading3"/>
+      </w:pPr>
+      <w:r>
+        <w:t>Step-by-step workflow</w:t>
+      </w:r>
+    </w:p>
+    <w:p>
+      <w:pPr>
+        <w:pStyle w:val="ListParagraph"/>
+        <w:numPr>
+          <w:ilvl w:val="0"/>
+          <w:numId w:val="2"/>
+        </w:numPr>
+        <w:spacing w:after="60"/>
+      </w:pPr>
+      <w:r>
+        <w:t xml:space="preserve">Set up the React app with Tailwind and the routes: </w:t>
+      </w:r>
+      <w:r>
+        <w:rPr>
+          <w:rStyle w:val="HTMLCode"/>
+          <w:rFonts w:eastAsia="Arial"/>
+        </w:rPr>
+        <w:t>/</w:t>
+      </w:r>
+      <w:r>
+        <w:t xml:space="preserve"> (redirects to </w:t>
+      </w:r>
+      <w:r>
+        <w:rPr>
+          <w:rStyle w:val="HTMLCode"/>
+          <w:rFonts w:eastAsia="Arial"/>
+        </w:rPr>
+        <w:t>/dashboard</w:t>
+      </w:r>
+      <w:r>
+        <w:t xml:space="preserve"> when authenticated, else </w:t>
+      </w:r>
+      <w:r>
+        <w:rPr>
+          <w:rStyle w:val="HTMLCode"/>
+          <w:rFonts w:eastAsia="Arial"/>
+        </w:rPr>
+        <w:t>/login</w:t>
+      </w:r>
+      <w:r>
+        <w:t xml:space="preserve">), </w:t>
+      </w:r>
+      <w:r>
+        <w:rPr>
+          <w:rStyle w:val="HTMLCode"/>
+          <w:rFonts w:eastAsia="Arial"/>
+        </w:rPr>
+        <w:t>/login</w:t>
+      </w:r>
+      <w:r>
+        <w:t xml:space="preserve"> (public), </w:t>
+      </w:r>
+      <w:r>
+        <w:rPr>
+          <w:rStyle w:val="HTMLCode"/>
+          <w:rFonts w:eastAsia="Arial"/>
+        </w:rPr>
+        <w:t>/dashboard</w:t>
+      </w:r>
+      <w:r>
+        <w:t xml:space="preserve"> (the post-login home screen), </w:t>
+      </w:r>
+      <w:r>
+        <w:rPr>
+          <w:rStyle w:val="HTMLCode"/>
+          <w:rFonts w:eastAsia="Arial"/>
+        </w:rPr>
+        <w:t>/collections</w:t>
+      </w:r>
+      <w:r>
+        <w:t xml:space="preserve">, and </w:t>
+      </w:r>
+      <w:r>
+        <w:rPr>
+          <w:rStyle w:val="HTMLCode"/>
+          <w:rFonts w:eastAsia="Arial"/>
+        </w:rPr>
+        <w:t>/prompts/{id}</w:t>
+      </w:r>
+      <w:r>
+        <w:t xml:space="preserve"> — all except </w:t>
+      </w:r>
+      <w:r>
+        <w:rPr>
+          <w:rStyle w:val="HTMLCode"/>
+          <w:rFonts w:eastAsia="Arial"/>
+        </w:rPr>
+        <w:t>/login</w:t>
+      </w:r>
+      <w:r>
+        <w:t xml:space="preserve"> protected.Implemented an auth context holding the in-memory token and a guard that redirects to /login when no valid token is present.</w:t>
+      </w:r>
+    </w:p>
+    <w:p>
+      <w:pPr>
+        <w:pStyle w:val="ListParagraph"/>
+        <w:numPr>
+          <w:ilvl w:val="0"/>
+          <w:numId w:val="2"/>
+        </w:numPr>
+        <w:spacing w:after="60"/>
+      </w:pPr>
+      <w:r>
+        <w:t>Built a thin API layer that attaches Authorization: Bearer &lt;token&gt; to every request and, on a 401, clears the token and redirects to /login.</w:t>
+      </w:r>
+    </w:p>
+    <w:p>
+      <w:pPr>
+        <w:pStyle w:val="ListParagraph"/>
+        <w:numPr>
+          <w:ilvl w:val="0"/>
+          <w:numId w:val="2"/>
+        </w:numPr>
+        <w:spacing w:after="60"/>
+      </w:pPr>
+      <w:r>
+        <w:t>Built the Login/Register page wired to /auth/login and /auth/register.</w:t>
+      </w:r>
+    </w:p>
+    <w:p>
+      <w:pPr>
+        <w:pStyle w:val="ListParagraph"/>
+        <w:numPr>
+          <w:ilvl w:val="0"/>
+          <w:numId w:val="2"/>
+        </w:numPr>
+        <w:spacing w:after="60"/>
+      </w:pPr>
+      <w:r>
+        <w:t>Built the Collections sidebar (list + 'New Collection') and the Prompt Editor (title, content, save/delete), including the version-history panel with a restore action.</w:t>
+      </w:r>
+    </w:p>
+    <w:p>
+      <w:pPr>
+        <w:pStyle w:val="ListParagraph"/>
+        <w:numPr>
+          <w:ilvl w:val="0"/>
+          <w:numId w:val="2"/>
+        </w:numPr>
+        <w:spacing w:after="60"/>
+      </w:pPr>
+      <w:r>
+        <w:t>Built the Dashboard page rendering the four aggregate metric cards from GET /dashboard.</w:t>
+      </w:r>
+    </w:p>
+    <w:p>
+      <w:pPr>
+        <w:pStyle w:val="Heading3"/>
+      </w:pPr>
+      <w:r>
+        <w:t>Testing strategy</w:t>
+      </w:r>
+    </w:p>
+    <w:p>
+      <w:pPr>
+        <w:pStyle w:val="ListParagraph"/>
+        <w:numPr>
+          <w:ilvl w:val="0"/>
+          <w:numId w:val="2"/>
+        </w:numPr>
+        <w:spacing w:after="60"/>
+      </w:pPr>
+      <w:r>
+        <w:t>Manual end-to-end verification of each user flow against the running backend: register → login → create collection → create prompt → edit → save version → restore → view dashboard.</w:t>
+      </w:r>
+    </w:p>
+    <w:p>
+      <w:pPr>
+        <w:pStyle w:val="ListParagraph"/>
+        <w:numPr>
+          <w:ilvl w:val="0"/>
+          <w:numId w:val="2"/>
+        </w:numPr>
+        <w:spacing w:after="60"/>
+      </w:pPr>
+      <w:r>
+        <w:t>Verified the 401 handling by letting a request go out without a valid token and confirming the redirect to /login.</w:t>
+      </w:r>
+    </w:p>
+    <w:p>
+      <w:pPr>
+        <w:pStyle w:val="ListParagraph"/>
+        <w:numPr>
+          <w:ilvl w:val="0"/>
+          <w:numId w:val="2"/>
+        </w:numPr>
+        <w:spacing w:after="60"/>
+      </w:pPr>
+      <w:r>
+        <w:t>Confirmed each page renders the data returned by its endpoint and that protected routes are unreachable when logged out.</w:t>
+      </w:r>
+    </w:p>
+    <w:p>
+      <w:pPr>
+        <w:pStyle w:val="ListParagraph"/>
+        <w:numPr>
+          <w:ilvl w:val="0"/>
+          <w:numId w:val="2"/>
+        </w:numPr>
+        <w:spacing w:after="60"/>
+      </w:pPr>
+      <w:r>
+        <w:t>Automated UI testing (e.g. React Testing Library / end-to-end tooling) was intentionally left out of scope for this exam build; validation here is manual.</w:t>
+      </w:r>
+    </w:p>
+    <w:p>
+      <w:pPr>
+        <w:pStyle w:val="Heading3"/>
+      </w:pPr>
+      <w:r>
         <w:t>AI tool choice</w:t>
       </w:r>
     </w:p>
@@ -4291,7 +5112,7 @@
         <w:spacing w:after="120"/>
       </w:pPr>
       <w:r>
-        <w:t>Tool used: Claude Code. The aggregation is small, so the tool's main contribution was suggesting Mono.zip as the idiomatic way to combine the independent queries concurrently rather than awaiting them one after another.</w:t>
+        <w:t>Tool used: Claude Code. Because the backend API was already finished, the frontend work was mostly about wiring pages to known endpoint shapes consistently. Claude Code's whole-project context meant the generated API calls matched the actual request/response formats from the backend modules, and the auth context and route guard stayed consistent across all four pages.</w:t>
       </w:r>
     </w:p>
     <w:p>
@@ -4348,397 +5169,6 @@
                 <w:sz w:val="18"/>
                 <w:szCs w:val="18"/>
               </w:rPr>
-              <w:t>Prompt 1 — concurrent aggregation</w:t>
-            </w:r>
-          </w:p>
-        </w:tc>
-      </w:tr>
-      <w:tr>
-        <w:tc>
-          <w:tcPr>
-            <w:tcW w:w="9360" w:type="dxa"/>
-            <w:tcBorders>
-              <w:top w:val="single" w:sz="1" w:space="0" w:color="CCCCCC"/>
-              <w:left w:val="single" w:sz="1" w:space="0" w:color="CCCCCC"/>
-              <w:bottom w:val="single" w:sz="1" w:space="0" w:color="CCCCCC"/>
-              <w:right w:val="single" w:sz="1" w:space="0" w:color="CCCCCC"/>
-            </w:tcBorders>
-            <w:tcMar>
-              <w:top w:w="80" w:type="dxa"/>
-              <w:left w:w="120" w:type="dxa"/>
-              <w:bottom w:w="80" w:type="dxa"/>
-              <w:right w:w="120" w:type="dxa"/>
-            </w:tcMar>
-          </w:tcPr>
-          <w:p>
-            <w:pPr>
-              <w:spacing w:after="40"/>
-            </w:pPr>
-            <w:r>
-              <w:rPr>
-                <w:rFonts w:ascii="Consolas" w:eastAsia="Consolas" w:hAnsi="Consolas" w:cs="Consolas"/>
-                <w:sz w:val="18"/>
-                <w:szCs w:val="18"/>
-              </w:rPr>
-              <w:t>[Paste your actual prompt here. Example:]</w:t>
-            </w:r>
-          </w:p>
-          <w:p>
-            <w:pPr>
-              <w:spacing w:after="40"/>
-            </w:pPr>
-            <w:r>
-              <w:rPr>
-                <w:rFonts w:ascii="Consolas" w:eastAsia="Consolas" w:hAnsi="Consolas" w:cs="Consolas"/>
-                <w:sz w:val="18"/>
-                <w:szCs w:val="18"/>
-              </w:rPr>
-              <w:t>"Create GET /dashboard returning total collections, prompts, versions and</w:t>
-            </w:r>
-          </w:p>
-          <w:p>
-            <w:pPr>
-              <w:spacing w:after="40"/>
-            </w:pPr>
-            <w:r>
-              <w:rPr>
-                <w:rFonts w:ascii="Consolas" w:eastAsia="Consolas" w:hAnsi="Consolas" w:cs="Consolas"/>
-                <w:sz w:val="18"/>
-                <w:szCs w:val="18"/>
-              </w:rPr>
-              <w:t xml:space="preserve"> the latest prompt for the current user. Run the count queries</w:t>
-            </w:r>
-          </w:p>
-          <w:p>
-            <w:pPr>
-              <w:spacing w:after="40"/>
-            </w:pPr>
-            <w:r>
-              <w:rPr>
-                <w:rFonts w:ascii="Consolas" w:eastAsia="Consolas" w:hAnsi="Consolas" w:cs="Consolas"/>
-                <w:sz w:val="18"/>
-                <w:szCs w:val="18"/>
-              </w:rPr>
-              <w:t xml:space="preserve"> concurrently with Mono.zip and return a single DTO. No SSE."</w:t>
-            </w:r>
-          </w:p>
-        </w:tc>
-      </w:tr>
-    </w:tbl>
-    <w:p>
-      <w:pPr>
-        <w:pStyle w:val="Heading2"/>
-        <w:pageBreakBefore/>
-      </w:pPr>
-      <w:bookmarkStart w:id="9" w:name="_Toc232434966"/>
-      <w:r>
-        <w:lastRenderedPageBreak/>
-        <w:t>Module 6 — Frontend (React + Tailwind)</w:t>
-      </w:r>
-      <w:bookmarkEnd w:id="9"/>
-    </w:p>
-    <w:p>
-      <w:pPr>
-        <w:pStyle w:val="Heading3"/>
-      </w:pPr>
-      <w:r>
-        <w:t>Approach &amp; reasoning</w:t>
-      </w:r>
-    </w:p>
-    <w:p>
-      <w:pPr>
-        <w:spacing w:after="120"/>
-      </w:pPr>
-      <w:r>
-        <w:t>The frontend was built as a separate phase after all five backend modules were complete and tested, so the UI could be developed against a finished, stable API. It is a single-page React application styled with Tailwind, covering four pages: Login, Dashboard, Collections, and the Prompt Editor (which also hosts the version-history panel). The central design decision was how to carry the JWT on the client: I kept the token in memory only (React state/context) rather than persisting it, which keeps the implementation simple and side-steps the security questions around localStorage. The accepted trade-off is that a page refresh or a new tab logs the user out and returns them to the login screen.</w:t>
-      </w:r>
-      <w:r>
-        <w:t xml:space="preserve"> Rather than build a separate public landing page — which would add UI with no backend behind it — the Dashboard doubles as the home screen: after login the user lands directly on their workspace statistics, with the collections sidebar available from every protected page.</w:t>
-      </w:r>
-    </w:p>
-    <w:p>
-      <w:pPr>
-        <w:pStyle w:val="Heading3"/>
-      </w:pPr>
-      <w:r>
-        <w:t>Step-by-step workflow</w:t>
-      </w:r>
-    </w:p>
-    <w:p>
-      <w:pPr>
-        <w:pStyle w:val="ListParagraph"/>
-        <w:numPr>
-          <w:ilvl w:val="0"/>
-          <w:numId w:val="2"/>
-        </w:numPr>
-        <w:spacing w:after="60"/>
-      </w:pPr>
-      <w:r>
-        <w:t xml:space="preserve">Set up the React app with Tailwind and the routes: </w:t>
-      </w:r>
-      <w:r>
-        <w:rPr>
-          <w:rStyle w:val="HTMLCode"/>
-          <w:rFonts w:eastAsia="Arial"/>
-        </w:rPr>
-        <w:t>/</w:t>
-      </w:r>
-      <w:r>
-        <w:t xml:space="preserve"> (redirects to </w:t>
-      </w:r>
-      <w:r>
-        <w:rPr>
-          <w:rStyle w:val="HTMLCode"/>
-          <w:rFonts w:eastAsia="Arial"/>
-        </w:rPr>
-        <w:t>/dashboard</w:t>
-      </w:r>
-      <w:r>
-        <w:t xml:space="preserve"> when authenticated, else </w:t>
-      </w:r>
-      <w:r>
-        <w:rPr>
-          <w:rStyle w:val="HTMLCode"/>
-          <w:rFonts w:eastAsia="Arial"/>
-        </w:rPr>
-        <w:t>/login</w:t>
-      </w:r>
-      <w:r>
-        <w:t xml:space="preserve">), </w:t>
-      </w:r>
-      <w:r>
-        <w:rPr>
-          <w:rStyle w:val="HTMLCode"/>
-          <w:rFonts w:eastAsia="Arial"/>
-        </w:rPr>
-        <w:t>/login</w:t>
-      </w:r>
-      <w:r>
-        <w:t xml:space="preserve"> (public), </w:t>
-      </w:r>
-      <w:r>
-        <w:rPr>
-          <w:rStyle w:val="HTMLCode"/>
-          <w:rFonts w:eastAsia="Arial"/>
-        </w:rPr>
-        <w:t>/dashboard</w:t>
-      </w:r>
-      <w:r>
-        <w:t xml:space="preserve"> (the post-login home screen), </w:t>
-      </w:r>
-      <w:r>
-        <w:rPr>
-          <w:rStyle w:val="HTMLCode"/>
-          <w:rFonts w:eastAsia="Arial"/>
-        </w:rPr>
-        <w:t>/collections</w:t>
-      </w:r>
-      <w:r>
-        <w:t xml:space="preserve">, and </w:t>
-      </w:r>
-      <w:r>
-        <w:rPr>
-          <w:rStyle w:val="HTMLCode"/>
-          <w:rFonts w:eastAsia="Arial"/>
-        </w:rPr>
-        <w:t>/prompts/{id}</w:t>
-      </w:r>
-      <w:r>
-        <w:t xml:space="preserve"> — all except </w:t>
-      </w:r>
-      <w:r>
-        <w:rPr>
-          <w:rStyle w:val="HTMLCode"/>
-          <w:rFonts w:eastAsia="Arial"/>
-        </w:rPr>
-        <w:t>/login</w:t>
-      </w:r>
-      <w:r>
-        <w:t xml:space="preserve"> protected.Implemented an auth context holding the in-memory token and a guard that redirects to /login when no valid token is present.</w:t>
-      </w:r>
-    </w:p>
-    <w:p>
-      <w:pPr>
-        <w:pStyle w:val="ListParagraph"/>
-        <w:numPr>
-          <w:ilvl w:val="0"/>
-          <w:numId w:val="2"/>
-        </w:numPr>
-        <w:spacing w:after="60"/>
-      </w:pPr>
-      <w:r>
-        <w:t>Built a thin API layer that attaches Authorization: Bearer &lt;token&gt; to every request and, on a 401, clears the token and redirects to /login.</w:t>
-      </w:r>
-    </w:p>
-    <w:p>
-      <w:pPr>
-        <w:pStyle w:val="ListParagraph"/>
-        <w:numPr>
-          <w:ilvl w:val="0"/>
-          <w:numId w:val="2"/>
-        </w:numPr>
-        <w:spacing w:after="60"/>
-      </w:pPr>
-      <w:r>
-        <w:t>Built the Login/Register page wired to /auth/login and /auth/register.</w:t>
-      </w:r>
-    </w:p>
-    <w:p>
-      <w:pPr>
-        <w:pStyle w:val="ListParagraph"/>
-        <w:numPr>
-          <w:ilvl w:val="0"/>
-          <w:numId w:val="2"/>
-        </w:numPr>
-        <w:spacing w:after="60"/>
-      </w:pPr>
-      <w:r>
-        <w:t>Built the Collections sidebar (list + 'New Collection') and the Prompt Editor (title, content, save/delete), including the version-history panel with a restore action.</w:t>
-      </w:r>
-    </w:p>
-    <w:p>
-      <w:pPr>
-        <w:pStyle w:val="ListParagraph"/>
-        <w:numPr>
-          <w:ilvl w:val="0"/>
-          <w:numId w:val="2"/>
-        </w:numPr>
-        <w:spacing w:after="60"/>
-      </w:pPr>
-      <w:r>
-        <w:t>Built the Dashboard page rendering the four aggregate metric cards from GET /dashboard.</w:t>
-      </w:r>
-    </w:p>
-    <w:p>
-      <w:pPr>
-        <w:pStyle w:val="Heading3"/>
-      </w:pPr>
-      <w:r>
-        <w:t>Testing strategy</w:t>
-      </w:r>
-    </w:p>
-    <w:p>
-      <w:pPr>
-        <w:pStyle w:val="ListParagraph"/>
-        <w:numPr>
-          <w:ilvl w:val="0"/>
-          <w:numId w:val="2"/>
-        </w:numPr>
-        <w:spacing w:after="60"/>
-      </w:pPr>
-      <w:r>
-        <w:t>Manual end-to-end verification of each user flow against the running backend: register → login → create collection → create prompt → edit → save version → restore → view dashboard.</w:t>
-      </w:r>
-    </w:p>
-    <w:p>
-      <w:pPr>
-        <w:pStyle w:val="ListParagraph"/>
-        <w:numPr>
-          <w:ilvl w:val="0"/>
-          <w:numId w:val="2"/>
-        </w:numPr>
-        <w:spacing w:after="60"/>
-      </w:pPr>
-      <w:r>
-        <w:t>Verified the 401 handling by letting a request go out without a valid token and confirming the redirect to /login.</w:t>
-      </w:r>
-    </w:p>
-    <w:p>
-      <w:pPr>
-        <w:pStyle w:val="ListParagraph"/>
-        <w:numPr>
-          <w:ilvl w:val="0"/>
-          <w:numId w:val="2"/>
-        </w:numPr>
-        <w:spacing w:after="60"/>
-      </w:pPr>
-      <w:r>
-        <w:t>Confirmed each page renders the data returned by its endpoint and that protected routes are unreachable when logged out.</w:t>
-      </w:r>
-    </w:p>
-    <w:p>
-      <w:pPr>
-        <w:pStyle w:val="ListParagraph"/>
-        <w:numPr>
-          <w:ilvl w:val="0"/>
-          <w:numId w:val="2"/>
-        </w:numPr>
-        <w:spacing w:after="60"/>
-      </w:pPr>
-      <w:r>
-        <w:t>Automated UI testing (e.g. React Testing Library / end-to-end tooling) was intentionally left out of scope for this exam build; validation here is manual.</w:t>
-      </w:r>
-    </w:p>
-    <w:p>
-      <w:pPr>
-        <w:pStyle w:val="Heading3"/>
-      </w:pPr>
-      <w:r>
-        <w:t>AI tool choice</w:t>
-      </w:r>
-    </w:p>
-    <w:p>
-      <w:pPr>
-        <w:spacing w:after="120"/>
-      </w:pPr>
-      <w:r>
-        <w:t>Tool used: Claude Code. Because the backend API was already finished, the frontend work was mostly about wiring pages to known endpoint shapes consistently. Claude Code's whole-project context meant the generated API calls matched the actual request/response formats from the backend modules, and the auth context and route guard stayed consistent across all four pages.</w:t>
-      </w:r>
-    </w:p>
-    <w:p>
-      <w:pPr>
-        <w:pStyle w:val="Heading3"/>
-      </w:pPr>
-      <w:r>
-        <w:t>Key prompts / interactions</w:t>
-      </w:r>
-    </w:p>
-    <w:tbl>
-      <w:tblPr>
-        <w:tblW w:w="9360" w:type="dxa"/>
-        <w:tblBorders>
-          <w:top w:val="single" w:sz="4" w:space="0" w:color="auto"/>
-          <w:left w:val="single" w:sz="4" w:space="0" w:color="auto"/>
-          <w:bottom w:val="single" w:sz="4" w:space="0" w:color="auto"/>
-          <w:right w:val="single" w:sz="4" w:space="0" w:color="auto"/>
-          <w:insideH w:val="single" w:sz="4" w:space="0" w:color="auto"/>
-          <w:insideV w:val="single" w:sz="4" w:space="0" w:color="auto"/>
-        </w:tblBorders>
-        <w:tblCellMar>
-          <w:left w:w="10" w:type="dxa"/>
-          <w:right w:w="10" w:type="dxa"/>
-        </w:tblCellMar>
-        <w:tblLook w:val="04A0" w:firstRow="1" w:lastRow="0" w:firstColumn="1" w:lastColumn="0" w:noHBand="0" w:noVBand="1"/>
-      </w:tblPr>
-      <w:tblGrid>
-        <w:gridCol w:w="9360"/>
-      </w:tblGrid>
-      <w:tr>
-        <w:tc>
-          <w:tcPr>
-            <w:tcW w:w="9360" w:type="dxa"/>
-            <w:tcBorders>
-              <w:top w:val="single" w:sz="1" w:space="0" w:color="CCCCCC"/>
-              <w:left w:val="single" w:sz="1" w:space="0" w:color="CCCCCC"/>
-              <w:bottom w:val="single" w:sz="1" w:space="0" w:color="CCCCCC"/>
-              <w:right w:val="single" w:sz="1" w:space="0" w:color="CCCCCC"/>
-            </w:tcBorders>
-            <w:shd w:val="clear" w:color="auto" w:fill="D7E0F2"/>
-            <w:tcMar>
-              <w:top w:w="80" w:type="dxa"/>
-              <w:left w:w="120" w:type="dxa"/>
-              <w:bottom w:w="80" w:type="dxa"/>
-              <w:right w:w="120" w:type="dxa"/>
-            </w:tcMar>
-          </w:tcPr>
-          <w:p>
-            <w:r>
-              <w:rPr>
-                <w:b/>
-                <w:bCs/>
-                <w:sz w:val="18"/>
-                <w:szCs w:val="18"/>
-              </w:rPr>
               <w:t>Prompt 1 — auth context and route guard</w:t>
             </w:r>
           </w:p>
@@ -5407,6 +5837,62 @@
     <w:p>
       <w:pPr>
         <w:spacing w:after="120"/>
+        <w:rPr>
+          <w:lang w:val="en-US"/>
+        </w:rPr>
+      </w:pPr>
+    </w:p>
+    <w:p>
+      <w:pPr>
+        <w:spacing w:after="120"/>
+        <w:rPr>
+          <w:lang w:val="en-US"/>
+        </w:rPr>
+      </w:pPr>
+      <w:r>
+        <w:rPr>
+          <w:lang w:val="en-US"/>
+        </w:rPr>
+        <w:drawing>
+          <wp:inline distT="0" distB="0" distL="0" distR="0" wp14:anchorId="3AB21DAA" wp14:editId="59C6BF0D">
+            <wp:extent cx="5943600" cy="2458064"/>
+            <wp:effectExtent l="0" t="0" r="0" b="6350"/>
+            <wp:docPr id="976994002" name="Picture 1"/>
+            <wp:cNvGraphicFramePr>
+              <a:graphicFrameLocks xmlns:a="http://schemas.openxmlformats.org/drawingml/2006/main" noChangeAspect="1"/>
+            </wp:cNvGraphicFramePr>
+            <a:graphic xmlns:a="http://schemas.openxmlformats.org/drawingml/2006/main">
+              <a:graphicData uri="http://schemas.openxmlformats.org/drawingml/2006/picture">
+                <pic:pic xmlns:pic="http://schemas.openxmlformats.org/drawingml/2006/picture">
+                  <pic:nvPicPr>
+                    <pic:cNvPr id="976994002" name=""/>
+                    <pic:cNvPicPr/>
+                  </pic:nvPicPr>
+                  <pic:blipFill>
+                    <a:blip r:embed="rId13"/>
+                    <a:stretch>
+                      <a:fillRect/>
+                    </a:stretch>
+                  </pic:blipFill>
+                  <pic:spPr>
+                    <a:xfrm>
+                      <a:off x="0" y="0"/>
+                      <a:ext cx="5947687" cy="2459754"/>
+                    </a:xfrm>
+                    <a:prstGeom prst="rect">
+                      <a:avLst/>
+                    </a:prstGeom>
+                  </pic:spPr>
+                </pic:pic>
+              </a:graphicData>
+            </a:graphic>
+          </wp:inline>
+        </w:drawing>
+      </w:r>
+    </w:p>
+    <w:p>
+      <w:pPr>
+        <w:spacing w:after="120"/>
       </w:pPr>
       <w:r>
         <w:rPr>
@@ -5525,6 +6011,7 @@
           <w:iCs/>
           <w:color w:val="999999"/>
         </w:rPr>
+        <w:lastRenderedPageBreak/>
         <w:t>[ Paste screenshot here ]</w:t>
       </w:r>
     </w:p>
@@ -5756,7 +6243,7 @@
       </w:r>
     </w:p>
     <w:sectPr>
-      <w:footerReference w:type="default" r:id="rId13"/>
+      <w:footerReference w:type="default" r:id="rId14"/>
       <w:pgSz w:w="12240" w:h="15840"/>
       <w:pgMar w:top="1440" w:right="1440" w:bottom="1440" w:left="1440" w:header="708" w:footer="708" w:gutter="0"/>
       <w:cols w:space="720"/>

--- a/AI-Assisted-Development-Project.docx
+++ b/AI-Assisted-Development-Project.docx
@@ -1,6 +1,6 @@
 
 <file path=word/document.xml><?xml version="1.0" encoding="utf-8"?>
-<w:document xmlns:wpc="http://schemas.microsoft.com/office/word/2010/wordprocessingCanvas" xmlns:cx="http://schemas.microsoft.com/office/drawing/2014/chartex" xmlns:cx1="http://schemas.microsoft.com/office/drawing/2015/9/8/chartex" xmlns:cx2="http://schemas.microsoft.com/office/drawing/2015/10/21/chartex" xmlns:cx3="http://schemas.microsoft.com/office/drawing/2016/5/9/chartex" xmlns:cx4="http://schemas.microsoft.com/office/drawing/2016/5/10/chartex" xmlns:cx5="http://schemas.microsoft.com/office/drawing/2016/5/11/chartex" xmlns:cx6="http://schemas.microsoft.com/office/drawing/2016/5/12/chartex" xmlns:cx7="http://schemas.microsoft.com/office/drawing/2016/5/13/chartex" xmlns:cx8="http://schemas.microsoft.com/office/drawing/2016/5/14/chartex" xmlns:mc="http://schemas.openxmlformats.org/markup-compatibility/2006" xmlns:aink="http://schemas.microsoft.com/office/drawing/2016/ink" xmlns:am3d="http://schemas.microsoft.com/office/drawing/2017/model3d" xmlns:o="urn:schemas-microsoft-com:office:office" xmlns:oel="http://schemas.microsoft.com/office/2019/extlst" xmlns:r="http://schemas.openxmlformats.org/officeDocument/2006/relationships" xmlns:m="http://schemas.openxmlformats.org/officeDocument/2006/math" xmlns:v="urn:schemas-microsoft-com:vml" xmlns:wp14="http://schemas.microsoft.com/office/word/2010/wordprocessingDrawing" xmlns:wp="http://schemas.openxmlformats.org/drawingml/2006/wordprocessingDrawing" xmlns:w10="urn:schemas-microsoft-com:office:word" xmlns:w="http://schemas.openxmlformats.org/wordprocessingml/2006/main" xmlns:w14="http://schemas.microsoft.com/office/word/2010/wordml" xmlns:w15="http://schemas.microsoft.com/office/word/2012/wordml" xmlns:w16cex="http://schemas.microsoft.com/office/word/2018/wordml/cex" xmlns:w16cid="http://schemas.microsoft.com/office/word/2016/wordml/cid" xmlns:w16="http://schemas.microsoft.com/office/word/2018/wordml" xmlns:w16du="http://schemas.microsoft.com/office/word/2023/wordml/word16du" xmlns:w16sdtdh="http://schemas.microsoft.com/office/word/2020/wordml/sdtdatahash" xmlns:w16sdtfl="http://schemas.microsoft.com/office/word/2024/wordml/sdtformatlock" xmlns:w16se="http://schemas.microsoft.com/office/word/2015/wordml/symex" xmlns:wpg="http://schemas.microsoft.com/office/word/2010/wordprocessingGroup" xmlns:wpi="http://schemas.microsoft.com/office/word/2010/wordprocessingInk" xmlns:wne="http://schemas.microsoft.com/office/word/2006/wordml" xmlns:wps="http://schemas.microsoft.com/office/word/2010/wordprocessingShape" mc:Ignorable="w14 w15 w16se w16cid w16 w16cex w16sdtdh w16sdtfl w16du wp14">
+<w:document xmlns:wpc="http://schemas.microsoft.com/office/word/2010/wordprocessingCanvas" xmlns:cx="http://schemas.microsoft.com/office/drawing/2014/chartex" xmlns:cx1="http://schemas.microsoft.com/office/drawing/2015/9/8/chartex" xmlns:cx2="http://schemas.microsoft.com/office/drawing/2015/10/21/chartex" xmlns:cx3="http://schemas.microsoft.com/office/drawing/2016/5/9/chartex" xmlns:cx4="http://schemas.microsoft.com/office/drawing/2016/5/10/chartex" xmlns:cx5="http://schemas.microsoft.com/office/drawing/2016/5/11/chartex" xmlns:cx6="http://schemas.microsoft.com/office/drawing/2016/5/12/chartex" xmlns:cx7="http://schemas.microsoft.com/office/drawing/2016/5/13/chartex" xmlns:cx8="http://schemas.microsoft.com/office/drawing/2016/5/14/chartex" xmlns:mc="http://schemas.openxmlformats.org/markup-compatibility/2006" xmlns:m="http://schemas.openxmlformats.org/officeDocument/2006/math" xmlns:aink="http://schemas.microsoft.com/office/drawing/2016/ink" xmlns:am3d="http://schemas.microsoft.com/office/drawing/2017/model3d" xmlns:oel="http://schemas.microsoft.com/office/2019/extlst" xmlns:r="http://schemas.openxmlformats.org/officeDocument/2006/relationships" xmlns:wp14="http://schemas.microsoft.com/office/word/2010/wordprocessingDrawing" xmlns:wp="http://schemas.openxmlformats.org/drawingml/2006/wordprocessingDrawing" xmlns:wpg="http://schemas.microsoft.com/office/word/2010/wordprocessingGroup" xmlns:wpi="http://schemas.microsoft.com/office/word/2010/wordprocessingInk" xmlns:wps="http://schemas.microsoft.com/office/word/2010/wordprocessingShape" xmlns:o="urn:schemas-microsoft-com:office:office" xmlns:v="urn:schemas-microsoft-com:vml" xmlns:w10="urn:schemas-microsoft-com:office:word" xmlns:w="http://schemas.openxmlformats.org/wordprocessingml/2006/main" xmlns:w14="http://schemas.microsoft.com/office/word/2010/wordml" xmlns:w15="http://schemas.microsoft.com/office/word/2012/wordml" xmlns:w16cex="http://schemas.microsoft.com/office/word/2018/wordml/cex" xmlns:w16cid="http://schemas.microsoft.com/office/word/2016/wordml/cid" xmlns:w16="http://schemas.microsoft.com/office/word/2018/wordml" xmlns:w16sdtdh="http://schemas.microsoft.com/office/word/2020/wordml/sdtdatahash" xmlns:w16sdtfl="http://schemas.microsoft.com/office/word/2024/wordml/sdtformatlock" xmlns:w16se="http://schemas.microsoft.com/office/word/2015/wordml/symex" xmlns:w16du="http://schemas.microsoft.com/office/word/2023/wordml/word16du" xmlns:wne="http://schemas.microsoft.com/office/word/2006/wordml" mc:Ignorable="w14 w15 w16se w16cid w16 w16cex w16sdtdh w16sdtfl w16du wp14">
   <w:body>
     <w:p>
       <w:pPr>
@@ -79,10 +79,21 @@
           <w:sz w:val="20"/>
           <w:szCs w:val="20"/>
         </w:rPr>
-        <w:t>20.06.2026</w:t>
-      </w:r>
-    </w:p>
-    <w:p>
+        <w:t>18</w:t>
+      </w:r>
+      <w:r>
+        <w:rPr>
+          <w:color w:val="777777"/>
+          <w:sz w:val="20"/>
+          <w:szCs w:val="20"/>
+        </w:rPr>
+        <w:t>.06.2026</w:t>
+      </w:r>
+    </w:p>
+    <w:p>
+      <w:pPr>
+        <w:jc w:val="center"/>
+      </w:pPr>
       <w:r>
         <w:br w:type="page"/>
       </w:r>
@@ -90,6 +101,7 @@
     <w:p>
       <w:pPr>
         <w:pStyle w:val="Heading1"/>
+        <w:jc w:val="both"/>
       </w:pPr>
       <w:bookmarkStart w:id="0" w:name="_Toc232434957"/>
       <w:r>
@@ -110,6 +122,7 @@
             <w:tabs>
               <w:tab w:val="right" w:leader="dot" w:pos="9350"/>
             </w:tabs>
+            <w:jc w:val="both"/>
             <w:rPr>
               <w:noProof/>
             </w:rPr>
@@ -164,7 +177,7 @@
               <w:rPr>
                 <w:noProof/>
               </w:rPr>
-              <w:t>1</w:t>
+              <w:t>2</w:t>
             </w:r>
             <w:r>
               <w:rPr>
@@ -180,6 +193,7 @@
             <w:tabs>
               <w:tab w:val="right" w:leader="dot" w:pos="9350"/>
             </w:tabs>
+            <w:jc w:val="both"/>
             <w:rPr>
               <w:noProof/>
             </w:rPr>
@@ -225,7 +239,7 @@
               <w:rPr>
                 <w:noProof/>
               </w:rPr>
-              <w:t>1</w:t>
+              <w:t>3</w:t>
             </w:r>
             <w:r>
               <w:rPr>
@@ -241,6 +255,7 @@
             <w:tabs>
               <w:tab w:val="right" w:leader="dot" w:pos="9350"/>
             </w:tabs>
+            <w:jc w:val="both"/>
             <w:rPr>
               <w:noProof/>
             </w:rPr>
@@ -286,7 +301,7 @@
               <w:rPr>
                 <w:noProof/>
               </w:rPr>
-              <w:t>1</w:t>
+              <w:t>4</w:t>
             </w:r>
             <w:r>
               <w:rPr>
@@ -302,6 +317,7 @@
             <w:tabs>
               <w:tab w:val="right" w:leader="dot" w:pos="9350"/>
             </w:tabs>
+            <w:jc w:val="both"/>
             <w:rPr>
               <w:noProof/>
             </w:rPr>
@@ -347,7 +363,7 @@
               <w:rPr>
                 <w:noProof/>
               </w:rPr>
-              <w:t>1</w:t>
+              <w:t>5</w:t>
             </w:r>
             <w:r>
               <w:rPr>
@@ -363,6 +379,7 @@
             <w:tabs>
               <w:tab w:val="right" w:leader="dot" w:pos="9350"/>
             </w:tabs>
+            <w:jc w:val="both"/>
             <w:rPr>
               <w:noProof/>
             </w:rPr>
@@ -408,7 +425,7 @@
               <w:rPr>
                 <w:noProof/>
               </w:rPr>
-              <w:t>1</w:t>
+              <w:t>5</w:t>
             </w:r>
             <w:r>
               <w:rPr>
@@ -424,6 +441,7 @@
             <w:tabs>
               <w:tab w:val="right" w:leader="dot" w:pos="9350"/>
             </w:tabs>
+            <w:jc w:val="both"/>
             <w:rPr>
               <w:noProof/>
             </w:rPr>
@@ -469,7 +487,7 @@
               <w:rPr>
                 <w:noProof/>
               </w:rPr>
-              <w:t>1</w:t>
+              <w:t>8</w:t>
             </w:r>
             <w:r>
               <w:rPr>
@@ -485,6 +503,7 @@
             <w:tabs>
               <w:tab w:val="right" w:leader="dot" w:pos="9350"/>
             </w:tabs>
+            <w:jc w:val="both"/>
             <w:rPr>
               <w:noProof/>
             </w:rPr>
@@ -530,7 +549,7 @@
               <w:rPr>
                 <w:noProof/>
               </w:rPr>
-              <w:t>1</w:t>
+              <w:t>9</w:t>
             </w:r>
             <w:r>
               <w:rPr>
@@ -546,6 +565,7 @@
             <w:tabs>
               <w:tab w:val="right" w:leader="dot" w:pos="9350"/>
             </w:tabs>
+            <w:jc w:val="both"/>
             <w:rPr>
               <w:noProof/>
             </w:rPr>
@@ -591,7 +611,7 @@
               <w:rPr>
                 <w:noProof/>
               </w:rPr>
-              <w:t>1</w:t>
+              <w:t>12</w:t>
             </w:r>
             <w:r>
               <w:rPr>
@@ -607,6 +627,7 @@
             <w:tabs>
               <w:tab w:val="right" w:leader="dot" w:pos="9350"/>
             </w:tabs>
+            <w:jc w:val="both"/>
             <w:rPr>
               <w:noProof/>
             </w:rPr>
@@ -652,7 +673,7 @@
               <w:rPr>
                 <w:noProof/>
               </w:rPr>
-              <w:t>1</w:t>
+              <w:t>14</w:t>
             </w:r>
             <w:r>
               <w:rPr>
@@ -668,6 +689,7 @@
             <w:tabs>
               <w:tab w:val="right" w:leader="dot" w:pos="9350"/>
             </w:tabs>
+            <w:jc w:val="both"/>
             <w:rPr>
               <w:noProof/>
             </w:rPr>
@@ -713,7 +735,7 @@
               <w:rPr>
                 <w:noProof/>
               </w:rPr>
-              <w:t>1</w:t>
+              <w:t>15</w:t>
             </w:r>
             <w:r>
               <w:rPr>
@@ -729,6 +751,7 @@
             <w:tabs>
               <w:tab w:val="right" w:leader="dot" w:pos="9350"/>
             </w:tabs>
+            <w:jc w:val="both"/>
             <w:rPr>
               <w:noProof/>
             </w:rPr>
@@ -774,7 +797,7 @@
               <w:rPr>
                 <w:noProof/>
               </w:rPr>
-              <w:t>1</w:t>
+              <w:t>17</w:t>
             </w:r>
             <w:r>
               <w:rPr>
@@ -790,6 +813,7 @@
             <w:tabs>
               <w:tab w:val="right" w:leader="dot" w:pos="9350"/>
             </w:tabs>
+            <w:jc w:val="both"/>
             <w:rPr>
               <w:noProof/>
             </w:rPr>
@@ -800,7 +824,21 @@
                 <w:rStyle w:val="Hyperlink"/>
                 <w:noProof/>
               </w:rPr>
-              <w:t>5. Working System Evidence</w:t>
+              <w:t>5. Working System</w:t>
+            </w:r>
+            <w:r>
+              <w:rPr>
+                <w:rStyle w:val="Hyperlink"/>
+                <w:noProof/>
+              </w:rPr>
+              <w:t xml:space="preserve"> </w:t>
+            </w:r>
+            <w:r>
+              <w:rPr>
+                <w:rStyle w:val="Hyperlink"/>
+                <w:noProof/>
+              </w:rPr>
+              <w:t>Evidence</w:t>
             </w:r>
             <w:r>
               <w:rPr>
@@ -835,7 +873,7 @@
               <w:rPr>
                 <w:noProof/>
               </w:rPr>
-              <w:t>1</w:t>
+              <w:t>17</w:t>
             </w:r>
             <w:r>
               <w:rPr>
@@ -851,6 +889,7 @@
             <w:tabs>
               <w:tab w:val="right" w:leader="dot" w:pos="9350"/>
             </w:tabs>
+            <w:jc w:val="both"/>
             <w:rPr>
               <w:noProof/>
             </w:rPr>
@@ -896,7 +935,7 @@
               <w:rPr>
                 <w:noProof/>
               </w:rPr>
-              <w:t>1</w:t>
+              <w:t>22</w:t>
             </w:r>
             <w:r>
               <w:rPr>
@@ -907,6 +946,71 @@
           </w:hyperlink>
         </w:p>
         <w:p>
+          <w:pPr>
+            <w:pStyle w:val="TOC1"/>
+            <w:tabs>
+              <w:tab w:val="right" w:leader="dot" w:pos="9350"/>
+            </w:tabs>
+            <w:jc w:val="both"/>
+            <w:rPr>
+              <w:noProof/>
+            </w:rPr>
+          </w:pPr>
+          <w:hyperlink w:anchor="_Toc232434970" w:history="1">
+            <w:r>
+              <w:rPr>
+                <w:rStyle w:val="Hyperlink"/>
+                <w:noProof/>
+              </w:rPr>
+              <w:t>7. Additional</w:t>
+            </w:r>
+            <w:r>
+              <w:rPr>
+                <w:noProof/>
+              </w:rPr>
+              <w:tab/>
+            </w:r>
+            <w:r>
+              <w:rPr>
+                <w:noProof/>
+              </w:rPr>
+              <w:fldChar w:fldCharType="begin"/>
+            </w:r>
+            <w:r>
+              <w:rPr>
+                <w:noProof/>
+              </w:rPr>
+              <w:instrText xml:space="preserve"> PAGEREF _Toc232434970 \h </w:instrText>
+            </w:r>
+            <w:r>
+              <w:rPr>
+                <w:noProof/>
+              </w:rPr>
+            </w:r>
+            <w:r>
+              <w:rPr>
+                <w:noProof/>
+              </w:rPr>
+              <w:fldChar w:fldCharType="separate"/>
+            </w:r>
+            <w:r>
+              <w:rPr>
+                <w:noProof/>
+              </w:rPr>
+              <w:t>22</w:t>
+            </w:r>
+            <w:r>
+              <w:rPr>
+                <w:noProof/>
+              </w:rPr>
+              <w:fldChar w:fldCharType="end"/>
+            </w:r>
+          </w:hyperlink>
+        </w:p>
+        <w:p>
+          <w:pPr>
+            <w:jc w:val="both"/>
+          </w:pPr>
           <w:r>
             <w:fldChar w:fldCharType="end"/>
           </w:r>
@@ -914,6 +1018,9 @@
       </w:sdtContent>
     </w:sdt>
     <w:p>
+      <w:pPr>
+        <w:jc w:val="both"/>
+      </w:pPr>
       <w:r>
         <w:br w:type="page"/>
       </w:r>
@@ -921,6 +1028,7 @@
     <w:p>
       <w:pPr>
         <w:pStyle w:val="Heading1"/>
+        <w:jc w:val="both"/>
       </w:pPr>
       <w:bookmarkStart w:id="1" w:name="_Toc232434958"/>
       <w:r>
@@ -932,6 +1040,7 @@
     <w:p>
       <w:pPr>
         <w:spacing w:after="120"/>
+        <w:jc w:val="both"/>
       </w:pPr>
       <w:r>
         <w:t>PromptVault is a small web application that helps developers organize, version, and evaluate the prompts they use with AI coding assistants. As AI-assisted development becomes part of daily work, the prompts themselves turn into reusable assets worth keeping, refining, and tracking over time. PromptVault treats a prompt the way a developer treats code: it lives in a named collection, it can be edited, and every meaningful change is preserved as a version so its evolution is visible and reversible.</w:t>
@@ -940,6 +1049,7 @@
     <w:p>
       <w:pPr>
         <w:spacing w:after="120"/>
+        <w:jc w:val="both"/>
       </w:pPr>
       <w:r>
         <w:t>Each user has a private workspace protected by authentication. Inside that workspace a user creates collections (for example Backend, Frontend, Testing), stores individual prompts inside them, and edits those prompts freely. Every edit can be saved as a new immutable version, and any earlier version can be restored. A lightweight dashboard aggregates simple statistics across the workspace.</w:t>
@@ -948,6 +1058,7 @@
     <w:p>
       <w:pPr>
         <w:pStyle w:val="Heading3"/>
+        <w:jc w:val="both"/>
         <w:rPr>
           <w:lang w:val="bg-BG"/>
         </w:rPr>
@@ -956,6 +1067,7 @@
     <w:p>
       <w:pPr>
         <w:pStyle w:val="Heading3"/>
+        <w:jc w:val="both"/>
       </w:pPr>
       <w:r>
         <w:t>System requirements</w:t>
@@ -969,6 +1081,7 @@
           <w:numId w:val="2"/>
         </w:numPr>
         <w:spacing w:after="60"/>
+        <w:jc w:val="both"/>
       </w:pPr>
       <w:r>
         <w:t>A user can register, log in, and log out; all workspace data is private to the owner.</w:t>
@@ -982,6 +1095,7 @@
           <w:numId w:val="2"/>
         </w:numPr>
         <w:spacing w:after="60"/>
+        <w:jc w:val="both"/>
       </w:pPr>
       <w:r>
         <w:t>A user can create, view, and delete prompt collections.</w:t>
@@ -995,6 +1109,7 @@
           <w:numId w:val="2"/>
         </w:numPr>
         <w:spacing w:after="60"/>
+        <w:jc w:val="both"/>
       </w:pPr>
       <w:r>
         <w:t>A user can create, view, edit, and delete prompts within a collection.</w:t>
@@ -1008,6 +1123,7 @@
           <w:numId w:val="2"/>
         </w:numPr>
         <w:spacing w:after="60"/>
+        <w:jc w:val="both"/>
       </w:pPr>
       <w:r>
         <w:t>A user can save a new version of a prompt, list its version history, and restore a previous version.</w:t>
@@ -1021,6 +1137,7 @@
           <w:numId w:val="2"/>
         </w:numPr>
         <w:spacing w:after="60"/>
+        <w:jc w:val="both"/>
       </w:pPr>
       <w:r>
         <w:t>A user can view a dashboard with aggregate counts (collections, prompts, versions, latest prompt).</w:t>
@@ -1029,6 +1146,7 @@
     <w:p>
       <w:pPr>
         <w:pStyle w:val="Heading3"/>
+        <w:jc w:val="both"/>
         <w:rPr>
           <w:lang w:val="bg-BG"/>
         </w:rPr>
@@ -1037,6 +1155,7 @@
     <w:p>
       <w:pPr>
         <w:pStyle w:val="Heading3"/>
+        <w:jc w:val="both"/>
       </w:pPr>
       <w:r>
         <w:t>Technology stack</w:t>
@@ -1050,6 +1169,7 @@
           <w:numId w:val="2"/>
         </w:numPr>
         <w:spacing w:after="60"/>
+        <w:jc w:val="both"/>
       </w:pPr>
       <w:r>
         <w:rPr>
@@ -1070,6 +1190,7 @@
           <w:numId w:val="2"/>
         </w:numPr>
         <w:spacing w:after="60"/>
+        <w:jc w:val="both"/>
       </w:pPr>
       <w:r>
         <w:rPr>
@@ -1090,6 +1211,7 @@
           <w:numId w:val="2"/>
         </w:numPr>
         <w:spacing w:after="60"/>
+        <w:jc w:val="both"/>
       </w:pPr>
       <w:r>
         <w:rPr>
@@ -1110,6 +1232,7 @@
           <w:numId w:val="2"/>
         </w:numPr>
         <w:spacing w:after="60"/>
+        <w:jc w:val="both"/>
       </w:pPr>
       <w:r>
         <w:rPr>
@@ -1130,6 +1253,7 @@
           <w:numId w:val="2"/>
         </w:numPr>
         <w:spacing w:after="60"/>
+        <w:jc w:val="both"/>
       </w:pPr>
       <w:r>
         <w:rPr>
@@ -1150,6 +1274,7 @@
           <w:numId w:val="2"/>
         </w:numPr>
         <w:spacing w:after="60"/>
+        <w:jc w:val="both"/>
       </w:pPr>
       <w:r>
         <w:rPr>
@@ -1163,6 +1288,9 @@
       </w:r>
     </w:p>
     <w:p>
+      <w:pPr>
+        <w:jc w:val="both"/>
+      </w:pPr>
       <w:r>
         <w:br w:type="page"/>
       </w:r>
@@ -1170,6 +1298,7 @@
     <w:p>
       <w:pPr>
         <w:pStyle w:val="Heading1"/>
+        <w:jc w:val="both"/>
       </w:pPr>
       <w:bookmarkStart w:id="2" w:name="_Toc232434959"/>
       <w:r>
@@ -1181,6 +1310,7 @@
     <w:p>
       <w:pPr>
         <w:spacing w:after="120"/>
+        <w:jc w:val="both"/>
       </w:pPr>
       <w:r>
         <w:t>The system is decomposed into six technological modules — five backend modules plus a frontend module. Each backend module maps to one backend package and was developed and validated independently before integration; the frontend module is built as a separate phase once the API is complete. The modules are intentionally thin and well-bounded so that each one constitutes a single complete unit of work.</w:t>
@@ -1230,6 +1360,9 @@
             </w:tcMar>
           </w:tcPr>
           <w:p>
+            <w:pPr>
+              <w:jc w:val="both"/>
+            </w:pPr>
             <w:r>
               <w:rPr>
                 <w:b/>
@@ -1258,6 +1391,9 @@
             </w:tcMar>
           </w:tcPr>
           <w:p>
+            <w:pPr>
+              <w:jc w:val="both"/>
+            </w:pPr>
             <w:r>
               <w:rPr>
                 <w:b/>
@@ -1286,6 +1422,9 @@
             </w:tcMar>
           </w:tcPr>
           <w:p>
+            <w:pPr>
+              <w:jc w:val="both"/>
+            </w:pPr>
             <w:r>
               <w:rPr>
                 <w:b/>
@@ -1315,6 +1454,9 @@
             </w:tcMar>
           </w:tcPr>
           <w:p>
+            <w:pPr>
+              <w:jc w:val="both"/>
+            </w:pPr>
             <w:r>
               <w:rPr>
                 <w:sz w:val="18"/>
@@ -1341,6 +1483,9 @@
             </w:tcMar>
           </w:tcPr>
           <w:p>
+            <w:pPr>
+              <w:jc w:val="both"/>
+            </w:pPr>
             <w:r>
               <w:rPr>
                 <w:sz w:val="18"/>
@@ -1367,6 +1512,9 @@
             </w:tcMar>
           </w:tcPr>
           <w:p>
+            <w:pPr>
+              <w:jc w:val="both"/>
+            </w:pPr>
             <w:r>
               <w:rPr>
                 <w:sz w:val="18"/>
@@ -1395,6 +1543,9 @@
             </w:tcMar>
           </w:tcPr>
           <w:p>
+            <w:pPr>
+              <w:jc w:val="both"/>
+            </w:pPr>
             <w:r>
               <w:rPr>
                 <w:sz w:val="18"/>
@@ -1421,6 +1572,9 @@
             </w:tcMar>
           </w:tcPr>
           <w:p>
+            <w:pPr>
+              <w:jc w:val="both"/>
+            </w:pPr>
             <w:r>
               <w:rPr>
                 <w:sz w:val="18"/>
@@ -1447,6 +1601,9 @@
             </w:tcMar>
           </w:tcPr>
           <w:p>
+            <w:pPr>
+              <w:jc w:val="both"/>
+            </w:pPr>
             <w:r>
               <w:rPr>
                 <w:sz w:val="18"/>
@@ -1475,12 +1632,30 @@
             </w:tcMar>
           </w:tcPr>
           <w:p>
+            <w:pPr>
+              <w:jc w:val="both"/>
+            </w:pPr>
             <w:r>
               <w:rPr>
                 <w:sz w:val="18"/>
                 <w:szCs w:val="18"/>
               </w:rPr>
-              <w:t>3. Prompt Management</w:t>
+              <w:t>3.</w:t>
+            </w:r>
+            <w:r>
+              <w:rPr>
+                <w:sz w:val="18"/>
+                <w:szCs w:val="18"/>
+                <w:lang w:val="bg-BG"/>
+              </w:rPr>
+              <w:t xml:space="preserve"> </w:t>
+            </w:r>
+            <w:r>
+              <w:rPr>
+                <w:sz w:val="18"/>
+                <w:szCs w:val="18"/>
+              </w:rPr>
+              <w:t>Prompt Management</w:t>
             </w:r>
           </w:p>
         </w:tc>
@@ -1501,6 +1676,9 @@
             </w:tcMar>
           </w:tcPr>
           <w:p>
+            <w:pPr>
+              <w:jc w:val="both"/>
+            </w:pPr>
             <w:r>
               <w:rPr>
                 <w:sz w:val="18"/>
@@ -1527,6 +1705,9 @@
             </w:tcMar>
           </w:tcPr>
           <w:p>
+            <w:pPr>
+              <w:jc w:val="both"/>
+            </w:pPr>
             <w:r>
               <w:rPr>
                 <w:sz w:val="18"/>
@@ -1555,6 +1736,9 @@
             </w:tcMar>
           </w:tcPr>
           <w:p>
+            <w:pPr>
+              <w:jc w:val="both"/>
+            </w:pPr>
             <w:r>
               <w:rPr>
                 <w:sz w:val="18"/>
@@ -1581,6 +1765,9 @@
             </w:tcMar>
           </w:tcPr>
           <w:p>
+            <w:pPr>
+              <w:jc w:val="both"/>
+            </w:pPr>
             <w:r>
               <w:rPr>
                 <w:sz w:val="18"/>
@@ -1607,6 +1794,9 @@
             </w:tcMar>
           </w:tcPr>
           <w:p>
+            <w:pPr>
+              <w:jc w:val="both"/>
+            </w:pPr>
             <w:r>
               <w:rPr>
                 <w:sz w:val="18"/>
@@ -1635,6 +1825,9 @@
             </w:tcMar>
           </w:tcPr>
           <w:p>
+            <w:pPr>
+              <w:jc w:val="both"/>
+            </w:pPr>
             <w:r>
               <w:rPr>
                 <w:sz w:val="18"/>
@@ -1661,6 +1854,9 @@
             </w:tcMar>
           </w:tcPr>
           <w:p>
+            <w:pPr>
+              <w:jc w:val="both"/>
+            </w:pPr>
             <w:r>
               <w:rPr>
                 <w:sz w:val="18"/>
@@ -1687,6 +1883,9 @@
             </w:tcMar>
           </w:tcPr>
           <w:p>
+            <w:pPr>
+              <w:jc w:val="both"/>
+            </w:pPr>
             <w:r>
               <w:rPr>
                 <w:sz w:val="18"/>
@@ -1715,6 +1914,9 @@
             </w:tcMar>
           </w:tcPr>
           <w:p>
+            <w:pPr>
+              <w:jc w:val="both"/>
+            </w:pPr>
             <w:r>
               <w:rPr>
                 <w:sz w:val="18"/>
@@ -1741,6 +1943,9 @@
             </w:tcMar>
           </w:tcPr>
           <w:p>
+            <w:pPr>
+              <w:jc w:val="both"/>
+            </w:pPr>
             <w:r>
               <w:rPr>
                 <w:sz w:val="18"/>
@@ -1767,6 +1972,9 @@
             </w:tcMar>
           </w:tcPr>
           <w:p>
+            <w:pPr>
+              <w:jc w:val="both"/>
+            </w:pPr>
             <w:r>
               <w:rPr>
                 <w:sz w:val="18"/>
@@ -1781,11 +1989,13 @@
     <w:p>
       <w:pPr>
         <w:spacing w:after="120"/>
+        <w:jc w:val="both"/>
       </w:pPr>
     </w:p>
     <w:p>
       <w:pPr>
         <w:pStyle w:val="Heading3"/>
+        <w:jc w:val="both"/>
       </w:pPr>
       <w:r>
         <w:t>Architecture at a glance</w:t>
@@ -1853,7 +2063,7 @@
           <w:szCs w:val="18"/>
         </w:rPr>
         <w:br/>
-        <w:t xml:space="preserve">  packages: auth/ · collection/ · prompt/ · dashboard/</w:t>
+        <w:t xml:space="preserve">  Spring Security (WebFlux) — JWT filter, stateless</w:t>
       </w:r>
       <w:r>
         <w:rPr>
@@ -1862,7 +2072,7 @@
           <w:szCs w:val="18"/>
         </w:rPr>
         <w:br/>
-        <w:t xml:space="preserve">  Spring Security (WebFlux) — JWT filter, stateless</w:t>
+        <w:t xml:space="preserve">        |</w:t>
       </w:r>
       <w:r>
         <w:rPr>
@@ -1871,7 +2081,7 @@
           <w:szCs w:val="18"/>
         </w:rPr>
         <w:br/>
-        <w:t xml:space="preserve">        |</w:t>
+        <w:t xml:space="preserve">        v  (reactive, non-blocking)</w:t>
       </w:r>
       <w:r>
         <w:rPr>
@@ -1880,21 +2090,13 @@
           <w:szCs w:val="18"/>
         </w:rPr>
         <w:br/>
-        <w:t xml:space="preserve">        v  (reactive, non-blocking)</w:t>
-      </w:r>
-      <w:r>
-        <w:rPr>
-          <w:rFonts w:ascii="Consolas" w:eastAsia="Consolas" w:hAnsi="Consolas" w:cs="Consolas"/>
-          <w:sz w:val="18"/>
-          <w:szCs w:val="18"/>
-        </w:rPr>
-        <w:br/>
         <w:t>Spring Data R2DBC  -&gt;  H2 (embedded)</w:t>
       </w:r>
     </w:p>
     <w:p>
       <w:pPr>
         <w:spacing w:after="120"/>
+        <w:jc w:val="both"/>
       </w:pPr>
       <w:r>
         <w:t>The reactive choice drives every layer: controllers return Mono and Flux, the security filter chain is built with SecurityWebFilterChain, and persistence uses R2DBC repositories so that no blocking JDBC call can stall the Netty event loop.</w:t>
@@ -1903,12 +2105,16 @@
     <w:p>
       <w:pPr>
         <w:spacing w:after="120"/>
+        <w:jc w:val="both"/>
       </w:pPr>
       <w:r>
         <w:t>Note on sequencing: although the diagram shows the frontend at the top (its runtime position), the project was built backend-first — all five backend modules were completed and tested before the frontend module was started.</w:t>
       </w:r>
     </w:p>
     <w:p>
+      <w:pPr>
+        <w:jc w:val="both"/>
+      </w:pPr>
       <w:r>
         <w:br w:type="page"/>
       </w:r>
@@ -1916,6 +2122,7 @@
     <w:p>
       <w:pPr>
         <w:pStyle w:val="Heading1"/>
+        <w:jc w:val="both"/>
       </w:pPr>
       <w:bookmarkStart w:id="3" w:name="_Toc232434960"/>
       <w:r>
@@ -1927,6 +2134,7 @@
     <w:p>
       <w:pPr>
         <w:pStyle w:val="Heading2"/>
+        <w:jc w:val="both"/>
         <w:rPr>
           <w:lang w:val="en-US"/>
         </w:rPr>
@@ -1940,6 +2148,7 @@
     <w:p>
       <w:pPr>
         <w:pStyle w:val="Heading3"/>
+        <w:jc w:val="both"/>
       </w:pPr>
       <w:r>
         <w:t>Approach &amp; reasoning</w:t>
@@ -1948,6 +2157,7 @@
     <w:p>
       <w:pPr>
         <w:spacing w:after="120"/>
+        <w:jc w:val="both"/>
         <w:rPr>
           <w:lang w:val="en-US"/>
         </w:rPr>
@@ -1959,6 +2169,7 @@
     <w:p>
       <w:pPr>
         <w:pStyle w:val="Heading3"/>
+        <w:jc w:val="both"/>
         <w:rPr>
           <w:lang w:val="bg-BG"/>
         </w:rPr>
@@ -1975,6 +2186,7 @@
           <w:numId w:val="2"/>
         </w:numPr>
         <w:spacing w:after="60"/>
+        <w:jc w:val="both"/>
       </w:pPr>
       <w:r>
         <w:t xml:space="preserve">In a new session I asked Claude Code </w:t>
@@ -1983,7 +2195,7 @@
         <w:rPr>
           <w:lang w:val="en-US"/>
         </w:rPr>
-        <w:t>in a plan mode with model Opus (high level effort for better overall result) to plan the authentication layer of the application.</w:t>
+        <w:t>in a plan mode to plan the authentication layer of the application.</w:t>
       </w:r>
       <w:r>
         <w:rPr>
@@ -2000,6 +2212,7 @@
           <w:numId w:val="2"/>
         </w:numPr>
         <w:spacing w:after="60"/>
+        <w:jc w:val="both"/>
       </w:pPr>
       <w:r>
         <w:t>Architectural decisions was aligned</w:t>
@@ -2031,12 +2244,13 @@
           <w:numId w:val="2"/>
         </w:numPr>
         <w:spacing w:after="60"/>
-      </w:pPr>
-      <w:r>
-        <w:t>In another session, a prompt is given to start the implementation and to consider the task done if build and tests passed. Prompt for that as well is located below.</w:t>
-      </w:r>
-      <w:r>
-        <w:t xml:space="preserve"> Used model for the implementation Sonnet 4.6 with medium effort.</w:t>
+        <w:jc w:val="both"/>
+      </w:pPr>
+      <w:r>
+        <w:t>In another session, a prompt is given to start the implementation and to consider the task done if build and tests passed. Prompt for that as well is located below</w:t>
+      </w:r>
+      <w:r>
+        <w:t>.</w:t>
       </w:r>
       <w:r>
         <w:t xml:space="preserve"> Also </w:t>
@@ -2062,6 +2276,7 @@
           <w:numId w:val="2"/>
         </w:numPr>
         <w:spacing w:after="60"/>
+        <w:jc w:val="both"/>
       </w:pPr>
       <w:r>
         <w:t>Another prompt in the above session</w:t>
@@ -2114,6 +2329,7 @@
           <w:numId w:val="2"/>
         </w:numPr>
         <w:spacing w:after="60"/>
+        <w:jc w:val="both"/>
       </w:pPr>
       <w:r>
         <w:t>Commit everything</w:t>
@@ -2122,14 +2338,7 @@
     <w:p>
       <w:pPr>
         <w:pStyle w:val="Heading3"/>
-        <w:rPr>
-          <w:lang w:val="bg-BG"/>
-        </w:rPr>
-      </w:pPr>
-    </w:p>
-    <w:p>
-      <w:pPr>
-        <w:pStyle w:val="Heading3"/>
+        <w:jc w:val="both"/>
       </w:pPr>
       <w:r>
         <w:t>Testing strategy</w:t>
@@ -2143,6 +2352,7 @@
           <w:numId w:val="2"/>
         </w:numPr>
         <w:spacing w:after="60"/>
+        <w:jc w:val="both"/>
       </w:pPr>
       <w:r>
         <w:t>WebTestClient integration tests: register a user, log in, capture the JWT, then call GET /auth/me with and without the token to confirm 200 vs 401.</w:t>
@@ -2156,6 +2366,7 @@
           <w:numId w:val="2"/>
         </w:numPr>
         <w:spacing w:after="60"/>
+        <w:jc w:val="both"/>
       </w:pPr>
       <w:r>
         <w:rPr>
@@ -2172,6 +2383,7 @@
           <w:numId w:val="2"/>
         </w:numPr>
         <w:spacing w:after="60"/>
+        <w:jc w:val="both"/>
       </w:pPr>
       <w:r>
         <w:t>Verified that passwords are stored only as BCrypt hashes by inspecting the H2 table contents.</w:t>
@@ -2185,6 +2397,7 @@
           <w:numId w:val="2"/>
         </w:numPr>
         <w:spacing w:after="60"/>
+        <w:jc w:val="both"/>
       </w:pPr>
       <w:r>
         <w:t xml:space="preserve">Manual verification </w:t>
@@ -2199,7 +2412,13 @@
         <w:t>Swagger UI</w:t>
       </w:r>
       <w:r>
-        <w:t>: a full register → login → authorized request flow (captured as evidence)</w:t>
+        <w:t>: a full register → login → authorized request flow</w:t>
+      </w:r>
+      <w:r>
+        <w:rPr>
+          <w:lang w:val="bg-BG"/>
+        </w:rPr>
+        <w:t>,</w:t>
       </w:r>
       <w:r>
         <w:t xml:space="preserve"> also manually running all the automation integration/unit tests</w:t>
@@ -2211,6 +2430,7 @@
     <w:p>
       <w:pPr>
         <w:pStyle w:val="Heading3"/>
+        <w:jc w:val="both"/>
         <w:rPr>
           <w:lang w:val="bg-BG"/>
         </w:rPr>
@@ -2222,6 +2442,7 @@
     <w:p>
       <w:pPr>
         <w:spacing w:after="120"/>
+        <w:jc w:val="both"/>
       </w:pPr>
       <w:r>
         <w:t xml:space="preserve">Claude Code tool, used plan mode </w:t>
@@ -2230,13 +2451,25 @@
         <w:t>via</w:t>
       </w:r>
       <w:r>
-        <w:t xml:space="preserve"> Opus model with high effort, implementation is done </w:t>
+        <w:t xml:space="preserve"> Opus</w:t>
+      </w:r>
+      <w:r>
+        <w:t xml:space="preserve"> 4.8</w:t>
+      </w:r>
+      <w:r>
+        <w:t xml:space="preserve"> model with high effort, implementation is done </w:t>
       </w:r>
       <w:r>
         <w:t>via</w:t>
       </w:r>
       <w:r>
-        <w:t xml:space="preserve"> Sonnet model with high effort</w:t>
+        <w:t xml:space="preserve"> Sonnet model with </w:t>
+      </w:r>
+      <w:r>
+        <w:t>medium</w:t>
+      </w:r>
+      <w:r>
+        <w:t xml:space="preserve"> effort</w:t>
       </w:r>
       <w:r>
         <w:t xml:space="preserve">. </w:t>
@@ -2245,6 +2478,7 @@
     <w:p>
       <w:pPr>
         <w:spacing w:after="120"/>
+        <w:jc w:val="both"/>
         <w:rPr>
           <w:lang w:val="bg-BG"/>
         </w:rPr>
@@ -2262,9 +2496,676 @@
     <w:p>
       <w:pPr>
         <w:pStyle w:val="Heading3"/>
+        <w:jc w:val="both"/>
         <w:rPr>
           <w:lang w:val="bg-BG"/>
         </w:rPr>
+      </w:pPr>
+      <w:r>
+        <w:t>Key prompts / interactions</w:t>
+      </w:r>
+    </w:p>
+    <w:tbl>
+      <w:tblPr>
+        <w:tblW w:w="9360" w:type="dxa"/>
+        <w:tblBorders>
+          <w:top w:val="single" w:sz="4" w:space="0" w:color="auto"/>
+          <w:left w:val="single" w:sz="4" w:space="0" w:color="auto"/>
+          <w:bottom w:val="single" w:sz="4" w:space="0" w:color="auto"/>
+          <w:right w:val="single" w:sz="4" w:space="0" w:color="auto"/>
+          <w:insideH w:val="single" w:sz="4" w:space="0" w:color="auto"/>
+          <w:insideV w:val="single" w:sz="4" w:space="0" w:color="auto"/>
+        </w:tblBorders>
+        <w:tblCellMar>
+          <w:left w:w="10" w:type="dxa"/>
+          <w:right w:w="10" w:type="dxa"/>
+        </w:tblCellMar>
+        <w:tblLook w:val="04A0" w:firstRow="1" w:lastRow="0" w:firstColumn="1" w:lastColumn="0" w:noHBand="0" w:noVBand="1"/>
+      </w:tblPr>
+      <w:tblGrid>
+        <w:gridCol w:w="9360"/>
+      </w:tblGrid>
+      <w:tr>
+        <w:tc>
+          <w:tcPr>
+            <w:tcW w:w="9360" w:type="dxa"/>
+            <w:tcBorders>
+              <w:top w:val="single" w:sz="1" w:space="0" w:color="CCCCCC"/>
+              <w:left w:val="single" w:sz="1" w:space="0" w:color="CCCCCC"/>
+              <w:bottom w:val="single" w:sz="1" w:space="0" w:color="CCCCCC"/>
+              <w:right w:val="single" w:sz="1" w:space="0" w:color="CCCCCC"/>
+            </w:tcBorders>
+            <w:shd w:val="clear" w:color="auto" w:fill="A6A6A6" w:themeFill="background1" w:themeFillShade="A6"/>
+            <w:tcMar>
+              <w:top w:w="80" w:type="dxa"/>
+              <w:left w:w="120" w:type="dxa"/>
+              <w:bottom w:w="80" w:type="dxa"/>
+              <w:right w:w="120" w:type="dxa"/>
+            </w:tcMar>
+          </w:tcPr>
+          <w:p>
+            <w:pPr>
+              <w:jc w:val="both"/>
+            </w:pPr>
+            <w:r>
+              <w:rPr>
+                <w:b/>
+                <w:bCs/>
+                <w:sz w:val="18"/>
+                <w:szCs w:val="18"/>
+              </w:rPr>
+              <w:t xml:space="preserve">Prompt 1 — </w:t>
+            </w:r>
+            <w:r>
+              <w:rPr>
+                <w:b/>
+                <w:bCs/>
+                <w:sz w:val="18"/>
+                <w:szCs w:val="18"/>
+              </w:rPr>
+              <w:t>plan</w:t>
+            </w:r>
+          </w:p>
+        </w:tc>
+      </w:tr>
+      <w:tr>
+        <w:tc>
+          <w:tcPr>
+            <w:tcW w:w="9360" w:type="dxa"/>
+            <w:tcBorders>
+              <w:top w:val="single" w:sz="1" w:space="0" w:color="CCCCCC"/>
+              <w:left w:val="single" w:sz="1" w:space="0" w:color="CCCCCC"/>
+              <w:bottom w:val="single" w:sz="1" w:space="0" w:color="CCCCCC"/>
+              <w:right w:val="single" w:sz="1" w:space="0" w:color="CCCCCC"/>
+            </w:tcBorders>
+            <w:tcMar>
+              <w:top w:w="80" w:type="dxa"/>
+              <w:left w:w="120" w:type="dxa"/>
+              <w:bottom w:w="80" w:type="dxa"/>
+              <w:right w:w="120" w:type="dxa"/>
+            </w:tcMar>
+          </w:tcPr>
+          <w:p>
+            <w:pPr>
+              <w:spacing w:after="40"/>
+              <w:jc w:val="both"/>
+            </w:pPr>
+            <w:r>
+              <w:t xml:space="preserve">Help me to plan the authentication module of this app, please refer in relation to this to the @AI-Assisted-Development-Project.docx (and in general - Module 1 — Authentication). Generally, my idea is to have User entity (R2DBC), UserRepository, and the DTOs for register/login. I expect JWT service for signing and validating tokens (stateless JWT auth), also to have reactive security configuration via SecurityWebFilterChain. Also I expect BCrypt password encoding, and public access limited to /auth/register and /auth/login. Wired the three endpoints in an AuthController returning Mono, and confirmed GET  </w:t>
+            </w:r>
+          </w:p>
+          <w:p>
+            <w:pPr>
+              <w:spacing w:after="40"/>
+              <w:jc w:val="both"/>
+            </w:pPr>
+            <w:r>
+              <w:lastRenderedPageBreak/>
+              <w:t xml:space="preserve">  /auth/me resolves the principal from the token. If something is unclear, lets align with it.</w:t>
+            </w:r>
+          </w:p>
+        </w:tc>
+      </w:tr>
+      <w:tr>
+        <w:tc>
+          <w:tcPr>
+            <w:tcW w:w="9360" w:type="dxa"/>
+            <w:tcBorders>
+              <w:top w:val="single" w:sz="1" w:space="0" w:color="CCCCCC"/>
+              <w:left w:val="single" w:sz="1" w:space="0" w:color="CCCCCC"/>
+              <w:bottom w:val="single" w:sz="1" w:space="0" w:color="CCCCCC"/>
+              <w:right w:val="single" w:sz="1" w:space="0" w:color="CCCCCC"/>
+            </w:tcBorders>
+            <w:shd w:val="clear" w:color="auto" w:fill="A6A6A6" w:themeFill="background1" w:themeFillShade="A6"/>
+            <w:tcMar>
+              <w:top w:w="80" w:type="dxa"/>
+              <w:left w:w="120" w:type="dxa"/>
+              <w:bottom w:w="80" w:type="dxa"/>
+              <w:right w:w="120" w:type="dxa"/>
+            </w:tcMar>
+          </w:tcPr>
+          <w:p>
+            <w:pPr>
+              <w:jc w:val="both"/>
+              <w:rPr>
+                <w:color w:val="000000" w:themeColor="text1"/>
+                <w14:shadow w14:blurRad="38100" w14:dist="19050" w14:dir="2700000" w14:sx="100000" w14:sy="100000" w14:kx="0" w14:ky="0" w14:algn="tl">
+                  <w14:schemeClr w14:val="dk1">
+                    <w14:alpha w14:val="60000"/>
+                  </w14:schemeClr>
+                </w14:shadow>
+                <w14:textOutline w14:w="0" w14:cap="flat" w14:cmpd="sng" w14:algn="ctr">
+                  <w14:noFill/>
+                  <w14:prstDash w14:val="solid"/>
+                  <w14:round/>
+                </w14:textOutline>
+              </w:rPr>
+            </w:pPr>
+            <w:r>
+              <w:rPr>
+                <w:b/>
+                <w:bCs/>
+                <w:color w:val="000000" w:themeColor="text1"/>
+                <w:sz w:val="18"/>
+                <w:szCs w:val="18"/>
+              </w:rPr>
+              <w:lastRenderedPageBreak/>
+              <w:t xml:space="preserve">Prompt 2 — </w:t>
+            </w:r>
+            <w:r>
+              <w:rPr>
+                <w:b/>
+                <w:bCs/>
+                <w:color w:val="000000" w:themeColor="text1"/>
+                <w:sz w:val="18"/>
+                <w:szCs w:val="18"/>
+              </w:rPr>
+              <w:t>implement</w:t>
+            </w:r>
+          </w:p>
+        </w:tc>
+      </w:tr>
+      <w:tr>
+        <w:tc>
+          <w:tcPr>
+            <w:tcW w:w="9360" w:type="dxa"/>
+            <w:tcBorders>
+              <w:top w:val="single" w:sz="1" w:space="0" w:color="CCCCCC"/>
+              <w:left w:val="single" w:sz="1" w:space="0" w:color="CCCCCC"/>
+              <w:bottom w:val="single" w:sz="1" w:space="0" w:color="CCCCCC"/>
+              <w:right w:val="single" w:sz="1" w:space="0" w:color="CCCCCC"/>
+            </w:tcBorders>
+            <w:tcMar>
+              <w:top w:w="80" w:type="dxa"/>
+              <w:left w:w="120" w:type="dxa"/>
+              <w:bottom w:w="80" w:type="dxa"/>
+              <w:right w:w="120" w:type="dxa"/>
+            </w:tcMar>
+          </w:tcPr>
+          <w:p>
+            <w:pPr>
+              <w:spacing w:after="40"/>
+              <w:jc w:val="both"/>
+            </w:pPr>
+            <w:r>
+              <w:t>Start the implementation of the authentication module, use the created plan for that - [Pasted text #1 +133 lines] Make sure the mvn build and all the tests passed before considering the task done, fix any issues appear.</w:t>
+            </w:r>
+          </w:p>
+        </w:tc>
+      </w:tr>
+      <w:tr>
+        <w:tc>
+          <w:tcPr>
+            <w:tcW w:w="9360" w:type="dxa"/>
+            <w:tcBorders>
+              <w:top w:val="single" w:sz="1" w:space="0" w:color="CCCCCC"/>
+              <w:left w:val="single" w:sz="1" w:space="0" w:color="CCCCCC"/>
+              <w:bottom w:val="single" w:sz="1" w:space="0" w:color="CCCCCC"/>
+              <w:right w:val="single" w:sz="1" w:space="0" w:color="CCCCCC"/>
+            </w:tcBorders>
+            <w:shd w:val="clear" w:color="auto" w:fill="A6A6A6" w:themeFill="background1" w:themeFillShade="A6"/>
+            <w:tcMar>
+              <w:top w:w="80" w:type="dxa"/>
+              <w:left w:w="120" w:type="dxa"/>
+              <w:bottom w:w="80" w:type="dxa"/>
+              <w:right w:w="120" w:type="dxa"/>
+            </w:tcMar>
+          </w:tcPr>
+          <w:p>
+            <w:pPr>
+              <w:spacing w:after="40"/>
+              <w:jc w:val="both"/>
+              <w:rPr>
+                <w:color w:val="000000" w:themeColor="text1"/>
+                <w:lang w:val="bg-BG"/>
+              </w:rPr>
+            </w:pPr>
+            <w:r>
+              <w:rPr>
+                <w:b/>
+                <w:bCs/>
+                <w:color w:val="000000" w:themeColor="text1"/>
+                <w:sz w:val="18"/>
+                <w:szCs w:val="18"/>
+              </w:rPr>
+              <w:t xml:space="preserve">Prompt 3 — </w:t>
+            </w:r>
+            <w:r>
+              <w:rPr>
+                <w:b/>
+                <w:bCs/>
+                <w:color w:val="000000" w:themeColor="text1"/>
+                <w:sz w:val="18"/>
+                <w:szCs w:val="18"/>
+              </w:rPr>
+              <w:t xml:space="preserve">Folder </w:t>
+            </w:r>
+            <w:r>
+              <w:rPr>
+                <w:b/>
+                <w:bCs/>
+                <w:color w:val="000000" w:themeColor="text1"/>
+                <w:sz w:val="18"/>
+                <w:szCs w:val="18"/>
+              </w:rPr>
+              <w:t>structure</w:t>
+            </w:r>
+          </w:p>
+        </w:tc>
+      </w:tr>
+      <w:tr>
+        <w:tc>
+          <w:tcPr>
+            <w:tcW w:w="9360" w:type="dxa"/>
+            <w:tcBorders>
+              <w:top w:val="single" w:sz="1" w:space="0" w:color="CCCCCC"/>
+              <w:left w:val="single" w:sz="1" w:space="0" w:color="CCCCCC"/>
+              <w:bottom w:val="single" w:sz="1" w:space="0" w:color="CCCCCC"/>
+              <w:right w:val="single" w:sz="1" w:space="0" w:color="CCCCCC"/>
+            </w:tcBorders>
+            <w:tcMar>
+              <w:top w:w="80" w:type="dxa"/>
+              <w:left w:w="120" w:type="dxa"/>
+              <w:bottom w:w="80" w:type="dxa"/>
+              <w:right w:w="120" w:type="dxa"/>
+            </w:tcMar>
+          </w:tcPr>
+          <w:p>
+            <w:pPr>
+              <w:spacing w:after="40"/>
+              <w:jc w:val="both"/>
+            </w:pPr>
+            <w:r>
+              <w:t>M</w:t>
+            </w:r>
+            <w:r>
+              <w:t xml:space="preserve">ove the dtos/entities and </w:t>
+            </w:r>
+            <w:r>
+              <w:t>U</w:t>
+            </w:r>
+            <w:r>
+              <w:t>ser</w:t>
+            </w:r>
+            <w:r>
+              <w:t xml:space="preserve"> </w:t>
+            </w:r>
+            <w:r>
+              <w:t>repository to a separate repository folder, all the repository logic will be there, this also for the other entities for the another modules, also all of the exceptions  should be in a different folder as well - exceptions, these folders will be on the same level - repository/auth/exceptions, also consolidate a</w:t>
+            </w:r>
+            <w:r>
+              <w:t>u</w:t>
+            </w:r>
+            <w:r>
+              <w:t>th and security folder into one auth folder</w:t>
+            </w:r>
+            <w:r>
+              <w:t>.</w:t>
+            </w:r>
+          </w:p>
+        </w:tc>
+      </w:tr>
+    </w:tbl>
+    <w:p>
+      <w:pPr>
+        <w:pStyle w:val="Heading2"/>
+        <w:pageBreakBefore/>
+        <w:jc w:val="both"/>
+        <w:rPr>
+          <w:lang w:val="bg-BG"/>
+        </w:rPr>
+      </w:pPr>
+      <w:bookmarkStart w:id="5" w:name="_Toc232434962"/>
+      <w:r>
+        <w:lastRenderedPageBreak/>
+        <w:t>Module 2 — Prompt Collections</w:t>
+      </w:r>
+      <w:bookmarkEnd w:id="5"/>
+    </w:p>
+    <w:p>
+      <w:pPr>
+        <w:pStyle w:val="Heading3"/>
+        <w:jc w:val="both"/>
+      </w:pPr>
+      <w:r>
+        <w:t>Approach &amp; reasoning</w:t>
+      </w:r>
+    </w:p>
+    <w:p>
+      <w:pPr>
+        <w:spacing w:after="120"/>
+        <w:jc w:val="both"/>
+      </w:pPr>
+      <w:r>
+        <w:t>Collections are the organizing layer: each prompt belongs to exactly one collection, and each collection belongs to one owner. The entity is deliberately minimal (id, name, ownerId). The key design rule is ownership isolation — every query is scoped by the authenticated owner so one user can never see or delete another user's collection. Deleting a collection had to behave predictably with respect to the prompts inside it, so I decided that early.</w:t>
+      </w:r>
+    </w:p>
+    <w:p>
+      <w:pPr>
+        <w:pStyle w:val="Heading3"/>
+        <w:jc w:val="both"/>
+      </w:pPr>
+      <w:r>
+        <w:t>Step-by-step workflow</w:t>
+      </w:r>
+    </w:p>
+    <w:p>
+      <w:pPr>
+        <w:pStyle w:val="ListParagraph"/>
+        <w:numPr>
+          <w:ilvl w:val="0"/>
+          <w:numId w:val="2"/>
+        </w:numPr>
+        <w:spacing w:after="60"/>
+        <w:jc w:val="both"/>
+      </w:pPr>
+      <w:r>
+        <w:t xml:space="preserve">In a new session I asked Claude Code </w:t>
+      </w:r>
+      <w:r>
+        <w:rPr>
+          <w:lang w:val="en-US"/>
+        </w:rPr>
+        <w:t xml:space="preserve">in a plan mode to plan the </w:t>
+      </w:r>
+      <w:r>
+        <w:rPr>
+          <w:lang w:val="en-US"/>
+        </w:rPr>
+        <w:t>collection</w:t>
+      </w:r>
+      <w:r>
+        <w:rPr>
+          <w:lang w:val="en-US"/>
+        </w:rPr>
+        <w:t xml:space="preserve"> layer of the application. Prompt is located below.</w:t>
+      </w:r>
+    </w:p>
+    <w:p>
+      <w:pPr>
+        <w:pStyle w:val="ListParagraph"/>
+        <w:numPr>
+          <w:ilvl w:val="0"/>
+          <w:numId w:val="2"/>
+        </w:numPr>
+        <w:spacing w:after="60"/>
+        <w:jc w:val="both"/>
+      </w:pPr>
+      <w:r>
+        <w:rPr>
+          <w:lang w:val="en-US"/>
+        </w:rPr>
+        <w:t xml:space="preserve">Decided to </w:t>
+      </w:r>
+      <w:r>
+        <w:rPr>
+          <w:lang w:val="en-US"/>
+        </w:rPr>
+        <w:t>implement cascade delete in relation to the prompts located in the deleted collection</w:t>
+      </w:r>
+    </w:p>
+    <w:p>
+      <w:pPr>
+        <w:pStyle w:val="ListParagraph"/>
+        <w:numPr>
+          <w:ilvl w:val="0"/>
+          <w:numId w:val="2"/>
+        </w:numPr>
+        <w:spacing w:after="60"/>
+        <w:jc w:val="both"/>
+      </w:pPr>
+      <w:r>
+        <w:rPr>
+          <w:lang w:val="en-US"/>
+        </w:rPr>
+        <w:t>Plan was changed</w:t>
+      </w:r>
+      <w:r>
+        <w:rPr>
+          <w:lang w:val="en-US"/>
+        </w:rPr>
+        <w:t xml:space="preserve"> from myside</w:t>
+      </w:r>
+      <w:r>
+        <w:rPr>
+          <w:lang w:val="en-US"/>
+        </w:rPr>
+        <w:t xml:space="preserve"> – 1) To use response entity as return type from the controller advice 2) To change the suggested folder structure 3)</w:t>
+      </w:r>
+      <w:r>
+        <w:rPr>
+          <w:lang w:val="en-US"/>
+        </w:rPr>
+        <w:t xml:space="preserve">To use </w:t>
+      </w:r>
+      <w:r>
+        <w:rPr>
+          <w:lang w:val="en-US"/>
+        </w:rPr>
+        <w:t>parameterized queries</w:t>
+      </w:r>
+    </w:p>
+    <w:p>
+      <w:pPr>
+        <w:pStyle w:val="ListParagraph"/>
+        <w:numPr>
+          <w:ilvl w:val="0"/>
+          <w:numId w:val="2"/>
+        </w:numPr>
+        <w:spacing w:after="60"/>
+        <w:jc w:val="both"/>
+      </w:pPr>
+      <w:r>
+        <w:t xml:space="preserve">Implementation was handled in a different session </w:t>
+      </w:r>
+      <w:r>
+        <w:t>D</w:t>
+      </w:r>
+      <w:r>
+        <w:t>uring the implementation</w:t>
+      </w:r>
+      <w:r>
+        <w:t>,</w:t>
+      </w:r>
+      <w:r>
+        <w:t xml:space="preserve"> the delegate skill was s</w:t>
+      </w:r>
+      <w:r>
+        <w:t>uccessfully loaded</w:t>
+      </w:r>
+      <w:r>
+        <w:t xml:space="preserve"> and </w:t>
+      </w:r>
+      <w:r>
+        <w:t xml:space="preserve">two </w:t>
+      </w:r>
+      <w:r>
+        <w:t>backend expert</w:t>
+      </w:r>
+      <w:r>
+        <w:t>s</w:t>
+      </w:r>
+      <w:r>
+        <w:t xml:space="preserve"> was involved in the implementaion</w:t>
+      </w:r>
+      <w:r>
+        <w:t>: the first restructures packages and writes all tests (red phase), the second implements the production code</w:t>
+      </w:r>
+      <w:r>
+        <w:rPr>
+          <w:lang w:val="bg-BG"/>
+        </w:rPr>
+        <w:t xml:space="preserve"> </w:t>
+      </w:r>
+      <w:r>
+        <w:t xml:space="preserve">to make them pass (green phase). </w:t>
+      </w:r>
+      <w:r>
+        <w:t>Straitforward implementation</w:t>
+      </w:r>
+      <w:r>
+        <w:t>,</w:t>
+      </w:r>
+      <w:r>
+        <w:t xml:space="preserve"> everything seems fine, not needed intervantion from myside.</w:t>
+      </w:r>
+    </w:p>
+    <w:p>
+      <w:pPr>
+        <w:pStyle w:val="ListParagraph"/>
+        <w:numPr>
+          <w:ilvl w:val="0"/>
+          <w:numId w:val="2"/>
+        </w:numPr>
+        <w:spacing w:after="60"/>
+        <w:jc w:val="both"/>
+      </w:pPr>
+      <w:r>
+        <w:t>Commit after verifying manually that all the functionality works as expected</w:t>
+      </w:r>
+      <w:r>
+        <w:rPr>
+          <w:lang w:val="bg-BG"/>
+        </w:rPr>
+        <w:t>.</w:t>
+      </w:r>
+    </w:p>
+    <w:p>
+      <w:pPr>
+        <w:pStyle w:val="ListParagraph"/>
+        <w:spacing w:after="60"/>
+        <w:ind w:left="720"/>
+        <w:jc w:val="both"/>
+      </w:pPr>
+      <w:r>
+        <w:t xml:space="preserve">                                                     </w:t>
+      </w:r>
+    </w:p>
+    <w:p>
+      <w:pPr>
+        <w:pStyle w:val="Heading3"/>
+        <w:jc w:val="both"/>
+      </w:pPr>
+      <w:r>
+        <w:t>Testing strategy</w:t>
+      </w:r>
+    </w:p>
+    <w:p>
+      <w:pPr>
+        <w:pStyle w:val="ListParagraph"/>
+        <w:numPr>
+          <w:ilvl w:val="0"/>
+          <w:numId w:val="2"/>
+        </w:numPr>
+        <w:spacing w:after="60"/>
+        <w:jc w:val="both"/>
+        <w:rPr>
+          <w:u w:val="single"/>
+        </w:rPr>
+      </w:pPr>
+      <w:r>
+        <w:rPr>
+          <w:u w:val="single"/>
+        </w:rPr>
+        <w:t>Used Test Driven Development methodology</w:t>
+      </w:r>
+    </w:p>
+    <w:p>
+      <w:pPr>
+        <w:pStyle w:val="ListParagraph"/>
+        <w:numPr>
+          <w:ilvl w:val="0"/>
+          <w:numId w:val="2"/>
+        </w:numPr>
+        <w:spacing w:after="60"/>
+        <w:jc w:val="both"/>
+      </w:pPr>
+      <w:r>
+        <w:t>StepVerifier unit tests on the service to confirm the reactive streams emit the expected collections and complete.</w:t>
+      </w:r>
+    </w:p>
+    <w:p>
+      <w:pPr>
+        <w:pStyle w:val="ListParagraph"/>
+        <w:numPr>
+          <w:ilvl w:val="0"/>
+          <w:numId w:val="2"/>
+        </w:numPr>
+        <w:spacing w:after="60"/>
+        <w:jc w:val="both"/>
+      </w:pPr>
+      <w:r>
+        <w:t>WebTestClient tests that create a collection as user A and confirm user B receives 404/empty, proving ownership isolation.</w:t>
+      </w:r>
+    </w:p>
+    <w:p>
+      <w:pPr>
+        <w:pStyle w:val="ListParagraph"/>
+        <w:numPr>
+          <w:ilvl w:val="0"/>
+          <w:numId w:val="2"/>
+        </w:numPr>
+        <w:spacing w:after="60"/>
+        <w:jc w:val="both"/>
+      </w:pPr>
+      <w:r>
+        <w:t>Manual testing using SwaggerAPI – this includes creating collections, deleting a collection and also getting the collections of a specified user</w:t>
+      </w:r>
+    </w:p>
+    <w:p>
+      <w:pPr>
+        <w:pStyle w:val="ListParagraph"/>
+        <w:numPr>
+          <w:ilvl w:val="0"/>
+          <w:numId w:val="2"/>
+        </w:numPr>
+        <w:spacing w:after="60"/>
+        <w:jc w:val="both"/>
+      </w:pPr>
+      <w:r>
+        <w:t>Building the whole application manually (this includes running the all test suite)</w:t>
+      </w:r>
+    </w:p>
+    <w:p>
+      <w:pPr>
+        <w:pStyle w:val="Heading3"/>
+        <w:jc w:val="both"/>
+      </w:pPr>
+      <w:r>
+        <w:t>AI tool choice</w:t>
+      </w:r>
+    </w:p>
+    <w:p>
+      <w:pPr>
+        <w:spacing w:after="120"/>
+        <w:jc w:val="both"/>
+      </w:pPr>
+      <w:r>
+        <w:t>Claude Code tool, used plan mode via Opus</w:t>
+      </w:r>
+      <w:r>
+        <w:t xml:space="preserve"> 4.8</w:t>
+      </w:r>
+      <w:r>
+        <w:t xml:space="preserve"> model with high effort, implementation is done via Sonnet</w:t>
+      </w:r>
+      <w:r>
+        <w:t xml:space="preserve"> 4.6</w:t>
+      </w:r>
+      <w:r>
+        <w:t xml:space="preserve"> model with </w:t>
+      </w:r>
+      <w:r>
+        <w:t>medium</w:t>
+      </w:r>
+      <w:r>
+        <w:t xml:space="preserve"> effort. </w:t>
+      </w:r>
+    </w:p>
+    <w:p>
+      <w:pPr>
+        <w:pStyle w:val="Heading3"/>
+        <w:jc w:val="both"/>
       </w:pPr>
       <w:r>
         <w:t>Key prompts / interactions</w:t>
@@ -2309,6 +3210,9 @@
             </w:tcMar>
           </w:tcPr>
           <w:p>
+            <w:pPr>
+              <w:jc w:val="both"/>
+            </w:pPr>
             <w:r>
               <w:rPr>
                 <w:b/>
@@ -2316,16 +3220,7 @@
                 <w:sz w:val="18"/>
                 <w:szCs w:val="18"/>
               </w:rPr>
-              <w:t xml:space="preserve">Prompt 1 — </w:t>
-            </w:r>
-            <w:r>
-              <w:rPr>
-                <w:b/>
-                <w:bCs/>
-                <w:sz w:val="18"/>
-                <w:szCs w:val="18"/>
-              </w:rPr>
-              <w:t>plan</w:t>
+              <w:t>Prompt 1 — Plan</w:t>
             </w:r>
           </w:p>
         </w:tc>
@@ -2350,215 +3245,62 @@
           <w:p>
             <w:pPr>
               <w:spacing w:after="40"/>
+              <w:jc w:val="both"/>
+              <w:rPr>
+                <w:sz w:val="20"/>
+                <w:szCs w:val="20"/>
+              </w:rPr>
             </w:pPr>
             <w:r>
-              <w:t xml:space="preserve">Help me to plan the authentication module of this app, please refer in relation to this to the @AI-Assisted-Development-Project.docx (and in general - Module 1 — Authentication). Generally, my idea is to have User entity (R2DBC), UserRepository, and the DTOs for </w:t>
-            </w:r>
-            <w:r>
-              <w:lastRenderedPageBreak/>
-              <w:t xml:space="preserve">register/login. I expect JWT service for signing and validating tokens (stateless JWT auth), also to have reactive security configuration via SecurityWebFilterChain. Also I expect BCrypt password encoding, and public access limited to /auth/register and /auth/login. Wired the three endpoints in an AuthController returning Mono, and confirmed GET  </w:t>
+              <w:rPr>
+                <w:sz w:val="20"/>
+                <w:szCs w:val="20"/>
+              </w:rPr>
+              <w:t>Help me to plan the collection module, please refer to @AI-Assisted-Development-Project.docx for details.</w:t>
+            </w:r>
+            <w:r>
+              <w:rPr>
+                <w:sz w:val="20"/>
+                <w:szCs w:val="20"/>
+              </w:rPr>
+              <w:t xml:space="preserve"> </w:t>
+            </w:r>
+            <w:r>
+              <w:rPr>
+                <w:sz w:val="20"/>
+                <w:szCs w:val="20"/>
+              </w:rPr>
+              <w:t xml:space="preserve">Implementation should have collection entity, collection repostiory r2dbc and service which         </w:t>
             </w:r>
           </w:p>
           <w:p>
             <w:pPr>
               <w:spacing w:after="40"/>
+              <w:jc w:val="both"/>
+              <w:rPr>
+                <w:sz w:val="20"/>
+                <w:szCs w:val="20"/>
+              </w:rPr>
             </w:pPr>
             <w:r>
-              <w:t xml:space="preserve">  /auth/me resolves the principal from the token. If something is unclear, lets align with it.</w:t>
+              <w:rPr>
+                <w:sz w:val="20"/>
+                <w:szCs w:val="20"/>
+              </w:rPr>
+              <w:t xml:space="preserve"> filters by ownerId. I intent to have 3 endpoints - GET /collections (list owner's collections), POST /collections (create), and DELETE /collections/{id} (owner-checked delete). It should have ownership    </w:t>
             </w:r>
           </w:p>
-        </w:tc>
-      </w:tr>
-      <w:tr>
-        <w:tc>
-          <w:tcPr>
-            <w:tcW w:w="9360" w:type="dxa"/>
-            <w:tcBorders>
-              <w:top w:val="single" w:sz="1" w:space="0" w:color="CCCCCC"/>
-              <w:left w:val="single" w:sz="1" w:space="0" w:color="CCCCCC"/>
-              <w:bottom w:val="single" w:sz="1" w:space="0" w:color="CCCCCC"/>
-              <w:right w:val="single" w:sz="1" w:space="0" w:color="CCCCCC"/>
-            </w:tcBorders>
-            <w:shd w:val="clear" w:color="auto" w:fill="D7E0F2"/>
-            <w:tcMar>
-              <w:top w:w="80" w:type="dxa"/>
-              <w:left w:w="120" w:type="dxa"/>
-              <w:bottom w:w="80" w:type="dxa"/>
-              <w:right w:w="120" w:type="dxa"/>
-            </w:tcMar>
-          </w:tcPr>
-          <w:p>
-            <w:pPr>
-              <w:rPr>
-                <w:color w:val="000000" w:themeColor="text1"/>
-                <w14:shadow w14:blurRad="38100" w14:dist="19050" w14:dir="2700000" w14:sx="100000" w14:sy="100000" w14:kx="0" w14:ky="0" w14:algn="tl">
-                  <w14:schemeClr w14:val="dk1">
-                    <w14:alpha w14:val="60000"/>
-                  </w14:schemeClr>
-                </w14:shadow>
-                <w14:textOutline w14:w="0" w14:cap="flat" w14:cmpd="sng" w14:algn="ctr">
-                  <w14:noFill/>
-                  <w14:prstDash w14:val="solid"/>
-                  <w14:round/>
-                </w14:textOutline>
-              </w:rPr>
-            </w:pPr>
-            <w:r>
-              <w:rPr>
-                <w:b/>
-                <w:bCs/>
-                <w:color w:val="000000" w:themeColor="text1"/>
-                <w:sz w:val="18"/>
-                <w:szCs w:val="18"/>
-              </w:rPr>
-              <w:lastRenderedPageBreak/>
-              <w:t xml:space="preserve">Prompt 2 — </w:t>
-            </w:r>
-            <w:r>
-              <w:rPr>
-                <w:b/>
-                <w:bCs/>
-                <w:color w:val="000000" w:themeColor="text1"/>
-                <w:sz w:val="18"/>
-                <w:szCs w:val="18"/>
-              </w:rPr>
-              <w:t>implement</w:t>
-            </w:r>
-          </w:p>
-        </w:tc>
-      </w:tr>
-      <w:tr>
-        <w:tc>
-          <w:tcPr>
-            <w:tcW w:w="9360" w:type="dxa"/>
-            <w:tcBorders>
-              <w:top w:val="single" w:sz="1" w:space="0" w:color="CCCCCC"/>
-              <w:left w:val="single" w:sz="1" w:space="0" w:color="CCCCCC"/>
-              <w:bottom w:val="single" w:sz="1" w:space="0" w:color="CCCCCC"/>
-              <w:right w:val="single" w:sz="1" w:space="0" w:color="CCCCCC"/>
-            </w:tcBorders>
-            <w:tcMar>
-              <w:top w:w="80" w:type="dxa"/>
-              <w:left w:w="120" w:type="dxa"/>
-              <w:bottom w:w="80" w:type="dxa"/>
-              <w:right w:w="120" w:type="dxa"/>
-            </w:tcMar>
-          </w:tcPr>
           <w:p>
             <w:pPr>
               <w:spacing w:after="40"/>
+              <w:jc w:val="both"/>
             </w:pPr>
             <w:r>
-              <w:t>Start the implementation of the authentication module, use the created plan for that - [Pasted text #1 +133 lines] Make sure the mvn build and all the tests passed before considering the task done, fix any issues appear.</w:t>
-            </w:r>
-          </w:p>
-        </w:tc>
-      </w:tr>
-      <w:tr>
-        <w:tc>
-          <w:tcPr>
-            <w:tcW w:w="9360" w:type="dxa"/>
-            <w:tcBorders>
-              <w:top w:val="single" w:sz="1" w:space="0" w:color="CCCCCC"/>
-              <w:left w:val="single" w:sz="1" w:space="0" w:color="CCCCCC"/>
-              <w:bottom w:val="single" w:sz="1" w:space="0" w:color="CCCCCC"/>
-              <w:right w:val="single" w:sz="1" w:space="0" w:color="CCCCCC"/>
-            </w:tcBorders>
-            <w:tcMar>
-              <w:top w:w="80" w:type="dxa"/>
-              <w:left w:w="120" w:type="dxa"/>
-              <w:bottom w:w="80" w:type="dxa"/>
-              <w:right w:w="120" w:type="dxa"/>
-            </w:tcMar>
-          </w:tcPr>
-          <w:p>
-            <w:pPr>
-              <w:spacing w:after="40"/>
-              <w:rPr>
-                <w:color w:val="000000" w:themeColor="text1"/>
-                <w:lang w:val="bg-BG"/>
-              </w:rPr>
-            </w:pPr>
-            <w:r>
-              <w:rPr>
-                <w:b/>
-                <w:bCs/>
-                <w:color w:val="000000" w:themeColor="text1"/>
-                <w:sz w:val="18"/>
-                <w:szCs w:val="18"/>
-              </w:rPr>
-              <w:t xml:space="preserve">Prompt 3 — </w:t>
-            </w:r>
-            <w:r>
-              <w:rPr>
-                <w:b/>
-                <w:bCs/>
-                <w:color w:val="000000" w:themeColor="text1"/>
-                <w:sz w:val="18"/>
-                <w:szCs w:val="18"/>
-              </w:rPr>
-              <w:t xml:space="preserve">Folder </w:t>
-            </w:r>
-            <w:r>
-              <w:rPr>
-                <w:b/>
-                <w:bCs/>
-                <w:color w:val="000000" w:themeColor="text1"/>
-                <w:sz w:val="18"/>
-                <w:szCs w:val="18"/>
-              </w:rPr>
-              <w:t>structure</w:t>
-            </w:r>
-          </w:p>
-        </w:tc>
-      </w:tr>
-      <w:tr>
-        <w:tc>
-          <w:tcPr>
-            <w:tcW w:w="9360" w:type="dxa"/>
-            <w:tcBorders>
-              <w:top w:val="single" w:sz="1" w:space="0" w:color="CCCCCC"/>
-              <w:left w:val="single" w:sz="1" w:space="0" w:color="CCCCCC"/>
-              <w:bottom w:val="single" w:sz="1" w:space="0" w:color="CCCCCC"/>
-              <w:right w:val="single" w:sz="1" w:space="0" w:color="CCCCCC"/>
-            </w:tcBorders>
-            <w:tcMar>
-              <w:top w:w="80" w:type="dxa"/>
-              <w:left w:w="120" w:type="dxa"/>
-              <w:bottom w:w="80" w:type="dxa"/>
-              <w:right w:w="120" w:type="dxa"/>
-            </w:tcMar>
-          </w:tcPr>
-          <w:p>
-            <w:pPr>
-              <w:spacing w:after="40"/>
-            </w:pPr>
-            <w:r>
-              <w:t>M</w:t>
-            </w:r>
-            <w:r>
-              <w:t xml:space="preserve">ove the dtos/entities and </w:t>
-            </w:r>
-            <w:r>
-              <w:t>U</w:t>
-            </w:r>
-            <w:r>
-              <w:t>ser</w:t>
-            </w:r>
-            <w:r>
-              <w:t xml:space="preserve"> </w:t>
-            </w:r>
-            <w:r>
-              <w:t>repository to a separate repository folder, all the repository logic will be there, this also for the other entities for the another modules, also all of the exceptions  should be in a different folder as well - exceptions, these folders will be on the same level - repository/auth/exceptions, also consolidate a</w:t>
-            </w:r>
-            <w:r>
-              <w:t>u</w:t>
-            </w:r>
-            <w:r>
-              <w:t>th and security folder into one auth folder</w:t>
-            </w:r>
-            <w:r>
-              <w:t>.</w:t>
+              <w:rPr>
+                <w:sz w:val="20"/>
+                <w:szCs w:val="20"/>
+              </w:rPr>
+              <w:t>isolation - one user can never see or delete another user's collection, also  if something is not clear ask question for me to clarify the overall concept.</w:t>
             </w:r>
           </w:p>
         </w:tc>
@@ -2566,448 +3308,8 @@
     </w:tbl>
     <w:p>
       <w:pPr>
-        <w:pStyle w:val="Heading2"/>
-        <w:pageBreakBefore/>
-        <w:rPr>
-          <w:lang w:val="bg-BG"/>
-        </w:rPr>
-      </w:pPr>
-      <w:bookmarkStart w:id="5" w:name="_Toc232434962"/>
-      <w:r>
-        <w:lastRenderedPageBreak/>
-        <w:t>Module 2 — Prompt Collections</w:t>
-      </w:r>
-      <w:bookmarkEnd w:id="5"/>
-    </w:p>
-    <w:p>
-      <w:pPr>
         <w:pStyle w:val="Heading3"/>
-      </w:pPr>
-      <w:r>
-        <w:t>Approach &amp; reasoning</w:t>
-      </w:r>
-    </w:p>
-    <w:p>
-      <w:pPr>
-        <w:spacing w:after="120"/>
-      </w:pPr>
-      <w:r>
-        <w:t>Collections are the organizing layer: each prompt belongs to exactly one collection, and each collection belongs to one owner. The entity is deliberately minimal (id, name, ownerId). The key design rule is ownership isolation — every query is scoped by the authenticated owner so one user can never see or delete another user's collection. Deleting a collection had to behave predictably with respect to the prompts inside it, so I decided that early.</w:t>
-      </w:r>
-    </w:p>
-    <w:p>
-      <w:pPr>
-        <w:pStyle w:val="Heading3"/>
-      </w:pPr>
-      <w:r>
-        <w:t>Step-by-step workflow</w:t>
-      </w:r>
-    </w:p>
-    <w:p>
-      <w:pPr>
-        <w:pStyle w:val="ListParagraph"/>
-        <w:numPr>
-          <w:ilvl w:val="0"/>
-          <w:numId w:val="2"/>
-        </w:numPr>
-        <w:spacing w:after="60"/>
-      </w:pPr>
-      <w:r>
-        <w:t xml:space="preserve">In a new session I asked Claude Code </w:t>
-      </w:r>
-      <w:r>
-        <w:rPr>
-          <w:lang w:val="en-US"/>
-        </w:rPr>
-        <w:t>in a plan mode with model Opus (high level effort for better overall result) to plan the authentication layer of the application. Prompt is located below.</w:t>
-      </w:r>
-    </w:p>
-    <w:p>
-      <w:pPr>
-        <w:pStyle w:val="ListParagraph"/>
-        <w:numPr>
-          <w:ilvl w:val="0"/>
-          <w:numId w:val="2"/>
-        </w:numPr>
-        <w:spacing w:after="60"/>
-      </w:pPr>
-      <w:r>
-        <w:rPr>
-          <w:lang w:val="en-US"/>
-        </w:rPr>
-        <w:t xml:space="preserve">Decided to </w:t>
-      </w:r>
-      <w:r>
-        <w:rPr>
-          <w:lang w:val="en-US"/>
-        </w:rPr>
-        <w:t>implement cascade delete in relation to the prompts located in the deleted collection</w:t>
-      </w:r>
-    </w:p>
-    <w:p>
-      <w:pPr>
-        <w:pStyle w:val="ListParagraph"/>
-        <w:numPr>
-          <w:ilvl w:val="0"/>
-          <w:numId w:val="2"/>
-        </w:numPr>
-        <w:spacing w:after="60"/>
-      </w:pPr>
-      <w:r>
-        <w:rPr>
-          <w:lang w:val="en-US"/>
-        </w:rPr>
-        <w:t>Plan was changed</w:t>
-      </w:r>
-      <w:r>
-        <w:rPr>
-          <w:lang w:val="en-US"/>
-        </w:rPr>
-        <w:t xml:space="preserve"> from myside</w:t>
-      </w:r>
-      <w:r>
-        <w:rPr>
-          <w:lang w:val="en-US"/>
-        </w:rPr>
-        <w:t xml:space="preserve"> – 1) To use response entity as return type from the controller advice 2) To change the suggested folder structure 3)</w:t>
-      </w:r>
-      <w:r>
-        <w:rPr>
-          <w:lang w:val="en-US"/>
-        </w:rPr>
-        <w:t xml:space="preserve">To use </w:t>
-      </w:r>
-      <w:r>
-        <w:rPr>
-          <w:lang w:val="en-US"/>
-        </w:rPr>
-        <w:t>parameterized queries</w:t>
-      </w:r>
-    </w:p>
-    <w:p>
-      <w:pPr>
-        <w:pStyle w:val="ListParagraph"/>
-        <w:numPr>
-          <w:ilvl w:val="0"/>
-          <w:numId w:val="2"/>
-        </w:numPr>
-        <w:spacing w:after="60"/>
-      </w:pPr>
-      <w:r>
-        <w:t>Implementation was handled in a different session with the model Sonnet 4.6, medium effort level</w:t>
-      </w:r>
-      <w:r>
-        <w:t>. D</w:t>
-      </w:r>
-      <w:r>
-        <w:t>uring the implementation</w:t>
-      </w:r>
-      <w:r>
-        <w:t>,</w:t>
-      </w:r>
-      <w:r>
-        <w:t xml:space="preserve"> the delegate skill was s</w:t>
-      </w:r>
-      <w:r>
-        <w:t>uccessfully loaded</w:t>
-      </w:r>
-      <w:r>
-        <w:t xml:space="preserve"> and </w:t>
-      </w:r>
-      <w:r>
-        <w:t xml:space="preserve">two </w:t>
-      </w:r>
-      <w:r>
-        <w:t>backend expert</w:t>
-      </w:r>
-      <w:r>
-        <w:t>s</w:t>
-      </w:r>
-      <w:r>
-        <w:t xml:space="preserve"> was involved in the implementaion</w:t>
-      </w:r>
-      <w:r>
-        <w:t>: the first restructures packages and writes all tests (red phase), the second implements the production code</w:t>
-      </w:r>
-    </w:p>
-    <w:p>
-      <w:pPr>
-        <w:pStyle w:val="ListParagraph"/>
-        <w:spacing w:after="60"/>
-        <w:ind w:left="720"/>
-      </w:pPr>
-      <w:r>
-        <w:t xml:space="preserve">to make them pass (green phase). </w:t>
-      </w:r>
-      <w:r>
-        <w:t>Straitforward implementation</w:t>
-      </w:r>
-      <w:r>
-        <w:t>,</w:t>
-      </w:r>
-      <w:r>
-        <w:t xml:space="preserve"> everything seems fine, not needed intervantion from myside.</w:t>
-      </w:r>
-    </w:p>
-    <w:p>
-      <w:pPr>
-        <w:pStyle w:val="ListParagraph"/>
-        <w:numPr>
-          <w:ilvl w:val="0"/>
-          <w:numId w:val="2"/>
-        </w:numPr>
-        <w:spacing w:after="60"/>
-      </w:pPr>
-      <w:r>
-        <w:t>Commit after verifying manually that all the functionality works as expected</w:t>
-      </w:r>
-    </w:p>
-    <w:p>
-      <w:pPr>
-        <w:pStyle w:val="ListParagraph"/>
-        <w:spacing w:after="60"/>
-        <w:ind w:left="720"/>
-      </w:pPr>
-      <w:r>
-        <w:t xml:space="preserve">                                                     </w:t>
-      </w:r>
-    </w:p>
-    <w:p>
-      <w:pPr>
-        <w:pStyle w:val="Heading3"/>
-      </w:pPr>
-      <w:r>
-        <w:t>Testing strategy</w:t>
-      </w:r>
-    </w:p>
-    <w:p>
-      <w:pPr>
-        <w:pStyle w:val="ListParagraph"/>
-        <w:numPr>
-          <w:ilvl w:val="0"/>
-          <w:numId w:val="2"/>
-        </w:numPr>
-        <w:spacing w:after="60"/>
-      </w:pPr>
-      <w:r>
-        <w:t>Used Test Driven Development methodology</w:t>
-      </w:r>
-    </w:p>
-    <w:p>
-      <w:pPr>
-        <w:pStyle w:val="ListParagraph"/>
-        <w:numPr>
-          <w:ilvl w:val="0"/>
-          <w:numId w:val="2"/>
-        </w:numPr>
-        <w:spacing w:after="60"/>
-      </w:pPr>
-      <w:r>
-        <w:t>StepVerifier unit tests on the service to confirm the reactive streams emit the expected collections and complete.</w:t>
-      </w:r>
-    </w:p>
-    <w:p>
-      <w:pPr>
-        <w:pStyle w:val="ListParagraph"/>
-        <w:numPr>
-          <w:ilvl w:val="0"/>
-          <w:numId w:val="2"/>
-        </w:numPr>
-        <w:spacing w:after="60"/>
-      </w:pPr>
-      <w:r>
-        <w:t>WebTestClient tests that create a collection as user A and confirm user B receives 404/empty, proving ownership isolation.</w:t>
-      </w:r>
-    </w:p>
-    <w:p>
-      <w:pPr>
-        <w:pStyle w:val="ListParagraph"/>
-        <w:numPr>
-          <w:ilvl w:val="0"/>
-          <w:numId w:val="2"/>
-        </w:numPr>
-        <w:spacing w:after="60"/>
-      </w:pPr>
-      <w:r>
-        <w:t>Manual testing using SwaggerAPI – this includes creating collections, deleting a collection and also getting the collections of a specified user</w:t>
-      </w:r>
-    </w:p>
-    <w:p>
-      <w:pPr>
-        <w:pStyle w:val="ListParagraph"/>
-        <w:numPr>
-          <w:ilvl w:val="0"/>
-          <w:numId w:val="2"/>
-        </w:numPr>
-        <w:spacing w:after="60"/>
-      </w:pPr>
-      <w:r>
-        <w:t>Building the whole application manually (this includes running the all test suite)</w:t>
-      </w:r>
-    </w:p>
-    <w:p>
-      <w:pPr>
-        <w:pStyle w:val="Heading3"/>
-      </w:pPr>
-      <w:r>
-        <w:t>AI tool choice</w:t>
-      </w:r>
-    </w:p>
-    <w:p>
-      <w:pPr>
-        <w:spacing w:after="120"/>
-      </w:pPr>
-      <w:r>
-        <w:t xml:space="preserve">Claude Code tool, used plan mode via Opus model with high effort, implementation is done via Sonnet model with </w:t>
-      </w:r>
-      <w:r>
-        <w:t>medium</w:t>
-      </w:r>
-      <w:r>
-        <w:t xml:space="preserve"> effort. </w:t>
-      </w:r>
-    </w:p>
-    <w:p>
-      <w:pPr>
-        <w:pStyle w:val="Heading3"/>
-      </w:pPr>
-      <w:r>
-        <w:t>Key prompts / interactions</w:t>
-      </w:r>
-    </w:p>
-    <w:tbl>
-      <w:tblPr>
-        <w:tblW w:w="9360" w:type="dxa"/>
-        <w:tblBorders>
-          <w:top w:val="single" w:sz="4" w:space="0" w:color="auto"/>
-          <w:left w:val="single" w:sz="4" w:space="0" w:color="auto"/>
-          <w:bottom w:val="single" w:sz="4" w:space="0" w:color="auto"/>
-          <w:right w:val="single" w:sz="4" w:space="0" w:color="auto"/>
-          <w:insideH w:val="single" w:sz="4" w:space="0" w:color="auto"/>
-          <w:insideV w:val="single" w:sz="4" w:space="0" w:color="auto"/>
-        </w:tblBorders>
-        <w:tblCellMar>
-          <w:left w:w="10" w:type="dxa"/>
-          <w:right w:w="10" w:type="dxa"/>
-        </w:tblCellMar>
-        <w:tblLook w:val="04A0" w:firstRow="1" w:lastRow="0" w:firstColumn="1" w:lastColumn="0" w:noHBand="0" w:noVBand="1"/>
-      </w:tblPr>
-      <w:tblGrid>
-        <w:gridCol w:w="9360"/>
-      </w:tblGrid>
-      <w:tr>
-        <w:tc>
-          <w:tcPr>
-            <w:tcW w:w="9360" w:type="dxa"/>
-            <w:tcBorders>
-              <w:top w:val="single" w:sz="1" w:space="0" w:color="CCCCCC"/>
-              <w:left w:val="single" w:sz="1" w:space="0" w:color="CCCCCC"/>
-              <w:bottom w:val="single" w:sz="1" w:space="0" w:color="CCCCCC"/>
-              <w:right w:val="single" w:sz="1" w:space="0" w:color="CCCCCC"/>
-            </w:tcBorders>
-            <w:shd w:val="clear" w:color="auto" w:fill="D7E0F2"/>
-            <w:tcMar>
-              <w:top w:w="80" w:type="dxa"/>
-              <w:left w:w="120" w:type="dxa"/>
-              <w:bottom w:w="80" w:type="dxa"/>
-              <w:right w:w="120" w:type="dxa"/>
-            </w:tcMar>
-          </w:tcPr>
-          <w:p>
-            <w:r>
-              <w:rPr>
-                <w:b/>
-                <w:bCs/>
-                <w:sz w:val="18"/>
-                <w:szCs w:val="18"/>
-              </w:rPr>
-              <w:t>Prompt 1 — Plan</w:t>
-            </w:r>
-          </w:p>
-        </w:tc>
-      </w:tr>
-      <w:tr>
-        <w:tc>
-          <w:tcPr>
-            <w:tcW w:w="9360" w:type="dxa"/>
-            <w:tcBorders>
-              <w:top w:val="single" w:sz="1" w:space="0" w:color="CCCCCC"/>
-              <w:left w:val="single" w:sz="1" w:space="0" w:color="CCCCCC"/>
-              <w:bottom w:val="single" w:sz="1" w:space="0" w:color="CCCCCC"/>
-              <w:right w:val="single" w:sz="1" w:space="0" w:color="CCCCCC"/>
-            </w:tcBorders>
-            <w:tcMar>
-              <w:top w:w="80" w:type="dxa"/>
-              <w:left w:w="120" w:type="dxa"/>
-              <w:bottom w:w="80" w:type="dxa"/>
-              <w:right w:w="120" w:type="dxa"/>
-            </w:tcMar>
-          </w:tcPr>
-          <w:p>
-            <w:pPr>
-              <w:spacing w:after="40"/>
-              <w:rPr>
-                <w:sz w:val="20"/>
-                <w:szCs w:val="20"/>
-              </w:rPr>
-            </w:pPr>
-            <w:r>
-              <w:rPr>
-                <w:sz w:val="20"/>
-                <w:szCs w:val="20"/>
-              </w:rPr>
-              <w:t>Help me to plan the collection module, please refer to @AI-Assisted-Development-Project.docx for details.</w:t>
-            </w:r>
-            <w:r>
-              <w:rPr>
-                <w:sz w:val="20"/>
-                <w:szCs w:val="20"/>
-              </w:rPr>
-              <w:t xml:space="preserve"> </w:t>
-            </w:r>
-            <w:r>
-              <w:rPr>
-                <w:sz w:val="20"/>
-                <w:szCs w:val="20"/>
-              </w:rPr>
-              <w:t xml:space="preserve">Implementation should have collection entity, collection repostiory r2dbc and service which         </w:t>
-            </w:r>
-          </w:p>
-          <w:p>
-            <w:pPr>
-              <w:spacing w:after="40"/>
-              <w:rPr>
-                <w:sz w:val="20"/>
-                <w:szCs w:val="20"/>
-              </w:rPr>
-            </w:pPr>
-            <w:r>
-              <w:rPr>
-                <w:sz w:val="20"/>
-                <w:szCs w:val="20"/>
-              </w:rPr>
-              <w:t xml:space="preserve"> filters by ownerId. I intent to have 3 endpoints - GET /collections (list owner's collections), POST /collections (create), and DELETE /collections/{id} (owner-checked delete). It should have ownership    </w:t>
-            </w:r>
-          </w:p>
-          <w:p>
-            <w:pPr>
-              <w:spacing w:after="40"/>
-            </w:pPr>
-            <w:r>
-              <w:rPr>
-                <w:sz w:val="20"/>
-                <w:szCs w:val="20"/>
-              </w:rPr>
-              <w:lastRenderedPageBreak/>
-              <w:t>isolation - one user can never see or delete another user's collection, also  if something is not clear ask question for me to clarify the overall concept.</w:t>
-            </w:r>
-          </w:p>
-        </w:tc>
-      </w:tr>
-    </w:tbl>
-    <w:p>
-      <w:pPr>
-        <w:pStyle w:val="Heading3"/>
+        <w:jc w:val="both"/>
       </w:pPr>
     </w:p>
     <w:tbl>
@@ -3052,6 +3354,9 @@
             </w:tcMar>
           </w:tcPr>
           <w:p>
+            <w:pPr>
+              <w:jc w:val="both"/>
+            </w:pPr>
             <w:r>
               <w:rPr>
                 <w:b/>
@@ -3171,6 +3476,7 @@
           <w:p>
             <w:pPr>
               <w:spacing w:after="40"/>
+              <w:jc w:val="both"/>
               <w:rPr>
                 <w:rFonts w:ascii="Consolas" w:eastAsia="Consolas" w:hAnsi="Consolas" w:cs="Consolas"/>
                 <w:sz w:val="18"/>
@@ -3185,6 +3491,7 @@
       <w:pPr>
         <w:pStyle w:val="Heading2"/>
         <w:pageBreakBefore/>
+        <w:jc w:val="both"/>
       </w:pPr>
       <w:bookmarkStart w:id="6" w:name="_Toc232434963"/>
       <w:r>
@@ -3196,6 +3503,7 @@
     <w:p>
       <w:pPr>
         <w:pStyle w:val="Heading3"/>
+        <w:jc w:val="both"/>
       </w:pPr>
       <w:r>
         <w:t>Approach &amp; reasoning</w:t>
@@ -3204,14 +3512,22 @@
     <w:p>
       <w:pPr>
         <w:spacing w:after="120"/>
-      </w:pPr>
-      <w:r>
-        <w:t>This is the core module. A Prompt has an id, title, content, a collectionId, and a createdAt timestamp. It supports full CRUD, with PATCH used for editing so a client can update the title or content without resending the whole object. Editing here is closely tied to Module 4: an edit changes the live prompt, while saving a version snapshots it — keeping those two operations conceptually separate was the main design decision.</w:t>
+        <w:jc w:val="both"/>
+      </w:pPr>
+      <w:r>
+        <w:t xml:space="preserve">This is the core module. A Prompt has an id, title, content, a collectionId, and a createdAt timestamp. It supports full CRUD, with PATCH used for editing so a </w:t>
+      </w:r>
+      <w:r>
+        <w:t>user</w:t>
+      </w:r>
+      <w:r>
+        <w:t xml:space="preserve"> can update the title or content without resending the whole object. Editing here is closely tied to Module 4: an edit changes the live prompt, while saving a version snapshots it — keeping those two operations conceptually separate was the main design decision.</w:t>
       </w:r>
     </w:p>
     <w:p>
       <w:pPr>
         <w:pStyle w:val="Heading3"/>
+        <w:jc w:val="both"/>
       </w:pPr>
       <w:r>
         <w:t>Step-by-step workflow</w:t>
@@ -3365,6 +3681,7 @@
     <w:p>
       <w:pPr>
         <w:pStyle w:val="Heading3"/>
+        <w:jc w:val="both"/>
       </w:pPr>
       <w:r>
         <w:t>Testing strategy</w:t>
@@ -3427,6 +3744,7 @@
     <w:p>
       <w:pPr>
         <w:pStyle w:val="Heading3"/>
+        <w:jc w:val="both"/>
       </w:pPr>
       <w:r>
         <w:t>AI tool choice</w:t>
@@ -3435,6 +3753,7 @@
     <w:p>
       <w:pPr>
         <w:spacing w:after="120"/>
+        <w:jc w:val="both"/>
       </w:pPr>
       <w:r>
         <w:t>Claude Code tool, used plan mode via Opus model with high effort, implementation is done this time with Cursors’ Composer 2.5</w:t>
@@ -3452,6 +3771,7 @@
     <w:p>
       <w:pPr>
         <w:pStyle w:val="Heading3"/>
+        <w:jc w:val="both"/>
       </w:pPr>
       <w:r>
         <w:t>Key prompts / interactions</w:t>
@@ -3499,6 +3819,9 @@
             </w:tcMar>
           </w:tcPr>
           <w:p>
+            <w:pPr>
+              <w:jc w:val="both"/>
+            </w:pPr>
             <w:r>
               <w:rPr>
                 <w:b/>
@@ -3552,6 +3875,7 @@
           <w:p>
             <w:pPr>
               <w:spacing w:after="40"/>
+              <w:jc w:val="both"/>
               <w:rPr>
                 <w:sz w:val="20"/>
                 <w:szCs w:val="20"/>
@@ -3576,7 +3900,7 @@
                 <w:sz w:val="20"/>
                 <w:szCs w:val="20"/>
               </w:rPr>
-              <w:t xml:space="preserve">s plan the implementation of the module 3 - prompt management. For that use as a reference @AI-Assisted-Development-Project.docx (module 3). The prompt entity should support full CRUD operations (this includes PATCH method for updating only title/content). Return 404 if the prompt doesn't exist or isn't owned by the current user. Create repository, service, and a reactive controller exposing  GET/POST/PATCH/DELETE. Enforce that a prompt can only be created in, and read from, </w:t>
+              <w:t xml:space="preserve">s plan the implementation of the module 3 - prompt management. For that use as a reference @AI-Assisted-Development-Project.docx (module 3). The prompt entity should support full CRUD operations (this includes PATCH method for updating only title/content). Return 404 if the prompt doesn't exist or isn't owned by the current user. Create repository, service, and a reactive controller exposing  GET/POST/PATCH/DELETE. Enforce that a prompt can only be created in, and read from, a collection </w:t>
             </w:r>
             <w:r>
               <w:rPr>
@@ -3584,7 +3908,7 @@
                 <w:szCs w:val="20"/>
               </w:rPr>
               <w:lastRenderedPageBreak/>
-              <w:t>a collection the current user owns. Align with me everything which is not clear how it needs to be done or if you have a better idea regarding some logic.</w:t>
+              <w:t>the current user owns. Align with me everything which is not clear how it needs to be done or if you have a better idea regarding some logic.</w:t>
             </w:r>
           </w:p>
         </w:tc>
@@ -3611,6 +3935,9 @@
             </w:tcMar>
           </w:tcPr>
           <w:p>
+            <w:pPr>
+              <w:jc w:val="both"/>
+            </w:pPr>
             <w:r>
               <w:rPr>
                 <w:b/>
@@ -3656,6 +3983,7 @@
           <w:p>
             <w:pPr>
               <w:spacing w:after="40"/>
+              <w:jc w:val="both"/>
               <w:rPr>
                 <w:sz w:val="20"/>
                 <w:szCs w:val="20"/>
@@ -3676,6 +4004,7 @@
       <w:pPr>
         <w:pStyle w:val="Heading2"/>
         <w:pageBreakBefore/>
+        <w:jc w:val="both"/>
       </w:pPr>
       <w:bookmarkStart w:id="7" w:name="_Toc232434964"/>
       <w:r>
@@ -3687,6 +4016,7 @@
     <w:p>
       <w:pPr>
         <w:pStyle w:val="Heading3"/>
+        <w:jc w:val="both"/>
       </w:pPr>
       <w:r>
         <w:t>Approach &amp; reasoning</w:t>
@@ -3722,6 +4052,7 @@
     <w:p>
       <w:pPr>
         <w:pStyle w:val="Heading3"/>
+        <w:jc w:val="both"/>
       </w:pPr>
       <w:r>
         <w:t>Step-by-step workflow</w:t>
@@ -3738,7 +4069,7 @@
         <w:jc w:val="both"/>
       </w:pPr>
       <w:r>
-        <w:t>In a new session pormpt was issued to plan the implementation with Opus 4.8, Claude Code</w:t>
+        <w:t>In a new session pormpt was issued to plan the implementation</w:t>
       </w:r>
       <w:r>
         <w:t xml:space="preserve">. </w:t>
@@ -3788,13 +4119,10 @@
         <w:t>approved</w:t>
       </w:r>
       <w:r>
-        <w:t xml:space="preserve"> and in a new session the implementation was assigned to Sonnet 4.6 main agent, which </w:t>
-      </w:r>
-      <w:r>
-        <w:t>immediately</w:t>
-      </w:r>
-      <w:r>
-        <w:t xml:space="preserve"> </w:t>
+        <w:t xml:space="preserve"> and in a new session the implementation was assigned main agent, which </w:t>
+      </w:r>
+      <w:r>
+        <w:t xml:space="preserve">immediately </w:t>
       </w:r>
       <w:r>
         <w:t>reassign</w:t>
@@ -3830,11 +4158,13 @@
       <w:pPr>
         <w:spacing w:after="60"/>
         <w:ind w:left="360"/>
+        <w:jc w:val="both"/>
       </w:pPr>
     </w:p>
     <w:p>
       <w:pPr>
         <w:pStyle w:val="Heading3"/>
+        <w:jc w:val="both"/>
       </w:pPr>
       <w:r>
         <w:t>Testing strategy</w:t>
@@ -3851,10 +4181,7 @@
         <w:jc w:val="both"/>
       </w:pPr>
       <w:r>
-        <w:t>Usual unit and integrations tests</w:t>
-      </w:r>
-      <w:r>
-        <w:t>: create prompt, save two versions, edit the prompt, restore v1, and assert the live content matches v1.</w:t>
+        <w:t>Usual unit and integrations tests: create prompt, save two versions, edit the prompt, restore v1, and assert the live content matches v1.</w:t>
       </w:r>
     </w:p>
     <w:p>
@@ -3868,7 +4195,13 @@
         <w:jc w:val="both"/>
       </w:pPr>
       <w:r>
-        <w:t>Fired 12 concurrent version POSTs at one prompt. Result: version numbers came out [1..8]</w:t>
+        <w:t>Fired 12 concurrent version POSTs at one prompt. Result: version numbers came out [1..</w:t>
+      </w:r>
+      <w:r>
+        <w:t>12</w:t>
+      </w:r>
+      <w:r>
+        <w:t>]</w:t>
       </w:r>
     </w:p>
     <w:p>
@@ -3921,6 +4254,7 @@
     <w:p>
       <w:pPr>
         <w:pStyle w:val="Heading3"/>
+        <w:jc w:val="both"/>
       </w:pPr>
       <w:r>
         <w:t>AI tool choice</w:t>
@@ -3929,6 +4263,7 @@
     <w:p>
       <w:pPr>
         <w:spacing w:after="120"/>
+        <w:jc w:val="both"/>
       </w:pPr>
       <w:r>
         <w:t>Tool used: Claude Code</w:t>
@@ -3940,6 +4275,7 @@
     <w:p>
       <w:pPr>
         <w:pStyle w:val="Heading3"/>
+        <w:jc w:val="both"/>
       </w:pPr>
       <w:r>
         <w:t>Key prompts / interactions</w:t>
@@ -3975,7 +4311,7 @@
               <w:bottom w:val="single" w:sz="1" w:space="0" w:color="CCCCCC"/>
               <w:right w:val="single" w:sz="1" w:space="0" w:color="CCCCCC"/>
             </w:tcBorders>
-            <w:shd w:val="clear" w:color="auto" w:fill="D7E0F2"/>
+            <w:shd w:val="clear" w:color="auto" w:fill="A6A6A6" w:themeFill="background1" w:themeFillShade="A6"/>
             <w:tcMar>
               <w:top w:w="80" w:type="dxa"/>
               <w:left w:w="120" w:type="dxa"/>
@@ -3985,6 +4321,7 @@
           </w:tcPr>
           <w:p>
             <w:pPr>
+              <w:jc w:val="both"/>
               <w:rPr>
                 <w:lang w:val="en-US"/>
               </w:rPr>
@@ -4076,6 +4413,7 @@
           <w:p>
             <w:pPr>
               <w:spacing w:after="40"/>
+              <w:jc w:val="both"/>
             </w:pPr>
           </w:p>
         </w:tc>
@@ -4090,7 +4428,7 @@
               <w:bottom w:val="single" w:sz="1" w:space="0" w:color="CCCCCC"/>
               <w:right w:val="single" w:sz="1" w:space="0" w:color="CCCCCC"/>
             </w:tcBorders>
-            <w:shd w:val="clear" w:color="auto" w:fill="D7E0F2"/>
+            <w:shd w:val="clear" w:color="auto" w:fill="A6A6A6" w:themeFill="background1" w:themeFillShade="A6"/>
             <w:tcMar>
               <w:top w:w="80" w:type="dxa"/>
               <w:left w:w="120" w:type="dxa"/>
@@ -4099,6 +4437,9 @@
             </w:tcMar>
           </w:tcPr>
           <w:p>
+            <w:pPr>
+              <w:jc w:val="both"/>
+            </w:pPr>
             <w:r>
               <w:rPr>
                 <w:b/>
@@ -4141,6 +4482,7 @@
           <w:p>
             <w:pPr>
               <w:spacing w:after="40"/>
+              <w:jc w:val="both"/>
               <w:rPr>
                 <w:sz w:val="20"/>
                 <w:szCs w:val="20"/>
@@ -4157,6 +4499,7 @@
           <w:p>
             <w:pPr>
               <w:spacing w:after="40"/>
+              <w:jc w:val="both"/>
             </w:pPr>
             <w:r>
               <w:rPr>
@@ -4173,6 +4516,7 @@
       <w:pPr>
         <w:pStyle w:val="Heading2"/>
         <w:pageBreakBefore/>
+        <w:jc w:val="both"/>
       </w:pPr>
       <w:bookmarkStart w:id="8" w:name="_Toc232434965"/>
       <w:r>
@@ -4184,6 +4528,7 @@
     <w:p>
       <w:pPr>
         <w:pStyle w:val="Heading3"/>
+        <w:jc w:val="both"/>
       </w:pPr>
       <w:r>
         <w:t>Approach &amp; reasoning</w:t>
@@ -4192,6 +4537,7 @@
     <w:p>
       <w:pPr>
         <w:spacing w:after="120"/>
+        <w:jc w:val="both"/>
       </w:pPr>
       <w:r>
         <w:t xml:space="preserve">The dashboard exposes a single reactive endpoint, GET /dashboard, that returns aggregate counts for the current user: total collections, total prompts, total versions, and the latest prompt. The interesting reactive aspect is composing four independent count queries into one response without blocking, which </w:t>
@@ -4206,6 +4552,7 @@
     <w:p>
       <w:pPr>
         <w:pStyle w:val="Heading3"/>
+        <w:jc w:val="both"/>
       </w:pPr>
       <w:r>
         <w:t>Step-by-step workflow</w:t>
@@ -4219,6 +4566,7 @@
           <w:numId w:val="2"/>
         </w:numPr>
         <w:spacing w:after="60"/>
+        <w:jc w:val="both"/>
         <w:rPr>
           <w:lang w:val="bg-BG"/>
         </w:rPr>
@@ -4257,6 +4605,18 @@
         <w:rPr>
           <w:lang w:val="en-US"/>
         </w:rPr>
+        <w:t xml:space="preserve">be </w:t>
+      </w:r>
+      <w:r>
+        <w:rPr>
+          <w:lang w:val="en-US"/>
+        </w:rPr>
+        <w:t xml:space="preserve">the </w:t>
+      </w:r>
+      <w:r>
+        <w:rPr>
+          <w:lang w:val="en-US"/>
+        </w:rPr>
         <w:t>f</w:t>
       </w:r>
       <w:r>
@@ -4319,33 +4679,11 @@
         </w:rPr>
         <w:t xml:space="preserve"> to use </w:t>
       </w:r>
-      <w:proofErr w:type="spellStart"/>
-      <w:r>
-        <w:rPr>
-          <w:lang w:val="en-US"/>
-        </w:rPr>
-        <w:t>defaultIfEmpty</w:t>
-      </w:r>
-      <w:proofErr w:type="spellEnd"/>
-      <w:r>
-        <w:rPr>
-          <w:lang w:val="en-US"/>
-        </w:rPr>
-        <w:t>(</w:t>
-      </w:r>
-      <w:proofErr w:type="spellStart"/>
-      <w:r>
-        <w:rPr>
-          <w:lang w:val="en-US"/>
-        </w:rPr>
-        <w:t>Optional.empty</w:t>
-      </w:r>
-      <w:proofErr w:type="spellEnd"/>
-      <w:r>
-        <w:rPr>
-          <w:lang w:val="en-US"/>
-        </w:rPr>
-        <w:t>())</w:t>
+      <w:r>
+        <w:rPr>
+          <w:lang w:val="en-US"/>
+        </w:rPr>
+        <w:t>defaultIfEmpty(Optional.empty())</w:t>
       </w:r>
       <w:r>
         <w:rPr>
@@ -4362,6 +4700,7 @@
           <w:numId w:val="2"/>
         </w:numPr>
         <w:spacing w:after="60"/>
+        <w:jc w:val="both"/>
         <w:rPr>
           <w:lang w:val="en-US"/>
         </w:rPr>
@@ -4441,6 +4780,7 @@
           <w:numId w:val="2"/>
         </w:numPr>
         <w:spacing w:after="60"/>
+        <w:jc w:val="both"/>
         <w:rPr>
           <w:lang w:val="en-US"/>
         </w:rPr>
@@ -4457,10 +4797,17 @@
         </w:rPr>
         <w:t>applied testing strategy below</w:t>
       </w:r>
+      <w:r>
+        <w:rPr>
+          <w:lang w:val="en-US"/>
+        </w:rPr>
+        <w:t>.</w:t>
+      </w:r>
     </w:p>
     <w:p>
       <w:pPr>
         <w:pStyle w:val="Heading3"/>
+        <w:jc w:val="both"/>
       </w:pPr>
       <w:r>
         <w:t>Testing strategy</w:t>
@@ -4520,8 +4867,14 @@
         <w:jc w:val="both"/>
       </w:pPr>
       <w:r>
-        <w:t xml:space="preserve">Manual via Swagger UI: register → login → create 2 collections → create 3 prompts → POST /prompts/{id}/versions to snapshot prompts (5 total) → GET /dashboard and confirm totalCollections: 2, totalPrompts: 3, totalVersions: 5, and latestPrompt is the most recently created prompt → GET /dashboard as a brand-new second user confirms 0/0/0 and latestPrompt: null, </w:t>
-      </w:r>
+        <w:t>Manual via Swagger UI: register → login → create 2 collections → create 3 prompts → POST /prompts/{id}/versions to snapshot prompts (5 total) → GET /dashboard and confirm totalCollections: 2, totalPrompts: 3, totalVersions: 5, and latestPrompt is the most recently created prompt → GET /dashboard as a brand-new second user confirms 0/0/0 and latestPrompt: null</w:t>
+      </w:r>
+    </w:p>
+    <w:p>
+      <w:pPr>
+        <w:pStyle w:val="Heading3"/>
+        <w:jc w:val="both"/>
+      </w:pPr>
       <w:r>
         <w:t>AI tool choice</w:t>
       </w:r>
@@ -4529,6 +4882,7 @@
     <w:p>
       <w:pPr>
         <w:spacing w:after="120"/>
+        <w:jc w:val="both"/>
       </w:pPr>
       <w:r>
         <w:t xml:space="preserve">Claude Code as usage limits hitted on Cursor and Github Copilot </w:t>
@@ -4573,6 +4927,7 @@
     <w:p>
       <w:pPr>
         <w:pStyle w:val="Heading3"/>
+        <w:jc w:val="both"/>
       </w:pPr>
       <w:r>
         <w:t>Key prompts / interactions</w:t>
@@ -4611,7 +4966,7 @@
               <w:bottom w:val="single" w:sz="1" w:space="0" w:color="CCCCCC"/>
               <w:right w:val="single" w:sz="1" w:space="0" w:color="CCCCCC"/>
             </w:tcBorders>
-            <w:shd w:val="clear" w:color="auto" w:fill="D7E0F2"/>
+            <w:shd w:val="clear" w:color="auto" w:fill="A6A6A6" w:themeFill="background1" w:themeFillShade="A6"/>
             <w:tcMar>
               <w:top w:w="80" w:type="dxa"/>
               <w:left w:w="120" w:type="dxa"/>
@@ -4620,6 +4975,9 @@
             </w:tcMar>
           </w:tcPr>
           <w:p>
+            <w:pPr>
+              <w:jc w:val="both"/>
+            </w:pPr>
             <w:r>
               <w:rPr>
                 <w:b/>
@@ -4675,7 +5033,21 @@
                 <w:sz w:val="20"/>
                 <w:szCs w:val="20"/>
               </w:rPr>
-              <w:t xml:space="preserve">I want to plan the implementation for the module 5 - dashboard, for this refer to the @AI-Assisted-Development-Project.docx file, my intention is to have dashboard tht exposes a single reactive endpoint, GET /dashboard, that returns aggregate counts for the current user: total collections, total prompts, total versions, and the latest prompt. Add the needed queries for that, I want the dashboard service to run concurenlty the queries using Mono.zip, return Mono at the end. </w:t>
+              <w:t>I want to plan the implementation for the module 5 - dashboard, for this refer to the @AI-Assisted-Development-Project.docx file, my intention is to have dashboard th</w:t>
+            </w:r>
+            <w:r>
+              <w:rPr>
+                <w:sz w:val="20"/>
+                <w:szCs w:val="20"/>
+              </w:rPr>
+              <w:t>a</w:t>
+            </w:r>
+            <w:r>
+              <w:rPr>
+                <w:sz w:val="20"/>
+                <w:szCs w:val="20"/>
+              </w:rPr>
+              <w:t xml:space="preserve">t exposes a single reactive endpoint, GET /dashboard, that returns aggregate counts for the current user: total collections, total prompts, total versions, and the latest prompt. Add the needed queries for that, I want the dashboard service to run concurenlty the queries using Mono.zip, return Mono at the end. </w:t>
             </w:r>
           </w:p>
           <w:p>
@@ -4698,6 +5070,7 @@
           <w:p>
             <w:pPr>
               <w:spacing w:after="40"/>
+              <w:jc w:val="both"/>
             </w:pPr>
           </w:p>
         </w:tc>
@@ -4724,6 +5097,7 @@
           </w:tcPr>
           <w:p>
             <w:pPr>
+              <w:shd w:val="clear" w:color="auto" w:fill="A6A6A6" w:themeFill="background1" w:themeFillShade="A6"/>
               <w:spacing w:after="40"/>
               <w:jc w:val="both"/>
               <w:rPr>
@@ -4748,77 +5122,28 @@
               <w:spacing w:after="40"/>
               <w:jc w:val="both"/>
               <w:rPr>
-                <w:sz w:val="18"/>
-                <w:szCs w:val="18"/>
-              </w:rPr>
-            </w:pPr>
-            <w:r>
-              <w:rPr>
-                <w:sz w:val="18"/>
-                <w:szCs w:val="18"/>
-              </w:rPr>
-              <w:t>Let' implement module 5, use as a guide this plan</w:t>
-            </w:r>
-            <w:r>
-              <w:rPr>
-                <w:sz w:val="18"/>
-                <w:szCs w:val="18"/>
-              </w:rPr>
-              <w:t xml:space="preserve"> - </w:t>
-            </w:r>
-            <w:r>
-              <w:rPr>
                 <w:sz w:val="20"/>
                 <w:szCs w:val="20"/>
               </w:rPr>
-              <w:t>[Pasted text #1 +1</w:t>
-            </w:r>
+            </w:pPr>
             <w:r>
               <w:rPr>
                 <w:sz w:val="20"/>
                 <w:szCs w:val="20"/>
               </w:rPr>
-              <w:t>06</w:t>
+              <w:t>Let' implement module 5, use as a guide this plan - [Pasted text #1 +106 lines] I want full unit and integration test covarage of the functionality, use this skill for enchancing your capabilites - https://github.com/jeffallan/claude-skills --skill spring-boot-engineer. Consider</w:t>
             </w:r>
             <w:r>
               <w:rPr>
                 <w:sz w:val="20"/>
                 <w:szCs w:val="20"/>
               </w:rPr>
-              <w:t xml:space="preserve"> lines]</w:t>
-            </w:r>
-            <w:r>
-              <w:rPr>
-                <w:sz w:val="18"/>
-                <w:szCs w:val="18"/>
-              </w:rPr>
               <w:t xml:space="preserve"> </w:t>
             </w:r>
             <w:r>
               <w:rPr>
-                <w:sz w:val="18"/>
-                <w:szCs w:val="18"/>
-              </w:rPr>
-              <w:t xml:space="preserve">I </w:t>
-            </w:r>
-            <w:r>
-              <w:rPr>
-                <w:sz w:val="18"/>
-                <w:szCs w:val="18"/>
-              </w:rPr>
-              <w:t>want full unit and integration test covarage of the functionality, use this skill for enchancing your capabilites - https://github.com/jeffallan/claude-skills --skill spring-boot-engineer. Consider</w:t>
-            </w:r>
-            <w:r>
-              <w:rPr>
-                <w:sz w:val="18"/>
-                <w:szCs w:val="18"/>
-              </w:rPr>
-              <w:t xml:space="preserve"> </w:t>
-            </w:r>
-            <w:r>
-              <w:rPr>
-                <w:sz w:val="18"/>
-                <w:szCs w:val="18"/>
+                <w:sz w:val="20"/>
+                <w:szCs w:val="20"/>
               </w:rPr>
               <w:t>task is done after verifying the build and tests passed and corectness is achieved.</w:t>
             </w:r>
@@ -4840,6 +5165,7 @@
       <w:pPr>
         <w:pStyle w:val="Heading2"/>
         <w:pageBreakBefore/>
+        <w:jc w:val="both"/>
       </w:pPr>
       <w:bookmarkStart w:id="9" w:name="_Toc232434966"/>
       <w:r>
@@ -4851,6 +5177,7 @@
     <w:p>
       <w:pPr>
         <w:pStyle w:val="Heading3"/>
+        <w:jc w:val="both"/>
       </w:pPr>
       <w:r>
         <w:t>Approach &amp; reasoning</w:t>
@@ -4889,6 +5216,7 @@
     <w:p>
       <w:pPr>
         <w:pStyle w:val="Heading3"/>
+        <w:jc w:val="both"/>
       </w:pPr>
       <w:r>
         <w:t>Step-by-step workflow</w:t>
@@ -4902,89 +5230,71 @@
           <w:numId w:val="2"/>
         </w:numPr>
         <w:spacing w:after="60"/>
-      </w:pPr>
-      <w:r>
-        <w:t xml:space="preserve">Set up the React app with Tailwind and the routes: </w:t>
+        <w:jc w:val="both"/>
+      </w:pPr>
+      <w:r>
+        <w:t xml:space="preserve">Starting the planning in a different session. </w:t>
+      </w:r>
+      <w:r>
+        <w:t>Prompt is attached</w:t>
+      </w:r>
+      <w:r>
+        <w:t>, main setup in this session</w:t>
+      </w:r>
+      <w:r>
+        <w:t xml:space="preserve">. </w:t>
+      </w:r>
+      <w:r>
+        <w:t>Agreed to have a thin API layer - a</w:t>
+      </w:r>
+      <w:r>
+        <w:t xml:space="preserve"> single fetch-based client that injects the Bearer token and centralizes 401 handling</w:t>
+      </w:r>
+      <w:r>
+        <w:t xml:space="preserve">. </w:t>
+      </w:r>
+      <w:r>
+        <w:rPr>
+          <w:lang w:val="en-US"/>
+        </w:rPr>
+        <w:t xml:space="preserve">After the creation, I adjusted the plan to include verification phase with this bullet points </w:t>
+      </w:r>
+      <w:r>
+        <w:rPr>
+          <w:lang w:val="en-US"/>
+        </w:rPr>
+        <w:t>–</w:t>
+      </w:r>
+      <w:r>
+        <w:rPr>
+          <w:lang w:val="en-US"/>
+        </w:rPr>
+        <w:t xml:space="preserve"> </w:t>
+      </w:r>
+      <w:r>
+        <w:rPr>
+          <w:lang w:val="en-US"/>
+        </w:rPr>
+        <w:t xml:space="preserve">1) </w:t>
+      </w:r>
+      <w:r>
+        <w:t xml:space="preserve">An automated test stack (Vitest + React Testing Library + MSW) covering the route guard, redirects, auth context token handling, and the API layer's </w:t>
       </w:r>
       <w:r>
         <w:rPr>
           <w:rStyle w:val="HTMLCode"/>
           <w:rFonts w:eastAsia="Arial"/>
         </w:rPr>
-        <w:t>/</w:t>
-      </w:r>
-      <w:r>
-        <w:t xml:space="preserve"> (redirects to </w:t>
-      </w:r>
-      <w:r>
-        <w:rPr>
-          <w:rStyle w:val="HTMLCode"/>
-          <w:rFonts w:eastAsia="Arial"/>
-        </w:rPr>
-        <w:t>/dashboard</w:t>
-      </w:r>
-      <w:r>
-        <w:t xml:space="preserve"> when authenticated, else </w:t>
-      </w:r>
-      <w:r>
-        <w:rPr>
-          <w:rStyle w:val="HTMLCode"/>
-          <w:rFonts w:eastAsia="Arial"/>
-        </w:rPr>
-        <w:t>/login</w:t>
-      </w:r>
-      <w:r>
-        <w:t xml:space="preserve">), </w:t>
-      </w:r>
-      <w:r>
-        <w:rPr>
-          <w:rStyle w:val="HTMLCode"/>
-          <w:rFonts w:eastAsia="Arial"/>
-        </w:rPr>
-        <w:t>/login</w:t>
-      </w:r>
-      <w:r>
-        <w:t xml:space="preserve"> (public), </w:t>
-      </w:r>
-      <w:r>
-        <w:rPr>
-          <w:rStyle w:val="HTMLCode"/>
-          <w:rFonts w:eastAsia="Arial"/>
-        </w:rPr>
-        <w:t>/dashboard</w:t>
-      </w:r>
-      <w:r>
-        <w:t xml:space="preserve"> (the post-login home screen), </w:t>
-      </w:r>
-      <w:r>
-        <w:rPr>
-          <w:rStyle w:val="HTMLCode"/>
-          <w:rFonts w:eastAsia="Arial"/>
-        </w:rPr>
-        <w:t>/collections</w:t>
-      </w:r>
-      <w:r>
-        <w:t xml:space="preserve">, and </w:t>
-      </w:r>
-      <w:r>
-        <w:rPr>
-          <w:rStyle w:val="HTMLCode"/>
-          <w:rFonts w:eastAsia="Arial"/>
-        </w:rPr>
-        <w:t>/prompts/{id}</w:t>
-      </w:r>
-      <w:r>
-        <w:t xml:space="preserve"> — all except </w:t>
-      </w:r>
-      <w:r>
-        <w:rPr>
-          <w:rStyle w:val="HTMLCode"/>
-          <w:rFonts w:eastAsia="Arial"/>
-        </w:rPr>
-        <w:t>/login</w:t>
-      </w:r>
-      <w:r>
-        <w:t xml:space="preserve"> protected.Implemented an auth context holding the in-memory token and a guard that redirects to /login when no valid token is present.</w:t>
+        <w:t>Bearer</w:t>
+      </w:r>
+      <w:r>
+        <w:t xml:space="preserve"> header and 401 </w:t>
+      </w:r>
+      <w:r>
+        <w:t>behaviors</w:t>
+      </w:r>
+      <w:r>
+        <w:t>. 2) A verification gate defining the order checks run (typecheck → lint → test → build) and a clear pass/fail condition for done-ness.</w:t>
       </w:r>
     </w:p>
     <w:p>
@@ -4995,9 +5305,67 @@
           <w:numId w:val="2"/>
         </w:numPr>
         <w:spacing w:after="60"/>
-      </w:pPr>
-      <w:r>
-        <w:t>Built a thin API layer that attaches Authorization: Bearer &lt;token&gt; to every request and, on a 401, clears the token and redirects to /login.</w:t>
+        <w:jc w:val="both"/>
+      </w:pPr>
+      <w:r>
+        <w:rPr>
+          <w:lang w:val="en-US"/>
+        </w:rPr>
+        <w:t>Starting the implementation</w:t>
+      </w:r>
+      <w:r>
+        <w:rPr>
+          <w:lang w:val="bg-BG"/>
+        </w:rPr>
+        <w:t xml:space="preserve"> </w:t>
+      </w:r>
+      <w:r>
+        <w:rPr>
+          <w:lang w:val="en-US"/>
+        </w:rPr>
+        <w:t>of the first plan</w:t>
+      </w:r>
+      <w:r>
+        <w:rPr>
+          <w:lang w:val="en-US"/>
+        </w:rPr>
+        <w:t>, the frontend subagent was used for the task</w:t>
+      </w:r>
+      <w:r>
+        <w:rPr>
+          <w:lang w:val="en-US"/>
+        </w:rPr>
+        <w:t>.</w:t>
+      </w:r>
+      <w:r>
+        <w:rPr>
+          <w:lang w:val="en-US"/>
+        </w:rPr>
+        <w:t xml:space="preserve"> </w:t>
+      </w:r>
+      <w:r>
+        <w:rPr>
+          <w:lang w:val="en-US"/>
+        </w:rPr>
+        <w:t>A</w:t>
+      </w:r>
+      <w:r>
+        <w:rPr>
+          <w:lang w:val="en-US"/>
+        </w:rPr>
+        <w:t xml:space="preserve">fter manual verification of the endpoints and running the test suite, the generated code was </w:t>
+      </w:r>
+      <w:r>
+        <w:rPr>
+          <w:lang w:val="en-US"/>
+        </w:rPr>
+        <w:t>committed</w:t>
+      </w:r>
+      <w:r>
+        <w:rPr>
+          <w:lang w:val="en-US"/>
+        </w:rPr>
+        <w:t>.</w:t>
       </w:r>
     </w:p>
     <w:p>
@@ -5008,9 +5376,34 @@
           <w:numId w:val="2"/>
         </w:numPr>
         <w:spacing w:after="60"/>
-      </w:pPr>
-      <w:r>
-        <w:t>Built the Login/Register page wired to /auth/login and /auth/register.</w:t>
+        <w:jc w:val="both"/>
+      </w:pPr>
+      <w:r>
+        <w:t xml:space="preserve">All the four pages were planned in a separate session and implemented </w:t>
+      </w:r>
+      <w:r>
+        <w:t>in another session</w:t>
+      </w:r>
+      <w:r>
+        <w:t>. Vision was clarified during the planning phase.</w:t>
+      </w:r>
+      <w:r>
+        <w:t xml:space="preserve"> Fixes to the UI was introduced showing screenshots with the issues </w:t>
+      </w:r>
+      <w:r>
+        <w:t xml:space="preserve">to the model </w:t>
+      </w:r>
+      <w:r>
+        <w:t>(for example adding collection via UI does not update the dashboard collection metric)</w:t>
+      </w:r>
+    </w:p>
+    <w:p>
+      <w:pPr>
+        <w:pStyle w:val="Heading3"/>
+        <w:jc w:val="both"/>
+      </w:pPr>
+      <w:r>
+        <w:t>Testing strategy</w:t>
       </w:r>
     </w:p>
     <w:p>
@@ -5021,9 +5414,10 @@
           <w:numId w:val="2"/>
         </w:numPr>
         <w:spacing w:after="60"/>
-      </w:pPr>
-      <w:r>
-        <w:t>Built the Collections sidebar (list + 'New Collection') and the Prompt Editor (title, content, save/delete), including the version-history panel with a restore action.</w:t>
+        <w:jc w:val="both"/>
+      </w:pPr>
+      <w:r>
+        <w:t>Manual end-to-end verification of each user flow against the running backend: register → login → create collection → create prompt → edit → save version → restore → view dashboard.</w:t>
       </w:r>
     </w:p>
     <w:p>
@@ -5034,17 +5428,10 @@
           <w:numId w:val="2"/>
         </w:numPr>
         <w:spacing w:after="60"/>
-      </w:pPr>
-      <w:r>
-        <w:t>Built the Dashboard page rendering the four aggregate metric cards from GET /dashboard.</w:t>
-      </w:r>
-    </w:p>
-    <w:p>
-      <w:pPr>
-        <w:pStyle w:val="Heading3"/>
-      </w:pPr>
-      <w:r>
-        <w:t>Testing strategy</w:t>
+        <w:jc w:val="both"/>
+      </w:pPr>
+      <w:r>
+        <w:t>Verified the 401 handling by letting a request go out without a valid token and confirming the redirect to /login.</w:t>
       </w:r>
     </w:p>
     <w:p>
@@ -5055,9 +5442,10 @@
           <w:numId w:val="2"/>
         </w:numPr>
         <w:spacing w:after="60"/>
-      </w:pPr>
-      <w:r>
-        <w:t>Manual end-to-end verification of each user flow against the running backend: register → login → create collection → create prompt → edit → save version → restore → view dashboard.</w:t>
+        <w:jc w:val="both"/>
+      </w:pPr>
+      <w:r>
+        <w:t>Confirmed each page renders the data returned by its endpoint and that protected routes are unreachable when logged out.</w:t>
       </w:r>
     </w:p>
     <w:p>
@@ -5068,40 +5456,27 @@
           <w:numId w:val="2"/>
         </w:numPr>
         <w:spacing w:after="60"/>
-      </w:pPr>
-      <w:r>
-        <w:t>Verified the 401 handling by letting a request go out without a valid token and confirming the redirect to /login.</w:t>
+        <w:jc w:val="both"/>
+      </w:pPr>
+      <w:r>
+        <w:t>Automated UI testing (e.g. React Testing Library</w:t>
+      </w:r>
+      <w:r>
+        <w:t>)</w:t>
       </w:r>
     </w:p>
     <w:p>
       <w:pPr>
         <w:pStyle w:val="ListParagraph"/>
-        <w:numPr>
-          <w:ilvl w:val="0"/>
-          <w:numId w:val="2"/>
-        </w:numPr>
         <w:spacing w:after="60"/>
-      </w:pPr>
-      <w:r>
-        <w:t>Confirmed each page renders the data returned by its endpoint and that protected routes are unreachable when logged out.</w:t>
-      </w:r>
-    </w:p>
-    <w:p>
-      <w:pPr>
-        <w:pStyle w:val="ListParagraph"/>
-        <w:numPr>
-          <w:ilvl w:val="0"/>
-          <w:numId w:val="2"/>
-        </w:numPr>
-        <w:spacing w:after="60"/>
-      </w:pPr>
-      <w:r>
-        <w:t>Automated UI testing (e.g. React Testing Library / end-to-end tooling) was intentionally left out of scope for this exam build; validation here is manual.</w:t>
-      </w:r>
+        <w:ind w:left="720"/>
+        <w:jc w:val="both"/>
+      </w:pPr>
     </w:p>
     <w:p>
       <w:pPr>
         <w:pStyle w:val="Heading3"/>
+        <w:jc w:val="both"/>
       </w:pPr>
       <w:r>
         <w:t>AI tool choice</w:t>
@@ -5110,14 +5485,37 @@
     <w:p>
       <w:pPr>
         <w:spacing w:after="120"/>
-      </w:pPr>
-      <w:r>
-        <w:t>Tool used: Claude Code. Because the backend API was already finished, the frontend work was mostly about wiring pages to known endpoint shapes consistently. Claude Code's whole-project context meant the generated API calls matched the actual request/response formats from the backend modules, and the auth context and route guard stayed consistent across all four pages.</w:t>
+        <w:jc w:val="both"/>
+        <w:rPr>
+          <w:lang w:val="en-US"/>
+        </w:rPr>
+      </w:pPr>
+      <w:r>
+        <w:t>Tool used: Claude Code</w:t>
+      </w:r>
+      <w:r>
+        <w:t xml:space="preserve"> Opus 4.8</w:t>
+      </w:r>
+      <w:r>
+        <w:t xml:space="preserve"> (high effort)</w:t>
+      </w:r>
+      <w:r>
+        <w:t xml:space="preserve"> for the planning, Sonnet 4.6</w:t>
+      </w:r>
+      <w:r>
+        <w:t xml:space="preserve"> (medium effort)</w:t>
+      </w:r>
+      <w:r>
+        <w:t xml:space="preserve"> for the implementation.</w:t>
+      </w:r>
+      <w:r>
+        <w:t xml:space="preserve"> </w:t>
       </w:r>
     </w:p>
     <w:p>
       <w:pPr>
         <w:pStyle w:val="Heading3"/>
+        <w:jc w:val="both"/>
       </w:pPr>
       <w:r>
         <w:t>Key prompts / interactions</w:t>
@@ -5153,7 +5551,7 @@
               <w:bottom w:val="single" w:sz="1" w:space="0" w:color="CCCCCC"/>
               <w:right w:val="single" w:sz="1" w:space="0" w:color="CCCCCC"/>
             </w:tcBorders>
-            <w:shd w:val="clear" w:color="auto" w:fill="D7E0F2"/>
+            <w:shd w:val="clear" w:color="auto" w:fill="A6A6A6" w:themeFill="background1" w:themeFillShade="A6"/>
             <w:tcMar>
               <w:top w:w="80" w:type="dxa"/>
               <w:left w:w="120" w:type="dxa"/>
@@ -5162,6 +5560,9 @@
             </w:tcMar>
           </w:tcPr>
           <w:p>
+            <w:pPr>
+              <w:jc w:val="both"/>
+            </w:pPr>
             <w:r>
               <w:rPr>
                 <w:b/>
@@ -5169,7 +5570,16 @@
                 <w:sz w:val="18"/>
                 <w:szCs w:val="18"/>
               </w:rPr>
-              <w:t>Prompt 1 — auth context and route guard</w:t>
+              <w:t xml:space="preserve">Prompt 1 — </w:t>
+            </w:r>
+            <w:r>
+              <w:rPr>
+                <w:b/>
+                <w:bCs/>
+                <w:sz w:val="18"/>
+                <w:szCs w:val="18"/>
+              </w:rPr>
+              <w:t>Plan</w:t>
             </w:r>
           </w:p>
         </w:tc>
@@ -5194,54 +5604,95 @@
           <w:p>
             <w:pPr>
               <w:spacing w:after="40"/>
+              <w:jc w:val="both"/>
+              <w:rPr>
+                <w:sz w:val="20"/>
+                <w:szCs w:val="20"/>
+              </w:rPr>
             </w:pPr>
             <w:r>
               <w:rPr>
-                <w:rFonts w:ascii="Consolas" w:eastAsia="Consolas" w:hAnsi="Consolas" w:cs="Consolas"/>
-                <w:sz w:val="18"/>
-                <w:szCs w:val="18"/>
-              </w:rPr>
-              <w:lastRenderedPageBreak/>
-              <w:t>[Paste your actual prompt here. Example:]</w:t>
+                <w:sz w:val="20"/>
+                <w:szCs w:val="20"/>
+              </w:rPr>
+              <w:t xml:space="preserve">Help me to plan the front end tier of this application. For this please refer to the @AI-Assisted-Development-Project.docx file. Explicitly set in the plan that the delegation skill shoild be used here.   </w:t>
             </w:r>
           </w:p>
           <w:p>
             <w:pPr>
               <w:spacing w:after="40"/>
+              <w:jc w:val="both"/>
+              <w:rPr>
+                <w:sz w:val="20"/>
+                <w:szCs w:val="20"/>
+              </w:rPr>
             </w:pPr>
             <w:r>
               <w:rPr>
-                <w:rFonts w:ascii="Consolas" w:eastAsia="Consolas" w:hAnsi="Consolas" w:cs="Consolas"/>
-                <w:sz w:val="18"/>
-                <w:szCs w:val="18"/>
-              </w:rPr>
-              <w:t>"Set up a React auth context that stores the JWT in memory only, attaches</w:t>
+                <w:sz w:val="20"/>
+                <w:szCs w:val="20"/>
+              </w:rPr>
+              <w:lastRenderedPageBreak/>
+              <w:t>The UI will consist of four pages, but their implementation will be planned and handled in another session. My idea is to set up React</w:t>
+            </w:r>
+            <w:r>
+              <w:rPr>
+                <w:sz w:val="20"/>
+                <w:szCs w:val="20"/>
+              </w:rPr>
+              <w:t xml:space="preserve"> vite</w:t>
+            </w:r>
+            <w:r>
+              <w:rPr>
+                <w:sz w:val="20"/>
+                <w:szCs w:val="20"/>
+              </w:rPr>
+              <w:t xml:space="preserve"> app with Tailwind</w:t>
+            </w:r>
+            <w:r>
+              <w:rPr>
+                <w:sz w:val="20"/>
+                <w:szCs w:val="20"/>
+              </w:rPr>
+              <w:t>, Typescript</w:t>
+            </w:r>
+            <w:r>
+              <w:rPr>
+                <w:sz w:val="20"/>
+                <w:szCs w:val="20"/>
+              </w:rPr>
+              <w:t xml:space="preserve">. The routes: / (redirects to /dashboard when        </w:t>
+            </w:r>
+            <w:r>
+              <w:rPr>
+                <w:sz w:val="20"/>
+                <w:szCs w:val="20"/>
+              </w:rPr>
+              <w:t xml:space="preserve"> </w:t>
+            </w:r>
+            <w:r>
+              <w:rPr>
+                <w:sz w:val="20"/>
+                <w:szCs w:val="20"/>
+              </w:rPr>
+              <w:t xml:space="preserve">authenticated, else /login), /login (public), /dashboard (the post-login home screen), /collections, and /prompts/{id} — all except /login protected. Implementing an auth context holding the in-memory token and a guard that redirects to /login when no valid token is present. Building a thin API layer that attaches Authorization: Bearer &lt;token&gt; to every request and, on a 401, clears the token and        </w:t>
             </w:r>
           </w:p>
           <w:p>
             <w:pPr>
               <w:spacing w:after="40"/>
+              <w:jc w:val="both"/>
+              <w:rPr>
+                <w:sz w:val="20"/>
+                <w:szCs w:val="20"/>
+              </w:rPr>
             </w:pPr>
             <w:r>
               <w:rPr>
-                <w:rFonts w:ascii="Consolas" w:eastAsia="Consolas" w:hAnsi="Consolas" w:cs="Consolas"/>
-                <w:sz w:val="18"/>
-                <w:szCs w:val="18"/>
-              </w:rPr>
-              <w:t xml:space="preserve"> it as a Bearer header on all API calls, and a route guard that redirects</w:t>
-            </w:r>
-          </w:p>
-          <w:p>
-            <w:pPr>
-              <w:spacing w:after="40"/>
-            </w:pPr>
-            <w:r>
-              <w:rPr>
-                <w:rFonts w:ascii="Consolas" w:eastAsia="Consolas" w:hAnsi="Consolas" w:cs="Consolas"/>
-                <w:sz w:val="18"/>
-                <w:szCs w:val="18"/>
-              </w:rPr>
-              <w:t xml:space="preserve"> to /login when there's no token or a request returns 401."</w:t>
+                <w:sz w:val="20"/>
+                <w:szCs w:val="20"/>
+              </w:rPr>
+              <w:t>redirects to /login. Align all the unclarities with me.</w:t>
             </w:r>
           </w:p>
         </w:tc>
@@ -5256,7 +5707,7 @@
               <w:bottom w:val="single" w:sz="1" w:space="0" w:color="CCCCCC"/>
               <w:right w:val="single" w:sz="1" w:space="0" w:color="CCCCCC"/>
             </w:tcBorders>
-            <w:shd w:val="clear" w:color="auto" w:fill="D7E0F2"/>
+            <w:shd w:val="clear" w:color="auto" w:fill="A6A6A6" w:themeFill="background1" w:themeFillShade="A6"/>
             <w:tcMar>
               <w:top w:w="80" w:type="dxa"/>
               <w:left w:w="120" w:type="dxa"/>
@@ -5265,6 +5716,9 @@
             </w:tcMar>
           </w:tcPr>
           <w:p>
+            <w:pPr>
+              <w:jc w:val="both"/>
+            </w:pPr>
             <w:r>
               <w:rPr>
                 <w:b/>
@@ -5272,7 +5726,17 @@
                 <w:sz w:val="18"/>
                 <w:szCs w:val="18"/>
               </w:rPr>
-              <w:t>Prompt 2 — Prompt Editor with version panel</w:t>
+              <w:lastRenderedPageBreak/>
+              <w:t xml:space="preserve">Prompt 2 — </w:t>
+            </w:r>
+            <w:r>
+              <w:rPr>
+                <w:b/>
+                <w:bCs/>
+                <w:sz w:val="18"/>
+                <w:szCs w:val="18"/>
+              </w:rPr>
+              <w:t xml:space="preserve"> Implement</w:t>
             </w:r>
           </w:p>
         </w:tc>
@@ -5297,20 +5761,171 @@
           <w:p>
             <w:pPr>
               <w:spacing w:after="40"/>
+              <w:jc w:val="both"/>
+              <w:rPr>
+                <w:sz w:val="20"/>
+                <w:szCs w:val="20"/>
+              </w:rPr>
             </w:pPr>
             <w:r>
               <w:rPr>
-                <w:rFonts w:ascii="Consolas" w:eastAsia="Consolas" w:hAnsi="Consolas" w:cs="Consolas"/>
-                <w:sz w:val="18"/>
-                <w:szCs w:val="18"/>
-              </w:rPr>
-              <w:t>[Paste your actual prompt here.]</w:t>
+                <w:sz w:val="20"/>
+                <w:szCs w:val="20"/>
+              </w:rPr>
+              <w:t xml:space="preserve">Let's build the Dashboard page (Module 6) — refer to @AI-Assisted-Development-Project.docx.                                                                                                                  </w:t>
+            </w:r>
+          </w:p>
+          <w:p>
+            <w:pPr>
+              <w:spacing w:after="40"/>
+              <w:jc w:val="both"/>
+              <w:rPr>
+                <w:sz w:val="20"/>
+                <w:szCs w:val="20"/>
+              </w:rPr>
+            </w:pPr>
+            <w:r>
+              <w:rPr>
+                <w:sz w:val="20"/>
+                <w:szCs w:val="20"/>
+              </w:rPr>
+              <w:t>It's the post-login home screen; fetch the dat</w:t>
+            </w:r>
+            <w:r>
+              <w:rPr>
+                <w:sz w:val="20"/>
+                <w:szCs w:val="20"/>
+              </w:rPr>
+              <w:t>a</w:t>
+            </w:r>
+            <w:r>
+              <w:rPr>
+                <w:sz w:val="20"/>
+                <w:szCs w:val="20"/>
+              </w:rPr>
+              <w:t xml:space="preserve"> with getDashboard()</w:t>
+            </w:r>
+            <w:r>
+              <w:rPr>
+                <w:sz w:val="20"/>
+                <w:szCs w:val="20"/>
+              </w:rPr>
+              <w:t xml:space="preserve"> function. </w:t>
+            </w:r>
+            <w:r>
+              <w:rPr>
+                <w:sz w:val="20"/>
+                <w:szCs w:val="20"/>
+              </w:rPr>
+              <w:t xml:space="preserve">Render four aggregate metric cards and a "Latest prompt" section showing its title and a content preview linking to                                                                                                                     </w:t>
+            </w:r>
+          </w:p>
+          <w:p>
+            <w:pPr>
+              <w:spacing w:after="40"/>
+              <w:jc w:val="both"/>
+              <w:rPr>
+                <w:sz w:val="20"/>
+                <w:szCs w:val="20"/>
+              </w:rPr>
+            </w:pPr>
+            <w:r>
+              <w:rPr>
+                <w:sz w:val="20"/>
+                <w:szCs w:val="20"/>
+              </w:rPr>
+              <w:t xml:space="preserve">/prompts/{id} via ROUTES.prompt(id), with a friendly empty state and 0/0/0 counts when                                                                                                                       </w:t>
+            </w:r>
+          </w:p>
+          <w:p>
+            <w:pPr>
+              <w:spacing w:after="40"/>
+              <w:jc w:val="both"/>
+              <w:rPr>
+                <w:sz w:val="20"/>
+                <w:szCs w:val="20"/>
+              </w:rPr>
+            </w:pPr>
+            <w:r>
+              <w:rPr>
+                <w:sz w:val="20"/>
+                <w:szCs w:val="20"/>
+              </w:rPr>
+              <w:t>latestPrompt is null.</w:t>
+            </w:r>
+            <w:r>
+              <w:rPr>
+                <w:sz w:val="20"/>
+                <w:szCs w:val="20"/>
+              </w:rPr>
+              <w:t xml:space="preserve"> </w:t>
+            </w:r>
+            <w:r>
+              <w:rPr>
+                <w:sz w:val="20"/>
+                <w:szCs w:val="20"/>
+              </w:rPr>
+              <w:t>Each card shows a label and its value</w:t>
+            </w:r>
+            <w:r>
+              <w:rPr>
+                <w:sz w:val="20"/>
+                <w:szCs w:val="20"/>
+              </w:rPr>
+              <w:t>.</w:t>
+            </w:r>
+            <w:r>
+              <w:rPr>
+                <w:sz w:val="20"/>
+                <w:szCs w:val="20"/>
+              </w:rPr>
+              <w:t xml:space="preserve"> Add loading and error states following the LoginPage.tsx patterns, and don't re-handle 401 since the API layer already clears the token and redirects. Replace the placeholder in src/pages/DashboardPage.tsx, matching the existing Tailwind conventions from LoginPage and using accessible role-based markup. Keep it simple and maintainable — no new </w:t>
+            </w:r>
+            <w:r>
+              <w:rPr>
+                <w:sz w:val="20"/>
+                <w:szCs w:val="20"/>
+              </w:rPr>
+              <w:t xml:space="preserve">  </w:t>
+            </w:r>
+            <w:r>
+              <w:rPr>
+                <w:sz w:val="20"/>
+                <w:szCs w:val="20"/>
+              </w:rPr>
+              <w:t xml:space="preserve">abstractions or anything outside this page. Then add Vitest + React Testing Library + MSW tests </w:t>
+            </w:r>
+            <w:r>
+              <w:rPr>
+                <w:sz w:val="20"/>
+                <w:szCs w:val="20"/>
+              </w:rPr>
+              <w:t xml:space="preserve"> </w:t>
+            </w:r>
+            <w:r>
+              <w:rPr>
+                <w:sz w:val="20"/>
+                <w:szCs w:val="20"/>
+              </w:rPr>
+              <w:t xml:space="preserve">mirroring  LoginPage.test.tsx covering the happy path and the empty (latestPrompt: null) case, and run the suite before finishing.                                                                                                                                                                        </w:t>
+            </w:r>
+          </w:p>
+          <w:p>
+            <w:pPr>
+              <w:spacing w:after="40"/>
+              <w:jc w:val="both"/>
+            </w:pPr>
+            <w:r>
+              <w:t xml:space="preserve">                              </w:t>
             </w:r>
           </w:p>
         </w:tc>
       </w:tr>
     </w:tbl>
     <w:p>
+      <w:pPr>
+        <w:jc w:val="both"/>
+      </w:pPr>
       <w:r>
         <w:br w:type="page"/>
       </w:r>
@@ -5318,6 +5933,7 @@
     <w:p>
       <w:pPr>
         <w:pStyle w:val="Heading1"/>
+        <w:jc w:val="both"/>
       </w:pPr>
       <w:bookmarkStart w:id="10" w:name="_Toc232434967"/>
       <w:r>
@@ -5329,6 +5945,7 @@
     <w:p>
       <w:pPr>
         <w:pStyle w:val="Heading3"/>
+        <w:jc w:val="both"/>
       </w:pPr>
       <w:r>
         <w:t>Biggest challenges</w:t>
@@ -5336,154 +5953,333 @@
     </w:p>
     <w:p>
       <w:pPr>
-        <w:pStyle w:val="ListParagraph"/>
+        <w:spacing w:after="120"/>
+        <w:jc w:val="both"/>
+      </w:pPr>
+      <w:r>
+        <w:t>Honestly,</w:t>
+      </w:r>
+      <w:r>
+        <w:t xml:space="preserve"> </w:t>
+      </w:r>
+      <w:r>
+        <w:t>didn’t face any challenges</w:t>
+      </w:r>
+      <w:r>
+        <w:t>. Because each module was planned thoroughly in a dedicated plan-mode session</w:t>
+      </w:r>
+      <w:r>
+        <w:t xml:space="preserve"> with clear requirements from myside</w:t>
+      </w:r>
+      <w:r>
+        <w:t xml:space="preserve"> before any code was written (and because the project- and global-level CLAUDE.md files gave every session the same shared context), the implementation sessions </w:t>
+      </w:r>
+      <w:r>
+        <w:t xml:space="preserve">seems to </w:t>
+      </w:r>
+      <w:r>
+        <w:t>had very little room to go wrong. In practice the functionality worked on the first try</w:t>
+      </w:r>
+      <w:r>
+        <w:t xml:space="preserve"> in 95 % of the cases</w:t>
+      </w:r>
+      <w:r>
+        <w:t xml:space="preserve"> across all modules — the build and the test suite passed, manual Swagger/UI verification matched expectations</w:t>
+      </w:r>
+      <w:r>
+        <w:t xml:space="preserve">. </w:t>
+      </w:r>
+      <w:r>
+        <w:t xml:space="preserve">It is also worth noting that the code itself was not the primary focus of this assignment — the AI-assisted workflow was — so I deliberately invested my effort in planning and </w:t>
+      </w:r>
+      <w:r>
+        <w:t xml:space="preserve">manual </w:t>
+      </w:r>
+      <w:r>
+        <w:t xml:space="preserve">verification rather than </w:t>
+      </w:r>
+      <w:r>
+        <w:t>focusing on the</w:t>
+      </w:r>
+      <w:r>
+        <w:t xml:space="preserve"> implementation details. The general lesson: the quality of the plan, not the choice of model, was the dominant factor in how smoothly each module went.</w:t>
+      </w:r>
+    </w:p>
+    <w:p>
+      <w:pPr>
+        <w:pStyle w:val="Heading3"/>
+        <w:jc w:val="both"/>
+      </w:pPr>
+      <w:r>
+        <w:t>Which tool helped most and why</w:t>
+      </w:r>
+    </w:p>
+    <w:p>
+      <w:pPr>
+        <w:spacing w:after="120"/>
+        <w:jc w:val="both"/>
+      </w:pPr>
+      <w:r>
+        <w:t>The primary tool I used was Claude Code, for two reasons. First, I have an active subscription for it, whereas my free usage for Cursor and GitHub Copilot was almost exhausted during the course. Second, its terminal-based workflow suits me better. As a deliberate comparison, I implemented one module (Module 3 — Prompt Management) with Cursor's Composer 2.5 instead of Claude Code. Even with a comparatively weaker model, the result was a clean, straightforward implementation</w:t>
+      </w:r>
+      <w:r>
+        <w:t xml:space="preserve">. </w:t>
+      </w:r>
+      <w:r>
+        <w:t>The plan does the heavy lifting; the model executing it matters less than I expected.</w:t>
+      </w:r>
+    </w:p>
+    <w:p>
+      <w:pPr>
+        <w:pStyle w:val="Heading3"/>
+        <w:jc w:val="both"/>
+      </w:pPr>
+      <w:r>
+        <w:t>What I would improve with more time</w:t>
+      </w:r>
+    </w:p>
+    <w:p>
+      <w:pPr>
+        <w:pStyle w:val="Heading3"/>
         <w:numPr>
           <w:ilvl w:val="0"/>
-          <w:numId w:val="2"/>
+          <w:numId w:val="6"/>
         </w:numPr>
-        <w:spacing w:after="60"/>
-      </w:pPr>
-      <w:r>
-        <w:t>Keeping the entire stack non-blocking. The most persistent risk was accidentally introducing a blocking call into a reactive pipeline. Committing to R2DBC over H2 (instead of JPA/Hibernate) removed the most common source of this problem at the persistence layer.</w:t>
-      </w:r>
-    </w:p>
-    <w:p>
-      <w:pPr>
-        <w:pStyle w:val="ListParagraph"/>
+        <w:jc w:val="both"/>
+        <w:rPr>
+          <w:b w:val="0"/>
+          <w:bCs w:val="0"/>
+        </w:rPr>
+      </w:pPr>
+      <w:r>
+        <w:rPr>
+          <w:b w:val="0"/>
+          <w:bCs w:val="0"/>
+        </w:rPr>
+        <w:t xml:space="preserve">Refresh-token flow — Replace the single short-lived JWT with an access/refresh token pair: a short-lived access token plus a longer-lived, revocable refresh token. This removes the current trade-off  </w:t>
+      </w:r>
+      <w:r>
+        <w:rPr>
+          <w:b w:val="0"/>
+          <w:bCs w:val="0"/>
+        </w:rPr>
+        <w:t xml:space="preserve">where a page refresh or new tab logs the user out, and enables proper server-side logout/revocation.                                                                                                         </w:t>
+      </w:r>
+    </w:p>
+    <w:p>
+      <w:pPr>
+        <w:pStyle w:val="Heading3"/>
         <w:numPr>
           <w:ilvl w:val="0"/>
-          <w:numId w:val="2"/>
+          <w:numId w:val="6"/>
         </w:numPr>
-        <w:spacing w:after="60"/>
-      </w:pPr>
-      <w:r>
-        <w:t>Reactive Spring Security. The WebFlux security API differs from the servlet one, and the JWT filter, principal resolution, and filter-chain ordering took the most iteration of any part of the project.</w:t>
-      </w:r>
-    </w:p>
-    <w:p>
-      <w:pPr>
-        <w:pStyle w:val="ListParagraph"/>
+        <w:jc w:val="both"/>
+        <w:rPr>
+          <w:b w:val="0"/>
+          <w:bCs w:val="0"/>
+        </w:rPr>
+      </w:pPr>
+      <w:r>
+        <w:rPr>
+          <w:b w:val="0"/>
+          <w:bCs w:val="0"/>
+        </w:rPr>
+        <w:t>Dedicated database process — Swap the embedded in-memory H2 for a standalone database running as its own process (e.g. PostgreSQL via r2dbc-postgresql). Data would survive restarts</w:t>
+      </w:r>
+    </w:p>
+    <w:p>
+      <w:pPr>
+        <w:pStyle w:val="Heading3"/>
         <w:numPr>
           <w:ilvl w:val="0"/>
-          <w:numId w:val="2"/>
+          <w:numId w:val="6"/>
         </w:numPr>
-        <w:spacing w:after="60"/>
-      </w:pPr>
-      <w:r>
-        <w:t>Correct, race-free version numbering. Assigning sequential version numbers in a non-blocking 'read-max-then-increment' flow is the kind of logic that is easy to write but subtly unsafe under concurrency.</w:t>
-      </w:r>
-    </w:p>
-    <w:p>
-      <w:pPr>
-        <w:shd w:val="clear" w:color="auto" w:fill="FFF6D5"/>
-        <w:spacing w:after="120"/>
-      </w:pPr>
-      <w:r>
-        <w:rPr>
-          <w:i/>
-          <w:iCs/>
-          <w:color w:val="8A6D00"/>
-        </w:rPr>
-        <w:t>[Add any challenge that was specific to YOUR build — a bug you hit, a dependency conflict, an H2/R2DBC quirk, etc.]</w:t>
+        <w:jc w:val="both"/>
+        <w:rPr>
+          <w:b w:val="0"/>
+          <w:bCs w:val="0"/>
+        </w:rPr>
+      </w:pPr>
+      <w:r>
+        <w:rPr>
+          <w:b w:val="0"/>
+          <w:bCs w:val="0"/>
+        </w:rPr>
+        <w:t>Caching layer in front of the database —</w:t>
+      </w:r>
+      <w:r>
+        <w:rPr>
+          <w:b w:val="0"/>
+          <w:bCs w:val="0"/>
+        </w:rPr>
+        <w:t xml:space="preserve"> </w:t>
+      </w:r>
+      <w:r>
+        <w:rPr>
+          <w:b w:val="0"/>
+          <w:bCs w:val="0"/>
+        </w:rPr>
+        <w:t xml:space="preserve">This cuts database round-trips and keeps the reactive pipeline non-blocking.                                                                                                            </w:t>
       </w:r>
     </w:p>
     <w:p>
       <w:pPr>
         <w:pStyle w:val="Heading3"/>
-      </w:pPr>
-    </w:p>
-    <w:p>
-      <w:pPr>
-        <w:pStyle w:val="Heading3"/>
-      </w:pPr>
-      <w:r>
-        <w:t>Which tool helped most and why</w:t>
-      </w:r>
-    </w:p>
-    <w:p>
-      <w:pPr>
-        <w:spacing w:after="120"/>
-      </w:pPr>
-      <w:r>
-        <w:t>The primary tool was Claude Code. Its biggest advantage for this project was operating with the whole codebase in context: because it could read and edit the actual files, generated code in later modules stayed consistent with the patterns established in the authentication and collection modules, and cross-cutting fixes (such as adjusting the security chain) could be applied directly rather than copied in by hand. For a small, layered Spring application this whole-project awareness mattered more than line-by-line completion.</w:t>
-      </w:r>
-    </w:p>
-    <w:p>
-      <w:pPr>
-        <w:pStyle w:val="Heading3"/>
-      </w:pPr>
-    </w:p>
-    <w:p>
-      <w:pPr>
-        <w:pStyle w:val="Heading3"/>
-      </w:pPr>
-      <w:r>
-        <w:t>What I would improve with more time</w:t>
-      </w:r>
-    </w:p>
-    <w:p>
-      <w:pPr>
-        <w:pStyle w:val="ListParagraph"/>
         <w:numPr>
           <w:ilvl w:val="0"/>
-          <w:numId w:val="2"/>
+          <w:numId w:val="6"/>
         </w:numPr>
-        <w:spacing w:after="60"/>
-      </w:pPr>
-      <w:r>
-        <w:t>Replace the read-then-increment version numbering with a database-side mechanism (sequence or unique constraint plus retry) to make it provably race-safe.</w:t>
-      </w:r>
-    </w:p>
-    <w:p>
-      <w:pPr>
-        <w:pStyle w:val="ListParagraph"/>
+        <w:jc w:val="both"/>
+      </w:pPr>
+      <w:r>
+        <w:rPr>
+          <w:b w:val="0"/>
+          <w:bCs w:val="0"/>
+        </w:rPr>
+        <w:t xml:space="preserve">Delete-a-version endpoint — Add DELETE /prompts/{id}/versions/{versionId} so users can prune individual snapshots, owner-scoped like every other operation. </w:t>
+      </w:r>
+      <w:bookmarkStart w:id="11" w:name="_Toc232434968"/>
+    </w:p>
+    <w:p>
+      <w:pPr>
+        <w:pStyle w:val="Heading3"/>
         <w:numPr>
           <w:ilvl w:val="0"/>
-          <w:numId w:val="2"/>
+          <w:numId w:val="6"/>
         </w:numPr>
-        <w:spacing w:after="60"/>
-      </w:pPr>
-      <w:r>
-        <w:t>Add prompt evaluation/scoring — the 'evaluate' part of the concept — which was intentionally left out of the exam scope.</w:t>
-      </w:r>
-    </w:p>
-    <w:p>
-      <w:pPr>
-        <w:pStyle w:val="ListParagraph"/>
+        <w:jc w:val="both"/>
+        <w:rPr>
+          <w:b w:val="0"/>
+          <w:bCs w:val="0"/>
+        </w:rPr>
+      </w:pPr>
+      <w:r>
+        <w:rPr>
+          <w:b w:val="0"/>
+          <w:bCs w:val="0"/>
+        </w:rPr>
+        <w:t>Pagination —</w:t>
+      </w:r>
+      <w:r>
+        <w:rPr>
+          <w:b w:val="0"/>
+          <w:bCs w:val="0"/>
+        </w:rPr>
+        <w:t xml:space="preserve">so </w:t>
+      </w:r>
+      <w:r>
+        <w:rPr>
+          <w:b w:val="0"/>
+          <w:bCs w:val="0"/>
+        </w:rPr>
+        <w:t xml:space="preserve">large workspaces don't load everything at once.                                                                                             </w:t>
+      </w:r>
+    </w:p>
+    <w:p>
+      <w:pPr>
+        <w:pStyle w:val="Heading3"/>
         <w:numPr>
           <w:ilvl w:val="0"/>
-          <w:numId w:val="2"/>
+          <w:numId w:val="6"/>
         </w:numPr>
-        <w:spacing w:after="60"/>
-      </w:pPr>
-      <w:r>
-        <w:t>Broaden test coverage and add a small CI workflow to run the reactive test suite automatically.</w:t>
-      </w:r>
-    </w:p>
-    <w:p>
-      <w:pPr>
-        <w:shd w:val="clear" w:color="auto" w:fill="FFF6D5"/>
-        <w:spacing w:after="120"/>
-      </w:pPr>
-      <w:r>
-        <w:rPr>
-          <w:i/>
-          <w:iCs/>
-          <w:color w:val="8A6D00"/>
-        </w:rPr>
-        <w:t>[Add your own — anything you noticed while building it.]</w:t>
-      </w:r>
-    </w:p>
-    <w:p>
-      <w:r>
-        <w:br w:type="page"/>
-      </w:r>
-    </w:p>
-    <w:p>
-      <w:pPr>
-        <w:pStyle w:val="Heading1"/>
-      </w:pPr>
-      <w:bookmarkStart w:id="11" w:name="_Toc232434968"/>
+        <w:jc w:val="both"/>
+        <w:rPr>
+          <w:b w:val="0"/>
+          <w:bCs w:val="0"/>
+        </w:rPr>
+      </w:pPr>
+      <w:r>
+        <w:rPr>
+          <w:b w:val="0"/>
+          <w:bCs w:val="0"/>
+        </w:rPr>
+        <w:t xml:space="preserve">CI/CD pipeline — Add a pipeline (e.g. GitHub Actions) that runs ./mvnw clean verify on every push/PR, enforces the test suite (WebTestClient + StepVerifier) as a merge gate, and builds/publishes the artifact automatically.                                                                                                                                                                                        </w:t>
+      </w:r>
+    </w:p>
+    <w:p>
+      <w:pPr>
+        <w:pStyle w:val="Heading3"/>
+        <w:numPr>
+          <w:ilvl w:val="0"/>
+          <w:numId w:val="6"/>
+        </w:numPr>
+        <w:jc w:val="both"/>
+        <w:rPr>
+          <w:b w:val="0"/>
+          <w:bCs w:val="0"/>
+        </w:rPr>
+      </w:pPr>
+      <w:r>
+        <w:rPr>
+          <w:b w:val="0"/>
+          <w:bCs w:val="0"/>
+        </w:rPr>
+        <w:t>Dockerize the application — Provide a multi-stage Dockerfile (build with Maven, run on a slim JRE) and a docker-compose.yml wiring the app, the database, and the cache together, so the whole stack runs reproducibly with one command</w:t>
+      </w:r>
+      <w:r>
+        <w:rPr>
+          <w:b w:val="0"/>
+          <w:bCs w:val="0"/>
+        </w:rPr>
+        <w:t>.</w:t>
+      </w:r>
+    </w:p>
+    <w:p>
+      <w:pPr>
+        <w:pStyle w:val="Heading3"/>
+        <w:numPr>
+          <w:ilvl w:val="0"/>
+          <w:numId w:val="6"/>
+        </w:numPr>
+        <w:jc w:val="both"/>
+        <w:rPr>
+          <w:b w:val="0"/>
+          <w:bCs w:val="0"/>
+        </w:rPr>
+      </w:pPr>
+      <w:r>
+        <w:rPr>
+          <w:b w:val="0"/>
+          <w:bCs w:val="0"/>
+        </w:rPr>
+        <w:t xml:space="preserve">And lot, lot more </w:t>
+      </w:r>
+      <w:r>
+        <w:rPr>
+          <w:b w:val="0"/>
+          <w:bCs w:val="0"/>
+        </w:rPr>
+        <w:sym w:font="Wingdings" w:char="F04A"/>
+      </w:r>
+      <w:r>
+        <w:rPr>
+          <w:b w:val="0"/>
+          <w:bCs w:val="0"/>
+        </w:rPr>
+        <w:t xml:space="preserve"> </w:t>
+      </w:r>
+    </w:p>
+    <w:p>
+      <w:pPr>
+        <w:pStyle w:val="Heading3"/>
+        <w:jc w:val="both"/>
+        <w:rPr>
+          <w:b w:val="0"/>
+          <w:bCs w:val="0"/>
+        </w:rPr>
+      </w:pPr>
+    </w:p>
+    <w:p>
+      <w:pPr>
+        <w:pStyle w:val="Heading3"/>
+        <w:jc w:val="both"/>
+      </w:pPr>
+    </w:p>
+    <w:p>
+      <w:pPr>
+        <w:pStyle w:val="Heading3"/>
+        <w:jc w:val="both"/>
+      </w:pPr>
       <w:r>
         <w:lastRenderedPageBreak/>
         <w:t>5. Working System Evidence</w:t>
@@ -5493,17 +6289,495 @@
     <w:p>
       <w:pPr>
         <w:spacing w:after="120"/>
-        <w:rPr>
-          <w:lang w:val="bg-BG"/>
-        </w:rPr>
-      </w:pPr>
-      <w:r>
-        <w:t>The following screenshots demonstrate the functioning system. (At least two are required; six are listed here as suggested evidence.)</w:t>
-      </w:r>
+        <w:jc w:val="both"/>
+        <w:rPr>
+          <w:b/>
+          <w:bCs/>
+        </w:rPr>
+      </w:pPr>
     </w:p>
     <w:p>
       <w:pPr>
         <w:spacing w:after="120"/>
+        <w:jc w:val="both"/>
+      </w:pPr>
+      <w:r>
+        <w:rPr>
+          <w:b/>
+          <w:bCs/>
+        </w:rPr>
+        <w:t>Screenshot 1 — Login page</w:t>
+      </w:r>
+    </w:p>
+    <w:p>
+      <w:pPr>
+        <w:pBdr>
+          <w:top w:val="dashed" w:sz="4" w:space="8" w:color="BBBBBB"/>
+          <w:left w:val="dashed" w:sz="4" w:space="8" w:color="BBBBBB"/>
+          <w:bottom w:val="dashed" w:sz="4" w:space="8" w:color="BBBBBB"/>
+          <w:right w:val="dashed" w:sz="4" w:space="8" w:color="BBBBBB"/>
+        </w:pBdr>
+        <w:spacing w:after="200"/>
+        <w:jc w:val="both"/>
+        <w:rPr>
+          <w:lang w:val="en-US"/>
+        </w:rPr>
+      </w:pPr>
+      <w:r>
+        <w:rPr>
+          <w:noProof/>
+          <w:lang w:val="en-US"/>
+        </w:rPr>
+        <w:drawing>
+          <wp:inline distT="0" distB="0" distL="0" distR="0" wp14:anchorId="75DDC496" wp14:editId="0DF21D88">
+            <wp:extent cx="5943600" cy="3004185"/>
+            <wp:effectExtent l="0" t="0" r="0" b="5715"/>
+            <wp:docPr id="864028711" name="Picture 1"/>
+            <wp:cNvGraphicFramePr>
+              <a:graphicFrameLocks xmlns:a="http://schemas.openxmlformats.org/drawingml/2006/main" noChangeAspect="1"/>
+            </wp:cNvGraphicFramePr>
+            <a:graphic xmlns:a="http://schemas.openxmlformats.org/drawingml/2006/main">
+              <a:graphicData uri="http://schemas.openxmlformats.org/drawingml/2006/picture">
+                <pic:pic xmlns:pic="http://schemas.openxmlformats.org/drawingml/2006/picture">
+                  <pic:nvPicPr>
+                    <pic:cNvPr id="864028711" name=""/>
+                    <pic:cNvPicPr/>
+                  </pic:nvPicPr>
+                  <pic:blipFill>
+                    <a:blip r:embed="rId7"/>
+                    <a:stretch>
+                      <a:fillRect/>
+                    </a:stretch>
+                  </pic:blipFill>
+                  <pic:spPr>
+                    <a:xfrm>
+                      <a:off x="0" y="0"/>
+                      <a:ext cx="5943600" cy="3004185"/>
+                    </a:xfrm>
+                    <a:prstGeom prst="rect">
+                      <a:avLst/>
+                    </a:prstGeom>
+                  </pic:spPr>
+                </pic:pic>
+              </a:graphicData>
+            </a:graphic>
+          </wp:inline>
+        </w:drawing>
+      </w:r>
+    </w:p>
+    <w:p>
+      <w:pPr>
+        <w:spacing w:after="120"/>
+        <w:jc w:val="both"/>
+      </w:pPr>
+      <w:r>
+        <w:rPr>
+          <w:b/>
+          <w:bCs/>
+        </w:rPr>
+        <w:t>Screenshot 2 — Dashboard with aggregate metrics</w:t>
+      </w:r>
+    </w:p>
+    <w:p>
+      <w:pPr>
+        <w:pBdr>
+          <w:top w:val="dashed" w:sz="4" w:space="8" w:color="BBBBBB"/>
+          <w:left w:val="dashed" w:sz="4" w:space="8" w:color="BBBBBB"/>
+          <w:bottom w:val="dashed" w:sz="4" w:space="8" w:color="BBBBBB"/>
+          <w:right w:val="dashed" w:sz="4" w:space="8" w:color="BBBBBB"/>
+        </w:pBdr>
+        <w:spacing w:after="200"/>
+        <w:jc w:val="both"/>
+      </w:pPr>
+      <w:r>
+        <w:rPr>
+          <w:noProof/>
+        </w:rPr>
+        <w:drawing>
+          <wp:inline distT="0" distB="0" distL="0" distR="0" wp14:anchorId="4FA8D84F" wp14:editId="641367C7">
+            <wp:extent cx="5943600" cy="1995805"/>
+            <wp:effectExtent l="0" t="0" r="0" b="0"/>
+            <wp:docPr id="507989672" name="Picture 1"/>
+            <wp:cNvGraphicFramePr>
+              <a:graphicFrameLocks xmlns:a="http://schemas.openxmlformats.org/drawingml/2006/main" noChangeAspect="1"/>
+            </wp:cNvGraphicFramePr>
+            <a:graphic xmlns:a="http://schemas.openxmlformats.org/drawingml/2006/main">
+              <a:graphicData uri="http://schemas.openxmlformats.org/drawingml/2006/picture">
+                <pic:pic xmlns:pic="http://schemas.openxmlformats.org/drawingml/2006/picture">
+                  <pic:nvPicPr>
+                    <pic:cNvPr id="507989672" name=""/>
+                    <pic:cNvPicPr/>
+                  </pic:nvPicPr>
+                  <pic:blipFill>
+                    <a:blip r:embed="rId8"/>
+                    <a:stretch>
+                      <a:fillRect/>
+                    </a:stretch>
+                  </pic:blipFill>
+                  <pic:spPr>
+                    <a:xfrm>
+                      <a:off x="0" y="0"/>
+                      <a:ext cx="5943600" cy="1995805"/>
+                    </a:xfrm>
+                    <a:prstGeom prst="rect">
+                      <a:avLst/>
+                    </a:prstGeom>
+                  </pic:spPr>
+                </pic:pic>
+              </a:graphicData>
+            </a:graphic>
+          </wp:inline>
+        </w:drawing>
+      </w:r>
+    </w:p>
+    <w:p>
+      <w:pPr>
+        <w:spacing w:after="120"/>
+        <w:jc w:val="both"/>
+        <w:rPr>
+          <w:b/>
+          <w:bCs/>
+        </w:rPr>
+      </w:pPr>
+    </w:p>
+    <w:p>
+      <w:pPr>
+        <w:spacing w:after="120"/>
+        <w:jc w:val="both"/>
+        <w:rPr>
+          <w:b/>
+          <w:bCs/>
+        </w:rPr>
+      </w:pPr>
+    </w:p>
+    <w:p>
+      <w:pPr>
+        <w:spacing w:after="120"/>
+        <w:jc w:val="both"/>
+        <w:rPr>
+          <w:b/>
+          <w:bCs/>
+        </w:rPr>
+      </w:pPr>
+    </w:p>
+    <w:p>
+      <w:pPr>
+        <w:spacing w:after="120"/>
+        <w:jc w:val="both"/>
+        <w:rPr>
+          <w:b/>
+          <w:bCs/>
+        </w:rPr>
+      </w:pPr>
+    </w:p>
+    <w:p>
+      <w:pPr>
+        <w:spacing w:after="120"/>
+        <w:jc w:val="both"/>
+        <w:rPr>
+          <w:b/>
+          <w:bCs/>
+        </w:rPr>
+      </w:pPr>
+    </w:p>
+    <w:p>
+      <w:pPr>
+        <w:spacing w:after="120"/>
+        <w:jc w:val="both"/>
+        <w:rPr>
+          <w:b/>
+          <w:bCs/>
+        </w:rPr>
+      </w:pPr>
+    </w:p>
+    <w:p>
+      <w:pPr>
+        <w:spacing w:after="120"/>
+        <w:jc w:val="both"/>
+        <w:rPr>
+          <w:b/>
+          <w:bCs/>
+        </w:rPr>
+      </w:pPr>
+    </w:p>
+    <w:p>
+      <w:pPr>
+        <w:spacing w:after="120"/>
+        <w:jc w:val="both"/>
+      </w:pPr>
+      <w:r>
+        <w:rPr>
+          <w:b/>
+          <w:bCs/>
+        </w:rPr>
+        <w:lastRenderedPageBreak/>
+        <w:t>Screenshot 3 — Collection list (sidebar)</w:t>
+      </w:r>
+    </w:p>
+    <w:p>
+      <w:pPr>
+        <w:pBdr>
+          <w:top w:val="dashed" w:sz="4" w:space="8" w:color="BBBBBB"/>
+          <w:left w:val="dashed" w:sz="4" w:space="8" w:color="BBBBBB"/>
+          <w:bottom w:val="dashed" w:sz="4" w:space="8" w:color="BBBBBB"/>
+          <w:right w:val="dashed" w:sz="4" w:space="8" w:color="BBBBBB"/>
+        </w:pBdr>
+        <w:spacing w:after="200"/>
+        <w:jc w:val="both"/>
+      </w:pPr>
+      <w:r>
+        <w:rPr>
+          <w:noProof/>
+        </w:rPr>
+        <w:drawing>
+          <wp:inline distT="0" distB="0" distL="0" distR="0" wp14:anchorId="6FBA0A89" wp14:editId="4E62FD66">
+            <wp:extent cx="5943600" cy="1686560"/>
+            <wp:effectExtent l="0" t="0" r="0" b="2540"/>
+            <wp:docPr id="2076548655" name="Picture 1"/>
+            <wp:cNvGraphicFramePr>
+              <a:graphicFrameLocks xmlns:a="http://schemas.openxmlformats.org/drawingml/2006/main" noChangeAspect="1"/>
+            </wp:cNvGraphicFramePr>
+            <a:graphic xmlns:a="http://schemas.openxmlformats.org/drawingml/2006/main">
+              <a:graphicData uri="http://schemas.openxmlformats.org/drawingml/2006/picture">
+                <pic:pic xmlns:pic="http://schemas.openxmlformats.org/drawingml/2006/picture">
+                  <pic:nvPicPr>
+                    <pic:cNvPr id="2076548655" name=""/>
+                    <pic:cNvPicPr/>
+                  </pic:nvPicPr>
+                  <pic:blipFill>
+                    <a:blip r:embed="rId9"/>
+                    <a:stretch>
+                      <a:fillRect/>
+                    </a:stretch>
+                  </pic:blipFill>
+                  <pic:spPr>
+                    <a:xfrm>
+                      <a:off x="0" y="0"/>
+                      <a:ext cx="5943600" cy="1686560"/>
+                    </a:xfrm>
+                    <a:prstGeom prst="rect">
+                      <a:avLst/>
+                    </a:prstGeom>
+                  </pic:spPr>
+                </pic:pic>
+              </a:graphicData>
+            </a:graphic>
+          </wp:inline>
+        </w:drawing>
+      </w:r>
+    </w:p>
+    <w:p>
+      <w:pPr>
+        <w:spacing w:after="120"/>
+        <w:jc w:val="both"/>
+      </w:pPr>
+      <w:r>
+        <w:rPr>
+          <w:b/>
+          <w:bCs/>
+        </w:rPr>
+        <w:t>Screenshot 4 — Prompt editor</w:t>
+      </w:r>
+    </w:p>
+    <w:p>
+      <w:pPr>
+        <w:pBdr>
+          <w:top w:val="dashed" w:sz="4" w:space="8" w:color="BBBBBB"/>
+          <w:left w:val="dashed" w:sz="4" w:space="8" w:color="BBBBBB"/>
+          <w:bottom w:val="dashed" w:sz="4" w:space="8" w:color="BBBBBB"/>
+          <w:right w:val="dashed" w:sz="4" w:space="8" w:color="BBBBBB"/>
+        </w:pBdr>
+        <w:spacing w:after="200"/>
+        <w:jc w:val="both"/>
+      </w:pPr>
+      <w:r>
+        <w:rPr>
+          <w:noProof/>
+        </w:rPr>
+        <w:drawing>
+          <wp:inline distT="0" distB="0" distL="0" distR="0" wp14:anchorId="47BDC492" wp14:editId="4CC47E68">
+            <wp:extent cx="5943600" cy="1480185"/>
+            <wp:effectExtent l="0" t="0" r="0" b="5715"/>
+            <wp:docPr id="1708021047" name="Picture 1"/>
+            <wp:cNvGraphicFramePr>
+              <a:graphicFrameLocks xmlns:a="http://schemas.openxmlformats.org/drawingml/2006/main" noChangeAspect="1"/>
+            </wp:cNvGraphicFramePr>
+            <a:graphic xmlns:a="http://schemas.openxmlformats.org/drawingml/2006/main">
+              <a:graphicData uri="http://schemas.openxmlformats.org/drawingml/2006/picture">
+                <pic:pic xmlns:pic="http://schemas.openxmlformats.org/drawingml/2006/picture">
+                  <pic:nvPicPr>
+                    <pic:cNvPr id="1708021047" name=""/>
+                    <pic:cNvPicPr/>
+                  </pic:nvPicPr>
+                  <pic:blipFill>
+                    <a:blip r:embed="rId10"/>
+                    <a:stretch>
+                      <a:fillRect/>
+                    </a:stretch>
+                  </pic:blipFill>
+                  <pic:spPr>
+                    <a:xfrm>
+                      <a:off x="0" y="0"/>
+                      <a:ext cx="5943600" cy="1480185"/>
+                    </a:xfrm>
+                    <a:prstGeom prst="rect">
+                      <a:avLst/>
+                    </a:prstGeom>
+                  </pic:spPr>
+                </pic:pic>
+              </a:graphicData>
+            </a:graphic>
+          </wp:inline>
+        </w:drawing>
+      </w:r>
+    </w:p>
+    <w:p>
+      <w:pPr>
+        <w:spacing w:after="120"/>
+        <w:jc w:val="both"/>
+        <w:rPr>
+          <w:b/>
+          <w:bCs/>
+        </w:rPr>
+      </w:pPr>
+      <w:r>
+        <w:rPr>
+          <w:b/>
+          <w:bCs/>
+          <w:noProof/>
+        </w:rPr>
+        <w:drawing>
+          <wp:inline distT="0" distB="0" distL="0" distR="0" wp14:anchorId="54F09902" wp14:editId="706C40F8">
+            <wp:extent cx="5943600" cy="2122805"/>
+            <wp:effectExtent l="0" t="0" r="0" b="0"/>
+            <wp:docPr id="626118647" name="Picture 1"/>
+            <wp:cNvGraphicFramePr>
+              <a:graphicFrameLocks xmlns:a="http://schemas.openxmlformats.org/drawingml/2006/main" noChangeAspect="1"/>
+            </wp:cNvGraphicFramePr>
+            <a:graphic xmlns:a="http://schemas.openxmlformats.org/drawingml/2006/main">
+              <a:graphicData uri="http://schemas.openxmlformats.org/drawingml/2006/picture">
+                <pic:pic xmlns:pic="http://schemas.openxmlformats.org/drawingml/2006/picture">
+                  <pic:nvPicPr>
+                    <pic:cNvPr id="626118647" name=""/>
+                    <pic:cNvPicPr/>
+                  </pic:nvPicPr>
+                  <pic:blipFill>
+                    <a:blip r:embed="rId11"/>
+                    <a:stretch>
+                      <a:fillRect/>
+                    </a:stretch>
+                  </pic:blipFill>
+                  <pic:spPr>
+                    <a:xfrm>
+                      <a:off x="0" y="0"/>
+                      <a:ext cx="5943600" cy="2122805"/>
+                    </a:xfrm>
+                    <a:prstGeom prst="rect">
+                      <a:avLst/>
+                    </a:prstGeom>
+                  </pic:spPr>
+                </pic:pic>
+              </a:graphicData>
+            </a:graphic>
+          </wp:inline>
+        </w:drawing>
+      </w:r>
+    </w:p>
+    <w:p>
+      <w:pPr>
+        <w:spacing w:after="120"/>
+        <w:jc w:val="both"/>
+        <w:rPr>
+          <w:b/>
+          <w:bCs/>
+        </w:rPr>
+      </w:pPr>
+    </w:p>
+    <w:p>
+      <w:pPr>
+        <w:spacing w:after="120"/>
+        <w:jc w:val="both"/>
+        <w:rPr>
+          <w:b/>
+          <w:bCs/>
+        </w:rPr>
+      </w:pPr>
+    </w:p>
+    <w:p>
+      <w:pPr>
+        <w:spacing w:after="120"/>
+        <w:jc w:val="both"/>
+        <w:rPr>
+          <w:b/>
+          <w:bCs/>
+        </w:rPr>
+      </w:pPr>
+    </w:p>
+    <w:p>
+      <w:pPr>
+        <w:spacing w:after="120"/>
+        <w:jc w:val="both"/>
+        <w:rPr>
+          <w:b/>
+          <w:bCs/>
+        </w:rPr>
+      </w:pPr>
+    </w:p>
+    <w:p>
+      <w:pPr>
+        <w:spacing w:after="120"/>
+        <w:jc w:val="both"/>
+        <w:rPr>
+          <w:b/>
+          <w:bCs/>
+        </w:rPr>
+      </w:pPr>
+    </w:p>
+    <w:p>
+      <w:pPr>
+        <w:spacing w:after="120"/>
+        <w:jc w:val="both"/>
+        <w:rPr>
+          <w:b/>
+          <w:bCs/>
+        </w:rPr>
+      </w:pPr>
+    </w:p>
+    <w:p>
+      <w:pPr>
+        <w:spacing w:after="120"/>
+        <w:jc w:val="both"/>
+        <w:rPr>
+          <w:b/>
+          <w:bCs/>
+        </w:rPr>
+      </w:pPr>
+    </w:p>
+    <w:p>
+      <w:pPr>
+        <w:spacing w:after="120"/>
+        <w:jc w:val="both"/>
+      </w:pPr>
+      <w:r>
+        <w:rPr>
+          <w:b/>
+          <w:bCs/>
+        </w:rPr>
+        <w:lastRenderedPageBreak/>
+        <w:t xml:space="preserve">Screenshot 5 — </w:t>
+      </w:r>
+      <w:r>
+        <w:rPr>
+          <w:b/>
+          <w:bCs/>
+        </w:rPr>
+        <w:t>REST API examples</w:t>
+      </w:r>
+    </w:p>
+    <w:p>
+      <w:pPr>
+        <w:spacing w:after="120"/>
+        <w:jc w:val="both"/>
         <w:rPr>
           <w:lang w:val="en-US"/>
         </w:rPr>
@@ -5514,9 +6788,9 @@
           <w:lang w:val="bg-BG"/>
         </w:rPr>
         <w:drawing>
-          <wp:inline distT="0" distB="0" distL="0" distR="0" wp14:anchorId="39BC933C" wp14:editId="74D160B2">
-            <wp:extent cx="5943600" cy="2399071"/>
-            <wp:effectExtent l="0" t="0" r="0" b="1270"/>
+          <wp:inline distT="0" distB="0" distL="0" distR="0" wp14:anchorId="71384F59" wp14:editId="6CCDAB3D">
+            <wp:extent cx="5941602" cy="2664542"/>
+            <wp:effectExtent l="0" t="0" r="2540" b="2540"/>
             <wp:docPr id="154887683" name="Picture 1"/>
             <wp:cNvGraphicFramePr>
               <a:graphicFrameLocks xmlns:a="http://schemas.openxmlformats.org/drawingml/2006/main" noChangeAspect="1"/>
@@ -5529,7 +6803,7 @@
                     <pic:cNvPicPr/>
                   </pic:nvPicPr>
                   <pic:blipFill>
-                    <a:blip r:embed="rId7"/>
+                    <a:blip r:embed="rId12"/>
                     <a:stretch>
                       <a:fillRect/>
                     </a:stretch>
@@ -5537,7 +6811,7 @@
                   <pic:spPr>
                     <a:xfrm>
                       <a:off x="0" y="0"/>
-                      <a:ext cx="5949940" cy="2401630"/>
+                      <a:ext cx="5963086" cy="2674177"/>
                     </a:xfrm>
                     <a:prstGeom prst="rect">
                       <a:avLst/>
@@ -5553,14 +6827,7 @@
     <w:p>
       <w:pPr>
         <w:spacing w:after="120"/>
-        <w:rPr>
-          <w:lang w:val="en-US"/>
-        </w:rPr>
-      </w:pPr>
-    </w:p>
-    <w:p>
-      <w:pPr>
-        <w:spacing w:after="120"/>
+        <w:jc w:val="both"/>
         <w:rPr>
           <w:lang w:val="en-US"/>
         </w:rPr>
@@ -5571,7 +6838,7 @@
           <w:lang w:val="en-US"/>
         </w:rPr>
         <w:drawing>
-          <wp:inline distT="0" distB="0" distL="0" distR="0" wp14:anchorId="2DD0E66B" wp14:editId="4CAD0EE9">
+          <wp:inline distT="0" distB="0" distL="0" distR="0" wp14:anchorId="47EDB545" wp14:editId="054FEBC4">
             <wp:extent cx="5943600" cy="2654710"/>
             <wp:effectExtent l="0" t="0" r="0" b="0"/>
             <wp:docPr id="1680369246" name="Picture 1"/>
@@ -5586,7 +6853,7 @@
                     <pic:cNvPicPr/>
                   </pic:nvPicPr>
                   <pic:blipFill>
-                    <a:blip r:embed="rId8"/>
+                    <a:blip r:embed="rId13"/>
                     <a:stretch>
                       <a:fillRect/>
                     </a:stretch>
@@ -5610,6 +6877,7 @@
     <w:p>
       <w:pPr>
         <w:spacing w:after="120"/>
+        <w:jc w:val="both"/>
         <w:rPr>
           <w:lang w:val="en-US"/>
         </w:rPr>
@@ -5618,6 +6886,7 @@
     <w:p>
       <w:pPr>
         <w:spacing w:after="120"/>
+        <w:jc w:val="both"/>
         <w:rPr>
           <w:lang w:val="en-US"/>
         </w:rPr>
@@ -5629,9 +6898,9 @@
         </w:rPr>
         <w:lastRenderedPageBreak/>
         <w:drawing>
-          <wp:inline distT="0" distB="0" distL="0" distR="0" wp14:anchorId="0079A0A0" wp14:editId="489267EC">
-            <wp:extent cx="5942114" cy="2408903"/>
-            <wp:effectExtent l="0" t="0" r="1905" b="4445"/>
+          <wp:inline distT="0" distB="0" distL="0" distR="0" wp14:anchorId="66146D8E" wp14:editId="49E98D56">
+            <wp:extent cx="5941256" cy="2713703"/>
+            <wp:effectExtent l="0" t="0" r="2540" b="4445"/>
             <wp:docPr id="860884511" name="Picture 1"/>
             <wp:cNvGraphicFramePr>
               <a:graphicFrameLocks xmlns:a="http://schemas.openxmlformats.org/drawingml/2006/main" noChangeAspect="1"/>
@@ -5644,7 +6913,7 @@
                     <pic:cNvPicPr/>
                   </pic:nvPicPr>
                   <pic:blipFill>
-                    <a:blip r:embed="rId9"/>
+                    <a:blip r:embed="rId14"/>
                     <a:stretch>
                       <a:fillRect/>
                     </a:stretch>
@@ -5652,7 +6921,7 @@
                   <pic:spPr>
                     <a:xfrm>
                       <a:off x="0" y="0"/>
-                      <a:ext cx="5965783" cy="2418498"/>
+                      <a:ext cx="5980142" cy="2731464"/>
                     </a:xfrm>
                     <a:prstGeom prst="rect">
                       <a:avLst/>
@@ -5668,6 +6937,7 @@
     <w:p>
       <w:pPr>
         <w:spacing w:after="120"/>
+        <w:jc w:val="both"/>
         <w:rPr>
           <w:lang w:val="en-US"/>
         </w:rPr>
@@ -5676,6 +6946,7 @@
     <w:p>
       <w:pPr>
         <w:spacing w:after="120"/>
+        <w:jc w:val="both"/>
         <w:rPr>
           <w:lang w:val="en-US"/>
         </w:rPr>
@@ -5686,7 +6957,7 @@
           <w:lang w:val="en-US"/>
         </w:rPr>
         <w:drawing>
-          <wp:inline distT="0" distB="0" distL="0" distR="0" wp14:anchorId="77F15614" wp14:editId="1CB210C0">
+          <wp:inline distT="0" distB="0" distL="0" distR="0" wp14:anchorId="3C5A2B72" wp14:editId="6A4194B2">
             <wp:extent cx="5943600" cy="2821859"/>
             <wp:effectExtent l="0" t="0" r="0" b="0"/>
             <wp:docPr id="2145181307" name="Picture 1"/>
@@ -5701,7 +6972,7 @@
                     <pic:cNvPicPr/>
                   </pic:nvPicPr>
                   <pic:blipFill>
-                    <a:blip r:embed="rId10"/>
+                    <a:blip r:embed="rId15"/>
                     <a:stretch>
                       <a:fillRect/>
                     </a:stretch>
@@ -5725,6 +6996,7 @@
     <w:p>
       <w:pPr>
         <w:spacing w:after="120"/>
+        <w:jc w:val="both"/>
         <w:rPr>
           <w:lang w:val="en-US"/>
         </w:rPr>
@@ -5733,16 +7005,19 @@
     <w:p>
       <w:pPr>
         <w:spacing w:after="120"/>
-        <w:rPr>
-          <w:lang w:val="en-US"/>
-        </w:rPr>
-      </w:pPr>
-      <w:r>
-        <w:rPr>
-          <w:lang w:val="en-US"/>
-        </w:rPr>
+        <w:jc w:val="both"/>
+        <w:rPr>
+          <w:lang w:val="en-US"/>
+        </w:rPr>
+      </w:pPr>
+      <w:r>
+        <w:rPr>
+          <w:noProof/>
+          <w:lang w:val="en-US"/>
+        </w:rPr>
+        <w:lastRenderedPageBreak/>
         <w:drawing>
-          <wp:inline distT="0" distB="0" distL="0" distR="0" wp14:anchorId="63C3FABC" wp14:editId="00DFCA40">
+          <wp:inline distT="0" distB="0" distL="0" distR="0" wp14:anchorId="70F25A29" wp14:editId="1C79CD82">
             <wp:extent cx="5943600" cy="2310580"/>
             <wp:effectExtent l="0" t="0" r="0" b="1270"/>
             <wp:docPr id="240131792" name="Picture 1"/>
@@ -5757,7 +7032,7 @@
                     <pic:cNvPicPr/>
                   </pic:nvPicPr>
                   <pic:blipFill>
-                    <a:blip r:embed="rId11"/>
+                    <a:blip r:embed="rId16"/>
                     <a:stretch>
                       <a:fillRect/>
                     </a:stretch>
@@ -5781,6 +7056,7 @@
     <w:p>
       <w:pPr>
         <w:spacing w:after="120"/>
+        <w:jc w:val="both"/>
         <w:rPr>
           <w:lang w:val="en-US"/>
         </w:rPr>
@@ -5789,16 +7065,18 @@
     <w:p>
       <w:pPr>
         <w:spacing w:after="120"/>
-        <w:rPr>
-          <w:lang w:val="en-US"/>
-        </w:rPr>
-      </w:pPr>
-      <w:r>
-        <w:rPr>
+        <w:jc w:val="both"/>
+        <w:rPr>
+          <w:lang w:val="en-US"/>
+        </w:rPr>
+      </w:pPr>
+      <w:r>
+        <w:rPr>
+          <w:noProof/>
           <w:lang w:val="en-US"/>
         </w:rPr>
         <w:drawing>
-          <wp:inline distT="0" distB="0" distL="0" distR="0" wp14:anchorId="61B7AF07" wp14:editId="7328DAED">
+          <wp:inline distT="0" distB="0" distL="0" distR="0" wp14:anchorId="07CDBC63" wp14:editId="7AC0D25E">
             <wp:extent cx="5943600" cy="2456180"/>
             <wp:effectExtent l="0" t="0" r="0" b="0"/>
             <wp:docPr id="1393115485" name="Picture 1"/>
@@ -5813,7 +7091,7 @@
                     <pic:cNvPicPr/>
                   </pic:nvPicPr>
                   <pic:blipFill>
-                    <a:blip r:embed="rId12"/>
+                    <a:blip r:embed="rId17"/>
                     <a:stretch>
                       <a:fillRect/>
                     </a:stretch>
@@ -5837,6 +7115,7 @@
     <w:p>
       <w:pPr>
         <w:spacing w:after="120"/>
+        <w:jc w:val="both"/>
         <w:rPr>
           <w:lang w:val="en-US"/>
         </w:rPr>
@@ -5845,16 +7124,18 @@
     <w:p>
       <w:pPr>
         <w:spacing w:after="120"/>
-        <w:rPr>
-          <w:lang w:val="en-US"/>
-        </w:rPr>
-      </w:pPr>
-      <w:r>
-        <w:rPr>
+        <w:jc w:val="both"/>
+        <w:rPr>
+          <w:lang w:val="en-US"/>
+        </w:rPr>
+      </w:pPr>
+      <w:r>
+        <w:rPr>
+          <w:noProof/>
           <w:lang w:val="en-US"/>
         </w:rPr>
         <w:drawing>
-          <wp:inline distT="0" distB="0" distL="0" distR="0" wp14:anchorId="3AB21DAA" wp14:editId="59C6BF0D">
+          <wp:inline distT="0" distB="0" distL="0" distR="0" wp14:anchorId="52534706" wp14:editId="5FD89A27">
             <wp:extent cx="5943600" cy="2458064"/>
             <wp:effectExtent l="0" t="0" r="0" b="6350"/>
             <wp:docPr id="976994002" name="Picture 1"/>
@@ -5869,7 +7150,7 @@
                     <pic:cNvPicPr/>
                   </pic:nvPicPr>
                   <pic:blipFill>
-                    <a:blip r:embed="rId13"/>
+                    <a:blip r:embed="rId18"/>
                     <a:stretch>
                       <a:fillRect/>
                     </a:stretch>
@@ -5892,243 +7173,67 @@
     </w:p>
     <w:p>
       <w:pPr>
+        <w:pStyle w:val="Heading1"/>
+        <w:jc w:val="both"/>
+      </w:pPr>
+      <w:bookmarkStart w:id="12" w:name="_Toc232434969"/>
+    </w:p>
+    <w:p>
+      <w:pPr>
+        <w:pStyle w:val="Heading1"/>
+        <w:jc w:val="both"/>
+      </w:pPr>
+      <w:r>
+        <w:t>6. Repository</w:t>
+      </w:r>
+      <w:bookmarkEnd w:id="12"/>
+    </w:p>
+    <w:p>
+      <w:pPr>
         <w:spacing w:after="120"/>
-      </w:pPr>
-      <w:r>
-        <w:rPr>
-          <w:b/>
-          <w:bCs/>
-        </w:rPr>
-        <w:t>Screenshot 1 — Login page</w:t>
-      </w:r>
-    </w:p>
-    <w:p>
-      <w:pPr>
-        <w:pBdr>
-          <w:top w:val="dashed" w:sz="4" w:space="8" w:color="BBBBBB"/>
-          <w:left w:val="dashed" w:sz="4" w:space="8" w:color="BBBBBB"/>
-          <w:bottom w:val="dashed" w:sz="4" w:space="8" w:color="BBBBBB"/>
-          <w:right w:val="dashed" w:sz="4" w:space="8" w:color="BBBBBB"/>
-        </w:pBdr>
+        <w:jc w:val="both"/>
+      </w:pPr>
+      <w:r>
+        <w:t>Source code is available in the GitHub repository below:</w:t>
+      </w:r>
+    </w:p>
+    <w:p>
+      <w:pPr>
         <w:spacing w:after="200"/>
-      </w:pPr>
-      <w:r>
-        <w:rPr>
-          <w:i/>
-          <w:iCs/>
-          <w:color w:val="999999"/>
-        </w:rPr>
-        <w:t>[ Paste screenshot here ]</w:t>
-      </w:r>
-    </w:p>
-    <w:p>
-      <w:pPr>
-        <w:spacing w:after="120"/>
-      </w:pPr>
-      <w:r>
-        <w:rPr>
-          <w:b/>
-          <w:bCs/>
-        </w:rPr>
-        <w:t>Screenshot 2 — Dashboard with aggregate metrics</w:t>
-      </w:r>
-    </w:p>
-    <w:p>
-      <w:pPr>
-        <w:pBdr>
-          <w:top w:val="dashed" w:sz="4" w:space="8" w:color="BBBBBB"/>
-          <w:left w:val="dashed" w:sz="4" w:space="8" w:color="BBBBBB"/>
-          <w:bottom w:val="dashed" w:sz="4" w:space="8" w:color="BBBBBB"/>
-          <w:right w:val="dashed" w:sz="4" w:space="8" w:color="BBBBBB"/>
-        </w:pBdr>
-        <w:spacing w:after="200"/>
-      </w:pPr>
-      <w:r>
-        <w:rPr>
-          <w:i/>
-          <w:iCs/>
-          <w:color w:val="999999"/>
-        </w:rPr>
-        <w:t>[ Paste screenshot here ]</w:t>
-      </w:r>
-    </w:p>
-    <w:p>
-      <w:pPr>
-        <w:spacing w:after="120"/>
-      </w:pPr>
-      <w:r>
-        <w:rPr>
-          <w:b/>
-          <w:bCs/>
-        </w:rPr>
-        <w:t>Screenshot 3 — Collection list (sidebar)</w:t>
-      </w:r>
-    </w:p>
-    <w:p>
-      <w:pPr>
-        <w:pBdr>
-          <w:top w:val="dashed" w:sz="4" w:space="8" w:color="BBBBBB"/>
-          <w:left w:val="dashed" w:sz="4" w:space="8" w:color="BBBBBB"/>
-          <w:bottom w:val="dashed" w:sz="4" w:space="8" w:color="BBBBBB"/>
-          <w:right w:val="dashed" w:sz="4" w:space="8" w:color="BBBBBB"/>
-        </w:pBdr>
-        <w:spacing w:after="200"/>
-      </w:pPr>
-      <w:r>
-        <w:rPr>
-          <w:i/>
-          <w:iCs/>
-          <w:color w:val="999999"/>
-        </w:rPr>
-        <w:t>[ Paste screenshot here ]</w:t>
-      </w:r>
-    </w:p>
-    <w:p>
-      <w:pPr>
-        <w:spacing w:after="120"/>
-      </w:pPr>
-      <w:r>
-        <w:rPr>
-          <w:b/>
-          <w:bCs/>
-        </w:rPr>
-        <w:t>Screenshot 4 — Prompt editor</w:t>
-      </w:r>
-    </w:p>
-    <w:p>
-      <w:pPr>
-        <w:pBdr>
-          <w:top w:val="dashed" w:sz="4" w:space="8" w:color="BBBBBB"/>
-          <w:left w:val="dashed" w:sz="4" w:space="8" w:color="BBBBBB"/>
-          <w:bottom w:val="dashed" w:sz="4" w:space="8" w:color="BBBBBB"/>
-          <w:right w:val="dashed" w:sz="4" w:space="8" w:color="BBBBBB"/>
-        </w:pBdr>
-        <w:spacing w:after="200"/>
-      </w:pPr>
-      <w:r>
-        <w:rPr>
-          <w:i/>
-          <w:iCs/>
-          <w:color w:val="999999"/>
-        </w:rPr>
-        <w:lastRenderedPageBreak/>
-        <w:t>[ Paste screenshot here ]</w:t>
-      </w:r>
-    </w:p>
-    <w:p>
-      <w:pPr>
-        <w:spacing w:after="120"/>
-      </w:pPr>
-      <w:r>
-        <w:rPr>
-          <w:b/>
-          <w:bCs/>
-        </w:rPr>
-        <w:t>Screenshot 5 — Version history (v1 → v2 → v3 and restore)</w:t>
-      </w:r>
-    </w:p>
-    <w:p>
-      <w:pPr>
-        <w:pBdr>
-          <w:top w:val="dashed" w:sz="4" w:space="8" w:color="BBBBBB"/>
-          <w:left w:val="dashed" w:sz="4" w:space="8" w:color="BBBBBB"/>
-          <w:bottom w:val="dashed" w:sz="4" w:space="8" w:color="BBBBBB"/>
-          <w:right w:val="dashed" w:sz="4" w:space="8" w:color="BBBBBB"/>
-        </w:pBdr>
-        <w:spacing w:after="200"/>
-      </w:pPr>
-      <w:r>
-        <w:rPr>
-          <w:i/>
-          <w:iCs/>
-          <w:color w:val="999999"/>
-        </w:rPr>
-        <w:t>[ Paste screenshot here ]</w:t>
-      </w:r>
-    </w:p>
-    <w:p>
-      <w:pPr>
-        <w:spacing w:after="120"/>
-      </w:pPr>
-      <w:r>
-        <w:rPr>
-          <w:b/>
-          <w:bCs/>
-        </w:rPr>
-        <w:t>Screenshot 6 — Postman: register → login → authorized request</w:t>
-      </w:r>
-    </w:p>
-    <w:p>
-      <w:pPr>
-        <w:pBdr>
-          <w:top w:val="dashed" w:sz="4" w:space="8" w:color="BBBBBB"/>
-          <w:left w:val="dashed" w:sz="4" w:space="8" w:color="BBBBBB"/>
-          <w:bottom w:val="dashed" w:sz="4" w:space="8" w:color="BBBBBB"/>
-          <w:right w:val="dashed" w:sz="4" w:space="8" w:color="BBBBBB"/>
-        </w:pBdr>
-        <w:spacing w:after="200"/>
-      </w:pPr>
-      <w:r>
-        <w:rPr>
-          <w:i/>
-          <w:iCs/>
-          <w:color w:val="999999"/>
-        </w:rPr>
-        <w:t>[ Paste screenshot here ]</w:t>
-      </w:r>
-    </w:p>
-    <w:p>
-      <w:r>
-        <w:br w:type="page"/>
+        <w:jc w:val="both"/>
+      </w:pPr>
+      <w:r>
+        <w:t xml:space="preserve">Repository: </w:t>
+      </w:r>
+      <w:r>
+        <w:t>https://github.com/mrrusev/PromptVault</w:t>
       </w:r>
     </w:p>
     <w:p>
       <w:pPr>
         <w:pStyle w:val="Heading1"/>
-      </w:pPr>
-      <w:bookmarkStart w:id="12" w:name="_Toc232434969"/>
-      <w:r>
-        <w:lastRenderedPageBreak/>
-        <w:t>6. Repository</w:t>
-      </w:r>
-      <w:bookmarkEnd w:id="12"/>
-    </w:p>
-    <w:p>
-      <w:pPr>
-        <w:spacing w:after="120"/>
-      </w:pPr>
-      <w:r>
-        <w:t>Source code is available in the GitHub repository below:</w:t>
-      </w:r>
-    </w:p>
-    <w:p>
-      <w:pPr>
-        <w:spacing w:after="200"/>
-      </w:pPr>
-      <w:r>
-        <w:t xml:space="preserve">Repository: </w:t>
-      </w:r>
-      <w:r>
-        <w:t>https://github.com/mrrusev/PromptVault</w:t>
-      </w:r>
+        <w:jc w:val="both"/>
+      </w:pPr>
     </w:p>
     <w:p>
       <w:pPr>
         <w:pStyle w:val="Heading1"/>
-      </w:pPr>
-    </w:p>
-    <w:p>
-      <w:pPr>
-        <w:pStyle w:val="Heading1"/>
-      </w:pPr>
+        <w:jc w:val="both"/>
+      </w:pPr>
+      <w:bookmarkStart w:id="13" w:name="_Toc232434970"/>
       <w:r>
         <w:t xml:space="preserve">7. </w:t>
       </w:r>
       <w:r>
         <w:t>Additional</w:t>
       </w:r>
-    </w:p>
-    <w:p/>
+      <w:bookmarkEnd w:id="13"/>
+    </w:p>
+    <w:p>
+      <w:pPr>
+        <w:jc w:val="both"/>
+      </w:pPr>
+    </w:p>
     <w:p>
       <w:pPr>
         <w:pStyle w:val="ListParagraph"/>
@@ -6183,7 +7288,10 @@
         <w:jc w:val="both"/>
       </w:pPr>
       <w:r>
-        <w:t>git init was performed before writing any code, establishing version control from the very first commit. Each module was committed as a self-contained unit with a conventional commit message.</w:t>
+        <w:t>G</w:t>
+      </w:r>
+      <w:r>
+        <w:t>it init was performed before writing any code, establishing version control from the very first commit. Each module was committed as a self-contained unit with a conventional commit message.</w:t>
       </w:r>
     </w:p>
     <w:p>
@@ -6237,13 +7345,14 @@
           <w:ilvl w:val="0"/>
           <w:numId w:val="4"/>
         </w:numPr>
+        <w:jc w:val="both"/>
       </w:pPr>
       <w:r>
         <w:t>A session-tracker hook is configured in the project-level .claude/settings.json. Two PostToolUse hooks log each Skill and Agent invocation (tagged with the session ID) to .claude/session-usage.log inside the repository. A Stop hook reads that file at the end of each session, displays a summary of which custom skills and agents were used (with invocation counts) filtered to the current session, and leaves the log intact so the full history across sessions is preserved.</w:t>
       </w:r>
     </w:p>
     <w:sectPr>
-      <w:footerReference w:type="default" r:id="rId14"/>
+      <w:footerReference w:type="default" r:id="rId19"/>
       <w:pgSz w:w="12240" w:h="15840"/>
       <w:pgMar w:top="1440" w:right="1440" w:bottom="1440" w:left="1440" w:header="708" w:footer="708" w:gutter="0"/>
       <w:cols w:space="720"/>
@@ -6254,7 +7363,7 @@
 </file>
 
 <file path=word/endnotes.xml><?xml version="1.0" encoding="utf-8"?>
-<w:endnotes xmlns:wpc="http://schemas.microsoft.com/office/word/2010/wordprocessingCanvas" xmlns:cx="http://schemas.microsoft.com/office/drawing/2014/chartex" xmlns:cx1="http://schemas.microsoft.com/office/drawing/2015/9/8/chartex" xmlns:cx2="http://schemas.microsoft.com/office/drawing/2015/10/21/chartex" xmlns:cx3="http://schemas.microsoft.com/office/drawing/2016/5/9/chartex" xmlns:cx4="http://schemas.microsoft.com/office/drawing/2016/5/10/chartex" xmlns:cx5="http://schemas.microsoft.com/office/drawing/2016/5/11/chartex" xmlns:cx6="http://schemas.microsoft.com/office/drawing/2016/5/12/chartex" xmlns:cx7="http://schemas.microsoft.com/office/drawing/2016/5/13/chartex" xmlns:cx8="http://schemas.microsoft.com/office/drawing/2016/5/14/chartex" xmlns:mc="http://schemas.openxmlformats.org/markup-compatibility/2006" xmlns:aink="http://schemas.microsoft.com/office/drawing/2016/ink" xmlns:am3d="http://schemas.microsoft.com/office/drawing/2017/model3d" xmlns:o="urn:schemas-microsoft-com:office:office" xmlns:oel="http://schemas.microsoft.com/office/2019/extlst" xmlns:r="http://schemas.openxmlformats.org/officeDocument/2006/relationships" xmlns:m="http://schemas.openxmlformats.org/officeDocument/2006/math" xmlns:v="urn:schemas-microsoft-com:vml" xmlns:wp14="http://schemas.microsoft.com/office/word/2010/wordprocessingDrawing" xmlns:wp="http://schemas.openxmlformats.org/drawingml/2006/wordprocessingDrawing" xmlns:w10="urn:schemas-microsoft-com:office:word" xmlns:w="http://schemas.openxmlformats.org/wordprocessingml/2006/main" xmlns:w14="http://schemas.microsoft.com/office/word/2010/wordml" xmlns:w15="http://schemas.microsoft.com/office/word/2012/wordml" xmlns:w16cex="http://schemas.microsoft.com/office/word/2018/wordml/cex" xmlns:w16cid="http://schemas.microsoft.com/office/word/2016/wordml/cid" xmlns:w16="http://schemas.microsoft.com/office/word/2018/wordml" xmlns:w16du="http://schemas.microsoft.com/office/word/2023/wordml/word16du" xmlns:w16sdtdh="http://schemas.microsoft.com/office/word/2020/wordml/sdtdatahash" xmlns:w16sdtfl="http://schemas.microsoft.com/office/word/2024/wordml/sdtformatlock" xmlns:w16se="http://schemas.microsoft.com/office/word/2015/wordml/symex" xmlns:wpg="http://schemas.microsoft.com/office/word/2010/wordprocessingGroup" xmlns:wpi="http://schemas.microsoft.com/office/word/2010/wordprocessingInk" xmlns:wne="http://schemas.microsoft.com/office/word/2006/wordml" xmlns:wps="http://schemas.microsoft.com/office/word/2010/wordprocessingShape" mc:Ignorable="w14 w15 w16se w16cid w16 w16cex w16sdtdh w16sdtfl w16du wp14">
+<w:endnotes xmlns:wpc="http://schemas.microsoft.com/office/word/2010/wordprocessingCanvas" xmlns:cx="http://schemas.microsoft.com/office/drawing/2014/chartex" xmlns:cx1="http://schemas.microsoft.com/office/drawing/2015/9/8/chartex" xmlns:cx2="http://schemas.microsoft.com/office/drawing/2015/10/21/chartex" xmlns:cx3="http://schemas.microsoft.com/office/drawing/2016/5/9/chartex" xmlns:cx4="http://schemas.microsoft.com/office/drawing/2016/5/10/chartex" xmlns:cx5="http://schemas.microsoft.com/office/drawing/2016/5/11/chartex" xmlns:cx6="http://schemas.microsoft.com/office/drawing/2016/5/12/chartex" xmlns:cx7="http://schemas.microsoft.com/office/drawing/2016/5/13/chartex" xmlns:cx8="http://schemas.microsoft.com/office/drawing/2016/5/14/chartex" xmlns:mc="http://schemas.openxmlformats.org/markup-compatibility/2006" xmlns:m="http://schemas.openxmlformats.org/officeDocument/2006/math" xmlns:aink="http://schemas.microsoft.com/office/drawing/2016/ink" xmlns:am3d="http://schemas.microsoft.com/office/drawing/2017/model3d" xmlns:oel="http://schemas.microsoft.com/office/2019/extlst" xmlns:r="http://schemas.openxmlformats.org/officeDocument/2006/relationships" xmlns:wp14="http://schemas.microsoft.com/office/word/2010/wordprocessingDrawing" xmlns:wp="http://schemas.openxmlformats.org/drawingml/2006/wordprocessingDrawing" xmlns:wpg="http://schemas.microsoft.com/office/word/2010/wordprocessingGroup" xmlns:wpi="http://schemas.microsoft.com/office/word/2010/wordprocessingInk" xmlns:wps="http://schemas.microsoft.com/office/word/2010/wordprocessingShape" xmlns:o="urn:schemas-microsoft-com:office:office" xmlns:v="urn:schemas-microsoft-com:vml" xmlns:w10="urn:schemas-microsoft-com:office:word" xmlns:w="http://schemas.openxmlformats.org/wordprocessingml/2006/main" xmlns:w14="http://schemas.microsoft.com/office/word/2010/wordml" xmlns:w15="http://schemas.microsoft.com/office/word/2012/wordml" xmlns:w16cex="http://schemas.microsoft.com/office/word/2018/wordml/cex" xmlns:w16cid="http://schemas.microsoft.com/office/word/2016/wordml/cid" xmlns:w16="http://schemas.microsoft.com/office/word/2018/wordml" xmlns:w16sdtdh="http://schemas.microsoft.com/office/word/2020/wordml/sdtdatahash" xmlns:w16sdtfl="http://schemas.microsoft.com/office/word/2024/wordml/sdtformatlock" xmlns:w16se="http://schemas.microsoft.com/office/word/2015/wordml/symex" xmlns:w16du="http://schemas.microsoft.com/office/word/2023/wordml/word16du" xmlns:wne="http://schemas.microsoft.com/office/word/2006/wordml" mc:Ignorable="w14 w15 w16se w16cid w16 w16cex w16sdtdh w16sdtfl w16du wp14">
   <w:endnote w:type="separator" w:id="-1">
     <w:p>
       <w:r>
@@ -6273,7 +7382,7 @@
 </file>
 
 <file path=word/footer1.xml><?xml version="1.0" encoding="utf-8"?>
-<w:ftr xmlns:wpc="http://schemas.microsoft.com/office/word/2010/wordprocessingCanvas" xmlns:cx="http://schemas.microsoft.com/office/drawing/2014/chartex" xmlns:cx1="http://schemas.microsoft.com/office/drawing/2015/9/8/chartex" xmlns:cx2="http://schemas.microsoft.com/office/drawing/2015/10/21/chartex" xmlns:cx3="http://schemas.microsoft.com/office/drawing/2016/5/9/chartex" xmlns:cx4="http://schemas.microsoft.com/office/drawing/2016/5/10/chartex" xmlns:cx5="http://schemas.microsoft.com/office/drawing/2016/5/11/chartex" xmlns:cx6="http://schemas.microsoft.com/office/drawing/2016/5/12/chartex" xmlns:cx7="http://schemas.microsoft.com/office/drawing/2016/5/13/chartex" xmlns:cx8="http://schemas.microsoft.com/office/drawing/2016/5/14/chartex" xmlns:mc="http://schemas.openxmlformats.org/markup-compatibility/2006" xmlns:aink="http://schemas.microsoft.com/office/drawing/2016/ink" xmlns:am3d="http://schemas.microsoft.com/office/drawing/2017/model3d" xmlns:o="urn:schemas-microsoft-com:office:office" xmlns:oel="http://schemas.microsoft.com/office/2019/extlst" xmlns:r="http://schemas.openxmlformats.org/officeDocument/2006/relationships" xmlns:m="http://schemas.openxmlformats.org/officeDocument/2006/math" xmlns:v="urn:schemas-microsoft-com:vml" xmlns:wp14="http://schemas.microsoft.com/office/word/2010/wordprocessingDrawing" xmlns:wp="http://schemas.openxmlformats.org/drawingml/2006/wordprocessingDrawing" xmlns:w10="urn:schemas-microsoft-com:office:word" xmlns:w="http://schemas.openxmlformats.org/wordprocessingml/2006/main" xmlns:w14="http://schemas.microsoft.com/office/word/2010/wordml" xmlns:w15="http://schemas.microsoft.com/office/word/2012/wordml" xmlns:w16cex="http://schemas.microsoft.com/office/word/2018/wordml/cex" xmlns:w16cid="http://schemas.microsoft.com/office/word/2016/wordml/cid" xmlns:w16="http://schemas.microsoft.com/office/word/2018/wordml" xmlns:w16du="http://schemas.microsoft.com/office/word/2023/wordml/word16du" xmlns:w16sdtdh="http://schemas.microsoft.com/office/word/2020/wordml/sdtdatahash" xmlns:w16sdtfl="http://schemas.microsoft.com/office/word/2024/wordml/sdtformatlock" xmlns:w16se="http://schemas.microsoft.com/office/word/2015/wordml/symex" xmlns:wpg="http://schemas.microsoft.com/office/word/2010/wordprocessingGroup" xmlns:wpi="http://schemas.microsoft.com/office/word/2010/wordprocessingInk" xmlns:wne="http://schemas.microsoft.com/office/word/2006/wordml" xmlns:wps="http://schemas.microsoft.com/office/word/2010/wordprocessingShape" mc:Ignorable="w14 w15 w16se w16cid w16 w16cex w16sdtdh w16sdtfl w16du wp14">
+<w:ftr xmlns:wpc="http://schemas.microsoft.com/office/word/2010/wordprocessingCanvas" xmlns:cx="http://schemas.microsoft.com/office/drawing/2014/chartex" xmlns:cx1="http://schemas.microsoft.com/office/drawing/2015/9/8/chartex" xmlns:cx2="http://schemas.microsoft.com/office/drawing/2015/10/21/chartex" xmlns:cx3="http://schemas.microsoft.com/office/drawing/2016/5/9/chartex" xmlns:cx4="http://schemas.microsoft.com/office/drawing/2016/5/10/chartex" xmlns:cx5="http://schemas.microsoft.com/office/drawing/2016/5/11/chartex" xmlns:cx6="http://schemas.microsoft.com/office/drawing/2016/5/12/chartex" xmlns:cx7="http://schemas.microsoft.com/office/drawing/2016/5/13/chartex" xmlns:cx8="http://schemas.microsoft.com/office/drawing/2016/5/14/chartex" xmlns:mc="http://schemas.openxmlformats.org/markup-compatibility/2006" xmlns:m="http://schemas.openxmlformats.org/officeDocument/2006/math" xmlns:aink="http://schemas.microsoft.com/office/drawing/2016/ink" xmlns:am3d="http://schemas.microsoft.com/office/drawing/2017/model3d" xmlns:oel="http://schemas.microsoft.com/office/2019/extlst" xmlns:r="http://schemas.openxmlformats.org/officeDocument/2006/relationships" xmlns:wp14="http://schemas.microsoft.com/office/word/2010/wordprocessingDrawing" xmlns:wp="http://schemas.openxmlformats.org/drawingml/2006/wordprocessingDrawing" xmlns:wpg="http://schemas.microsoft.com/office/word/2010/wordprocessingGroup" xmlns:wpi="http://schemas.microsoft.com/office/word/2010/wordprocessingInk" xmlns:wps="http://schemas.microsoft.com/office/word/2010/wordprocessingShape" xmlns:o="urn:schemas-microsoft-com:office:office" xmlns:v="urn:schemas-microsoft-com:vml" xmlns:w10="urn:schemas-microsoft-com:office:word" xmlns:w="http://schemas.openxmlformats.org/wordprocessingml/2006/main" xmlns:w14="http://schemas.microsoft.com/office/word/2010/wordml" xmlns:w15="http://schemas.microsoft.com/office/word/2012/wordml" xmlns:w16cex="http://schemas.microsoft.com/office/word/2018/wordml/cex" xmlns:w16cid="http://schemas.microsoft.com/office/word/2016/wordml/cid" xmlns:w16="http://schemas.microsoft.com/office/word/2018/wordml" xmlns:w16sdtdh="http://schemas.microsoft.com/office/word/2020/wordml/sdtdatahash" xmlns:w16sdtfl="http://schemas.microsoft.com/office/word/2024/wordml/sdtformatlock" xmlns:w16se="http://schemas.microsoft.com/office/word/2015/wordml/symex" xmlns:w16du="http://schemas.microsoft.com/office/word/2023/wordml/word16du" xmlns:wne="http://schemas.microsoft.com/office/word/2006/wordml" mc:Ignorable="w14 w15 w16se w16cid w16 w16cex w16sdtdh w16sdtfl w16du wp14">
   <w:p>
     <w:pPr>
       <w:jc w:val="center"/>
@@ -6332,7 +7441,7 @@
 </file>
 
 <file path=word/footnotes.xml><?xml version="1.0" encoding="utf-8"?>
-<w:footnotes xmlns:wpc="http://schemas.microsoft.com/office/word/2010/wordprocessingCanvas" xmlns:cx="http://schemas.microsoft.com/office/drawing/2014/chartex" xmlns:cx1="http://schemas.microsoft.com/office/drawing/2015/9/8/chartex" xmlns:cx2="http://schemas.microsoft.com/office/drawing/2015/10/21/chartex" xmlns:cx3="http://schemas.microsoft.com/office/drawing/2016/5/9/chartex" xmlns:cx4="http://schemas.microsoft.com/office/drawing/2016/5/10/chartex" xmlns:cx5="http://schemas.microsoft.com/office/drawing/2016/5/11/chartex" xmlns:cx6="http://schemas.microsoft.com/office/drawing/2016/5/12/chartex" xmlns:cx7="http://schemas.microsoft.com/office/drawing/2016/5/13/chartex" xmlns:cx8="http://schemas.microsoft.com/office/drawing/2016/5/14/chartex" xmlns:mc="http://schemas.openxmlformats.org/markup-compatibility/2006" xmlns:aink="http://schemas.microsoft.com/office/drawing/2016/ink" xmlns:am3d="http://schemas.microsoft.com/office/drawing/2017/model3d" xmlns:o="urn:schemas-microsoft-com:office:office" xmlns:oel="http://schemas.microsoft.com/office/2019/extlst" xmlns:r="http://schemas.openxmlformats.org/officeDocument/2006/relationships" xmlns:m="http://schemas.openxmlformats.org/officeDocument/2006/math" xmlns:v="urn:schemas-microsoft-com:vml" xmlns:wp14="http://schemas.microsoft.com/office/word/2010/wordprocessingDrawing" xmlns:wp="http://schemas.openxmlformats.org/drawingml/2006/wordprocessingDrawing" xmlns:w10="urn:schemas-microsoft-com:office:word" xmlns:w="http://schemas.openxmlformats.org/wordprocessingml/2006/main" xmlns:w14="http://schemas.microsoft.com/office/word/2010/wordml" xmlns:w15="http://schemas.microsoft.com/office/word/2012/wordml" xmlns:w16cex="http://schemas.microsoft.com/office/word/2018/wordml/cex" xmlns:w16cid="http://schemas.microsoft.com/office/word/2016/wordml/cid" xmlns:w16="http://schemas.microsoft.com/office/word/2018/wordml" xmlns:w16du="http://schemas.microsoft.com/office/word/2023/wordml/word16du" xmlns:w16sdtdh="http://schemas.microsoft.com/office/word/2020/wordml/sdtdatahash" xmlns:w16sdtfl="http://schemas.microsoft.com/office/word/2024/wordml/sdtformatlock" xmlns:w16se="http://schemas.microsoft.com/office/word/2015/wordml/symex" xmlns:wpg="http://schemas.microsoft.com/office/word/2010/wordprocessingGroup" xmlns:wpi="http://schemas.microsoft.com/office/word/2010/wordprocessingInk" xmlns:wne="http://schemas.microsoft.com/office/word/2006/wordml" xmlns:wps="http://schemas.microsoft.com/office/word/2010/wordprocessingShape" mc:Ignorable="w14 w15 w16se w16cid w16 w16cex w16sdtdh w16sdtfl w16du wp14">
+<w:footnotes xmlns:wpc="http://schemas.microsoft.com/office/word/2010/wordprocessingCanvas" xmlns:cx="http://schemas.microsoft.com/office/drawing/2014/chartex" xmlns:cx1="http://schemas.microsoft.com/office/drawing/2015/9/8/chartex" xmlns:cx2="http://schemas.microsoft.com/office/drawing/2015/10/21/chartex" xmlns:cx3="http://schemas.microsoft.com/office/drawing/2016/5/9/chartex" xmlns:cx4="http://schemas.microsoft.com/office/drawing/2016/5/10/chartex" xmlns:cx5="http://schemas.microsoft.com/office/drawing/2016/5/11/chartex" xmlns:cx6="http://schemas.microsoft.com/office/drawing/2016/5/12/chartex" xmlns:cx7="http://schemas.microsoft.com/office/drawing/2016/5/13/chartex" xmlns:cx8="http://schemas.microsoft.com/office/drawing/2016/5/14/chartex" xmlns:mc="http://schemas.openxmlformats.org/markup-compatibility/2006" xmlns:m="http://schemas.openxmlformats.org/officeDocument/2006/math" xmlns:aink="http://schemas.microsoft.com/office/drawing/2016/ink" xmlns:am3d="http://schemas.microsoft.com/office/drawing/2017/model3d" xmlns:oel="http://schemas.microsoft.com/office/2019/extlst" xmlns:r="http://schemas.openxmlformats.org/officeDocument/2006/relationships" xmlns:wp14="http://schemas.microsoft.com/office/word/2010/wordprocessingDrawing" xmlns:wp="http://schemas.openxmlformats.org/drawingml/2006/wordprocessingDrawing" xmlns:wpg="http://schemas.microsoft.com/office/word/2010/wordprocessingGroup" xmlns:wpi="http://schemas.microsoft.com/office/word/2010/wordprocessingInk" xmlns:wps="http://schemas.microsoft.com/office/word/2010/wordprocessingShape" xmlns:o="urn:schemas-microsoft-com:office:office" xmlns:v="urn:schemas-microsoft-com:vml" xmlns:w10="urn:schemas-microsoft-com:office:word" xmlns:w="http://schemas.openxmlformats.org/wordprocessingml/2006/main" xmlns:w14="http://schemas.microsoft.com/office/word/2010/wordml" xmlns:w15="http://schemas.microsoft.com/office/word/2012/wordml" xmlns:w16cex="http://schemas.microsoft.com/office/word/2018/wordml/cex" xmlns:w16cid="http://schemas.microsoft.com/office/word/2016/wordml/cid" xmlns:w16="http://schemas.microsoft.com/office/word/2018/wordml" xmlns:w16sdtdh="http://schemas.microsoft.com/office/word/2020/wordml/sdtdatahash" xmlns:w16sdtfl="http://schemas.microsoft.com/office/word/2024/wordml/sdtformatlock" xmlns:w16se="http://schemas.microsoft.com/office/word/2015/wordml/symex" xmlns:w16du="http://schemas.microsoft.com/office/word/2023/wordml/word16du" xmlns:wne="http://schemas.microsoft.com/office/word/2006/wordml" mc:Ignorable="w14 w15 w16se w16cid w16 w16cex w16sdtdh w16sdtfl w16du wp14">
   <w:footnote w:type="separator" w:id="-1">
     <w:p>
       <w:r>
@@ -6351,8 +7460,120 @@
 </file>
 
 <file path=word/numbering.xml><?xml version="1.0" encoding="utf-8"?>
-<w:numbering xmlns:wpc="http://schemas.microsoft.com/office/word/2010/wordprocessingCanvas" xmlns:cx="http://schemas.microsoft.com/office/drawing/2014/chartex" xmlns:cx1="http://schemas.microsoft.com/office/drawing/2015/9/8/chartex" xmlns:cx2="http://schemas.microsoft.com/office/drawing/2015/10/21/chartex" xmlns:cx3="http://schemas.microsoft.com/office/drawing/2016/5/9/chartex" xmlns:cx4="http://schemas.microsoft.com/office/drawing/2016/5/10/chartex" xmlns:cx5="http://schemas.microsoft.com/office/drawing/2016/5/11/chartex" xmlns:cx6="http://schemas.microsoft.com/office/drawing/2016/5/12/chartex" xmlns:cx7="http://schemas.microsoft.com/office/drawing/2016/5/13/chartex" xmlns:cx8="http://schemas.microsoft.com/office/drawing/2016/5/14/chartex" xmlns:mc="http://schemas.openxmlformats.org/markup-compatibility/2006" xmlns:aink="http://schemas.microsoft.com/office/drawing/2016/ink" xmlns:am3d="http://schemas.microsoft.com/office/drawing/2017/model3d" xmlns:o="urn:schemas-microsoft-com:office:office" xmlns:oel="http://schemas.microsoft.com/office/2019/extlst" xmlns:r="http://schemas.openxmlformats.org/officeDocument/2006/relationships" xmlns:m="http://schemas.openxmlformats.org/officeDocument/2006/math" xmlns:v="urn:schemas-microsoft-com:vml" xmlns:wp14="http://schemas.microsoft.com/office/word/2010/wordprocessingDrawing" xmlns:wp="http://schemas.openxmlformats.org/drawingml/2006/wordprocessingDrawing" xmlns:w10="urn:schemas-microsoft-com:office:word" xmlns:w="http://schemas.openxmlformats.org/wordprocessingml/2006/main" xmlns:w14="http://schemas.microsoft.com/office/word/2010/wordml" xmlns:w15="http://schemas.microsoft.com/office/word/2012/wordml" xmlns:w16cex="http://schemas.microsoft.com/office/word/2018/wordml/cex" xmlns:w16cid="http://schemas.microsoft.com/office/word/2016/wordml/cid" xmlns:w16="http://schemas.microsoft.com/office/word/2018/wordml" xmlns:w16du="http://schemas.microsoft.com/office/word/2023/wordml/word16du" xmlns:w16sdtdh="http://schemas.microsoft.com/office/word/2020/wordml/sdtdatahash" xmlns:w16sdtfl="http://schemas.microsoft.com/office/word/2024/wordml/sdtformatlock" xmlns:w16se="http://schemas.microsoft.com/office/word/2015/wordml/symex" xmlns:wpg="http://schemas.microsoft.com/office/word/2010/wordprocessingGroup" xmlns:wpi="http://schemas.microsoft.com/office/word/2010/wordprocessingInk" xmlns:wne="http://schemas.microsoft.com/office/word/2006/wordml" xmlns:wps="http://schemas.microsoft.com/office/word/2010/wordprocessingShape" mc:Ignorable="w14 w15 w16se w16cid w16 w16cex w16sdtdh w16sdtfl w16du wp14">
+<w:numbering xmlns:wpc="http://schemas.microsoft.com/office/word/2010/wordprocessingCanvas" xmlns:cx="http://schemas.microsoft.com/office/drawing/2014/chartex" xmlns:cx1="http://schemas.microsoft.com/office/drawing/2015/9/8/chartex" xmlns:cx2="http://schemas.microsoft.com/office/drawing/2015/10/21/chartex" xmlns:cx3="http://schemas.microsoft.com/office/drawing/2016/5/9/chartex" xmlns:cx4="http://schemas.microsoft.com/office/drawing/2016/5/10/chartex" xmlns:cx5="http://schemas.microsoft.com/office/drawing/2016/5/11/chartex" xmlns:cx6="http://schemas.microsoft.com/office/drawing/2016/5/12/chartex" xmlns:cx7="http://schemas.microsoft.com/office/drawing/2016/5/13/chartex" xmlns:cx8="http://schemas.microsoft.com/office/drawing/2016/5/14/chartex" xmlns:mc="http://schemas.openxmlformats.org/markup-compatibility/2006" xmlns:m="http://schemas.openxmlformats.org/officeDocument/2006/math" xmlns:aink="http://schemas.microsoft.com/office/drawing/2016/ink" xmlns:am3d="http://schemas.microsoft.com/office/drawing/2017/model3d" xmlns:oel="http://schemas.microsoft.com/office/2019/extlst" xmlns:r="http://schemas.openxmlformats.org/officeDocument/2006/relationships" xmlns:wp14="http://schemas.microsoft.com/office/word/2010/wordprocessingDrawing" xmlns:wp="http://schemas.openxmlformats.org/drawingml/2006/wordprocessingDrawing" xmlns:wpg="http://schemas.microsoft.com/office/word/2010/wordprocessingGroup" xmlns:wpi="http://schemas.microsoft.com/office/word/2010/wordprocessingInk" xmlns:wps="http://schemas.microsoft.com/office/word/2010/wordprocessingShape" xmlns:o="urn:schemas-microsoft-com:office:office" xmlns:v="urn:schemas-microsoft-com:vml" xmlns:w10="urn:schemas-microsoft-com:office:word" xmlns:w="http://schemas.openxmlformats.org/wordprocessingml/2006/main" xmlns:w14="http://schemas.microsoft.com/office/word/2010/wordml" xmlns:w15="http://schemas.microsoft.com/office/word/2012/wordml" xmlns:w16cex="http://schemas.microsoft.com/office/word/2018/wordml/cex" xmlns:w16cid="http://schemas.microsoft.com/office/word/2016/wordml/cid" xmlns:w16="http://schemas.microsoft.com/office/word/2018/wordml" xmlns:w16sdtdh="http://schemas.microsoft.com/office/word/2020/wordml/sdtdatahash" xmlns:w16sdtfl="http://schemas.microsoft.com/office/word/2024/wordml/sdtformatlock" xmlns:w16se="http://schemas.microsoft.com/office/word/2015/wordml/symex" xmlns:w16du="http://schemas.microsoft.com/office/word/2023/wordml/word16du" xmlns:wne="http://schemas.microsoft.com/office/word/2006/wordml" mc:Ignorable="w14 w15 w16se w16cid w16 w16cex w16sdtdh w16sdtfl w16du wp14">
   <w:abstractNum w:abstractNumId="0" w15:restartNumberingAfterBreak="0">
+    <w:nsid w:val="113E23A7"/>
+    <w:multiLevelType w:val="hybridMultilevel"/>
+    <w:tmpl w:val="C0B6871E"/>
+    <w:lvl w:ilvl="0" w:tplc="ABCEAC9E">
+      <w:numFmt w:val="bullet"/>
+      <w:lvlText w:val="-"/>
+      <w:lvlJc w:val="left"/>
+      <w:pPr>
+        <w:ind w:left="720" w:hanging="360"/>
+      </w:pPr>
+      <w:rPr>
+        <w:rFonts w:ascii="Arial" w:eastAsia="Arial" w:hAnsi="Arial" w:cs="Arial" w:hint="default"/>
+      </w:rPr>
+    </w:lvl>
+    <w:lvl w:ilvl="1" w:tplc="08090003" w:tentative="1">
+      <w:start w:val="1"/>
+      <w:numFmt w:val="bullet"/>
+      <w:lvlText w:val="o"/>
+      <w:lvlJc w:val="left"/>
+      <w:pPr>
+        <w:ind w:left="1440" w:hanging="360"/>
+      </w:pPr>
+      <w:rPr>
+        <w:rFonts w:ascii="Courier New" w:hAnsi="Courier New" w:cs="Courier New" w:hint="default"/>
+      </w:rPr>
+    </w:lvl>
+    <w:lvl w:ilvl="2" w:tplc="08090005" w:tentative="1">
+      <w:start w:val="1"/>
+      <w:numFmt w:val="bullet"/>
+      <w:lvlText w:val=""/>
+      <w:lvlJc w:val="left"/>
+      <w:pPr>
+        <w:ind w:left="2160" w:hanging="360"/>
+      </w:pPr>
+      <w:rPr>
+        <w:rFonts w:ascii="Wingdings" w:hAnsi="Wingdings" w:hint="default"/>
+      </w:rPr>
+    </w:lvl>
+    <w:lvl w:ilvl="3" w:tplc="08090001" w:tentative="1">
+      <w:start w:val="1"/>
+      <w:numFmt w:val="bullet"/>
+      <w:lvlText w:val=""/>
+      <w:lvlJc w:val="left"/>
+      <w:pPr>
+        <w:ind w:left="2880" w:hanging="360"/>
+      </w:pPr>
+      <w:rPr>
+        <w:rFonts w:ascii="Symbol" w:hAnsi="Symbol" w:hint="default"/>
+      </w:rPr>
+    </w:lvl>
+    <w:lvl w:ilvl="4" w:tplc="08090003" w:tentative="1">
+      <w:start w:val="1"/>
+      <w:numFmt w:val="bullet"/>
+      <w:lvlText w:val="o"/>
+      <w:lvlJc w:val="left"/>
+      <w:pPr>
+        <w:ind w:left="3600" w:hanging="360"/>
+      </w:pPr>
+      <w:rPr>
+        <w:rFonts w:ascii="Courier New" w:hAnsi="Courier New" w:cs="Courier New" w:hint="default"/>
+      </w:rPr>
+    </w:lvl>
+    <w:lvl w:ilvl="5" w:tplc="08090005" w:tentative="1">
+      <w:start w:val="1"/>
+      <w:numFmt w:val="bullet"/>
+      <w:lvlText w:val=""/>
+      <w:lvlJc w:val="left"/>
+      <w:pPr>
+        <w:ind w:left="4320" w:hanging="360"/>
+      </w:pPr>
+      <w:rPr>
+        <w:rFonts w:ascii="Wingdings" w:hAnsi="Wingdings" w:hint="default"/>
+      </w:rPr>
+    </w:lvl>
+    <w:lvl w:ilvl="6" w:tplc="08090001" w:tentative="1">
+      <w:start w:val="1"/>
+      <w:numFmt w:val="bullet"/>
+      <w:lvlText w:val=""/>
+      <w:lvlJc w:val="left"/>
+      <w:pPr>
+        <w:ind w:left="5040" w:hanging="360"/>
+      </w:pPr>
+      <w:rPr>
+        <w:rFonts w:ascii="Symbol" w:hAnsi="Symbol" w:hint="default"/>
+      </w:rPr>
+    </w:lvl>
+    <w:lvl w:ilvl="7" w:tplc="08090003" w:tentative="1">
+      <w:start w:val="1"/>
+      <w:numFmt w:val="bullet"/>
+      <w:lvlText w:val="o"/>
+      <w:lvlJc w:val="left"/>
+      <w:pPr>
+        <w:ind w:left="5760" w:hanging="360"/>
+      </w:pPr>
+      <w:rPr>
+        <w:rFonts w:ascii="Courier New" w:hAnsi="Courier New" w:cs="Courier New" w:hint="default"/>
+      </w:rPr>
+    </w:lvl>
+    <w:lvl w:ilvl="8" w:tplc="08090005" w:tentative="1">
+      <w:start w:val="1"/>
+      <w:numFmt w:val="bullet"/>
+      <w:lvlText w:val=""/>
+      <w:lvlJc w:val="left"/>
+      <w:pPr>
+        <w:ind w:left="6480" w:hanging="360"/>
+      </w:pPr>
+      <w:rPr>
+        <w:rFonts w:ascii="Wingdings" w:hAnsi="Wingdings" w:hint="default"/>
+      </w:rPr>
+    </w:lvl>
+  </w:abstractNum>
+  <w:abstractNum w:abstractNumId="1" w15:restartNumberingAfterBreak="0">
     <w:nsid w:val="1BC91706"/>
     <w:multiLevelType w:val="hybridMultilevel"/>
     <w:tmpl w:val="EEAAA388"/>
@@ -6410,7 +7631,7 @@
       <w:lvlJc w:val="left"/>
     </w:lvl>
   </w:abstractNum>
-  <w:abstractNum w:abstractNumId="1" w15:restartNumberingAfterBreak="0">
+  <w:abstractNum w:abstractNumId="2" w15:restartNumberingAfterBreak="0">
     <w:nsid w:val="2E2D30B7"/>
     <w:multiLevelType w:val="hybridMultilevel"/>
     <w:tmpl w:val="3440D08E"/>
@@ -6471,7 +7692,120 @@
       <w:lvlJc w:val="left"/>
     </w:lvl>
   </w:abstractNum>
-  <w:abstractNum w:abstractNumId="2" w15:restartNumberingAfterBreak="0">
+  <w:abstractNum w:abstractNumId="3" w15:restartNumberingAfterBreak="0">
+    <w:nsid w:val="36FB6957"/>
+    <w:multiLevelType w:val="hybridMultilevel"/>
+    <w:tmpl w:val="D9727260"/>
+    <w:lvl w:ilvl="0" w:tplc="08090001">
+      <w:start w:val="1"/>
+      <w:numFmt w:val="bullet"/>
+      <w:lvlText w:val=""/>
+      <w:lvlJc w:val="left"/>
+      <w:pPr>
+        <w:ind w:left="720" w:hanging="360"/>
+      </w:pPr>
+      <w:rPr>
+        <w:rFonts w:ascii="Symbol" w:hAnsi="Symbol" w:hint="default"/>
+      </w:rPr>
+    </w:lvl>
+    <w:lvl w:ilvl="1" w:tplc="08090003" w:tentative="1">
+      <w:start w:val="1"/>
+      <w:numFmt w:val="bullet"/>
+      <w:lvlText w:val="o"/>
+      <w:lvlJc w:val="left"/>
+      <w:pPr>
+        <w:ind w:left="1440" w:hanging="360"/>
+      </w:pPr>
+      <w:rPr>
+        <w:rFonts w:ascii="Courier New" w:hAnsi="Courier New" w:cs="Courier New" w:hint="default"/>
+      </w:rPr>
+    </w:lvl>
+    <w:lvl w:ilvl="2" w:tplc="08090005" w:tentative="1">
+      <w:start w:val="1"/>
+      <w:numFmt w:val="bullet"/>
+      <w:lvlText w:val=""/>
+      <w:lvlJc w:val="left"/>
+      <w:pPr>
+        <w:ind w:left="2160" w:hanging="360"/>
+      </w:pPr>
+      <w:rPr>
+        <w:rFonts w:ascii="Wingdings" w:hAnsi="Wingdings" w:hint="default"/>
+      </w:rPr>
+    </w:lvl>
+    <w:lvl w:ilvl="3" w:tplc="08090001" w:tentative="1">
+      <w:start w:val="1"/>
+      <w:numFmt w:val="bullet"/>
+      <w:lvlText w:val=""/>
+      <w:lvlJc w:val="left"/>
+      <w:pPr>
+        <w:ind w:left="2880" w:hanging="360"/>
+      </w:pPr>
+      <w:rPr>
+        <w:rFonts w:ascii="Symbol" w:hAnsi="Symbol" w:hint="default"/>
+      </w:rPr>
+    </w:lvl>
+    <w:lvl w:ilvl="4" w:tplc="08090003" w:tentative="1">
+      <w:start w:val="1"/>
+      <w:numFmt w:val="bullet"/>
+      <w:lvlText w:val="o"/>
+      <w:lvlJc w:val="left"/>
+      <w:pPr>
+        <w:ind w:left="3600" w:hanging="360"/>
+      </w:pPr>
+      <w:rPr>
+        <w:rFonts w:ascii="Courier New" w:hAnsi="Courier New" w:cs="Courier New" w:hint="default"/>
+      </w:rPr>
+    </w:lvl>
+    <w:lvl w:ilvl="5" w:tplc="08090005" w:tentative="1">
+      <w:start w:val="1"/>
+      <w:numFmt w:val="bullet"/>
+      <w:lvlText w:val=""/>
+      <w:lvlJc w:val="left"/>
+      <w:pPr>
+        <w:ind w:left="4320" w:hanging="360"/>
+      </w:pPr>
+      <w:rPr>
+        <w:rFonts w:ascii="Wingdings" w:hAnsi="Wingdings" w:hint="default"/>
+      </w:rPr>
+    </w:lvl>
+    <w:lvl w:ilvl="6" w:tplc="08090001" w:tentative="1">
+      <w:start w:val="1"/>
+      <w:numFmt w:val="bullet"/>
+      <w:lvlText w:val=""/>
+      <w:lvlJc w:val="left"/>
+      <w:pPr>
+        <w:ind w:left="5040" w:hanging="360"/>
+      </w:pPr>
+      <w:rPr>
+        <w:rFonts w:ascii="Symbol" w:hAnsi="Symbol" w:hint="default"/>
+      </w:rPr>
+    </w:lvl>
+    <w:lvl w:ilvl="7" w:tplc="08090003" w:tentative="1">
+      <w:start w:val="1"/>
+      <w:numFmt w:val="bullet"/>
+      <w:lvlText w:val="o"/>
+      <w:lvlJc w:val="left"/>
+      <w:pPr>
+        <w:ind w:left="5760" w:hanging="360"/>
+      </w:pPr>
+      <w:rPr>
+        <w:rFonts w:ascii="Courier New" w:hAnsi="Courier New" w:cs="Courier New" w:hint="default"/>
+      </w:rPr>
+    </w:lvl>
+    <w:lvl w:ilvl="8" w:tplc="08090005" w:tentative="1">
+      <w:start w:val="1"/>
+      <w:numFmt w:val="bullet"/>
+      <w:lvlText w:val=""/>
+      <w:lvlJc w:val="left"/>
+      <w:pPr>
+        <w:ind w:left="6480" w:hanging="360"/>
+      </w:pPr>
+      <w:rPr>
+        <w:rFonts w:ascii="Wingdings" w:hAnsi="Wingdings" w:hint="default"/>
+      </w:rPr>
+    </w:lvl>
+  </w:abstractNum>
+  <w:abstractNum w:abstractNumId="4" w15:restartNumberingAfterBreak="0">
     <w:nsid w:val="43502959"/>
     <w:multiLevelType w:val="hybridMultilevel"/>
     <w:tmpl w:val="E6329368"/>
@@ -6558,28 +7892,34 @@
     </w:lvl>
   </w:abstractNum>
   <w:num w:numId="1" w16cid:durableId="844369213">
-    <w:abstractNumId w:val="2"/>
+    <w:abstractNumId w:val="4"/>
     <w:lvlOverride w:ilvl="0">
       <w:startOverride w:val="1"/>
     </w:lvlOverride>
   </w:num>
   <w:num w:numId="2" w16cid:durableId="969288418">
-    <w:abstractNumId w:val="0"/>
+    <w:abstractNumId w:val="1"/>
     <w:lvlOverride w:ilvl="0">
       <w:startOverride w:val="1"/>
     </w:lvlOverride>
   </w:num>
   <w:num w:numId="3" w16cid:durableId="536891499">
-    <w:abstractNumId w:val="0"/>
+    <w:abstractNumId w:val="1"/>
   </w:num>
   <w:num w:numId="4" w16cid:durableId="171258733">
-    <w:abstractNumId w:val="1"/>
+    <w:abstractNumId w:val="2"/>
+  </w:num>
+  <w:num w:numId="5" w16cid:durableId="1847669183">
+    <w:abstractNumId w:val="3"/>
+  </w:num>
+  <w:num w:numId="6" w16cid:durableId="1002464958">
+    <w:abstractNumId w:val="0"/>
   </w:num>
 </w:numbering>
 </file>
 
 <file path=word/styles.xml><?xml version="1.0" encoding="utf-8"?>
-<w:styles xmlns:mc="http://schemas.openxmlformats.org/markup-compatibility/2006" xmlns:r="http://schemas.openxmlformats.org/officeDocument/2006/relationships" xmlns:w="http://schemas.openxmlformats.org/wordprocessingml/2006/main" xmlns:w14="http://schemas.microsoft.com/office/word/2010/wordml" xmlns:w15="http://schemas.microsoft.com/office/word/2012/wordml" xmlns:w16cex="http://schemas.microsoft.com/office/word/2018/wordml/cex" xmlns:w16cid="http://schemas.microsoft.com/office/word/2016/wordml/cid" xmlns:w16="http://schemas.microsoft.com/office/word/2018/wordml" xmlns:w16du="http://schemas.microsoft.com/office/word/2023/wordml/word16du" xmlns:w16sdtdh="http://schemas.microsoft.com/office/word/2020/wordml/sdtdatahash" xmlns:w16sdtfl="http://schemas.microsoft.com/office/word/2024/wordml/sdtformatlock" xmlns:w16se="http://schemas.microsoft.com/office/word/2015/wordml/symex" mc:Ignorable="w14 w15 w16se w16cid w16 w16cex w16sdtdh w16sdtfl w16du">
+<w:styles xmlns:mc="http://schemas.openxmlformats.org/markup-compatibility/2006" xmlns:r="http://schemas.openxmlformats.org/officeDocument/2006/relationships" xmlns:w="http://schemas.openxmlformats.org/wordprocessingml/2006/main" xmlns:w14="http://schemas.microsoft.com/office/word/2010/wordml" xmlns:w15="http://schemas.microsoft.com/office/word/2012/wordml" xmlns:w16cex="http://schemas.microsoft.com/office/word/2018/wordml/cex" xmlns:w16cid="http://schemas.microsoft.com/office/word/2016/wordml/cid" xmlns:w16="http://schemas.microsoft.com/office/word/2018/wordml" xmlns:w16sdtdh="http://schemas.microsoft.com/office/word/2020/wordml/sdtdatahash" xmlns:w16sdtfl="http://schemas.microsoft.com/office/word/2024/wordml/sdtformatlock" xmlns:w16se="http://schemas.microsoft.com/office/word/2015/wordml/symex" xmlns:w16du="http://schemas.microsoft.com/office/word/2023/wordml/word16du" mc:Ignorable="w14 w15 w16se w16cid w16 w16cex w16sdtdh w16sdtfl w16du">
   <w:docDefaults>
     <w:rPrDefault>
       <w:rPr>
